--- a/docs/Documentacion - Diaz Rocio (3ra entrega).docx
+++ b/docs/Documentacion - Diaz Rocio (3ra entrega).docx
@@ -967,6 +967,7 @@
             <w:tabs>
               <w:tab w:val="right" w:leader="dot" w:pos="9360"/>
             </w:tabs>
+            <w:ind w:left="9360" w:hanging="9195"/>
             <w:rPr>
               <w:rFonts w:asciiTheme="minorHAnsi" w:eastAsiaTheme="minorEastAsia" w:hAnsiTheme="minorHAnsi" w:cstheme="minorBidi"/>
               <w:b w:val="0"/>
@@ -16189,6 +16190,65 @@
     </w:p>
     <w:p>
       <w:pPr>
+        <w:numPr>
+          <w:ilvl w:val="0"/>
+          <w:numId w:val="15"/>
+        </w:numPr>
+        <w:spacing w:line="480" w:lineRule="auto"/>
+        <w:jc w:val="both"/>
+        <w:rPr>
+          <w:rFonts w:ascii="Arial" w:hAnsi="Arial" w:cs="Arial"/>
+        </w:rPr>
+      </w:pPr>
+      <w:r>
+        <w:lastRenderedPageBreak/>
+        <w:t>Para optimizar el consumo de datos en tiempo real provenientes del proveedor externo, el sistema incorpora un mecanismo de caché intermedio. Los datos de mercado (precios, variaciones, etc.) no se consultan directamente al proveedor en cada solicitud, sino que se obtienen desde esta capa de caché.</w:t>
+      </w:r>
+    </w:p>
+    <w:p>
+      <w:pPr>
+        <w:numPr>
+          <w:ilvl w:val="0"/>
+          <w:numId w:val="15"/>
+        </w:numPr>
+        <w:spacing w:line="480" w:lineRule="auto"/>
+        <w:jc w:val="both"/>
+        <w:rPr>
+          <w:rFonts w:ascii="Arial" w:hAnsi="Arial" w:cs="Arial"/>
+        </w:rPr>
+      </w:pPr>
+      <w:r>
+        <w:t>Este caché se actualiza periódicamente —actualmente cada 3 minutos— mediante un intervalo configurable, lo que permite ajustar la frecuencia de actualización según las necesidades de rendimiento y consumo del sistema. De esta manera, se reduce la cantidad de llamadas al proveedor externo (Yahoo Finance) y se mejora la performance general del sistema.</w:t>
+      </w:r>
+    </w:p>
+    <w:p>
+      <w:pPr>
+        <w:numPr>
+          <w:ilvl w:val="0"/>
+          <w:numId w:val="15"/>
+        </w:numPr>
+        <w:spacing w:line="480" w:lineRule="auto"/>
+        <w:jc w:val="both"/>
+        <w:rPr>
+          <w:rFonts w:ascii="Arial" w:hAnsi="Arial" w:cs="Arial"/>
+        </w:rPr>
+      </w:pPr>
+      <w:r>
+        <w:t>Cabe destacar que las operaciones críticas, como la compra y venta de activos, no utilizan esta caché: dichas operaciones consultan siempre datos actualizados en tiempo real, garantizando la consistencia de la información al momento de ejecutar la transacción.</w:t>
+      </w:r>
+    </w:p>
+    <w:p>
+      <w:pPr>
+        <w:spacing w:line="480" w:lineRule="auto"/>
+        <w:ind w:left="1440"/>
+        <w:jc w:val="both"/>
+        <w:rPr>
+          <w:rFonts w:ascii="Arial" w:hAnsi="Arial" w:cs="Arial"/>
+        </w:rPr>
+      </w:pPr>
+    </w:p>
+    <w:p>
+      <w:pPr>
         <w:pStyle w:val="Ttulo2"/>
         <w:numPr>
           <w:ilvl w:val="0"/>
@@ -16205,7 +16265,6 @@
         <w:rPr>
           <w:rFonts w:eastAsia="Calibri" w:cs="Arial"/>
         </w:rPr>
-        <w:lastRenderedPageBreak/>
         <w:t>Control</w:t>
       </w:r>
       <w:r>
@@ -16394,6 +16453,7 @@
           <w:rFonts w:ascii="Arial" w:hAnsi="Arial" w:cs="Arial"/>
           <w:b/>
         </w:rPr>
+        <w:lastRenderedPageBreak/>
         <w:t>Swagger</w:t>
       </w:r>
       <w:proofErr w:type="spellEnd"/>
@@ -16599,7 +16659,6 @@
       </w:pPr>
       <w:bookmarkStart w:id="23" w:name="_Toc230024385"/>
       <w:r>
-        <w:lastRenderedPageBreak/>
         <w:t>Criterios</w:t>
       </w:r>
       <w:r>
@@ -16973,7 +17032,6 @@
         <w:rPr>
           <w:rFonts w:ascii="Arial" w:hAnsi="Arial" w:cs="Arial"/>
         </w:rPr>
-        <w:lastRenderedPageBreak/>
         <w:t>El usuario debe poder registrar operaciones de compra y venta de activos.</w:t>
       </w:r>
     </w:p>
@@ -17180,6 +17238,7 @@
         <w:rPr>
           <w:rFonts w:ascii="Arial" w:hAnsi="Arial" w:cs="Arial"/>
         </w:rPr>
+        <w:lastRenderedPageBreak/>
         <w:t>El usuario debe poder gestionar sus alertas en todo momento.</w:t>
       </w:r>
     </w:p>
@@ -17384,7 +17443,6 @@
         <w:rPr>
           <w:rFonts w:ascii="Arial" w:hAnsi="Arial" w:cs="Arial"/>
         </w:rPr>
-        <w:lastRenderedPageBreak/>
         <w:t>Los datos históricos y de mercado deben gestionarse mediante MongoDB.</w:t>
       </w:r>
     </w:p>
@@ -17703,7 +17761,6 @@
       </w:pPr>
       <w:bookmarkStart w:id="31" w:name="_Toc230024393"/>
       <w:r>
-        <w:lastRenderedPageBreak/>
         <w:t>Metodologías</w:t>
       </w:r>
       <w:bookmarkEnd w:id="31"/>
@@ -17794,6 +17851,7 @@
           <w:szCs w:val="24"/>
           <w:lang w:val="es-AR" w:eastAsia="es-AR"/>
         </w:rPr>
+        <w:lastRenderedPageBreak/>
         <w:t>A continuación, se describen las principales etapas del desarrollo del proyecto:</w:t>
       </w:r>
     </w:p>
@@ -17965,7 +18023,6 @@
           <w:rFonts w:eastAsia="Times New Roman" w:cs="Arial"/>
           <w:lang w:val="es-AR" w:eastAsia="es-AR"/>
         </w:rPr>
-        <w:lastRenderedPageBreak/>
         <w:t>Diseño de la solución</w:t>
       </w:r>
       <w:bookmarkEnd w:id="33"/>
@@ -18139,6 +18196,7 @@
           <w:rFonts w:eastAsia="Times New Roman" w:cs="Arial"/>
           <w:lang w:val="es-AR" w:eastAsia="es-AR"/>
         </w:rPr>
+        <w:lastRenderedPageBreak/>
         <w:t>Desarrollo e implementación</w:t>
       </w:r>
       <w:bookmarkEnd w:id="34"/>
@@ -18289,7 +18347,6 @@
           <w:szCs w:val="24"/>
           <w:lang w:val="es-AR" w:eastAsia="es-AR"/>
         </w:rPr>
-        <w:lastRenderedPageBreak/>
         <w:t xml:space="preserve">Integración con servicios externos (Yahoo Finance). </w:t>
       </w:r>
     </w:p>
@@ -18527,6 +18584,7 @@
           <w:rFonts w:eastAsia="Times New Roman" w:cs="Arial"/>
           <w:lang w:val="es-AR" w:eastAsia="es-AR"/>
         </w:rPr>
+        <w:lastRenderedPageBreak/>
         <w:t>Documentación y cierre</w:t>
       </w:r>
       <w:bookmarkEnd w:id="36"/>
@@ -18700,7 +18758,6 @@
         <w:rPr>
           <w:lang w:val="es-AR" w:eastAsia="es-AR"/>
         </w:rPr>
-        <w:lastRenderedPageBreak/>
         <w:t>Diagrama de Estructura de Desglose de Trabajo (EDT)</w:t>
       </w:r>
       <w:bookmarkEnd w:id="37"/>
@@ -18786,6 +18843,7 @@
           <w:noProof/>
           <w:lang w:val="es-AR" w:eastAsia="es-AR"/>
         </w:rPr>
+        <w:lastRenderedPageBreak/>
         <w:drawing>
           <wp:anchor distT="0" distB="0" distL="114300" distR="114300" simplePos="0" relativeHeight="251655680" behindDoc="0" locked="0" layoutInCell="1" allowOverlap="1" wp14:anchorId="0D168C30">
             <wp:simplePos x="0" y="0"/>
@@ -19603,15 +19661,7 @@
                 <w:rFonts w:ascii="Arial" w:hAnsi="Arial" w:cs="Arial"/>
                 <w:lang w:val="es-AR" w:eastAsia="es-AR"/>
               </w:rPr>
-              <w:t xml:space="preserve">Alcance del </w:t>
-            </w:r>
-            <w:r>
-              <w:rPr>
-                <w:rFonts w:ascii="Arial" w:hAnsi="Arial" w:cs="Arial"/>
-                <w:lang w:val="es-AR" w:eastAsia="es-AR"/>
-              </w:rPr>
-              <w:lastRenderedPageBreak/>
-              <w:t>sistema</w:t>
+              <w:t>Alcance del sistema</w:t>
             </w:r>
           </w:p>
         </w:tc>
@@ -19633,16 +19683,7 @@
                 <w:rFonts w:ascii="Arial" w:hAnsi="Arial" w:cs="Arial"/>
                 <w:lang w:val="es-AR" w:eastAsia="es-AR"/>
               </w:rPr>
-              <w:lastRenderedPageBreak/>
-              <w:t xml:space="preserve">Definición de los límites del </w:t>
-            </w:r>
-            <w:r>
-              <w:rPr>
-                <w:rFonts w:ascii="Arial" w:hAnsi="Arial" w:cs="Arial"/>
-                <w:lang w:val="es-AR" w:eastAsia="es-AR"/>
-              </w:rPr>
-              <w:lastRenderedPageBreak/>
-              <w:t>sistema y funcionalidades incluidas/excluidas.</w:t>
+              <w:t>Definición de los límites del sistema y funcionalidades incluidas/excluidas.</w:t>
             </w:r>
           </w:p>
         </w:tc>
@@ -19664,16 +19705,7 @@
                 <w:rFonts w:ascii="Arial" w:hAnsi="Arial" w:cs="Arial"/>
                 <w:lang w:val="es-AR" w:eastAsia="es-AR"/>
               </w:rPr>
-              <w:lastRenderedPageBreak/>
-              <w:t xml:space="preserve">Alcance documentado </w:t>
-            </w:r>
-            <w:r>
-              <w:rPr>
-                <w:rFonts w:ascii="Arial" w:hAnsi="Arial" w:cs="Arial"/>
-                <w:lang w:val="es-AR" w:eastAsia="es-AR"/>
-              </w:rPr>
-              <w:lastRenderedPageBreak/>
-              <w:t>y sin ambigüedades.</w:t>
+              <w:t>Alcance documentado y sin ambigüedades.</w:t>
             </w:r>
           </w:p>
         </w:tc>
@@ -19695,7 +19727,6 @@
                 <w:rFonts w:ascii="Arial" w:hAnsi="Arial" w:cs="Arial"/>
                 <w:lang w:val="es-AR" w:eastAsia="es-AR"/>
               </w:rPr>
-              <w:lastRenderedPageBreak/>
               <w:t>PM</w:t>
             </w:r>
           </w:p>
@@ -20100,6 +20131,7 @@
                 <w:rFonts w:ascii="Arial" w:hAnsi="Arial" w:cs="Arial"/>
                 <w:lang w:val="es-AR" w:eastAsia="es-AR"/>
               </w:rPr>
+              <w:lastRenderedPageBreak/>
               <w:t>4.1</w:t>
             </w:r>
           </w:p>
@@ -21328,7 +21360,6 @@
       </w:pPr>
       <w:bookmarkStart w:id="47" w:name="_Toc230024402"/>
       <w:r>
-        <w:lastRenderedPageBreak/>
         <w:t>Diagrama de Gantt</w:t>
       </w:r>
       <w:bookmarkEnd w:id="47"/>
@@ -21390,6 +21421,7 @@
           <w:rFonts w:ascii="Arial" w:hAnsi="Arial" w:cs="Arial"/>
           <w:noProof/>
         </w:rPr>
+        <w:lastRenderedPageBreak/>
         <w:drawing>
           <wp:anchor distT="0" distB="0" distL="114300" distR="114300" simplePos="0" relativeHeight="251668992" behindDoc="1" locked="0" layoutInCell="1" allowOverlap="1">
             <wp:simplePos x="0" y="0"/>
@@ -21545,7 +21577,6 @@
       </w:pPr>
       <w:bookmarkStart w:id="49" w:name="_Toc230024403"/>
       <w:r>
-        <w:lastRenderedPageBreak/>
         <w:t>Solución Técnica</w:t>
       </w:r>
       <w:bookmarkEnd w:id="49"/>
@@ -21609,7 +21640,16 @@
           <w:sz w:val="22"/>
           <w:szCs w:val="22"/>
         </w:rPr>
-        <w:t xml:space="preserve"> se implementa como una aplicación web moderna basada en una arquitectura tipo SPA (Single Page Application), permitiendo una experiencia de usuario dinámica, fluida y sin recargas completas de página. La interfaz se encarga de la visualización de datos financieros, la interacción del usuario y la comunicación con el backend.</w:t>
+        <w:t xml:space="preserve"> se implementa como una aplicación web moderna basada en una arquitectura tipo SPA (Single Page Application), permitiendo una experiencia de </w:t>
+      </w:r>
+      <w:r>
+        <w:rPr>
+          <w:rFonts w:ascii="Arial" w:hAnsi="Arial" w:cs="Arial"/>
+          <w:sz w:val="22"/>
+          <w:szCs w:val="22"/>
+        </w:rPr>
+        <w:lastRenderedPageBreak/>
+        <w:t>usuario dinámica, fluida y sin recargas completas de página. La interfaz se encarga de la visualización de datos financieros, la interacción del usuario y la comunicación con el backend.</w:t>
       </w:r>
     </w:p>
     <w:p>
@@ -21974,7 +22014,6 @@
           <w:b/>
           <w:bCs w:val="0"/>
         </w:rPr>
-        <w:lastRenderedPageBreak/>
         <w:t>Interacción con la API:</w:t>
       </w:r>
       <w:bookmarkEnd w:id="53"/>
@@ -22020,6 +22059,7 @@
           <w:b/>
           <w:bCs w:val="0"/>
         </w:rPr>
+        <w:lastRenderedPageBreak/>
         <w:t xml:space="preserve">2. </w:t>
       </w:r>
       <w:r>
@@ -22505,7 +22545,6 @@
           <w:sz w:val="22"/>
           <w:szCs w:val="22"/>
         </w:rPr>
-        <w:lastRenderedPageBreak/>
         <w:t>Lógica de negocio:</w:t>
       </w:r>
       <w:bookmarkEnd w:id="57"/>
@@ -22657,7 +22696,8 @@
         <w:rPr>
           <w:rFonts w:ascii="Arial" w:hAnsi="Arial" w:cs="Arial"/>
         </w:rPr>
-        <w:t xml:space="preserve">Consumo de datos externos (Yahoo Finance) </w:t>
+        <w:lastRenderedPageBreak/>
+        <w:t>Consumo de datos externos (Yahoo Finance), a través de una capa de caché intermedia, salvo en operaciones críticas (compra/venta) que consultan datos en tiempo real</w:t>
       </w:r>
     </w:p>
     <w:p>
@@ -22955,7 +22995,6 @@
           <w:sz w:val="22"/>
           <w:szCs w:val="22"/>
         </w:rPr>
-        <w:lastRenderedPageBreak/>
         <w:t>Consideraciones:</w:t>
       </w:r>
       <w:bookmarkEnd w:id="61"/>
@@ -23024,6 +23063,7 @@
           <w:b/>
           <w:bCs w:val="0"/>
         </w:rPr>
+        <w:lastRenderedPageBreak/>
         <w:t xml:space="preserve">5. </w:t>
       </w:r>
       <w:r>
@@ -23254,36 +23294,63 @@
           <w:rStyle w:val="Textoennegrita"/>
           <w:rFonts w:ascii="Arial" w:hAnsi="Arial" w:cs="Arial"/>
         </w:rPr>
-        <w:t xml:space="preserve">Yahoo Finance </w:t>
+        <w:t xml:space="preserve">Yahoo </w:t>
+      </w:r>
+      <w:r>
+        <w:rPr>
+          <w:rStyle w:val="Textoennegrita"/>
+          <w:rFonts w:ascii="Arial" w:hAnsi="Arial" w:cs="Arial"/>
+        </w:rPr>
+        <w:t xml:space="preserve">Escalabilidad y </w:t>
       </w:r>
       <w:proofErr w:type="spellStart"/>
-      <w:proofErr w:type="gramStart"/>
       <w:r>
         <w:rPr>
           <w:rStyle w:val="Textoennegrita"/>
           <w:rFonts w:ascii="Arial" w:hAnsi="Arial" w:cs="Arial"/>
         </w:rPr>
-        <w:t>API</w:t>
-      </w:r>
-      <w:r>
-        <w:rPr>
-          <w:rFonts w:ascii="Arial" w:hAnsi="Arial" w:cs="Arial"/>
-        </w:rPr>
-        <w:t>:Utilizada</w:t>
+        <w:t>Rendimiento</w:t>
+      </w:r>
+      <w:r>
+        <w:rPr>
+          <w:rStyle w:val="Textoennegrita"/>
+          <w:rFonts w:ascii="Arial" w:hAnsi="Arial" w:cs="Arial"/>
+        </w:rPr>
+        <w:t>Finance</w:t>
       </w:r>
       <w:proofErr w:type="spellEnd"/>
-      <w:proofErr w:type="gramEnd"/>
-      <w:r>
-        <w:rPr>
-          <w:rFonts w:ascii="Arial" w:hAnsi="Arial" w:cs="Arial"/>
-        </w:rPr>
-        <w:t xml:space="preserve"> para obtener información actualizada de activos financieros, incluyendo precios y variaciones. </w:t>
-      </w:r>
-      <w:r>
-        <w:rPr>
-          <w:rFonts w:ascii="Arial" w:hAnsi="Arial" w:cs="Arial"/>
-        </w:rPr>
-        <w:tab/>
+      <w:r>
+        <w:rPr>
+          <w:rStyle w:val="Textoennegrita"/>
+          <w:rFonts w:ascii="Arial" w:hAnsi="Arial" w:cs="Arial"/>
+        </w:rPr>
+        <w:t xml:space="preserve"> API: </w:t>
+      </w:r>
+      <w:r>
+        <w:rPr>
+          <w:rStyle w:val="Textoennegrita"/>
+          <w:rFonts w:ascii="Arial" w:hAnsi="Arial" w:cs="Arial"/>
+          <w:b w:val="0"/>
+        </w:rPr>
+        <w:t>Utilizada para obtener información actualizada de activos financieros, incluyendo precios y variaciones, mediante llamadas HTTP desde el backend.</w:t>
+      </w:r>
+    </w:p>
+    <w:p>
+      <w:pPr>
+        <w:widowControl/>
+        <w:numPr>
+          <w:ilvl w:val="0"/>
+          <w:numId w:val="45"/>
+        </w:numPr>
+        <w:autoSpaceDE/>
+        <w:autoSpaceDN/>
+        <w:spacing w:before="100" w:beforeAutospacing="1" w:after="100" w:afterAutospacing="1" w:line="480" w:lineRule="auto"/>
+        <w:rPr>
+          <w:rFonts w:ascii="Arial" w:hAnsi="Arial" w:cs="Arial"/>
+        </w:rPr>
+      </w:pPr>
+      <w:r>
+        <w:t>Para optimizar este consumo, los datos de mercado no se solicitan directamente al proveedor en cada request, sino que se obtienen a través de una capa de caché intermedia que se actualiza periódicamente (intervalo configurable, actualmente cada 3 minutos). Esto permite reducir la cantidad de llamadas a Yahoo Finance y mejorar el rendimiento general del sistema. Las operaciones críticas de compra y venta de activos no utilizan esta caché: siempre consultan datos en tiempo real para garantizar la consistencia de la información.</w:t>
       </w:r>
     </w:p>
     <w:p>
@@ -23423,12 +23490,30 @@
     </w:p>
     <w:p>
       <w:pPr>
+        <w:widowControl/>
+        <w:numPr>
+          <w:ilvl w:val="0"/>
+          <w:numId w:val="46"/>
+        </w:numPr>
+        <w:autoSpaceDE/>
+        <w:autoSpaceDN/>
+        <w:spacing w:before="100" w:beforeAutospacing="1" w:after="100" w:afterAutospacing="1" w:line="480" w:lineRule="auto"/>
+        <w:rPr>
+          <w:rFonts w:ascii="Arial" w:hAnsi="Arial" w:cs="Arial"/>
+        </w:rPr>
+      </w:pPr>
+      <w:r>
+        <w:lastRenderedPageBreak/>
+        <w:t>Uso de una capa de caché para los datos de mercado en tiempo real (precios, variaciones, etc.), reduciendo la cantidad de llamadas al proveedor externo (Yahoo Finance) y mejorando la performance general del sistema.</w:t>
+      </w:r>
+    </w:p>
+    <w:p>
+      <w:pPr>
         <w:pStyle w:val="Ttulo2"/>
         <w:ind w:left="0"/>
       </w:pPr>
       <w:bookmarkStart w:id="65" w:name="_Toc230024419"/>
       <w:r>
-        <w:lastRenderedPageBreak/>
         <w:t xml:space="preserve">8. </w:t>
       </w:r>
       <w:r>
@@ -23491,6 +23576,7 @@
       <w:r>
         <w:rPr>
           <w:rFonts w:ascii="Arial" w:hAnsi="Arial" w:cs="Arial"/>
+          <w:noProof/>
         </w:rPr>
         <w:drawing>
           <wp:inline distT="0" distB="0" distL="0" distR="0" wp14:anchorId="63FC3D59" wp14:editId="5197D098">
@@ -23619,7 +23705,6 @@
           <w:b/>
           <w:bCs/>
         </w:rPr>
-        <w:lastRenderedPageBreak/>
         <w:t>Diseño de Alto Nivel (HLD)</w:t>
       </w:r>
       <w:bookmarkEnd w:id="67"/>
@@ -24027,6 +24112,7 @@
           <w:rStyle w:val="Textoennegrita"/>
           <w:rFonts w:ascii="Arial" w:hAnsi="Arial" w:cs="Arial"/>
         </w:rPr>
+        <w:lastRenderedPageBreak/>
         <w:t>Lógica Cliente:</w:t>
       </w:r>
       <w:r>
@@ -24090,7 +24176,6 @@
         <w:rPr>
           <w:rFonts w:ascii="Arial" w:hAnsi="Arial" w:cs="Arial"/>
         </w:rPr>
-        <w:lastRenderedPageBreak/>
         <w:t>M</w:t>
       </w:r>
       <w:r>
@@ -24629,6 +24714,7 @@
         <w:rPr>
           <w:rFonts w:ascii="Arial" w:hAnsi="Arial" w:cs="Arial"/>
         </w:rPr>
+        <w:lastRenderedPageBreak/>
         <w:t xml:space="preserve">Manejo global de errores </w:t>
       </w:r>
     </w:p>
@@ -24696,7 +24782,6 @@
           <w:rStyle w:val="Textoennegrita"/>
           <w:rFonts w:ascii="Arial" w:hAnsi="Arial" w:cs="Arial"/>
         </w:rPr>
-        <w:lastRenderedPageBreak/>
         <w:t>Servicios (Lógica de Negocio):</w:t>
       </w:r>
       <w:r>
@@ -25207,41 +25292,32 @@
           <w:rStyle w:val="Textoennegrita"/>
           <w:rFonts w:ascii="Arial" w:hAnsi="Arial" w:cs="Arial"/>
         </w:rPr>
-        <w:t>Integraciones Externas:</w:t>
-      </w:r>
+        <w:lastRenderedPageBreak/>
+        <w:t>Integraciones Exte</w:t>
+      </w:r>
+      <w:bookmarkStart w:id="74" w:name="_GoBack"/>
+      <w:bookmarkEnd w:id="74"/>
       <w:r>
         <w:rPr>
           <w:rStyle w:val="Textoennegrita"/>
           <w:rFonts w:ascii="Arial" w:hAnsi="Arial" w:cs="Arial"/>
         </w:rPr>
-        <w:t xml:space="preserve"> </w:t>
-      </w:r>
-      <w:r>
-        <w:rPr>
-          <w:rFonts w:ascii="Arial" w:hAnsi="Arial" w:cs="Arial"/>
-        </w:rPr>
-        <w:t xml:space="preserve">Consumo de datos financieros mediante Yahoo Finance API utilizando </w:t>
-      </w:r>
-      <w:proofErr w:type="spellStart"/>
-      <w:r>
-        <w:rPr>
-          <w:rFonts w:ascii="Arial" w:hAnsi="Arial" w:cs="Arial"/>
-        </w:rPr>
-        <w:t>HttpClient</w:t>
-      </w:r>
-      <w:proofErr w:type="spellEnd"/>
-      <w:r>
-        <w:rPr>
-          <w:rFonts w:ascii="Arial" w:hAnsi="Arial" w:cs="Arial"/>
-        </w:rPr>
-        <w:t xml:space="preserve">. </w:t>
+        <w:t xml:space="preserve">rnas: </w:t>
+      </w:r>
+      <w:r>
+        <w:rPr>
+          <w:rStyle w:val="Textoennegrita"/>
+          <w:rFonts w:ascii="Arial" w:hAnsi="Arial" w:cs="Arial"/>
+          <w:b w:val="0"/>
+        </w:rPr>
+        <w:t>Consumo de datos financieros mediante Yahoo Finance API utilizando HttpClient, a través de una capa de caché intermedia que minimiza la dependencia directa y continua con este proveedor.</w:t>
       </w:r>
     </w:p>
     <w:p>
       <w:pPr>
         <w:pStyle w:val="Ttulo2"/>
       </w:pPr>
-      <w:bookmarkStart w:id="74" w:name="_Toc230024427"/>
+      <w:bookmarkStart w:id="75" w:name="_Toc230024427"/>
       <w:r>
         <w:rPr>
           <w:rStyle w:val="Textoennegrita"/>
@@ -25249,10 +25325,9 @@
           <w:b/>
           <w:bCs w:val="0"/>
         </w:rPr>
-        <w:lastRenderedPageBreak/>
         <w:t>4. Capa de Datos (Persistencia)</w:t>
       </w:r>
-      <w:bookmarkEnd w:id="74"/>
+      <w:bookmarkEnd w:id="75"/>
     </w:p>
     <w:p>
       <w:pPr>
@@ -25275,7 +25350,7 @@
         <w:pStyle w:val="Ttulo3"/>
         <w:ind w:left="717"/>
       </w:pPr>
-      <w:bookmarkStart w:id="75" w:name="_Toc230024428"/>
+      <w:bookmarkStart w:id="76" w:name="_Toc230024428"/>
       <w:r>
         <w:rPr>
           <w:rStyle w:val="Textoennegrita"/>
@@ -25284,7 +25359,7 @@
         </w:rPr>
         <w:t>Motores:</w:t>
       </w:r>
-      <w:bookmarkEnd w:id="75"/>
+      <w:bookmarkEnd w:id="76"/>
     </w:p>
     <w:p>
       <w:pPr>
@@ -25358,7 +25433,7 @@
         <w:spacing w:line="480" w:lineRule="auto"/>
         <w:ind w:left="720"/>
       </w:pPr>
-      <w:bookmarkStart w:id="76" w:name="_Toc230024429"/>
+      <w:bookmarkStart w:id="77" w:name="_Toc230024429"/>
       <w:r>
         <w:rPr>
           <w:rStyle w:val="Textoennegrita"/>
@@ -25367,7 +25442,7 @@
         </w:rPr>
         <w:t>Estructura (Nivel Alto):</w:t>
       </w:r>
-      <w:bookmarkEnd w:id="76"/>
+      <w:bookmarkEnd w:id="77"/>
     </w:p>
     <w:p>
       <w:pPr>
@@ -25657,6 +25732,7 @@
         <w:rPr>
           <w:rFonts w:ascii="Arial" w:hAnsi="Arial" w:cs="Arial"/>
         </w:rPr>
+        <w:lastRenderedPageBreak/>
         <w:t xml:space="preserve">datos de alto volumen optimizados para consulta </w:t>
       </w:r>
     </w:p>
@@ -25664,7 +25740,7 @@
       <w:pPr>
         <w:pStyle w:val="Ttulo2"/>
       </w:pPr>
-      <w:bookmarkStart w:id="77" w:name="_Toc230024430"/>
+      <w:bookmarkStart w:id="78" w:name="_Toc230024430"/>
       <w:r>
         <w:rPr>
           <w:rStyle w:val="Textoennegrita"/>
@@ -25674,7 +25750,7 @@
         </w:rPr>
         <w:t>5. Flujo de Datos Típico (Ej: Generación de Alerta)</w:t>
       </w:r>
-      <w:bookmarkEnd w:id="77"/>
+      <w:bookmarkEnd w:id="78"/>
     </w:p>
     <w:p>
       <w:pPr>
@@ -25779,7 +25855,6 @@
           <w:rStyle w:val="Textoennegrita"/>
           <w:rFonts w:ascii="Arial" w:hAnsi="Arial" w:cs="Arial"/>
         </w:rPr>
-        <w:lastRenderedPageBreak/>
         <w:t>Controlador:</w:t>
       </w:r>
       <w:r>
@@ -25979,7 +26054,7 @@
       <w:pPr>
         <w:pStyle w:val="Ttulo2"/>
       </w:pPr>
-      <w:bookmarkStart w:id="78" w:name="_Toc230024431"/>
+      <w:bookmarkStart w:id="79" w:name="_Toc230024431"/>
       <w:r>
         <w:rPr>
           <w:rStyle w:val="Textoennegrita"/>
@@ -25989,7 +26064,7 @@
         </w:rPr>
         <w:t>6. Infraestructura de Despliegue</w:t>
       </w:r>
-      <w:bookmarkEnd w:id="78"/>
+      <w:bookmarkEnd w:id="79"/>
     </w:p>
     <w:p>
       <w:pPr>
@@ -26151,17 +26226,21 @@
         <w:pStyle w:val="Ttulo2"/>
         <w:spacing w:line="480" w:lineRule="auto"/>
       </w:pPr>
-      <w:bookmarkStart w:id="79" w:name="_Toc230024432"/>
-      <w:r>
+      <w:bookmarkStart w:id="80" w:name="_Toc230024432"/>
+      <w:r>
+        <w:lastRenderedPageBreak/>
         <w:t xml:space="preserve">7. Diagrama </w:t>
       </w:r>
       <w:r>
         <w:t>HDL</w:t>
       </w:r>
-      <w:bookmarkEnd w:id="79"/>
-    </w:p>
-    <w:p>
-      <w:r>
+      <w:bookmarkEnd w:id="80"/>
+    </w:p>
+    <w:p>
+      <w:r>
+        <w:rPr>
+          <w:noProof/>
+        </w:rPr>
         <w:drawing>
           <wp:inline distT="0" distB="0" distL="0" distR="0" wp14:anchorId="4884D8F1" wp14:editId="2DF84554">
             <wp:extent cx="5949950" cy="3248025"/>
@@ -26230,14 +26309,14 @@
       <w:r>
         <w:t xml:space="preserve"> </w:t>
       </w:r>
-      <w:bookmarkStart w:id="80" w:name="_Toc230024466"/>
+      <w:bookmarkStart w:id="81" w:name="_Toc230024466"/>
       <w:r>
         <w:t xml:space="preserve">- </w:t>
       </w:r>
       <w:r>
         <w:t>Diagrama HDL</w:t>
       </w:r>
-      <w:bookmarkEnd w:id="80"/>
+      <w:bookmarkEnd w:id="81"/>
     </w:p>
     <w:p>
       <w:pPr>
@@ -26273,15 +26352,14 @@
           <w:lang w:val="es-AR"/>
         </w:rPr>
       </w:pPr>
-      <w:bookmarkStart w:id="81" w:name="_Toc230024433"/>
-      <w:r>
-        <w:rPr>
-          <w:lang w:val="es-AR"/>
-        </w:rPr>
-        <w:lastRenderedPageBreak/>
+      <w:bookmarkStart w:id="82" w:name="_Toc230024433"/>
+      <w:r>
+        <w:rPr>
+          <w:lang w:val="es-AR"/>
+        </w:rPr>
         <w:t>Modelo de Datos</w:t>
       </w:r>
-      <w:bookmarkEnd w:id="81"/>
+      <w:bookmarkEnd w:id="82"/>
     </w:p>
     <w:p>
       <w:pPr>
@@ -26292,7 +26370,7 @@
           <w:lang w:val="es-AR"/>
         </w:rPr>
       </w:pPr>
-      <w:bookmarkStart w:id="82" w:name="_Toc230024434"/>
+      <w:bookmarkStart w:id="83" w:name="_Toc230024434"/>
       <w:r>
         <w:rPr>
           <w:lang w:val="es-AR"/>
@@ -26319,7 +26397,7 @@
         </w:rPr>
         <w:t>)</w:t>
       </w:r>
-      <w:bookmarkEnd w:id="82"/>
+      <w:bookmarkEnd w:id="83"/>
     </w:p>
     <w:p>
       <w:pPr>
@@ -26330,14 +26408,14 @@
           <w:lang w:val="es-AR"/>
         </w:rPr>
       </w:pPr>
-      <w:bookmarkStart w:id="83" w:name="_Toc230024435"/>
+      <w:bookmarkStart w:id="84" w:name="_Toc230024435"/>
       <w:r>
         <w:rPr>
           <w:lang w:val="es-AR"/>
         </w:rPr>
         <w:t>Entidades Relacionales</w:t>
       </w:r>
-      <w:bookmarkEnd w:id="83"/>
+      <w:bookmarkEnd w:id="84"/>
       <w:r>
         <w:rPr>
           <w:lang w:val="es-AR"/>
@@ -26491,6 +26569,7 @@
           <w:bCs/>
           <w:lang w:val="es-AR"/>
         </w:rPr>
+        <w:lastRenderedPageBreak/>
         <w:t>TRANSACTIONS:</w:t>
       </w:r>
       <w:r>
@@ -26506,11 +26585,11 @@
         <w:pStyle w:val="Ttulo3"/>
         <w:ind w:firstLine="720"/>
       </w:pPr>
-      <w:bookmarkStart w:id="84" w:name="_Toc230024436"/>
+      <w:bookmarkStart w:id="85" w:name="_Toc230024436"/>
       <w:r>
         <w:t>Entidades de Configuración y Preferencias</w:t>
       </w:r>
-      <w:bookmarkEnd w:id="84"/>
+      <w:bookmarkEnd w:id="85"/>
     </w:p>
     <w:p>
       <w:pPr>
@@ -26553,14 +26632,14 @@
           <w:lang w:val="es-AR"/>
         </w:rPr>
       </w:pPr>
-      <w:bookmarkStart w:id="85" w:name="_Toc230024437"/>
+      <w:bookmarkStart w:id="86" w:name="_Toc230024437"/>
       <w:r>
         <w:rPr>
           <w:lang w:val="es-AR"/>
         </w:rPr>
         <w:t>Entidades de Seguimiento</w:t>
       </w:r>
-      <w:bookmarkEnd w:id="85"/>
+      <w:bookmarkEnd w:id="86"/>
     </w:p>
     <w:p>
       <w:pPr>
@@ -26611,14 +26690,14 @@
           <w:lang w:val="es-AR"/>
         </w:rPr>
       </w:pPr>
-      <w:bookmarkStart w:id="86" w:name="_Toc230024438"/>
+      <w:bookmarkStart w:id="87" w:name="_Toc230024438"/>
       <w:r>
         <w:rPr>
           <w:lang w:val="es-AR"/>
         </w:rPr>
         <w:t>Entidades de Alertas y Notificaciones</w:t>
       </w:r>
-      <w:bookmarkEnd w:id="86"/>
+      <w:bookmarkEnd w:id="87"/>
     </w:p>
     <w:p>
       <w:pPr>
@@ -26694,15 +26773,14 @@
           <w:lang w:val="es-AR"/>
         </w:rPr>
       </w:pPr>
-      <w:bookmarkStart w:id="87" w:name="_Toc230024439"/>
-      <w:r>
-        <w:rPr>
-          <w:lang w:val="es-AR"/>
-        </w:rPr>
-        <w:lastRenderedPageBreak/>
+      <w:bookmarkStart w:id="88" w:name="_Toc230024439"/>
+      <w:r>
+        <w:rPr>
+          <w:lang w:val="es-AR"/>
+        </w:rPr>
         <w:t>Entidades de Seguridad y Autenticación</w:t>
       </w:r>
-      <w:bookmarkEnd w:id="87"/>
+      <w:bookmarkEnd w:id="88"/>
     </w:p>
     <w:p>
       <w:pPr>
@@ -26778,14 +26856,14 @@
           <w:lang w:val="es-AR"/>
         </w:rPr>
       </w:pPr>
-      <w:bookmarkStart w:id="88" w:name="_Toc230024440"/>
+      <w:bookmarkStart w:id="89" w:name="_Toc230024440"/>
       <w:r>
         <w:rPr>
           <w:lang w:val="es-AR"/>
         </w:rPr>
         <w:t>Entidades Independientes</w:t>
       </w:r>
-      <w:bookmarkEnd w:id="88"/>
+      <w:bookmarkEnd w:id="89"/>
     </w:p>
     <w:p>
       <w:pPr>
@@ -26827,11 +26905,12 @@
           <w:lang w:val="es-AR"/>
         </w:rPr>
       </w:pPr>
-      <w:bookmarkStart w:id="89" w:name="_Toc230024441"/>
-      <w:r>
-        <w:rPr>
-          <w:lang w:val="es-AR"/>
-        </w:rPr>
+      <w:bookmarkStart w:id="90" w:name="_Toc230024441"/>
+      <w:r>
+        <w:rPr>
+          <w:lang w:val="es-AR"/>
+        </w:rPr>
+        <w:lastRenderedPageBreak/>
         <w:t xml:space="preserve">2. </w:t>
       </w:r>
       <w:r>
@@ -26840,7 +26919,7 @@
         </w:rPr>
         <w:t>Modelo No Relacional (MongoDB)</w:t>
       </w:r>
-      <w:bookmarkEnd w:id="89"/>
+      <w:bookmarkEnd w:id="90"/>
     </w:p>
     <w:p>
       <w:pPr>
@@ -27145,12 +27224,12 @@
           <w:numId w:val="70"/>
         </w:numPr>
       </w:pPr>
-      <w:bookmarkStart w:id="90" w:name="_Toc230024442"/>
+      <w:bookmarkStart w:id="91" w:name="_Toc230024442"/>
       <w:r>
         <w:lastRenderedPageBreak/>
         <w:t>Diagrama DER</w:t>
       </w:r>
-      <w:bookmarkEnd w:id="90"/>
+      <w:bookmarkEnd w:id="91"/>
     </w:p>
     <w:p>
       <w:pPr>
@@ -27241,14 +27320,14 @@
       <w:r>
         <w:t xml:space="preserve"> </w:t>
       </w:r>
-      <w:bookmarkStart w:id="91" w:name="_Toc230024467"/>
+      <w:bookmarkStart w:id="92" w:name="_Toc230024467"/>
       <w:r>
         <w:t xml:space="preserve">- </w:t>
       </w:r>
       <w:r>
         <w:t>Diagrama DER</w:t>
       </w:r>
-      <w:bookmarkEnd w:id="91"/>
+      <w:bookmarkEnd w:id="92"/>
     </w:p>
     <w:p>
       <w:pPr>
@@ -27267,7 +27346,7 @@
           <w:lang w:val="es-AR"/>
         </w:rPr>
       </w:pPr>
-      <w:bookmarkStart w:id="92" w:name="_Toc230024443"/>
+      <w:bookmarkStart w:id="93" w:name="_Toc230024443"/>
       <w:r>
         <w:rPr>
           <w:lang w:val="es-AR"/>
@@ -27275,7 +27354,7 @@
         <w:lastRenderedPageBreak/>
         <w:t>Costos del Proyecto</w:t>
       </w:r>
-      <w:bookmarkEnd w:id="92"/>
+      <w:bookmarkEnd w:id="93"/>
     </w:p>
     <w:p>
       <w:pPr>
@@ -27402,14 +27481,14 @@
           <w:lang w:val="es-AR"/>
         </w:rPr>
       </w:pPr>
-      <w:bookmarkStart w:id="93" w:name="_Toc230024444"/>
+      <w:bookmarkStart w:id="94" w:name="_Toc230024444"/>
       <w:r>
         <w:rPr>
           <w:lang w:val="es-AR"/>
         </w:rPr>
         <w:t>1. Costos de Desarrollo (Recursos Humanos)</w:t>
       </w:r>
-      <w:bookmarkEnd w:id="93"/>
+      <w:bookmarkEnd w:id="94"/>
     </w:p>
     <w:p>
       <w:pPr>
@@ -27437,7 +27516,7 @@
           <w:lang w:val="es-AR"/>
         </w:rPr>
       </w:pPr>
-      <w:bookmarkStart w:id="94" w:name="_Toc230024445"/>
+      <w:bookmarkStart w:id="95" w:name="_Toc230024445"/>
       <w:r>
         <w:rPr>
           <w:lang w:val="es-AR"/>
@@ -27450,7 +27529,7 @@
         </w:rPr>
         <w:t>Estimación de esfuerzo</w:t>
       </w:r>
-      <w:bookmarkEnd w:id="94"/>
+      <w:bookmarkEnd w:id="95"/>
     </w:p>
     <w:p>
       <w:pPr>
@@ -27512,7 +27591,7 @@
           <w:lang w:val="es-AR"/>
         </w:rPr>
       </w:pPr>
-      <w:bookmarkStart w:id="95" w:name="_Toc230024446"/>
+      <w:bookmarkStart w:id="96" w:name="_Toc230024446"/>
       <w:r>
         <w:rPr>
           <w:lang w:val="es-AR"/>
@@ -27525,7 +27604,7 @@
         </w:rPr>
         <w:t>Tarifa por hora</w:t>
       </w:r>
-      <w:bookmarkEnd w:id="95"/>
+      <w:bookmarkEnd w:id="96"/>
     </w:p>
     <w:p>
       <w:pPr>
@@ -27587,7 +27666,7 @@
           <w:lang w:val="es-AR"/>
         </w:rPr>
       </w:pPr>
-      <w:bookmarkStart w:id="96" w:name="_Toc230024447"/>
+      <w:bookmarkStart w:id="97" w:name="_Toc230024447"/>
       <w:r>
         <w:rPr>
           <w:lang w:val="es-AR"/>
@@ -27601,7 +27680,7 @@
         </w:rPr>
         <w:t>Cálculo del costo</w:t>
       </w:r>
-      <w:bookmarkEnd w:id="96"/>
+      <w:bookmarkEnd w:id="97"/>
     </w:p>
     <w:p>
       <w:pPr>
@@ -27719,14 +27798,14 @@
           <w:lang w:val="es-AR"/>
         </w:rPr>
       </w:pPr>
-      <w:bookmarkStart w:id="97" w:name="_Toc230024448"/>
+      <w:bookmarkStart w:id="98" w:name="_Toc230024448"/>
       <w:r>
         <w:rPr>
           <w:lang w:val="es-AR"/>
         </w:rPr>
         <w:t>2. Costos de Infraestructura y Operación</w:t>
       </w:r>
-      <w:bookmarkEnd w:id="97"/>
+      <w:bookmarkEnd w:id="98"/>
     </w:p>
     <w:p>
       <w:pPr>
@@ -27754,14 +27833,14 @@
           <w:lang w:val="es-AR"/>
         </w:rPr>
       </w:pPr>
-      <w:bookmarkStart w:id="98" w:name="_Toc230024449"/>
+      <w:bookmarkStart w:id="99" w:name="_Toc230024449"/>
       <w:r>
         <w:rPr>
           <w:lang w:val="es-AR"/>
         </w:rPr>
         <w:t>2.1 Hosting (Backend + API)</w:t>
       </w:r>
-      <w:bookmarkEnd w:id="98"/>
+      <w:bookmarkEnd w:id="99"/>
     </w:p>
     <w:p>
       <w:pPr>
@@ -28034,14 +28113,14 @@
           <w:lang w:val="es-AR"/>
         </w:rPr>
       </w:pPr>
-      <w:bookmarkStart w:id="99" w:name="_Toc230024450"/>
+      <w:bookmarkStart w:id="100" w:name="_Toc230024450"/>
       <w:r>
         <w:rPr>
           <w:lang w:val="es-AR"/>
         </w:rPr>
         <w:t>2.2 Base de Datos</w:t>
       </w:r>
-      <w:bookmarkEnd w:id="99"/>
+      <w:bookmarkEnd w:id="100"/>
     </w:p>
     <w:p>
       <w:pPr>
@@ -28330,7 +28409,7 @@
           <w:lang w:val="es-AR"/>
         </w:rPr>
       </w:pPr>
-      <w:bookmarkStart w:id="100" w:name="_Toc230024451"/>
+      <w:bookmarkStart w:id="101" w:name="_Toc230024451"/>
       <w:r>
         <w:rPr>
           <w:lang w:val="es-AR"/>
@@ -28338,7 +28417,7 @@
         <w:lastRenderedPageBreak/>
         <w:t>2.3 Dominio Web (opcional)</w:t>
       </w:r>
-      <w:bookmarkEnd w:id="100"/>
+      <w:bookmarkEnd w:id="101"/>
     </w:p>
     <w:p>
       <w:pPr>
@@ -28570,14 +28649,14 @@
           <w:lang w:val="es-AR"/>
         </w:rPr>
       </w:pPr>
-      <w:bookmarkStart w:id="101" w:name="_Toc230024452"/>
+      <w:bookmarkStart w:id="102" w:name="_Toc230024452"/>
       <w:r>
         <w:rPr>
           <w:lang w:val="es-AR"/>
         </w:rPr>
         <w:t>2.4 Herramientas y Software</w:t>
       </w:r>
-      <w:bookmarkEnd w:id="101"/>
+      <w:bookmarkEnd w:id="102"/>
     </w:p>
     <w:p>
       <w:pPr>
@@ -28762,14 +28841,14 @@
           <w:lang w:val="es-AR"/>
         </w:rPr>
       </w:pPr>
-      <w:bookmarkStart w:id="102" w:name="_Toc230024453"/>
+      <w:bookmarkStart w:id="103" w:name="_Toc230024453"/>
       <w:r>
         <w:rPr>
           <w:lang w:val="es-AR"/>
         </w:rPr>
         <w:t>3. Costos de Integraciones Externas</w:t>
       </w:r>
-      <w:bookmarkEnd w:id="102"/>
+      <w:bookmarkEnd w:id="103"/>
     </w:p>
     <w:p>
       <w:pPr>
@@ -28876,7 +28955,7 @@
           <w:lang w:val="es-AR"/>
         </w:rPr>
       </w:pPr>
-      <w:bookmarkStart w:id="103" w:name="_Toc230024454"/>
+      <w:bookmarkStart w:id="104" w:name="_Toc230024454"/>
       <w:r>
         <w:rPr>
           <w:lang w:val="es-AR"/>
@@ -28890,7 +28969,7 @@
         </w:rPr>
         <w:t>Contenerización</w:t>
       </w:r>
-      <w:bookmarkEnd w:id="103"/>
+      <w:bookmarkEnd w:id="104"/>
       <w:proofErr w:type="spellEnd"/>
     </w:p>
     <w:p>
@@ -29023,7 +29102,7 @@
           <w:lang w:val="es-AR"/>
         </w:rPr>
       </w:pPr>
-      <w:bookmarkStart w:id="104" w:name="_Toc230024455"/>
+      <w:bookmarkStart w:id="105" w:name="_Toc230024455"/>
       <w:r>
         <w:rPr>
           <w:lang w:val="es-AR"/>
@@ -29031,7 +29110,7 @@
         <w:lastRenderedPageBreak/>
         <w:t>5. Costos de Contingencia</w:t>
       </w:r>
-      <w:bookmarkEnd w:id="104"/>
+      <w:bookmarkEnd w:id="105"/>
     </w:p>
     <w:p>
       <w:pPr>
@@ -29133,14 +29212,14 @@
           <w:lang w:val="es-AR"/>
         </w:rPr>
       </w:pPr>
-      <w:bookmarkStart w:id="105" w:name="_Toc230024456"/>
+      <w:bookmarkStart w:id="106" w:name="_Toc230024456"/>
       <w:r>
         <w:rPr>
           <w:lang w:val="es-AR"/>
         </w:rPr>
         <w:t>6. Resumen Económico</w:t>
       </w:r>
-      <w:bookmarkEnd w:id="105"/>
+      <w:bookmarkEnd w:id="106"/>
     </w:p>
     <w:tbl>
       <w:tblPr>
@@ -29647,7 +29726,7 @@
           <w:lang w:val="es-AR"/>
         </w:rPr>
       </w:pPr>
-      <w:bookmarkStart w:id="106" w:name="_Toc230024470"/>
+      <w:bookmarkStart w:id="107" w:name="_Toc230024470"/>
       <w:r>
         <w:t xml:space="preserve">Tabla </w:t>
       </w:r>
@@ -29675,7 +29754,7 @@
       <w:r>
         <w:t>Resumen Económico</w:t>
       </w:r>
-      <w:bookmarkEnd w:id="106"/>
+      <w:bookmarkEnd w:id="107"/>
     </w:p>
     <w:p>
       <w:pPr>
@@ -29685,14 +29764,14 @@
           <w:lang w:val="es-AR"/>
         </w:rPr>
       </w:pPr>
-      <w:bookmarkStart w:id="107" w:name="_Toc230024457"/>
+      <w:bookmarkStart w:id="108" w:name="_Toc230024457"/>
       <w:r>
         <w:rPr>
           <w:lang w:val="es-AR"/>
         </w:rPr>
         <w:t>7. Conclusión</w:t>
       </w:r>
-      <w:bookmarkEnd w:id="107"/>
+      <w:bookmarkEnd w:id="108"/>
     </w:p>
     <w:p>
       <w:pPr>
@@ -29763,10 +29842,7 @@
     <w:p/>
     <w:p/>
     <w:p/>
-    <w:p>
-      <w:bookmarkStart w:id="108" w:name="_GoBack"/>
-      <w:bookmarkEnd w:id="108"/>
-    </w:p>
+    <w:p/>
     <w:p>
       <w:pPr>
         <w:pStyle w:val="Ttulo1"/>
@@ -30482,6 +30558,9 @@
         <w:spacing w:line="480" w:lineRule="auto"/>
       </w:pPr>
       <w:r>
+        <w:rPr>
+          <w:noProof/>
+        </w:rPr>
         <w:drawing>
           <wp:anchor distT="0" distB="0" distL="114300" distR="114300" simplePos="0" relativeHeight="251672064" behindDoc="0" locked="0" layoutInCell="1" allowOverlap="1" wp14:anchorId="7CDA66F3">
             <wp:simplePos x="0" y="0"/>
@@ -42063,6 +42142,7 @@
   <w:style w:type="character" w:default="1" w:styleId="Fuentedeprrafopredeter">
     <w:name w:val="Default Paragraph Font"/>
     <w:uiPriority w:val="1"/>
+    <w:semiHidden/>
     <w:unhideWhenUsed/>
   </w:style>
   <w:style w:type="table" w:default="1" w:styleId="Tablanormal">
@@ -42864,7 +42944,7 @@
 </file>
 
 <file path=customXml/itemProps1.xml><?xml version="1.0" encoding="utf-8"?>
-<ds:datastoreItem xmlns:ds="http://schemas.openxmlformats.org/officeDocument/2006/customXml" ds:itemID="{69E88F4B-37F3-47BC-BCC0-AA6651F4FB2F}">
+<ds:datastoreItem xmlns:ds="http://schemas.openxmlformats.org/officeDocument/2006/customXml" ds:itemID="{1C086330-7E3E-4621-B368-818950CEEF8C}">
   <ds:schemaRefs>
     <ds:schemaRef ds:uri="http://schemas.openxmlformats.org/officeDocument/2006/bibliography"/>
   </ds:schemaRefs>

--- a/docs/Documentacion - Diaz Rocio (3ra entrega).docx
+++ b/docs/Documentacion - Diaz Rocio (3ra entrega).docx
@@ -967,7 +967,6 @@
             <w:tabs>
               <w:tab w:val="right" w:leader="dot" w:pos="9360"/>
             </w:tabs>
-            <w:ind w:left="9360" w:hanging="9195"/>
             <w:rPr>
               <w:rFonts w:asciiTheme="minorHAnsi" w:eastAsiaTheme="minorEastAsia" w:hAnsiTheme="minorHAnsi" w:cstheme="minorBidi"/>
               <w:b w:val="0"/>
@@ -16190,65 +16189,6 @@
     </w:p>
     <w:p>
       <w:pPr>
-        <w:numPr>
-          <w:ilvl w:val="0"/>
-          <w:numId w:val="15"/>
-        </w:numPr>
-        <w:spacing w:line="480" w:lineRule="auto"/>
-        <w:jc w:val="both"/>
-        <w:rPr>
-          <w:rFonts w:ascii="Arial" w:hAnsi="Arial" w:cs="Arial"/>
-        </w:rPr>
-      </w:pPr>
-      <w:r>
-        <w:lastRenderedPageBreak/>
-        <w:t>Para optimizar el consumo de datos en tiempo real provenientes del proveedor externo, el sistema incorpora un mecanismo de caché intermedio. Los datos de mercado (precios, variaciones, etc.) no se consultan directamente al proveedor en cada solicitud, sino que se obtienen desde esta capa de caché.</w:t>
-      </w:r>
-    </w:p>
-    <w:p>
-      <w:pPr>
-        <w:numPr>
-          <w:ilvl w:val="0"/>
-          <w:numId w:val="15"/>
-        </w:numPr>
-        <w:spacing w:line="480" w:lineRule="auto"/>
-        <w:jc w:val="both"/>
-        <w:rPr>
-          <w:rFonts w:ascii="Arial" w:hAnsi="Arial" w:cs="Arial"/>
-        </w:rPr>
-      </w:pPr>
-      <w:r>
-        <w:t>Este caché se actualiza periódicamente —actualmente cada 3 minutos— mediante un intervalo configurable, lo que permite ajustar la frecuencia de actualización según las necesidades de rendimiento y consumo del sistema. De esta manera, se reduce la cantidad de llamadas al proveedor externo (Yahoo Finance) y se mejora la performance general del sistema.</w:t>
-      </w:r>
-    </w:p>
-    <w:p>
-      <w:pPr>
-        <w:numPr>
-          <w:ilvl w:val="0"/>
-          <w:numId w:val="15"/>
-        </w:numPr>
-        <w:spacing w:line="480" w:lineRule="auto"/>
-        <w:jc w:val="both"/>
-        <w:rPr>
-          <w:rFonts w:ascii="Arial" w:hAnsi="Arial" w:cs="Arial"/>
-        </w:rPr>
-      </w:pPr>
-      <w:r>
-        <w:t>Cabe destacar que las operaciones críticas, como la compra y venta de activos, no utilizan esta caché: dichas operaciones consultan siempre datos actualizados en tiempo real, garantizando la consistencia de la información al momento de ejecutar la transacción.</w:t>
-      </w:r>
-    </w:p>
-    <w:p>
-      <w:pPr>
-        <w:spacing w:line="480" w:lineRule="auto"/>
-        <w:ind w:left="1440"/>
-        <w:jc w:val="both"/>
-        <w:rPr>
-          <w:rFonts w:ascii="Arial" w:hAnsi="Arial" w:cs="Arial"/>
-        </w:rPr>
-      </w:pPr>
-    </w:p>
-    <w:p>
-      <w:pPr>
         <w:pStyle w:val="Ttulo2"/>
         <w:numPr>
           <w:ilvl w:val="0"/>
@@ -16265,6 +16205,7 @@
         <w:rPr>
           <w:rFonts w:eastAsia="Calibri" w:cs="Arial"/>
         </w:rPr>
+        <w:lastRenderedPageBreak/>
         <w:t>Control</w:t>
       </w:r>
       <w:r>
@@ -16453,7 +16394,6 @@
           <w:rFonts w:ascii="Arial" w:hAnsi="Arial" w:cs="Arial"/>
           <w:b/>
         </w:rPr>
-        <w:lastRenderedPageBreak/>
         <w:t>Swagger</w:t>
       </w:r>
       <w:proofErr w:type="spellEnd"/>
@@ -16659,6 +16599,7 @@
       </w:pPr>
       <w:bookmarkStart w:id="23" w:name="_Toc230024385"/>
       <w:r>
+        <w:lastRenderedPageBreak/>
         <w:t>Criterios</w:t>
       </w:r>
       <w:r>
@@ -17032,6 +16973,7 @@
         <w:rPr>
           <w:rFonts w:ascii="Arial" w:hAnsi="Arial" w:cs="Arial"/>
         </w:rPr>
+        <w:lastRenderedPageBreak/>
         <w:t>El usuario debe poder registrar operaciones de compra y venta de activos.</w:t>
       </w:r>
     </w:p>
@@ -17238,7 +17180,6 @@
         <w:rPr>
           <w:rFonts w:ascii="Arial" w:hAnsi="Arial" w:cs="Arial"/>
         </w:rPr>
-        <w:lastRenderedPageBreak/>
         <w:t>El usuario debe poder gestionar sus alertas en todo momento.</w:t>
       </w:r>
     </w:p>
@@ -17443,6 +17384,7 @@
         <w:rPr>
           <w:rFonts w:ascii="Arial" w:hAnsi="Arial" w:cs="Arial"/>
         </w:rPr>
+        <w:lastRenderedPageBreak/>
         <w:t>Los datos históricos y de mercado deben gestionarse mediante MongoDB.</w:t>
       </w:r>
     </w:p>
@@ -17761,6 +17703,7 @@
       </w:pPr>
       <w:bookmarkStart w:id="31" w:name="_Toc230024393"/>
       <w:r>
+        <w:lastRenderedPageBreak/>
         <w:t>Metodologías</w:t>
       </w:r>
       <w:bookmarkEnd w:id="31"/>
@@ -17851,7 +17794,6 @@
           <w:szCs w:val="24"/>
           <w:lang w:val="es-AR" w:eastAsia="es-AR"/>
         </w:rPr>
-        <w:lastRenderedPageBreak/>
         <w:t>A continuación, se describen las principales etapas del desarrollo del proyecto:</w:t>
       </w:r>
     </w:p>
@@ -18023,6 +17965,7 @@
           <w:rFonts w:eastAsia="Times New Roman" w:cs="Arial"/>
           <w:lang w:val="es-AR" w:eastAsia="es-AR"/>
         </w:rPr>
+        <w:lastRenderedPageBreak/>
         <w:t>Diseño de la solución</w:t>
       </w:r>
       <w:bookmarkEnd w:id="33"/>
@@ -18196,7 +18139,6 @@
           <w:rFonts w:eastAsia="Times New Roman" w:cs="Arial"/>
           <w:lang w:val="es-AR" w:eastAsia="es-AR"/>
         </w:rPr>
-        <w:lastRenderedPageBreak/>
         <w:t>Desarrollo e implementación</w:t>
       </w:r>
       <w:bookmarkEnd w:id="34"/>
@@ -18347,6 +18289,7 @@
           <w:szCs w:val="24"/>
           <w:lang w:val="es-AR" w:eastAsia="es-AR"/>
         </w:rPr>
+        <w:lastRenderedPageBreak/>
         <w:t xml:space="preserve">Integración con servicios externos (Yahoo Finance). </w:t>
       </w:r>
     </w:p>
@@ -18584,7 +18527,6 @@
           <w:rFonts w:eastAsia="Times New Roman" w:cs="Arial"/>
           <w:lang w:val="es-AR" w:eastAsia="es-AR"/>
         </w:rPr>
-        <w:lastRenderedPageBreak/>
         <w:t>Documentación y cierre</w:t>
       </w:r>
       <w:bookmarkEnd w:id="36"/>
@@ -18758,6 +18700,7 @@
         <w:rPr>
           <w:lang w:val="es-AR" w:eastAsia="es-AR"/>
         </w:rPr>
+        <w:lastRenderedPageBreak/>
         <w:t>Diagrama de Estructura de Desglose de Trabajo (EDT)</w:t>
       </w:r>
       <w:bookmarkEnd w:id="37"/>
@@ -18843,7 +18786,6 @@
           <w:noProof/>
           <w:lang w:val="es-AR" w:eastAsia="es-AR"/>
         </w:rPr>
-        <w:lastRenderedPageBreak/>
         <w:drawing>
           <wp:anchor distT="0" distB="0" distL="114300" distR="114300" simplePos="0" relativeHeight="251655680" behindDoc="0" locked="0" layoutInCell="1" allowOverlap="1" wp14:anchorId="0D168C30">
             <wp:simplePos x="0" y="0"/>
@@ -19661,7 +19603,15 @@
                 <w:rFonts w:ascii="Arial" w:hAnsi="Arial" w:cs="Arial"/>
                 <w:lang w:val="es-AR" w:eastAsia="es-AR"/>
               </w:rPr>
-              <w:t>Alcance del sistema</w:t>
+              <w:t xml:space="preserve">Alcance del </w:t>
+            </w:r>
+            <w:r>
+              <w:rPr>
+                <w:rFonts w:ascii="Arial" w:hAnsi="Arial" w:cs="Arial"/>
+                <w:lang w:val="es-AR" w:eastAsia="es-AR"/>
+              </w:rPr>
+              <w:lastRenderedPageBreak/>
+              <w:t>sistema</w:t>
             </w:r>
           </w:p>
         </w:tc>
@@ -19683,7 +19633,16 @@
                 <w:rFonts w:ascii="Arial" w:hAnsi="Arial" w:cs="Arial"/>
                 <w:lang w:val="es-AR" w:eastAsia="es-AR"/>
               </w:rPr>
-              <w:t>Definición de los límites del sistema y funcionalidades incluidas/excluidas.</w:t>
+              <w:lastRenderedPageBreak/>
+              <w:t xml:space="preserve">Definición de los límites del </w:t>
+            </w:r>
+            <w:r>
+              <w:rPr>
+                <w:rFonts w:ascii="Arial" w:hAnsi="Arial" w:cs="Arial"/>
+                <w:lang w:val="es-AR" w:eastAsia="es-AR"/>
+              </w:rPr>
+              <w:lastRenderedPageBreak/>
+              <w:t>sistema y funcionalidades incluidas/excluidas.</w:t>
             </w:r>
           </w:p>
         </w:tc>
@@ -19705,7 +19664,16 @@
                 <w:rFonts w:ascii="Arial" w:hAnsi="Arial" w:cs="Arial"/>
                 <w:lang w:val="es-AR" w:eastAsia="es-AR"/>
               </w:rPr>
-              <w:t>Alcance documentado y sin ambigüedades.</w:t>
+              <w:lastRenderedPageBreak/>
+              <w:t xml:space="preserve">Alcance documentado </w:t>
+            </w:r>
+            <w:r>
+              <w:rPr>
+                <w:rFonts w:ascii="Arial" w:hAnsi="Arial" w:cs="Arial"/>
+                <w:lang w:val="es-AR" w:eastAsia="es-AR"/>
+              </w:rPr>
+              <w:lastRenderedPageBreak/>
+              <w:t>y sin ambigüedades.</w:t>
             </w:r>
           </w:p>
         </w:tc>
@@ -19727,6 +19695,7 @@
                 <w:rFonts w:ascii="Arial" w:hAnsi="Arial" w:cs="Arial"/>
                 <w:lang w:val="es-AR" w:eastAsia="es-AR"/>
               </w:rPr>
+              <w:lastRenderedPageBreak/>
               <w:t>PM</w:t>
             </w:r>
           </w:p>
@@ -20131,7 +20100,6 @@
                 <w:rFonts w:ascii="Arial" w:hAnsi="Arial" w:cs="Arial"/>
                 <w:lang w:val="es-AR" w:eastAsia="es-AR"/>
               </w:rPr>
-              <w:lastRenderedPageBreak/>
               <w:t>4.1</w:t>
             </w:r>
           </w:p>
@@ -21360,6 +21328,7 @@
       </w:pPr>
       <w:bookmarkStart w:id="47" w:name="_Toc230024402"/>
       <w:r>
+        <w:lastRenderedPageBreak/>
         <w:t>Diagrama de Gantt</w:t>
       </w:r>
       <w:bookmarkEnd w:id="47"/>
@@ -21421,7 +21390,6 @@
           <w:rFonts w:ascii="Arial" w:hAnsi="Arial" w:cs="Arial"/>
           <w:noProof/>
         </w:rPr>
-        <w:lastRenderedPageBreak/>
         <w:drawing>
           <wp:anchor distT="0" distB="0" distL="114300" distR="114300" simplePos="0" relativeHeight="251668992" behindDoc="1" locked="0" layoutInCell="1" allowOverlap="1">
             <wp:simplePos x="0" y="0"/>
@@ -21577,6 +21545,7 @@
       </w:pPr>
       <w:bookmarkStart w:id="49" w:name="_Toc230024403"/>
       <w:r>
+        <w:lastRenderedPageBreak/>
         <w:t>Solución Técnica</w:t>
       </w:r>
       <w:bookmarkEnd w:id="49"/>
@@ -21640,16 +21609,7 @@
           <w:sz w:val="22"/>
           <w:szCs w:val="22"/>
         </w:rPr>
-        <w:t xml:space="preserve"> se implementa como una aplicación web moderna basada en una arquitectura tipo SPA (Single Page Application), permitiendo una experiencia de </w:t>
-      </w:r>
-      <w:r>
-        <w:rPr>
-          <w:rFonts w:ascii="Arial" w:hAnsi="Arial" w:cs="Arial"/>
-          <w:sz w:val="22"/>
-          <w:szCs w:val="22"/>
-        </w:rPr>
-        <w:lastRenderedPageBreak/>
-        <w:t>usuario dinámica, fluida y sin recargas completas de página. La interfaz se encarga de la visualización de datos financieros, la interacción del usuario y la comunicación con el backend.</w:t>
+        <w:t xml:space="preserve"> se implementa como una aplicación web moderna basada en una arquitectura tipo SPA (Single Page Application), permitiendo una experiencia de usuario dinámica, fluida y sin recargas completas de página. La interfaz se encarga de la visualización de datos financieros, la interacción del usuario y la comunicación con el backend.</w:t>
       </w:r>
     </w:p>
     <w:p>
@@ -22014,6 +21974,7 @@
           <w:b/>
           <w:bCs w:val="0"/>
         </w:rPr>
+        <w:lastRenderedPageBreak/>
         <w:t>Interacción con la API:</w:t>
       </w:r>
       <w:bookmarkEnd w:id="53"/>
@@ -22059,7 +22020,6 @@
           <w:b/>
           <w:bCs w:val="0"/>
         </w:rPr>
-        <w:lastRenderedPageBreak/>
         <w:t xml:space="preserve">2. </w:t>
       </w:r>
       <w:r>
@@ -22545,6 +22505,7 @@
           <w:sz w:val="22"/>
           <w:szCs w:val="22"/>
         </w:rPr>
+        <w:lastRenderedPageBreak/>
         <w:t>Lógica de negocio:</w:t>
       </w:r>
       <w:bookmarkEnd w:id="57"/>
@@ -22696,8 +22657,7 @@
         <w:rPr>
           <w:rFonts w:ascii="Arial" w:hAnsi="Arial" w:cs="Arial"/>
         </w:rPr>
-        <w:lastRenderedPageBreak/>
-        <w:t>Consumo de datos externos (Yahoo Finance), a través de una capa de caché intermedia, salvo en operaciones críticas (compra/venta) que consultan datos en tiempo real</w:t>
+        <w:t xml:space="preserve">Consumo de datos externos (Yahoo Finance) </w:t>
       </w:r>
     </w:p>
     <w:p>
@@ -22995,6 +22955,7 @@
           <w:sz w:val="22"/>
           <w:szCs w:val="22"/>
         </w:rPr>
+        <w:lastRenderedPageBreak/>
         <w:t>Consideraciones:</w:t>
       </w:r>
       <w:bookmarkEnd w:id="61"/>
@@ -23063,7 +23024,6 @@
           <w:b/>
           <w:bCs w:val="0"/>
         </w:rPr>
-        <w:lastRenderedPageBreak/>
         <w:t xml:space="preserve">5. </w:t>
       </w:r>
       <w:r>
@@ -23294,63 +23254,36 @@
           <w:rStyle w:val="Textoennegrita"/>
           <w:rFonts w:ascii="Arial" w:hAnsi="Arial" w:cs="Arial"/>
         </w:rPr>
-        <w:t xml:space="preserve">Yahoo </w:t>
-      </w:r>
+        <w:t xml:space="preserve">Yahoo Finance </w:t>
+      </w:r>
+      <w:proofErr w:type="spellStart"/>
+      <w:proofErr w:type="gramStart"/>
       <w:r>
         <w:rPr>
           <w:rStyle w:val="Textoennegrita"/>
           <w:rFonts w:ascii="Arial" w:hAnsi="Arial" w:cs="Arial"/>
         </w:rPr>
-        <w:t xml:space="preserve">Escalabilidad y </w:t>
-      </w:r>
-      <w:proofErr w:type="spellStart"/>
-      <w:r>
-        <w:rPr>
-          <w:rStyle w:val="Textoennegrita"/>
-          <w:rFonts w:ascii="Arial" w:hAnsi="Arial" w:cs="Arial"/>
-        </w:rPr>
-        <w:t>Rendimiento</w:t>
-      </w:r>
-      <w:r>
-        <w:rPr>
-          <w:rStyle w:val="Textoennegrita"/>
-          <w:rFonts w:ascii="Arial" w:hAnsi="Arial" w:cs="Arial"/>
-        </w:rPr>
-        <w:t>Finance</w:t>
+        <w:t>API</w:t>
+      </w:r>
+      <w:r>
+        <w:rPr>
+          <w:rFonts w:ascii="Arial" w:hAnsi="Arial" w:cs="Arial"/>
+        </w:rPr>
+        <w:t>:Utilizada</w:t>
       </w:r>
       <w:proofErr w:type="spellEnd"/>
-      <w:r>
-        <w:rPr>
-          <w:rStyle w:val="Textoennegrita"/>
-          <w:rFonts w:ascii="Arial" w:hAnsi="Arial" w:cs="Arial"/>
-        </w:rPr>
-        <w:t xml:space="preserve"> API: </w:t>
-      </w:r>
-      <w:r>
-        <w:rPr>
-          <w:rStyle w:val="Textoennegrita"/>
-          <w:rFonts w:ascii="Arial" w:hAnsi="Arial" w:cs="Arial"/>
-          <w:b w:val="0"/>
-        </w:rPr>
-        <w:t>Utilizada para obtener información actualizada de activos financieros, incluyendo precios y variaciones, mediante llamadas HTTP desde el backend.</w:t>
-      </w:r>
-    </w:p>
-    <w:p>
-      <w:pPr>
-        <w:widowControl/>
-        <w:numPr>
-          <w:ilvl w:val="0"/>
-          <w:numId w:val="45"/>
-        </w:numPr>
-        <w:autoSpaceDE/>
-        <w:autoSpaceDN/>
-        <w:spacing w:before="100" w:beforeAutospacing="1" w:after="100" w:afterAutospacing="1" w:line="480" w:lineRule="auto"/>
-        <w:rPr>
-          <w:rFonts w:ascii="Arial" w:hAnsi="Arial" w:cs="Arial"/>
-        </w:rPr>
-      </w:pPr>
-      <w:r>
-        <w:t>Para optimizar este consumo, los datos de mercado no se solicitan directamente al proveedor en cada request, sino que se obtienen a través de una capa de caché intermedia que se actualiza periódicamente (intervalo configurable, actualmente cada 3 minutos). Esto permite reducir la cantidad de llamadas a Yahoo Finance y mejorar el rendimiento general del sistema. Las operaciones críticas de compra y venta de activos no utilizan esta caché: siempre consultan datos en tiempo real para garantizar la consistencia de la información.</w:t>
+      <w:proofErr w:type="gramEnd"/>
+      <w:r>
+        <w:rPr>
+          <w:rFonts w:ascii="Arial" w:hAnsi="Arial" w:cs="Arial"/>
+        </w:rPr>
+        <w:t xml:space="preserve"> para obtener información actualizada de activos financieros, incluyendo precios y variaciones. </w:t>
+      </w:r>
+      <w:r>
+        <w:rPr>
+          <w:rFonts w:ascii="Arial" w:hAnsi="Arial" w:cs="Arial"/>
+        </w:rPr>
+        <w:tab/>
       </w:r>
     </w:p>
     <w:p>
@@ -23490,30 +23423,12 @@
     </w:p>
     <w:p>
       <w:pPr>
-        <w:widowControl/>
-        <w:numPr>
-          <w:ilvl w:val="0"/>
-          <w:numId w:val="46"/>
-        </w:numPr>
-        <w:autoSpaceDE/>
-        <w:autoSpaceDN/>
-        <w:spacing w:before="100" w:beforeAutospacing="1" w:after="100" w:afterAutospacing="1" w:line="480" w:lineRule="auto"/>
-        <w:rPr>
-          <w:rFonts w:ascii="Arial" w:hAnsi="Arial" w:cs="Arial"/>
-        </w:rPr>
-      </w:pPr>
-      <w:r>
-        <w:lastRenderedPageBreak/>
-        <w:t>Uso de una capa de caché para los datos de mercado en tiempo real (precios, variaciones, etc.), reduciendo la cantidad de llamadas al proveedor externo (Yahoo Finance) y mejorando la performance general del sistema.</w:t>
-      </w:r>
-    </w:p>
-    <w:p>
-      <w:pPr>
         <w:pStyle w:val="Ttulo2"/>
         <w:ind w:left="0"/>
       </w:pPr>
       <w:bookmarkStart w:id="65" w:name="_Toc230024419"/>
       <w:r>
+        <w:lastRenderedPageBreak/>
         <w:t xml:space="preserve">8. </w:t>
       </w:r>
       <w:r>
@@ -23576,7 +23491,6 @@
       <w:r>
         <w:rPr>
           <w:rFonts w:ascii="Arial" w:hAnsi="Arial" w:cs="Arial"/>
-          <w:noProof/>
         </w:rPr>
         <w:drawing>
           <wp:inline distT="0" distB="0" distL="0" distR="0" wp14:anchorId="63FC3D59" wp14:editId="5197D098">
@@ -23705,6 +23619,7 @@
           <w:b/>
           <w:bCs/>
         </w:rPr>
+        <w:lastRenderedPageBreak/>
         <w:t>Diseño de Alto Nivel (HLD)</w:t>
       </w:r>
       <w:bookmarkEnd w:id="67"/>
@@ -24112,7 +24027,6 @@
           <w:rStyle w:val="Textoennegrita"/>
           <w:rFonts w:ascii="Arial" w:hAnsi="Arial" w:cs="Arial"/>
         </w:rPr>
-        <w:lastRenderedPageBreak/>
         <w:t>Lógica Cliente:</w:t>
       </w:r>
       <w:r>
@@ -24176,6 +24090,7 @@
         <w:rPr>
           <w:rFonts w:ascii="Arial" w:hAnsi="Arial" w:cs="Arial"/>
         </w:rPr>
+        <w:lastRenderedPageBreak/>
         <w:t>M</w:t>
       </w:r>
       <w:r>
@@ -24714,7 +24629,6 @@
         <w:rPr>
           <w:rFonts w:ascii="Arial" w:hAnsi="Arial" w:cs="Arial"/>
         </w:rPr>
-        <w:lastRenderedPageBreak/>
         <w:t xml:space="preserve">Manejo global de errores </w:t>
       </w:r>
     </w:p>
@@ -24782,6 +24696,7 @@
           <w:rStyle w:val="Textoennegrita"/>
           <w:rFonts w:ascii="Arial" w:hAnsi="Arial" w:cs="Arial"/>
         </w:rPr>
+        <w:lastRenderedPageBreak/>
         <w:t>Servicios (Lógica de Negocio):</w:t>
       </w:r>
       <w:r>
@@ -25292,32 +25207,41 @@
           <w:rStyle w:val="Textoennegrita"/>
           <w:rFonts w:ascii="Arial" w:hAnsi="Arial" w:cs="Arial"/>
         </w:rPr>
-        <w:lastRenderedPageBreak/>
-        <w:t>Integraciones Exte</w:t>
-      </w:r>
-      <w:bookmarkStart w:id="74" w:name="_GoBack"/>
-      <w:bookmarkEnd w:id="74"/>
+        <w:t>Integraciones Externas:</w:t>
+      </w:r>
       <w:r>
         <w:rPr>
           <w:rStyle w:val="Textoennegrita"/>
           <w:rFonts w:ascii="Arial" w:hAnsi="Arial" w:cs="Arial"/>
         </w:rPr>
-        <w:t xml:space="preserve">rnas: </w:t>
-      </w:r>
-      <w:r>
-        <w:rPr>
-          <w:rStyle w:val="Textoennegrita"/>
-          <w:rFonts w:ascii="Arial" w:hAnsi="Arial" w:cs="Arial"/>
-          <w:b w:val="0"/>
-        </w:rPr>
-        <w:t>Consumo de datos financieros mediante Yahoo Finance API utilizando HttpClient, a través de una capa de caché intermedia que minimiza la dependencia directa y continua con este proveedor.</w:t>
+        <w:t xml:space="preserve"> </w:t>
+      </w:r>
+      <w:r>
+        <w:rPr>
+          <w:rFonts w:ascii="Arial" w:hAnsi="Arial" w:cs="Arial"/>
+        </w:rPr>
+        <w:t xml:space="preserve">Consumo de datos financieros mediante Yahoo Finance API utilizando </w:t>
+      </w:r>
+      <w:proofErr w:type="spellStart"/>
+      <w:r>
+        <w:rPr>
+          <w:rFonts w:ascii="Arial" w:hAnsi="Arial" w:cs="Arial"/>
+        </w:rPr>
+        <w:t>HttpClient</w:t>
+      </w:r>
+      <w:proofErr w:type="spellEnd"/>
+      <w:r>
+        <w:rPr>
+          <w:rFonts w:ascii="Arial" w:hAnsi="Arial" w:cs="Arial"/>
+        </w:rPr>
+        <w:t xml:space="preserve">. </w:t>
       </w:r>
     </w:p>
     <w:p>
       <w:pPr>
         <w:pStyle w:val="Ttulo2"/>
       </w:pPr>
-      <w:bookmarkStart w:id="75" w:name="_Toc230024427"/>
+      <w:bookmarkStart w:id="74" w:name="_Toc230024427"/>
       <w:r>
         <w:rPr>
           <w:rStyle w:val="Textoennegrita"/>
@@ -25325,9 +25249,10 @@
           <w:b/>
           <w:bCs w:val="0"/>
         </w:rPr>
+        <w:lastRenderedPageBreak/>
         <w:t>4. Capa de Datos (Persistencia)</w:t>
       </w:r>
-      <w:bookmarkEnd w:id="75"/>
+      <w:bookmarkEnd w:id="74"/>
     </w:p>
     <w:p>
       <w:pPr>
@@ -25350,7 +25275,7 @@
         <w:pStyle w:val="Ttulo3"/>
         <w:ind w:left="717"/>
       </w:pPr>
-      <w:bookmarkStart w:id="76" w:name="_Toc230024428"/>
+      <w:bookmarkStart w:id="75" w:name="_Toc230024428"/>
       <w:r>
         <w:rPr>
           <w:rStyle w:val="Textoennegrita"/>
@@ -25359,7 +25284,7 @@
         </w:rPr>
         <w:t>Motores:</w:t>
       </w:r>
-      <w:bookmarkEnd w:id="76"/>
+      <w:bookmarkEnd w:id="75"/>
     </w:p>
     <w:p>
       <w:pPr>
@@ -25433,7 +25358,7 @@
         <w:spacing w:line="480" w:lineRule="auto"/>
         <w:ind w:left="720"/>
       </w:pPr>
-      <w:bookmarkStart w:id="77" w:name="_Toc230024429"/>
+      <w:bookmarkStart w:id="76" w:name="_Toc230024429"/>
       <w:r>
         <w:rPr>
           <w:rStyle w:val="Textoennegrita"/>
@@ -25442,7 +25367,7 @@
         </w:rPr>
         <w:t>Estructura (Nivel Alto):</w:t>
       </w:r>
-      <w:bookmarkEnd w:id="77"/>
+      <w:bookmarkEnd w:id="76"/>
     </w:p>
     <w:p>
       <w:pPr>
@@ -25732,7 +25657,6 @@
         <w:rPr>
           <w:rFonts w:ascii="Arial" w:hAnsi="Arial" w:cs="Arial"/>
         </w:rPr>
-        <w:lastRenderedPageBreak/>
         <w:t xml:space="preserve">datos de alto volumen optimizados para consulta </w:t>
       </w:r>
     </w:p>
@@ -25740,7 +25664,7 @@
       <w:pPr>
         <w:pStyle w:val="Ttulo2"/>
       </w:pPr>
-      <w:bookmarkStart w:id="78" w:name="_Toc230024430"/>
+      <w:bookmarkStart w:id="77" w:name="_Toc230024430"/>
       <w:r>
         <w:rPr>
           <w:rStyle w:val="Textoennegrita"/>
@@ -25750,7 +25674,7 @@
         </w:rPr>
         <w:t>5. Flujo de Datos Típico (Ej: Generación de Alerta)</w:t>
       </w:r>
-      <w:bookmarkEnd w:id="78"/>
+      <w:bookmarkEnd w:id="77"/>
     </w:p>
     <w:p>
       <w:pPr>
@@ -25855,6 +25779,7 @@
           <w:rStyle w:val="Textoennegrita"/>
           <w:rFonts w:ascii="Arial" w:hAnsi="Arial" w:cs="Arial"/>
         </w:rPr>
+        <w:lastRenderedPageBreak/>
         <w:t>Controlador:</w:t>
       </w:r>
       <w:r>
@@ -26054,7 +25979,7 @@
       <w:pPr>
         <w:pStyle w:val="Ttulo2"/>
       </w:pPr>
-      <w:bookmarkStart w:id="79" w:name="_Toc230024431"/>
+      <w:bookmarkStart w:id="78" w:name="_Toc230024431"/>
       <w:r>
         <w:rPr>
           <w:rStyle w:val="Textoennegrita"/>
@@ -26064,7 +25989,7 @@
         </w:rPr>
         <w:t>6. Infraestructura de Despliegue</w:t>
       </w:r>
-      <w:bookmarkEnd w:id="79"/>
+      <w:bookmarkEnd w:id="78"/>
     </w:p>
     <w:p>
       <w:pPr>
@@ -26226,21 +26151,17 @@
         <w:pStyle w:val="Ttulo2"/>
         <w:spacing w:line="480" w:lineRule="auto"/>
       </w:pPr>
-      <w:bookmarkStart w:id="80" w:name="_Toc230024432"/>
-      <w:r>
-        <w:lastRenderedPageBreak/>
+      <w:bookmarkStart w:id="79" w:name="_Toc230024432"/>
+      <w:r>
         <w:t xml:space="preserve">7. Diagrama </w:t>
       </w:r>
       <w:r>
         <w:t>HDL</w:t>
       </w:r>
-      <w:bookmarkEnd w:id="80"/>
-    </w:p>
-    <w:p>
-      <w:r>
-        <w:rPr>
-          <w:noProof/>
-        </w:rPr>
+      <w:bookmarkEnd w:id="79"/>
+    </w:p>
+    <w:p>
+      <w:r>
         <w:drawing>
           <wp:inline distT="0" distB="0" distL="0" distR="0" wp14:anchorId="4884D8F1" wp14:editId="2DF84554">
             <wp:extent cx="5949950" cy="3248025"/>
@@ -26309,14 +26230,14 @@
       <w:r>
         <w:t xml:space="preserve"> </w:t>
       </w:r>
-      <w:bookmarkStart w:id="81" w:name="_Toc230024466"/>
+      <w:bookmarkStart w:id="80" w:name="_Toc230024466"/>
       <w:r>
         <w:t xml:space="preserve">- </w:t>
       </w:r>
       <w:r>
         <w:t>Diagrama HDL</w:t>
       </w:r>
-      <w:bookmarkEnd w:id="81"/>
+      <w:bookmarkEnd w:id="80"/>
     </w:p>
     <w:p>
       <w:pPr>
@@ -26352,14 +26273,15 @@
           <w:lang w:val="es-AR"/>
         </w:rPr>
       </w:pPr>
-      <w:bookmarkStart w:id="82" w:name="_Toc230024433"/>
-      <w:r>
-        <w:rPr>
-          <w:lang w:val="es-AR"/>
-        </w:rPr>
+      <w:bookmarkStart w:id="81" w:name="_Toc230024433"/>
+      <w:r>
+        <w:rPr>
+          <w:lang w:val="es-AR"/>
+        </w:rPr>
+        <w:lastRenderedPageBreak/>
         <w:t>Modelo de Datos</w:t>
       </w:r>
-      <w:bookmarkEnd w:id="82"/>
+      <w:bookmarkEnd w:id="81"/>
     </w:p>
     <w:p>
       <w:pPr>
@@ -26370,7 +26292,7 @@
           <w:lang w:val="es-AR"/>
         </w:rPr>
       </w:pPr>
-      <w:bookmarkStart w:id="83" w:name="_Toc230024434"/>
+      <w:bookmarkStart w:id="82" w:name="_Toc230024434"/>
       <w:r>
         <w:rPr>
           <w:lang w:val="es-AR"/>
@@ -26397,7 +26319,7 @@
         </w:rPr>
         <w:t>)</w:t>
       </w:r>
-      <w:bookmarkEnd w:id="83"/>
+      <w:bookmarkEnd w:id="82"/>
     </w:p>
     <w:p>
       <w:pPr>
@@ -26408,14 +26330,14 @@
           <w:lang w:val="es-AR"/>
         </w:rPr>
       </w:pPr>
-      <w:bookmarkStart w:id="84" w:name="_Toc230024435"/>
+      <w:bookmarkStart w:id="83" w:name="_Toc230024435"/>
       <w:r>
         <w:rPr>
           <w:lang w:val="es-AR"/>
         </w:rPr>
         <w:t>Entidades Relacionales</w:t>
       </w:r>
-      <w:bookmarkEnd w:id="84"/>
+      <w:bookmarkEnd w:id="83"/>
       <w:r>
         <w:rPr>
           <w:lang w:val="es-AR"/>
@@ -26569,7 +26491,6 @@
           <w:bCs/>
           <w:lang w:val="es-AR"/>
         </w:rPr>
-        <w:lastRenderedPageBreak/>
         <w:t>TRANSACTIONS:</w:t>
       </w:r>
       <w:r>
@@ -26585,11 +26506,11 @@
         <w:pStyle w:val="Ttulo3"/>
         <w:ind w:firstLine="720"/>
       </w:pPr>
-      <w:bookmarkStart w:id="85" w:name="_Toc230024436"/>
+      <w:bookmarkStart w:id="84" w:name="_Toc230024436"/>
       <w:r>
         <w:t>Entidades de Configuración y Preferencias</w:t>
       </w:r>
-      <w:bookmarkEnd w:id="85"/>
+      <w:bookmarkEnd w:id="84"/>
     </w:p>
     <w:p>
       <w:pPr>
@@ -26632,14 +26553,14 @@
           <w:lang w:val="es-AR"/>
         </w:rPr>
       </w:pPr>
-      <w:bookmarkStart w:id="86" w:name="_Toc230024437"/>
+      <w:bookmarkStart w:id="85" w:name="_Toc230024437"/>
       <w:r>
         <w:rPr>
           <w:lang w:val="es-AR"/>
         </w:rPr>
         <w:t>Entidades de Seguimiento</w:t>
       </w:r>
-      <w:bookmarkEnd w:id="86"/>
+      <w:bookmarkEnd w:id="85"/>
     </w:p>
     <w:p>
       <w:pPr>
@@ -26690,14 +26611,14 @@
           <w:lang w:val="es-AR"/>
         </w:rPr>
       </w:pPr>
-      <w:bookmarkStart w:id="87" w:name="_Toc230024438"/>
+      <w:bookmarkStart w:id="86" w:name="_Toc230024438"/>
       <w:r>
         <w:rPr>
           <w:lang w:val="es-AR"/>
         </w:rPr>
         <w:t>Entidades de Alertas y Notificaciones</w:t>
       </w:r>
-      <w:bookmarkEnd w:id="87"/>
+      <w:bookmarkEnd w:id="86"/>
     </w:p>
     <w:p>
       <w:pPr>
@@ -26773,14 +26694,15 @@
           <w:lang w:val="es-AR"/>
         </w:rPr>
       </w:pPr>
-      <w:bookmarkStart w:id="88" w:name="_Toc230024439"/>
-      <w:r>
-        <w:rPr>
-          <w:lang w:val="es-AR"/>
-        </w:rPr>
+      <w:bookmarkStart w:id="87" w:name="_Toc230024439"/>
+      <w:r>
+        <w:rPr>
+          <w:lang w:val="es-AR"/>
+        </w:rPr>
+        <w:lastRenderedPageBreak/>
         <w:t>Entidades de Seguridad y Autenticación</w:t>
       </w:r>
-      <w:bookmarkEnd w:id="88"/>
+      <w:bookmarkEnd w:id="87"/>
     </w:p>
     <w:p>
       <w:pPr>
@@ -26856,14 +26778,14 @@
           <w:lang w:val="es-AR"/>
         </w:rPr>
       </w:pPr>
-      <w:bookmarkStart w:id="89" w:name="_Toc230024440"/>
+      <w:bookmarkStart w:id="88" w:name="_Toc230024440"/>
       <w:r>
         <w:rPr>
           <w:lang w:val="es-AR"/>
         </w:rPr>
         <w:t>Entidades Independientes</w:t>
       </w:r>
-      <w:bookmarkEnd w:id="89"/>
+      <w:bookmarkEnd w:id="88"/>
     </w:p>
     <w:p>
       <w:pPr>
@@ -26905,12 +26827,11 @@
           <w:lang w:val="es-AR"/>
         </w:rPr>
       </w:pPr>
-      <w:bookmarkStart w:id="90" w:name="_Toc230024441"/>
-      <w:r>
-        <w:rPr>
-          <w:lang w:val="es-AR"/>
-        </w:rPr>
-        <w:lastRenderedPageBreak/>
+      <w:bookmarkStart w:id="89" w:name="_Toc230024441"/>
+      <w:r>
+        <w:rPr>
+          <w:lang w:val="es-AR"/>
+        </w:rPr>
         <w:t xml:space="preserve">2. </w:t>
       </w:r>
       <w:r>
@@ -26919,7 +26840,7 @@
         </w:rPr>
         <w:t>Modelo No Relacional (MongoDB)</w:t>
       </w:r>
-      <w:bookmarkEnd w:id="90"/>
+      <w:bookmarkEnd w:id="89"/>
     </w:p>
     <w:p>
       <w:pPr>
@@ -27224,12 +27145,12 @@
           <w:numId w:val="70"/>
         </w:numPr>
       </w:pPr>
-      <w:bookmarkStart w:id="91" w:name="_Toc230024442"/>
+      <w:bookmarkStart w:id="90" w:name="_Toc230024442"/>
       <w:r>
         <w:lastRenderedPageBreak/>
         <w:t>Diagrama DER</w:t>
       </w:r>
-      <w:bookmarkEnd w:id="91"/>
+      <w:bookmarkEnd w:id="90"/>
     </w:p>
     <w:p>
       <w:pPr>
@@ -27320,14 +27241,14 @@
       <w:r>
         <w:t xml:space="preserve"> </w:t>
       </w:r>
-      <w:bookmarkStart w:id="92" w:name="_Toc230024467"/>
+      <w:bookmarkStart w:id="91" w:name="_Toc230024467"/>
       <w:r>
         <w:t xml:space="preserve">- </w:t>
       </w:r>
       <w:r>
         <w:t>Diagrama DER</w:t>
       </w:r>
-      <w:bookmarkEnd w:id="92"/>
+      <w:bookmarkEnd w:id="91"/>
     </w:p>
     <w:p>
       <w:pPr>
@@ -27346,7 +27267,7 @@
           <w:lang w:val="es-AR"/>
         </w:rPr>
       </w:pPr>
-      <w:bookmarkStart w:id="93" w:name="_Toc230024443"/>
+      <w:bookmarkStart w:id="92" w:name="_Toc230024443"/>
       <w:r>
         <w:rPr>
           <w:lang w:val="es-AR"/>
@@ -27354,7 +27275,7 @@
         <w:lastRenderedPageBreak/>
         <w:t>Costos del Proyecto</w:t>
       </w:r>
-      <w:bookmarkEnd w:id="93"/>
+      <w:bookmarkEnd w:id="92"/>
     </w:p>
     <w:p>
       <w:pPr>
@@ -27481,14 +27402,14 @@
           <w:lang w:val="es-AR"/>
         </w:rPr>
       </w:pPr>
-      <w:bookmarkStart w:id="94" w:name="_Toc230024444"/>
+      <w:bookmarkStart w:id="93" w:name="_Toc230024444"/>
       <w:r>
         <w:rPr>
           <w:lang w:val="es-AR"/>
         </w:rPr>
         <w:t>1. Costos de Desarrollo (Recursos Humanos)</w:t>
       </w:r>
-      <w:bookmarkEnd w:id="94"/>
+      <w:bookmarkEnd w:id="93"/>
     </w:p>
     <w:p>
       <w:pPr>
@@ -27516,7 +27437,7 @@
           <w:lang w:val="es-AR"/>
         </w:rPr>
       </w:pPr>
-      <w:bookmarkStart w:id="95" w:name="_Toc230024445"/>
+      <w:bookmarkStart w:id="94" w:name="_Toc230024445"/>
       <w:r>
         <w:rPr>
           <w:lang w:val="es-AR"/>
@@ -27529,7 +27450,7 @@
         </w:rPr>
         <w:t>Estimación de esfuerzo</w:t>
       </w:r>
-      <w:bookmarkEnd w:id="95"/>
+      <w:bookmarkEnd w:id="94"/>
     </w:p>
     <w:p>
       <w:pPr>
@@ -27591,7 +27512,7 @@
           <w:lang w:val="es-AR"/>
         </w:rPr>
       </w:pPr>
-      <w:bookmarkStart w:id="96" w:name="_Toc230024446"/>
+      <w:bookmarkStart w:id="95" w:name="_Toc230024446"/>
       <w:r>
         <w:rPr>
           <w:lang w:val="es-AR"/>
@@ -27604,7 +27525,7 @@
         </w:rPr>
         <w:t>Tarifa por hora</w:t>
       </w:r>
-      <w:bookmarkEnd w:id="96"/>
+      <w:bookmarkEnd w:id="95"/>
     </w:p>
     <w:p>
       <w:pPr>
@@ -27666,7 +27587,7 @@
           <w:lang w:val="es-AR"/>
         </w:rPr>
       </w:pPr>
-      <w:bookmarkStart w:id="97" w:name="_Toc230024447"/>
+      <w:bookmarkStart w:id="96" w:name="_Toc230024447"/>
       <w:r>
         <w:rPr>
           <w:lang w:val="es-AR"/>
@@ -27680,7 +27601,7 @@
         </w:rPr>
         <w:t>Cálculo del costo</w:t>
       </w:r>
-      <w:bookmarkEnd w:id="97"/>
+      <w:bookmarkEnd w:id="96"/>
     </w:p>
     <w:p>
       <w:pPr>
@@ -27798,14 +27719,14 @@
           <w:lang w:val="es-AR"/>
         </w:rPr>
       </w:pPr>
-      <w:bookmarkStart w:id="98" w:name="_Toc230024448"/>
+      <w:bookmarkStart w:id="97" w:name="_Toc230024448"/>
       <w:r>
         <w:rPr>
           <w:lang w:val="es-AR"/>
         </w:rPr>
         <w:t>2. Costos de Infraestructura y Operación</w:t>
       </w:r>
-      <w:bookmarkEnd w:id="98"/>
+      <w:bookmarkEnd w:id="97"/>
     </w:p>
     <w:p>
       <w:pPr>
@@ -27833,14 +27754,14 @@
           <w:lang w:val="es-AR"/>
         </w:rPr>
       </w:pPr>
-      <w:bookmarkStart w:id="99" w:name="_Toc230024449"/>
+      <w:bookmarkStart w:id="98" w:name="_Toc230024449"/>
       <w:r>
         <w:rPr>
           <w:lang w:val="es-AR"/>
         </w:rPr>
         <w:t>2.1 Hosting (Backend + API)</w:t>
       </w:r>
-      <w:bookmarkEnd w:id="99"/>
+      <w:bookmarkEnd w:id="98"/>
     </w:p>
     <w:p>
       <w:pPr>
@@ -28113,14 +28034,14 @@
           <w:lang w:val="es-AR"/>
         </w:rPr>
       </w:pPr>
-      <w:bookmarkStart w:id="100" w:name="_Toc230024450"/>
+      <w:bookmarkStart w:id="99" w:name="_Toc230024450"/>
       <w:r>
         <w:rPr>
           <w:lang w:val="es-AR"/>
         </w:rPr>
         <w:t>2.2 Base de Datos</w:t>
       </w:r>
-      <w:bookmarkEnd w:id="100"/>
+      <w:bookmarkEnd w:id="99"/>
     </w:p>
     <w:p>
       <w:pPr>
@@ -28409,7 +28330,7 @@
           <w:lang w:val="es-AR"/>
         </w:rPr>
       </w:pPr>
-      <w:bookmarkStart w:id="101" w:name="_Toc230024451"/>
+      <w:bookmarkStart w:id="100" w:name="_Toc230024451"/>
       <w:r>
         <w:rPr>
           <w:lang w:val="es-AR"/>
@@ -28417,7 +28338,7 @@
         <w:lastRenderedPageBreak/>
         <w:t>2.3 Dominio Web (opcional)</w:t>
       </w:r>
-      <w:bookmarkEnd w:id="101"/>
+      <w:bookmarkEnd w:id="100"/>
     </w:p>
     <w:p>
       <w:pPr>
@@ -28649,14 +28570,14 @@
           <w:lang w:val="es-AR"/>
         </w:rPr>
       </w:pPr>
-      <w:bookmarkStart w:id="102" w:name="_Toc230024452"/>
+      <w:bookmarkStart w:id="101" w:name="_Toc230024452"/>
       <w:r>
         <w:rPr>
           <w:lang w:val="es-AR"/>
         </w:rPr>
         <w:t>2.4 Herramientas y Software</w:t>
       </w:r>
-      <w:bookmarkEnd w:id="102"/>
+      <w:bookmarkEnd w:id="101"/>
     </w:p>
     <w:p>
       <w:pPr>
@@ -28841,14 +28762,14 @@
           <w:lang w:val="es-AR"/>
         </w:rPr>
       </w:pPr>
-      <w:bookmarkStart w:id="103" w:name="_Toc230024453"/>
+      <w:bookmarkStart w:id="102" w:name="_Toc230024453"/>
       <w:r>
         <w:rPr>
           <w:lang w:val="es-AR"/>
         </w:rPr>
         <w:t>3. Costos de Integraciones Externas</w:t>
       </w:r>
-      <w:bookmarkEnd w:id="103"/>
+      <w:bookmarkEnd w:id="102"/>
     </w:p>
     <w:p>
       <w:pPr>
@@ -28955,7 +28876,7 @@
           <w:lang w:val="es-AR"/>
         </w:rPr>
       </w:pPr>
-      <w:bookmarkStart w:id="104" w:name="_Toc230024454"/>
+      <w:bookmarkStart w:id="103" w:name="_Toc230024454"/>
       <w:r>
         <w:rPr>
           <w:lang w:val="es-AR"/>
@@ -28969,7 +28890,7 @@
         </w:rPr>
         <w:t>Contenerización</w:t>
       </w:r>
-      <w:bookmarkEnd w:id="104"/>
+      <w:bookmarkEnd w:id="103"/>
       <w:proofErr w:type="spellEnd"/>
     </w:p>
     <w:p>
@@ -29102,7 +29023,7 @@
           <w:lang w:val="es-AR"/>
         </w:rPr>
       </w:pPr>
-      <w:bookmarkStart w:id="105" w:name="_Toc230024455"/>
+      <w:bookmarkStart w:id="104" w:name="_Toc230024455"/>
       <w:r>
         <w:rPr>
           <w:lang w:val="es-AR"/>
@@ -29110,7 +29031,7 @@
         <w:lastRenderedPageBreak/>
         <w:t>5. Costos de Contingencia</w:t>
       </w:r>
-      <w:bookmarkEnd w:id="105"/>
+      <w:bookmarkEnd w:id="104"/>
     </w:p>
     <w:p>
       <w:pPr>
@@ -29212,14 +29133,14 @@
           <w:lang w:val="es-AR"/>
         </w:rPr>
       </w:pPr>
-      <w:bookmarkStart w:id="106" w:name="_Toc230024456"/>
+      <w:bookmarkStart w:id="105" w:name="_Toc230024456"/>
       <w:r>
         <w:rPr>
           <w:lang w:val="es-AR"/>
         </w:rPr>
         <w:t>6. Resumen Económico</w:t>
       </w:r>
-      <w:bookmarkEnd w:id="106"/>
+      <w:bookmarkEnd w:id="105"/>
     </w:p>
     <w:tbl>
       <w:tblPr>
@@ -29726,7 +29647,7 @@
           <w:lang w:val="es-AR"/>
         </w:rPr>
       </w:pPr>
-      <w:bookmarkStart w:id="107" w:name="_Toc230024470"/>
+      <w:bookmarkStart w:id="106" w:name="_Toc230024470"/>
       <w:r>
         <w:t xml:space="preserve">Tabla </w:t>
       </w:r>
@@ -29754,7 +29675,7 @@
       <w:r>
         <w:t>Resumen Económico</w:t>
       </w:r>
-      <w:bookmarkEnd w:id="107"/>
+      <w:bookmarkEnd w:id="106"/>
     </w:p>
     <w:p>
       <w:pPr>
@@ -29764,14 +29685,14 @@
           <w:lang w:val="es-AR"/>
         </w:rPr>
       </w:pPr>
-      <w:bookmarkStart w:id="108" w:name="_Toc230024457"/>
+      <w:bookmarkStart w:id="107" w:name="_Toc230024457"/>
       <w:r>
         <w:rPr>
           <w:lang w:val="es-AR"/>
         </w:rPr>
         <w:t>7. Conclusión</w:t>
       </w:r>
-      <w:bookmarkEnd w:id="108"/>
+      <w:bookmarkEnd w:id="107"/>
     </w:p>
     <w:p>
       <w:pPr>
@@ -29842,7 +29763,10 @@
     <w:p/>
     <w:p/>
     <w:p/>
-    <w:p/>
+    <w:p>
+      <w:bookmarkStart w:id="108" w:name="_GoBack"/>
+      <w:bookmarkEnd w:id="108"/>
+    </w:p>
     <w:p>
       <w:pPr>
         <w:pStyle w:val="Ttulo1"/>
@@ -30558,9 +30482,6 @@
         <w:spacing w:line="480" w:lineRule="auto"/>
       </w:pPr>
       <w:r>
-        <w:rPr>
-          <w:noProof/>
-        </w:rPr>
         <w:drawing>
           <wp:anchor distT="0" distB="0" distL="114300" distR="114300" simplePos="0" relativeHeight="251672064" behindDoc="0" locked="0" layoutInCell="1" allowOverlap="1" wp14:anchorId="7CDA66F3">
             <wp:simplePos x="0" y="0"/>
@@ -42142,7 +42063,6 @@
   <w:style w:type="character" w:default="1" w:styleId="Fuentedeprrafopredeter">
     <w:name w:val="Default Paragraph Font"/>
     <w:uiPriority w:val="1"/>
-    <w:semiHidden/>
     <w:unhideWhenUsed/>
   </w:style>
   <w:style w:type="table" w:default="1" w:styleId="Tablanormal">
@@ -42944,7 +42864,7 @@
 </file>
 
 <file path=customXml/itemProps1.xml><?xml version="1.0" encoding="utf-8"?>
-<ds:datastoreItem xmlns:ds="http://schemas.openxmlformats.org/officeDocument/2006/customXml" ds:itemID="{1C086330-7E3E-4621-B368-818950CEEF8C}">
+<ds:datastoreItem xmlns:ds="http://schemas.openxmlformats.org/officeDocument/2006/customXml" ds:itemID="{69E88F4B-37F3-47BC-BCC0-AA6651F4FB2F}">
   <ds:schemaRefs>
     <ds:schemaRef ds:uri="http://schemas.openxmlformats.org/officeDocument/2006/bibliography"/>
   </ds:schemaRefs>

--- a/docs/Documentacion - Diaz Rocio (3ra entrega).docx
+++ b/docs/Documentacion - Diaz Rocio (3ra entrega).docx
@@ -492,7 +492,7 @@
         <w:pStyle w:val="Ttulo1"/>
         <w:ind w:left="165"/>
       </w:pPr>
-      <w:bookmarkStart w:id="1" w:name="_Toc230024364"/>
+      <w:bookmarkStart w:id="1" w:name="_Toc231819006"/>
       <w:r>
         <w:t>Tabla</w:t>
       </w:r>
@@ -585,7 +585,7 @@
           <w:r>
             <w:fldChar w:fldCharType="separate"/>
           </w:r>
-          <w:hyperlink w:anchor="_Toc230024364" w:history="1">
+          <w:hyperlink w:anchor="_Toc231819006" w:history="1">
             <w:r>
               <w:rPr>
                 <w:rStyle w:val="Hipervnculo"/>
@@ -643,7 +643,7 @@
                 <w:noProof/>
                 <w:webHidden/>
               </w:rPr>
-              <w:instrText xml:space="preserve"> PAGEREF _Toc230024364 \h </w:instrText>
+              <w:instrText xml:space="preserve"> PAGEREF _Toc231819006 \h </w:instrText>
             </w:r>
             <w:r>
               <w:rPr>
@@ -688,7 +688,7 @@
               <w:lang w:val="es-AR" w:eastAsia="es-AR"/>
             </w:rPr>
           </w:pPr>
-          <w:hyperlink w:anchor="_Toc230024365" w:history="1">
+          <w:hyperlink w:anchor="_Toc231819007" w:history="1">
             <w:r>
               <w:rPr>
                 <w:rStyle w:val="Hipervnculo"/>
@@ -715,7 +715,7 @@
                 <w:noProof/>
                 <w:webHidden/>
               </w:rPr>
-              <w:instrText xml:space="preserve"> PAGEREF _Toc230024365 \h </w:instrText>
+              <w:instrText xml:space="preserve"> PAGEREF _Toc231819007 \h </w:instrText>
             </w:r>
             <w:r>
               <w:rPr>
@@ -758,7 +758,7 @@
               <w:lang w:val="es-AR" w:eastAsia="es-AR"/>
             </w:rPr>
           </w:pPr>
-          <w:hyperlink w:anchor="_Toc230024366" w:history="1">
+          <w:hyperlink w:anchor="_Toc231819008" w:history="1">
             <w:r>
               <w:rPr>
                 <w:rStyle w:val="Hipervnculo"/>
@@ -786,7 +786,7 @@
                 <w:noProof/>
                 <w:webHidden/>
               </w:rPr>
-              <w:instrText xml:space="preserve"> PAGEREF _Toc230024366 \h </w:instrText>
+              <w:instrText xml:space="preserve"> PAGEREF _Toc231819008 \h </w:instrText>
             </w:r>
             <w:r>
               <w:rPr>
@@ -829,7 +829,7 @@
               <w:lang w:val="es-AR" w:eastAsia="es-AR"/>
             </w:rPr>
           </w:pPr>
-          <w:hyperlink w:anchor="_Toc230024367" w:history="1">
+          <w:hyperlink w:anchor="_Toc231819009" w:history="1">
             <w:r>
               <w:rPr>
                 <w:rStyle w:val="Hipervnculo"/>
@@ -857,7 +857,7 @@
                 <w:noProof/>
                 <w:webHidden/>
               </w:rPr>
-              <w:instrText xml:space="preserve"> PAGEREF _Toc230024367 \h </w:instrText>
+              <w:instrText xml:space="preserve"> PAGEREF _Toc231819009 \h </w:instrText>
             </w:r>
             <w:r>
               <w:rPr>
@@ -902,7 +902,7 @@
               <w:lang w:val="es-AR" w:eastAsia="es-AR"/>
             </w:rPr>
           </w:pPr>
-          <w:hyperlink w:anchor="_Toc230024368" w:history="1">
+          <w:hyperlink w:anchor="_Toc231819010" w:history="1">
             <w:r>
               <w:rPr>
                 <w:rStyle w:val="Hipervnculo"/>
@@ -930,7 +930,7 @@
                 <w:noProof/>
                 <w:webHidden/>
               </w:rPr>
-              <w:instrText xml:space="preserve"> PAGEREF _Toc230024368 \h </w:instrText>
+              <w:instrText xml:space="preserve"> PAGEREF _Toc231819010 \h </w:instrText>
             </w:r>
             <w:r>
               <w:rPr>
@@ -975,7 +975,7 @@
               <w:lang w:val="es-AR" w:eastAsia="es-AR"/>
             </w:rPr>
           </w:pPr>
-          <w:hyperlink w:anchor="_Toc230024369" w:history="1">
+          <w:hyperlink w:anchor="_Toc231819011" w:history="1">
             <w:r>
               <w:rPr>
                 <w:rStyle w:val="Hipervnculo"/>
@@ -1003,7 +1003,7 @@
                 <w:noProof/>
                 <w:webHidden/>
               </w:rPr>
-              <w:instrText xml:space="preserve"> PAGEREF _Toc230024369 \h </w:instrText>
+              <w:instrText xml:space="preserve"> PAGEREF _Toc231819011 \h </w:instrText>
             </w:r>
             <w:r>
               <w:rPr>
@@ -1048,7 +1048,7 @@
               <w:lang w:val="es-AR" w:eastAsia="es-AR"/>
             </w:rPr>
           </w:pPr>
-          <w:hyperlink w:anchor="_Toc230024370" w:history="1">
+          <w:hyperlink w:anchor="_Toc231819012" w:history="1">
             <w:r>
               <w:rPr>
                 <w:rStyle w:val="Hipervnculo"/>
@@ -1075,7 +1075,7 @@
                 <w:noProof/>
                 <w:webHidden/>
               </w:rPr>
-              <w:instrText xml:space="preserve"> PAGEREF _Toc230024370 \h </w:instrText>
+              <w:instrText xml:space="preserve"> PAGEREF _Toc231819012 \h </w:instrText>
             </w:r>
             <w:r>
               <w:rPr>
@@ -1120,7 +1120,7 @@
               <w:lang w:val="es-AR" w:eastAsia="es-AR"/>
             </w:rPr>
           </w:pPr>
-          <w:hyperlink w:anchor="_Toc230024371" w:history="1">
+          <w:hyperlink w:anchor="_Toc231819013" w:history="1">
             <w:r>
               <w:rPr>
                 <w:rStyle w:val="Hipervnculo"/>
@@ -1178,7 +1178,7 @@
                 <w:noProof/>
                 <w:webHidden/>
               </w:rPr>
-              <w:instrText xml:space="preserve"> PAGEREF _Toc230024371 \h </w:instrText>
+              <w:instrText xml:space="preserve"> PAGEREF _Toc231819013 \h </w:instrText>
             </w:r>
             <w:r>
               <w:rPr>
@@ -1223,7 +1223,7 @@
               <w:lang w:val="es-AR" w:eastAsia="es-AR"/>
             </w:rPr>
           </w:pPr>
-          <w:hyperlink w:anchor="_Toc230024372" w:history="1">
+          <w:hyperlink w:anchor="_Toc231819014" w:history="1">
             <w:r>
               <w:rPr>
                 <w:rStyle w:val="Hipervnculo"/>
@@ -1251,7 +1251,7 @@
                 <w:noProof/>
                 <w:webHidden/>
               </w:rPr>
-              <w:instrText xml:space="preserve"> PAGEREF _Toc230024372 \h </w:instrText>
+              <w:instrText xml:space="preserve"> PAGEREF _Toc231819014 \h </w:instrText>
             </w:r>
             <w:r>
               <w:rPr>
@@ -1296,7 +1296,7 @@
               <w:lang w:val="es-AR" w:eastAsia="es-AR"/>
             </w:rPr>
           </w:pPr>
-          <w:hyperlink w:anchor="_Toc230024373" w:history="1">
+          <w:hyperlink w:anchor="_Toc231819015" w:history="1">
             <w:r>
               <w:rPr>
                 <w:rStyle w:val="Hipervnculo"/>
@@ -1324,7 +1324,7 @@
                 <w:noProof/>
                 <w:webHidden/>
               </w:rPr>
-              <w:instrText xml:space="preserve"> PAGEREF _Toc230024373 \h </w:instrText>
+              <w:instrText xml:space="preserve"> PAGEREF _Toc231819015 \h </w:instrText>
             </w:r>
             <w:r>
               <w:rPr>
@@ -1368,7 +1368,7 @@
               <w:lang w:val="es-AR" w:eastAsia="es-AR"/>
             </w:rPr>
           </w:pPr>
-          <w:hyperlink w:anchor="_Toc230024374" w:history="1">
+          <w:hyperlink w:anchor="_Toc231819016" w:history="1">
             <w:r>
               <w:rPr>
                 <w:rStyle w:val="Hipervnculo"/>
@@ -1412,7 +1412,7 @@
                 <w:noProof/>
                 <w:webHidden/>
               </w:rPr>
-              <w:instrText xml:space="preserve"> PAGEREF _Toc230024374 \h </w:instrText>
+              <w:instrText xml:space="preserve"> PAGEREF _Toc231819016 \h </w:instrText>
             </w:r>
             <w:r>
               <w:rPr>
@@ -1456,7 +1456,7 @@
               <w:lang w:val="es-AR" w:eastAsia="es-AR"/>
             </w:rPr>
           </w:pPr>
-          <w:hyperlink w:anchor="_Toc230024375" w:history="1">
+          <w:hyperlink w:anchor="_Toc231819017" w:history="1">
             <w:r>
               <w:rPr>
                 <w:rStyle w:val="Hipervnculo"/>
@@ -1500,7 +1500,7 @@
                 <w:noProof/>
                 <w:webHidden/>
               </w:rPr>
-              <w:instrText xml:space="preserve"> PAGEREF _Toc230024375 \h </w:instrText>
+              <w:instrText xml:space="preserve"> PAGEREF _Toc231819017 \h </w:instrText>
             </w:r>
             <w:r>
               <w:rPr>
@@ -1545,7 +1545,7 @@
               <w:lang w:val="es-AR" w:eastAsia="es-AR"/>
             </w:rPr>
           </w:pPr>
-          <w:hyperlink w:anchor="_Toc230024376" w:history="1">
+          <w:hyperlink w:anchor="_Toc231819018" w:history="1">
             <w:r>
               <w:rPr>
                 <w:rStyle w:val="Hipervnculo"/>
@@ -1572,7 +1572,7 @@
                 <w:noProof/>
                 <w:webHidden/>
               </w:rPr>
-              <w:instrText xml:space="preserve"> PAGEREF _Toc230024376 \h </w:instrText>
+              <w:instrText xml:space="preserve"> PAGEREF _Toc231819018 \h </w:instrText>
             </w:r>
             <w:r>
               <w:rPr>
@@ -1617,7 +1617,7 @@
               <w:lang w:val="es-AR" w:eastAsia="es-AR"/>
             </w:rPr>
           </w:pPr>
-          <w:hyperlink w:anchor="_Toc230024377" w:history="1">
+          <w:hyperlink w:anchor="_Toc231819019" w:history="1">
             <w:r>
               <w:rPr>
                 <w:rStyle w:val="Hipervnculo"/>
@@ -1644,7 +1644,7 @@
                 <w:noProof/>
                 <w:webHidden/>
               </w:rPr>
-              <w:instrText xml:space="preserve"> PAGEREF _Toc230024377 \h </w:instrText>
+              <w:instrText xml:space="preserve"> PAGEREF _Toc231819019 \h </w:instrText>
             </w:r>
             <w:r>
               <w:rPr>
@@ -1688,7 +1688,7 @@
               <w:lang w:val="es-AR" w:eastAsia="es-AR"/>
             </w:rPr>
           </w:pPr>
-          <w:hyperlink w:anchor="_Toc230024378" w:history="1">
+          <w:hyperlink w:anchor="_Toc231819020" w:history="1">
             <w:r>
               <w:rPr>
                 <w:rStyle w:val="Hipervnculo"/>
@@ -1732,7 +1732,7 @@
                 <w:noProof/>
                 <w:webHidden/>
               </w:rPr>
-              <w:instrText xml:space="preserve"> PAGEREF _Toc230024378 \h </w:instrText>
+              <w:instrText xml:space="preserve"> PAGEREF _Toc231819020 \h </w:instrText>
             </w:r>
             <w:r>
               <w:rPr>
@@ -1776,7 +1776,7 @@
               <w:lang w:val="es-AR" w:eastAsia="es-AR"/>
             </w:rPr>
           </w:pPr>
-          <w:hyperlink w:anchor="_Toc230024379" w:history="1">
+          <w:hyperlink w:anchor="_Toc231819021" w:history="1">
             <w:r>
               <w:rPr>
                 <w:rStyle w:val="Hipervnculo"/>
@@ -1821,7 +1821,7 @@
                 <w:noProof/>
                 <w:webHidden/>
               </w:rPr>
-              <w:instrText xml:space="preserve"> PAGEREF _Toc230024379 \h </w:instrText>
+              <w:instrText xml:space="preserve"> PAGEREF _Toc231819021 \h </w:instrText>
             </w:r>
             <w:r>
               <w:rPr>
@@ -1865,7 +1865,7 @@
               <w:lang w:val="es-AR" w:eastAsia="es-AR"/>
             </w:rPr>
           </w:pPr>
-          <w:hyperlink w:anchor="_Toc230024380" w:history="1">
+          <w:hyperlink w:anchor="_Toc231819022" w:history="1">
             <w:r>
               <w:rPr>
                 <w:rStyle w:val="Hipervnculo"/>
@@ -1909,7 +1909,7 @@
                 <w:noProof/>
                 <w:webHidden/>
               </w:rPr>
-              <w:instrText xml:space="preserve"> PAGEREF _Toc230024380 \h </w:instrText>
+              <w:instrText xml:space="preserve"> PAGEREF _Toc231819022 \h </w:instrText>
             </w:r>
             <w:r>
               <w:rPr>
@@ -1953,7 +1953,7 @@
               <w:lang w:val="es-AR" w:eastAsia="es-AR"/>
             </w:rPr>
           </w:pPr>
-          <w:hyperlink w:anchor="_Toc230024381" w:history="1">
+          <w:hyperlink w:anchor="_Toc231819023" w:history="1">
             <w:r>
               <w:rPr>
                 <w:rStyle w:val="Hipervnculo"/>
@@ -1976,7 +1976,23 @@
                 <w:rFonts w:cs="Arial"/>
                 <w:noProof/>
               </w:rPr>
-              <w:t>Integración con servicios externos</w:t>
+              <w:t>Integració</w:t>
+            </w:r>
+            <w:r>
+              <w:rPr>
+                <w:rStyle w:val="Hipervnculo"/>
+                <w:rFonts w:cs="Arial"/>
+                <w:noProof/>
+              </w:rPr>
+              <w:t>n</w:t>
+            </w:r>
+            <w:r>
+              <w:rPr>
+                <w:rStyle w:val="Hipervnculo"/>
+                <w:rFonts w:cs="Arial"/>
+                <w:noProof/>
+              </w:rPr>
+              <w:t xml:space="preserve"> con servicios externos</w:t>
             </w:r>
             <w:r>
               <w:rPr>
@@ -1997,7 +2013,7 @@
                 <w:noProof/>
                 <w:webHidden/>
               </w:rPr>
-              <w:instrText xml:space="preserve"> PAGEREF _Toc230024381 \h </w:instrText>
+              <w:instrText xml:space="preserve"> PAGEREF _Toc231819023 \h </w:instrText>
             </w:r>
             <w:r>
               <w:rPr>
@@ -2018,6 +2034,146 @@
                 <w:webHidden/>
               </w:rPr>
               <w:t>19</w:t>
+            </w:r>
+            <w:r>
+              <w:rPr>
+                <w:noProof/>
+                <w:webHidden/>
+              </w:rPr>
+              <w:fldChar w:fldCharType="end"/>
+            </w:r>
+          </w:hyperlink>
+        </w:p>
+        <w:p>
+          <w:pPr>
+            <w:pStyle w:val="TDC3"/>
+            <w:tabs>
+              <w:tab w:val="right" w:leader="dot" w:pos="9360"/>
+            </w:tabs>
+            <w:rPr>
+              <w:rFonts w:asciiTheme="minorHAnsi" w:eastAsiaTheme="minorEastAsia" w:hAnsiTheme="minorHAnsi" w:cstheme="minorBidi"/>
+              <w:noProof/>
+              <w:lang w:val="es-AR" w:eastAsia="es-AR"/>
+            </w:rPr>
+          </w:pPr>
+          <w:hyperlink w:anchor="_Toc231819024" w:history="1">
+            <w:r>
+              <w:rPr>
+                <w:rStyle w:val="Hipervnculo"/>
+                <w:noProof/>
+              </w:rPr>
+              <w:t>Proveedores de datos de mercado</w:t>
+            </w:r>
+            <w:r>
+              <w:rPr>
+                <w:noProof/>
+                <w:webHidden/>
+              </w:rPr>
+              <w:tab/>
+            </w:r>
+            <w:r>
+              <w:rPr>
+                <w:noProof/>
+                <w:webHidden/>
+              </w:rPr>
+              <w:fldChar w:fldCharType="begin"/>
+            </w:r>
+            <w:r>
+              <w:rPr>
+                <w:noProof/>
+                <w:webHidden/>
+              </w:rPr>
+              <w:instrText xml:space="preserve"> PAGEREF _Toc231819024 \h </w:instrText>
+            </w:r>
+            <w:r>
+              <w:rPr>
+                <w:noProof/>
+                <w:webHidden/>
+              </w:rPr>
+            </w:r>
+            <w:r>
+              <w:rPr>
+                <w:noProof/>
+                <w:webHidden/>
+              </w:rPr>
+              <w:fldChar w:fldCharType="separate"/>
+            </w:r>
+            <w:r>
+              <w:rPr>
+                <w:noProof/>
+                <w:webHidden/>
+              </w:rPr>
+              <w:t>20</w:t>
+            </w:r>
+            <w:r>
+              <w:rPr>
+                <w:noProof/>
+                <w:webHidden/>
+              </w:rPr>
+              <w:fldChar w:fldCharType="end"/>
+            </w:r>
+          </w:hyperlink>
+        </w:p>
+        <w:p>
+          <w:pPr>
+            <w:pStyle w:val="TDC3"/>
+            <w:tabs>
+              <w:tab w:val="right" w:leader="dot" w:pos="9360"/>
+            </w:tabs>
+            <w:rPr>
+              <w:rFonts w:asciiTheme="minorHAnsi" w:eastAsiaTheme="minorEastAsia" w:hAnsiTheme="minorHAnsi" w:cstheme="minorBidi"/>
+              <w:noProof/>
+              <w:lang w:val="es-AR" w:eastAsia="es-AR"/>
+            </w:rPr>
+          </w:pPr>
+          <w:hyperlink w:anchor="_Toc231819025" w:history="1">
+            <w:r>
+              <w:rPr>
+                <w:rStyle w:val="Hipervnculo"/>
+                <w:noProof/>
+              </w:rPr>
+              <w:t>Proveedores de envío de correo electrónico</w:t>
+            </w:r>
+            <w:r>
+              <w:rPr>
+                <w:noProof/>
+                <w:webHidden/>
+              </w:rPr>
+              <w:tab/>
+            </w:r>
+            <w:r>
+              <w:rPr>
+                <w:noProof/>
+                <w:webHidden/>
+              </w:rPr>
+              <w:fldChar w:fldCharType="begin"/>
+            </w:r>
+            <w:r>
+              <w:rPr>
+                <w:noProof/>
+                <w:webHidden/>
+              </w:rPr>
+              <w:instrText xml:space="preserve"> PAGEREF _Toc231819025 \h </w:instrText>
+            </w:r>
+            <w:r>
+              <w:rPr>
+                <w:noProof/>
+                <w:webHidden/>
+              </w:rPr>
+            </w:r>
+            <w:r>
+              <w:rPr>
+                <w:noProof/>
+                <w:webHidden/>
+              </w:rPr>
+              <w:fldChar w:fldCharType="separate"/>
+            </w:r>
+            <w:r>
+              <w:rPr>
+                <w:noProof/>
+                <w:webHidden/>
+              </w:rPr>
+              <w:t>21</w:t>
             </w:r>
             <w:r>
               <w:rPr>
@@ -2041,7 +2197,7 @@
               <w:lang w:val="es-AR" w:eastAsia="es-AR"/>
             </w:rPr>
           </w:pPr>
-          <w:hyperlink w:anchor="_Toc230024382" w:history="1">
+          <w:hyperlink w:anchor="_Toc231819026" w:history="1">
             <w:r>
               <w:rPr>
                 <w:rStyle w:val="Hipervnculo"/>
@@ -2119,7 +2275,7 @@
                 <w:noProof/>
                 <w:webHidden/>
               </w:rPr>
-              <w:instrText xml:space="preserve"> PAGEREF _Toc230024382 \h </w:instrText>
+              <w:instrText xml:space="preserve"> PAGEREF _Toc231819026 \h </w:instrText>
             </w:r>
             <w:r>
               <w:rPr>
@@ -2139,7 +2295,7 @@
                 <w:noProof/>
                 <w:webHidden/>
               </w:rPr>
-              <w:t>20</w:t>
+              <w:t>21</w:t>
             </w:r>
             <w:r>
               <w:rPr>
@@ -2163,7 +2319,7 @@
               <w:lang w:val="es-AR" w:eastAsia="es-AR"/>
             </w:rPr>
           </w:pPr>
-          <w:hyperlink w:anchor="_Toc230024383" w:history="1">
+          <w:hyperlink w:anchor="_Toc231819027" w:history="1">
             <w:r>
               <w:rPr>
                 <w:rStyle w:val="Hipervnculo"/>
@@ -2207,7 +2363,7 @@
                 <w:noProof/>
                 <w:webHidden/>
               </w:rPr>
-              <w:instrText xml:space="preserve"> PAGEREF _Toc230024383 \h </w:instrText>
+              <w:instrText xml:space="preserve"> PAGEREF _Toc231819027 \h </w:instrText>
             </w:r>
             <w:r>
               <w:rPr>
@@ -2227,7 +2383,7 @@
                 <w:noProof/>
                 <w:webHidden/>
               </w:rPr>
-              <w:t>20</w:t>
+              <w:t>22</w:t>
             </w:r>
             <w:r>
               <w:rPr>
@@ -2251,7 +2407,7 @@
               <w:lang w:val="es-AR" w:eastAsia="es-AR"/>
             </w:rPr>
           </w:pPr>
-          <w:hyperlink w:anchor="_Toc230024384" w:history="1">
+          <w:hyperlink w:anchor="_Toc231819028" w:history="1">
             <w:r>
               <w:rPr>
                 <w:rStyle w:val="Hipervnculo"/>
@@ -2313,24 +2469,6 @@
             </w:r>
             <w:r>
               <w:rPr>
-                <w:rStyle w:val="Hipervnculo"/>
-                <w:rFonts w:cs="Arial"/>
-                <w:noProof/>
-                <w:spacing w:val="-14"/>
-              </w:rPr>
-              <w:t xml:space="preserve"> </w:t>
-            </w:r>
-            <w:r>
-              <w:rPr>
-                <w:rStyle w:val="Hipervnculo"/>
-                <w:rFonts w:cs="Arial"/>
-                <w:noProof/>
-                <w:spacing w:val="-2"/>
-              </w:rPr>
-              <w:t>(Deploy):</w:t>
-            </w:r>
-            <w:r>
-              <w:rPr>
                 <w:noProof/>
                 <w:webHidden/>
               </w:rPr>
@@ -2348,7 +2486,7 @@
                 <w:noProof/>
                 <w:webHidden/>
               </w:rPr>
-              <w:instrText xml:space="preserve"> PAGEREF _Toc230024384 \h </w:instrText>
+              <w:instrText xml:space="preserve"> PAGEREF _Toc231819028 \h </w:instrText>
             </w:r>
             <w:r>
               <w:rPr>
@@ -2368,7 +2506,7 @@
                 <w:noProof/>
                 <w:webHidden/>
               </w:rPr>
-              <w:t>20</w:t>
+              <w:t>22</w:t>
             </w:r>
             <w:r>
               <w:rPr>
@@ -2393,7 +2531,7 @@
               <w:lang w:val="es-AR" w:eastAsia="es-AR"/>
             </w:rPr>
           </w:pPr>
-          <w:hyperlink w:anchor="_Toc230024385" w:history="1">
+          <w:hyperlink w:anchor="_Toc231819029" w:history="1">
             <w:r>
               <w:rPr>
                 <w:rStyle w:val="Hipervnculo"/>
@@ -2451,7 +2589,7 @@
                 <w:noProof/>
                 <w:webHidden/>
               </w:rPr>
-              <w:instrText xml:space="preserve"> PAGEREF _Toc230024385 \h </w:instrText>
+              <w:instrText xml:space="preserve"> PAGEREF _Toc231819029 \h </w:instrText>
             </w:r>
             <w:r>
               <w:rPr>
@@ -2471,7 +2609,7 @@
                 <w:noProof/>
                 <w:webHidden/>
               </w:rPr>
-              <w:t>21</w:t>
+              <w:t>22</w:t>
             </w:r>
             <w:r>
               <w:rPr>
@@ -2494,7 +2632,7 @@
               <w:lang w:val="es-AR" w:eastAsia="es-AR"/>
             </w:rPr>
           </w:pPr>
-          <w:hyperlink w:anchor="_Toc230024386" w:history="1">
+          <w:hyperlink w:anchor="_Toc231819030" w:history="1">
             <w:r>
               <w:rPr>
                 <w:rStyle w:val="Hipervnculo"/>
@@ -2522,7 +2660,7 @@
                 <w:noProof/>
                 <w:webHidden/>
               </w:rPr>
-              <w:instrText xml:space="preserve"> PAGEREF _Toc230024386 \h </w:instrText>
+              <w:instrText xml:space="preserve"> PAGEREF _Toc231819030 \h </w:instrText>
             </w:r>
             <w:r>
               <w:rPr>
@@ -2542,7 +2680,7 @@
                 <w:noProof/>
                 <w:webHidden/>
               </w:rPr>
-              <w:t>21</w:t>
+              <w:t>22</w:t>
             </w:r>
             <w:r>
               <w:rPr>
@@ -2565,7 +2703,7 @@
               <w:lang w:val="es-AR" w:eastAsia="es-AR"/>
             </w:rPr>
           </w:pPr>
-          <w:hyperlink w:anchor="_Toc230024387" w:history="1">
+          <w:hyperlink w:anchor="_Toc231819031" w:history="1">
             <w:r>
               <w:rPr>
                 <w:rStyle w:val="Hipervnculo"/>
@@ -2593,7 +2731,7 @@
                 <w:noProof/>
                 <w:webHidden/>
               </w:rPr>
-              <w:instrText xml:space="preserve"> PAGEREF _Toc230024387 \h </w:instrText>
+              <w:instrText xml:space="preserve"> PAGEREF _Toc231819031 \h </w:instrText>
             </w:r>
             <w:r>
               <w:rPr>
@@ -2613,7 +2751,7 @@
                 <w:noProof/>
                 <w:webHidden/>
               </w:rPr>
-              <w:t>21</w:t>
+              <w:t>23</w:t>
             </w:r>
             <w:r>
               <w:rPr>
@@ -2636,7 +2774,7 @@
               <w:lang w:val="es-AR" w:eastAsia="es-AR"/>
             </w:rPr>
           </w:pPr>
-          <w:hyperlink w:anchor="_Toc230024388" w:history="1">
+          <w:hyperlink w:anchor="_Toc231819032" w:history="1">
             <w:r>
               <w:rPr>
                 <w:rStyle w:val="Hipervnculo"/>
@@ -2664,7 +2802,7 @@
                 <w:noProof/>
                 <w:webHidden/>
               </w:rPr>
-              <w:instrText xml:space="preserve"> PAGEREF _Toc230024388 \h </w:instrText>
+              <w:instrText xml:space="preserve"> PAGEREF _Toc231819032 \h </w:instrText>
             </w:r>
             <w:r>
               <w:rPr>
@@ -2684,7 +2822,7 @@
                 <w:noProof/>
                 <w:webHidden/>
               </w:rPr>
-              <w:t>21</w:t>
+              <w:t>23</w:t>
             </w:r>
             <w:r>
               <w:rPr>
@@ -2707,7 +2845,7 @@
               <w:lang w:val="es-AR" w:eastAsia="es-AR"/>
             </w:rPr>
           </w:pPr>
-          <w:hyperlink w:anchor="_Toc230024389" w:history="1">
+          <w:hyperlink w:anchor="_Toc231819033" w:history="1">
             <w:r>
               <w:rPr>
                 <w:rStyle w:val="Hipervnculo"/>
@@ -2735,7 +2873,7 @@
                 <w:noProof/>
                 <w:webHidden/>
               </w:rPr>
-              <w:instrText xml:space="preserve"> PAGEREF _Toc230024389 \h </w:instrText>
+              <w:instrText xml:space="preserve"> PAGEREF _Toc231819033 \h </w:instrText>
             </w:r>
             <w:r>
               <w:rPr>
@@ -2755,7 +2893,7 @@
                 <w:noProof/>
                 <w:webHidden/>
               </w:rPr>
-              <w:t>22</w:t>
+              <w:t>23</w:t>
             </w:r>
             <w:r>
               <w:rPr>
@@ -2778,7 +2916,7 @@
               <w:lang w:val="es-AR" w:eastAsia="es-AR"/>
             </w:rPr>
           </w:pPr>
-          <w:hyperlink w:anchor="_Toc230024390" w:history="1">
+          <w:hyperlink w:anchor="_Toc231819034" w:history="1">
             <w:r>
               <w:rPr>
                 <w:rStyle w:val="Hipervnculo"/>
@@ -2806,7 +2944,7 @@
                 <w:noProof/>
                 <w:webHidden/>
               </w:rPr>
-              <w:instrText xml:space="preserve"> PAGEREF _Toc230024390 \h </w:instrText>
+              <w:instrText xml:space="preserve"> PAGEREF _Toc231819034 \h </w:instrText>
             </w:r>
             <w:r>
               <w:rPr>
@@ -2826,7 +2964,7 @@
                 <w:noProof/>
                 <w:webHidden/>
               </w:rPr>
-              <w:t>22</w:t>
+              <w:t>24</w:t>
             </w:r>
             <w:r>
               <w:rPr>
@@ -2849,7 +2987,7 @@
               <w:lang w:val="es-AR" w:eastAsia="es-AR"/>
             </w:rPr>
           </w:pPr>
-          <w:hyperlink w:anchor="_Toc230024391" w:history="1">
+          <w:hyperlink w:anchor="_Toc231819035" w:history="1">
             <w:r>
               <w:rPr>
                 <w:rStyle w:val="Hipervnculo"/>
@@ -2877,7 +3015,7 @@
                 <w:noProof/>
                 <w:webHidden/>
               </w:rPr>
-              <w:instrText xml:space="preserve"> PAGEREF _Toc230024391 \h </w:instrText>
+              <w:instrText xml:space="preserve"> PAGEREF _Toc231819035 \h </w:instrText>
             </w:r>
             <w:r>
               <w:rPr>
@@ -2897,7 +3035,7 @@
                 <w:noProof/>
                 <w:webHidden/>
               </w:rPr>
-              <w:t>22</w:t>
+              <w:t>24</w:t>
             </w:r>
             <w:r>
               <w:rPr>
@@ -2920,7 +3058,7 @@
               <w:lang w:val="es-AR" w:eastAsia="es-AR"/>
             </w:rPr>
           </w:pPr>
-          <w:hyperlink w:anchor="_Toc230024392" w:history="1">
+          <w:hyperlink w:anchor="_Toc231819036" w:history="1">
             <w:r>
               <w:rPr>
                 <w:rStyle w:val="Hipervnculo"/>
@@ -2948,7 +3086,7 @@
                 <w:noProof/>
                 <w:webHidden/>
               </w:rPr>
-              <w:instrText xml:space="preserve"> PAGEREF _Toc230024392 \h </w:instrText>
+              <w:instrText xml:space="preserve"> PAGEREF _Toc231819036 \h </w:instrText>
             </w:r>
             <w:r>
               <w:rPr>
@@ -2968,7 +3106,7 @@
                 <w:noProof/>
                 <w:webHidden/>
               </w:rPr>
-              <w:t>23</w:t>
+              <w:t>24</w:t>
             </w:r>
             <w:r>
               <w:rPr>
@@ -2993,7 +3131,7 @@
               <w:lang w:val="es-AR" w:eastAsia="es-AR"/>
             </w:rPr>
           </w:pPr>
-          <w:hyperlink w:anchor="_Toc230024393" w:history="1">
+          <w:hyperlink w:anchor="_Toc231819037" w:history="1">
             <w:r>
               <w:rPr>
                 <w:rStyle w:val="Hipervnculo"/>
@@ -3020,7 +3158,7 @@
                 <w:noProof/>
                 <w:webHidden/>
               </w:rPr>
-              <w:instrText xml:space="preserve"> PAGEREF _Toc230024393 \h </w:instrText>
+              <w:instrText xml:space="preserve"> PAGEREF _Toc231819037 \h </w:instrText>
             </w:r>
             <w:r>
               <w:rPr>
@@ -3040,7 +3178,7 @@
                 <w:noProof/>
                 <w:webHidden/>
               </w:rPr>
-              <w:t>24</w:t>
+              <w:t>25</w:t>
             </w:r>
             <w:r>
               <w:rPr>
@@ -3064,7 +3202,7 @@
               <w:lang w:val="es-AR" w:eastAsia="es-AR"/>
             </w:rPr>
           </w:pPr>
-          <w:hyperlink w:anchor="_Toc230024394" w:history="1">
+          <w:hyperlink w:anchor="_Toc231819038" w:history="1">
             <w:r>
               <w:rPr>
                 <w:rStyle w:val="Hipervnculo"/>
@@ -3110,7 +3248,7 @@
                 <w:noProof/>
                 <w:webHidden/>
               </w:rPr>
-              <w:instrText xml:space="preserve"> PAGEREF _Toc230024394 \h </w:instrText>
+              <w:instrText xml:space="preserve"> PAGEREF _Toc231819038 \h </w:instrText>
             </w:r>
             <w:r>
               <w:rPr>
@@ -3130,7 +3268,7 @@
                 <w:noProof/>
                 <w:webHidden/>
               </w:rPr>
-              <w:t>24</w:t>
+              <w:t>26</w:t>
             </w:r>
             <w:r>
               <w:rPr>
@@ -3154,7 +3292,7 @@
               <w:lang w:val="es-AR" w:eastAsia="es-AR"/>
             </w:rPr>
           </w:pPr>
-          <w:hyperlink w:anchor="_Toc230024395" w:history="1">
+          <w:hyperlink w:anchor="_Toc231819039" w:history="1">
             <w:r>
               <w:rPr>
                 <w:rStyle w:val="Hipervnculo"/>
@@ -3200,7 +3338,7 @@
                 <w:noProof/>
                 <w:webHidden/>
               </w:rPr>
-              <w:instrText xml:space="preserve"> PAGEREF _Toc230024395 \h </w:instrText>
+              <w:instrText xml:space="preserve"> PAGEREF _Toc231819039 \h </w:instrText>
             </w:r>
             <w:r>
               <w:rPr>
@@ -3220,7 +3358,7 @@
                 <w:noProof/>
                 <w:webHidden/>
               </w:rPr>
-              <w:t>25</w:t>
+              <w:t>26</w:t>
             </w:r>
             <w:r>
               <w:rPr>
@@ -3244,7 +3382,7 @@
               <w:lang w:val="es-AR" w:eastAsia="es-AR"/>
             </w:rPr>
           </w:pPr>
-          <w:hyperlink w:anchor="_Toc230024396" w:history="1">
+          <w:hyperlink w:anchor="_Toc231819040" w:history="1">
             <w:r>
               <w:rPr>
                 <w:rStyle w:val="Hipervnculo"/>
@@ -3290,7 +3428,7 @@
                 <w:noProof/>
                 <w:webHidden/>
               </w:rPr>
-              <w:instrText xml:space="preserve"> PAGEREF _Toc230024396 \h </w:instrText>
+              <w:instrText xml:space="preserve"> PAGEREF _Toc231819040 \h </w:instrText>
             </w:r>
             <w:r>
               <w:rPr>
@@ -3310,7 +3448,7 @@
                 <w:noProof/>
                 <w:webHidden/>
               </w:rPr>
-              <w:t>25</w:t>
+              <w:t>27</w:t>
             </w:r>
             <w:r>
               <w:rPr>
@@ -3334,7 +3472,7 @@
               <w:lang w:val="es-AR" w:eastAsia="es-AR"/>
             </w:rPr>
           </w:pPr>
-          <w:hyperlink w:anchor="_Toc230024397" w:history="1">
+          <w:hyperlink w:anchor="_Toc231819041" w:history="1">
             <w:r>
               <w:rPr>
                 <w:rStyle w:val="Hipervnculo"/>
@@ -3380,7 +3518,7 @@
                 <w:noProof/>
                 <w:webHidden/>
               </w:rPr>
-              <w:instrText xml:space="preserve"> PAGEREF _Toc230024397 \h </w:instrText>
+              <w:instrText xml:space="preserve"> PAGEREF _Toc231819041 \h </w:instrText>
             </w:r>
             <w:r>
               <w:rPr>
@@ -3400,7 +3538,7 @@
                 <w:noProof/>
                 <w:webHidden/>
               </w:rPr>
-              <w:t>26</w:t>
+              <w:t>27</w:t>
             </w:r>
             <w:r>
               <w:rPr>
@@ -3424,7 +3562,7 @@
               <w:lang w:val="es-AR" w:eastAsia="es-AR"/>
             </w:rPr>
           </w:pPr>
-          <w:hyperlink w:anchor="_Toc230024398" w:history="1">
+          <w:hyperlink w:anchor="_Toc231819042" w:history="1">
             <w:r>
               <w:rPr>
                 <w:rStyle w:val="Hipervnculo"/>
@@ -3470,7 +3608,7 @@
                 <w:noProof/>
                 <w:webHidden/>
               </w:rPr>
-              <w:instrText xml:space="preserve"> PAGEREF _Toc230024398 \h </w:instrText>
+              <w:instrText xml:space="preserve"> PAGEREF _Toc231819042 \h </w:instrText>
             </w:r>
             <w:r>
               <w:rPr>
@@ -3490,7 +3628,7 @@
                 <w:noProof/>
                 <w:webHidden/>
               </w:rPr>
-              <w:t>26</w:t>
+              <w:t>28</w:t>
             </w:r>
             <w:r>
               <w:rPr>
@@ -3515,7 +3653,7 @@
               <w:lang w:val="es-AR" w:eastAsia="es-AR"/>
             </w:rPr>
           </w:pPr>
-          <w:hyperlink w:anchor="_Toc230024399" w:history="1">
+          <w:hyperlink w:anchor="_Toc231819043" w:history="1">
             <w:r>
               <w:rPr>
                 <w:rStyle w:val="Hipervnculo"/>
@@ -3543,7 +3681,7 @@
                 <w:noProof/>
                 <w:webHidden/>
               </w:rPr>
-              <w:instrText xml:space="preserve"> PAGEREF _Toc230024399 \h </w:instrText>
+              <w:instrText xml:space="preserve"> PAGEREF _Toc231819043 \h </w:instrText>
             </w:r>
             <w:r>
               <w:rPr>
@@ -3563,7 +3701,7 @@
                 <w:noProof/>
                 <w:webHidden/>
               </w:rPr>
-              <w:t>27</w:t>
+              <w:t>28</w:t>
             </w:r>
             <w:r>
               <w:rPr>
@@ -3586,7 +3724,7 @@
               <w:lang w:val="es-AR" w:eastAsia="es-AR"/>
             </w:rPr>
           </w:pPr>
-          <w:hyperlink w:anchor="_Toc230024400" w:history="1">
+          <w:hyperlink w:anchor="_Toc231819044" w:history="1">
             <w:r>
               <w:rPr>
                 <w:rStyle w:val="Hipervnculo"/>
@@ -3613,7 +3751,7 @@
                 <w:noProof/>
                 <w:webHidden/>
               </w:rPr>
-              <w:instrText xml:space="preserve"> PAGEREF _Toc230024400 \h </w:instrText>
+              <w:instrText xml:space="preserve"> PAGEREF _Toc231819044 \h </w:instrText>
             </w:r>
             <w:r>
               <w:rPr>
@@ -3633,7 +3771,7 @@
                 <w:noProof/>
                 <w:webHidden/>
               </w:rPr>
-              <w:t>27</w:t>
+              <w:t>28</w:t>
             </w:r>
             <w:r>
               <w:rPr>
@@ -3656,7 +3794,7 @@
               <w:lang w:val="es-AR" w:eastAsia="es-AR"/>
             </w:rPr>
           </w:pPr>
-          <w:hyperlink w:anchor="_Toc230024401" w:history="1">
+          <w:hyperlink w:anchor="_Toc231819045" w:history="1">
             <w:r>
               <w:rPr>
                 <w:rStyle w:val="Hipervnculo"/>
@@ -3685,7 +3823,7 @@
                 <w:noProof/>
                 <w:webHidden/>
               </w:rPr>
-              <w:instrText xml:space="preserve"> PAGEREF _Toc230024401 \h </w:instrText>
+              <w:instrText xml:space="preserve"> PAGEREF _Toc231819045 \h </w:instrText>
             </w:r>
             <w:r>
               <w:rPr>
@@ -3705,7 +3843,7 @@
                 <w:noProof/>
                 <w:webHidden/>
               </w:rPr>
-              <w:t>27</w:t>
+              <w:t>29</w:t>
             </w:r>
             <w:r>
               <w:rPr>
@@ -3730,7 +3868,7 @@
               <w:lang w:val="es-AR" w:eastAsia="es-AR"/>
             </w:rPr>
           </w:pPr>
-          <w:hyperlink w:anchor="_Toc230024402" w:history="1">
+          <w:hyperlink w:anchor="_Toc231819046" w:history="1">
             <w:r>
               <w:rPr>
                 <w:rStyle w:val="Hipervnculo"/>
@@ -3757,7 +3895,7 @@
                 <w:noProof/>
                 <w:webHidden/>
               </w:rPr>
-              <w:instrText xml:space="preserve"> PAGEREF _Toc230024402 \h </w:instrText>
+              <w:instrText xml:space="preserve"> PAGEREF _Toc231819046 \h </w:instrText>
             </w:r>
             <w:r>
               <w:rPr>
@@ -3777,7 +3915,7 @@
                 <w:noProof/>
                 <w:webHidden/>
               </w:rPr>
-              <w:t>29</w:t>
+              <w:t>30</w:t>
             </w:r>
             <w:r>
               <w:rPr>
@@ -3802,7 +3940,7 @@
               <w:lang w:val="es-AR" w:eastAsia="es-AR"/>
             </w:rPr>
           </w:pPr>
-          <w:hyperlink w:anchor="_Toc230024403" w:history="1">
+          <w:hyperlink w:anchor="_Toc231819047" w:history="1">
             <w:r>
               <w:rPr>
                 <w:rStyle w:val="Hipervnculo"/>
@@ -3829,7 +3967,7 @@
                 <w:noProof/>
                 <w:webHidden/>
               </w:rPr>
-              <w:instrText xml:space="preserve"> PAGEREF _Toc230024403 \h </w:instrText>
+              <w:instrText xml:space="preserve"> PAGEREF _Toc231819047 \h </w:instrText>
             </w:r>
             <w:r>
               <w:rPr>
@@ -3849,7 +3987,7 @@
                 <w:noProof/>
                 <w:webHidden/>
               </w:rPr>
-              <w:t>30</w:t>
+              <w:t>31</w:t>
             </w:r>
             <w:r>
               <w:rPr>
@@ -3872,7 +4010,7 @@
               <w:lang w:val="es-AR" w:eastAsia="es-AR"/>
             </w:rPr>
           </w:pPr>
-          <w:hyperlink w:anchor="_Toc230024404" w:history="1">
+          <w:hyperlink w:anchor="_Toc231819048" w:history="1">
             <w:r>
               <w:rPr>
                 <w:rStyle w:val="Hipervnculo"/>
@@ -3899,7 +4037,7 @@
                 <w:noProof/>
                 <w:webHidden/>
               </w:rPr>
-              <w:instrText xml:space="preserve"> PAGEREF _Toc230024404 \h </w:instrText>
+              <w:instrText xml:space="preserve"> PAGEREF _Toc231819048 \h </w:instrText>
             </w:r>
             <w:r>
               <w:rPr>
@@ -3919,7 +4057,7 @@
                 <w:noProof/>
                 <w:webHidden/>
               </w:rPr>
-              <w:t>30</w:t>
+              <w:t>31</w:t>
             </w:r>
             <w:r>
               <w:rPr>
@@ -3942,7 +4080,7 @@
               <w:lang w:val="es-AR" w:eastAsia="es-AR"/>
             </w:rPr>
           </w:pPr>
-          <w:hyperlink w:anchor="_Toc230024405" w:history="1">
+          <w:hyperlink w:anchor="_Toc231819049" w:history="1">
             <w:r>
               <w:rPr>
                 <w:rStyle w:val="Hipervnculo"/>
@@ -3969,7 +4107,7 @@
                 <w:noProof/>
                 <w:webHidden/>
               </w:rPr>
-              <w:instrText xml:space="preserve"> PAGEREF _Toc230024405 \h </w:instrText>
+              <w:instrText xml:space="preserve"> PAGEREF _Toc231819049 \h </w:instrText>
             </w:r>
             <w:r>
               <w:rPr>
@@ -3989,7 +4127,7 @@
                 <w:noProof/>
                 <w:webHidden/>
               </w:rPr>
-              <w:t>30</w:t>
+              <w:t>32</w:t>
             </w:r>
             <w:r>
               <w:rPr>
@@ -4012,7 +4150,7 @@
               <w:lang w:val="es-AR" w:eastAsia="es-AR"/>
             </w:rPr>
           </w:pPr>
-          <w:hyperlink w:anchor="_Toc230024406" w:history="1">
+          <w:hyperlink w:anchor="_Toc231819050" w:history="1">
             <w:r>
               <w:rPr>
                 <w:rStyle w:val="Hipervnculo"/>
@@ -4039,7 +4177,7 @@
                 <w:noProof/>
                 <w:webHidden/>
               </w:rPr>
-              <w:instrText xml:space="preserve"> PAGEREF _Toc230024406 \h </w:instrText>
+              <w:instrText xml:space="preserve"> PAGEREF _Toc231819050 \h </w:instrText>
             </w:r>
             <w:r>
               <w:rPr>
@@ -4059,7 +4197,7 @@
                 <w:noProof/>
                 <w:webHidden/>
               </w:rPr>
-              <w:t>30</w:t>
+              <w:t>32</w:t>
             </w:r>
             <w:r>
               <w:rPr>
@@ -4082,7 +4220,7 @@
               <w:lang w:val="es-AR" w:eastAsia="es-AR"/>
             </w:rPr>
           </w:pPr>
-          <w:hyperlink w:anchor="_Toc230024407" w:history="1">
+          <w:hyperlink w:anchor="_Toc231819051" w:history="1">
             <w:r>
               <w:rPr>
                 <w:rStyle w:val="Hipervnculo"/>
@@ -4109,7 +4247,7 @@
                 <w:noProof/>
                 <w:webHidden/>
               </w:rPr>
-              <w:instrText xml:space="preserve"> PAGEREF _Toc230024407 \h </w:instrText>
+              <w:instrText xml:space="preserve"> PAGEREF _Toc231819051 \h </w:instrText>
             </w:r>
             <w:r>
               <w:rPr>
@@ -4129,7 +4267,7 @@
                 <w:noProof/>
                 <w:webHidden/>
               </w:rPr>
-              <w:t>31</w:t>
+              <w:t>32</w:t>
             </w:r>
             <w:r>
               <w:rPr>
@@ -4152,7 +4290,7 @@
               <w:lang w:val="es-AR" w:eastAsia="es-AR"/>
             </w:rPr>
           </w:pPr>
-          <w:hyperlink w:anchor="_Toc230024408" w:history="1">
+          <w:hyperlink w:anchor="_Toc231819052" w:history="1">
             <w:r>
               <w:rPr>
                 <w:rStyle w:val="Hipervnculo"/>
@@ -4179,7 +4317,7 @@
                 <w:noProof/>
                 <w:webHidden/>
               </w:rPr>
-              <w:instrText xml:space="preserve"> PAGEREF _Toc230024408 \h </w:instrText>
+              <w:instrText xml:space="preserve"> PAGEREF _Toc231819052 \h </w:instrText>
             </w:r>
             <w:r>
               <w:rPr>
@@ -4199,7 +4337,7 @@
                 <w:noProof/>
                 <w:webHidden/>
               </w:rPr>
-              <w:t>31</w:t>
+              <w:t>33</w:t>
             </w:r>
             <w:r>
               <w:rPr>
@@ -4222,7 +4360,7 @@
               <w:lang w:val="es-AR" w:eastAsia="es-AR"/>
             </w:rPr>
           </w:pPr>
-          <w:hyperlink w:anchor="_Toc230024409" w:history="1">
+          <w:hyperlink w:anchor="_Toc231819053" w:history="1">
             <w:r>
               <w:rPr>
                 <w:rStyle w:val="Hipervnculo"/>
@@ -4249,7 +4387,7 @@
                 <w:noProof/>
                 <w:webHidden/>
               </w:rPr>
-              <w:instrText xml:space="preserve"> PAGEREF _Toc230024409 \h </w:instrText>
+              <w:instrText xml:space="preserve"> PAGEREF _Toc231819053 \h </w:instrText>
             </w:r>
             <w:r>
               <w:rPr>
@@ -4269,7 +4407,7 @@
                 <w:noProof/>
                 <w:webHidden/>
               </w:rPr>
-              <w:t>31</w:t>
+              <w:t>33</w:t>
             </w:r>
             <w:r>
               <w:rPr>
@@ -4292,7 +4430,7 @@
               <w:lang w:val="es-AR" w:eastAsia="es-AR"/>
             </w:rPr>
           </w:pPr>
-          <w:hyperlink w:anchor="_Toc230024410" w:history="1">
+          <w:hyperlink w:anchor="_Toc231819054" w:history="1">
             <w:r>
               <w:rPr>
                 <w:rStyle w:val="Hipervnculo"/>
@@ -4319,7 +4457,7 @@
                 <w:noProof/>
                 <w:webHidden/>
               </w:rPr>
-              <w:instrText xml:space="preserve"> PAGEREF _Toc230024410 \h </w:instrText>
+              <w:instrText xml:space="preserve"> PAGEREF _Toc231819054 \h </w:instrText>
             </w:r>
             <w:r>
               <w:rPr>
@@ -4339,7 +4477,7 @@
                 <w:noProof/>
                 <w:webHidden/>
               </w:rPr>
-              <w:t>31</w:t>
+              <w:t>33</w:t>
             </w:r>
             <w:r>
               <w:rPr>
@@ -4362,7 +4500,7 @@
               <w:lang w:val="es-AR" w:eastAsia="es-AR"/>
             </w:rPr>
           </w:pPr>
-          <w:hyperlink w:anchor="_Toc230024411" w:history="1">
+          <w:hyperlink w:anchor="_Toc231819055" w:history="1">
             <w:r>
               <w:rPr>
                 <w:rStyle w:val="Hipervnculo"/>
@@ -4390,7 +4528,7 @@
                 <w:noProof/>
                 <w:webHidden/>
               </w:rPr>
-              <w:instrText xml:space="preserve"> PAGEREF _Toc230024411 \h </w:instrText>
+              <w:instrText xml:space="preserve"> PAGEREF _Toc231819055 \h </w:instrText>
             </w:r>
             <w:r>
               <w:rPr>
@@ -4410,7 +4548,7 @@
                 <w:noProof/>
                 <w:webHidden/>
               </w:rPr>
-              <w:t>32</w:t>
+              <w:t>33</w:t>
             </w:r>
             <w:r>
               <w:rPr>
@@ -4433,7 +4571,7 @@
               <w:lang w:val="es-AR" w:eastAsia="es-AR"/>
             </w:rPr>
           </w:pPr>
-          <w:hyperlink w:anchor="_Toc230024412" w:history="1">
+          <w:hyperlink w:anchor="_Toc231819056" w:history="1">
             <w:r>
               <w:rPr>
                 <w:rStyle w:val="Hipervnculo"/>
@@ -4460,7 +4598,7 @@
                 <w:noProof/>
                 <w:webHidden/>
               </w:rPr>
-              <w:instrText xml:space="preserve"> PAGEREF _Toc230024412 \h </w:instrText>
+              <w:instrText xml:space="preserve"> PAGEREF _Toc231819056 \h </w:instrText>
             </w:r>
             <w:r>
               <w:rPr>
@@ -4480,7 +4618,7 @@
                 <w:noProof/>
                 <w:webHidden/>
               </w:rPr>
-              <w:t>32</w:t>
+              <w:t>34</w:t>
             </w:r>
             <w:r>
               <w:rPr>
@@ -4503,7 +4641,7 @@
               <w:lang w:val="es-AR" w:eastAsia="es-AR"/>
             </w:rPr>
           </w:pPr>
-          <w:hyperlink w:anchor="_Toc230024413" w:history="1">
+          <w:hyperlink w:anchor="_Toc231819057" w:history="1">
             <w:r>
               <w:rPr>
                 <w:rStyle w:val="Hipervnculo"/>
@@ -4530,7 +4668,7 @@
                 <w:noProof/>
                 <w:webHidden/>
               </w:rPr>
-              <w:instrText xml:space="preserve"> PAGEREF _Toc230024413 \h </w:instrText>
+              <w:instrText xml:space="preserve"> PAGEREF _Toc231819057 \h </w:instrText>
             </w:r>
             <w:r>
               <w:rPr>
@@ -4550,7 +4688,7 @@
                 <w:noProof/>
                 <w:webHidden/>
               </w:rPr>
-              <w:t>32</w:t>
+              <w:t>34</w:t>
             </w:r>
             <w:r>
               <w:rPr>
@@ -4573,7 +4711,7 @@
               <w:lang w:val="es-AR" w:eastAsia="es-AR"/>
             </w:rPr>
           </w:pPr>
-          <w:hyperlink w:anchor="_Toc230024414" w:history="1">
+          <w:hyperlink w:anchor="_Toc231819058" w:history="1">
             <w:r>
               <w:rPr>
                 <w:rStyle w:val="Hipervnculo"/>
@@ -4601,7 +4739,7 @@
                 <w:noProof/>
                 <w:webHidden/>
               </w:rPr>
-              <w:instrText xml:space="preserve"> PAGEREF _Toc230024414 \h </w:instrText>
+              <w:instrText xml:space="preserve"> PAGEREF _Toc231819058 \h </w:instrText>
             </w:r>
             <w:r>
               <w:rPr>
@@ -4621,7 +4759,7 @@
                 <w:noProof/>
                 <w:webHidden/>
               </w:rPr>
-              <w:t>32</w:t>
+              <w:t>34</w:t>
             </w:r>
             <w:r>
               <w:rPr>
@@ -4644,7 +4782,7 @@
               <w:lang w:val="es-AR" w:eastAsia="es-AR"/>
             </w:rPr>
           </w:pPr>
-          <w:hyperlink w:anchor="_Toc230024415" w:history="1">
+          <w:hyperlink w:anchor="_Toc231819059" w:history="1">
             <w:r>
               <w:rPr>
                 <w:rStyle w:val="Hipervnculo"/>
@@ -4672,7 +4810,7 @@
                 <w:noProof/>
                 <w:webHidden/>
               </w:rPr>
-              <w:instrText xml:space="preserve"> PAGEREF _Toc230024415 \h </w:instrText>
+              <w:instrText xml:space="preserve"> PAGEREF _Toc231819059 \h </w:instrText>
             </w:r>
             <w:r>
               <w:rPr>
@@ -4692,7 +4830,7 @@
                 <w:noProof/>
                 <w:webHidden/>
               </w:rPr>
-              <w:t>33</w:t>
+              <w:t>34</w:t>
             </w:r>
             <w:r>
               <w:rPr>
@@ -4715,7 +4853,7 @@
               <w:lang w:val="es-AR" w:eastAsia="es-AR"/>
             </w:rPr>
           </w:pPr>
-          <w:hyperlink w:anchor="_Toc230024416" w:history="1">
+          <w:hyperlink w:anchor="_Toc231819060" w:history="1">
             <w:r>
               <w:rPr>
                 <w:rStyle w:val="Hipervnculo"/>
@@ -4742,7 +4880,7 @@
                 <w:noProof/>
                 <w:webHidden/>
               </w:rPr>
-              <w:instrText xml:space="preserve"> PAGEREF _Toc230024416 \h </w:instrText>
+              <w:instrText xml:space="preserve"> PAGEREF _Toc231819060 \h </w:instrText>
             </w:r>
             <w:r>
               <w:rPr>
@@ -4762,7 +4900,7 @@
                 <w:noProof/>
                 <w:webHidden/>
               </w:rPr>
-              <w:t>33</w:t>
+              <w:t>35</w:t>
             </w:r>
             <w:r>
               <w:rPr>
@@ -4785,7 +4923,7 @@
               <w:lang w:val="es-AR" w:eastAsia="es-AR"/>
             </w:rPr>
           </w:pPr>
-          <w:hyperlink w:anchor="_Toc230024417" w:history="1">
+          <w:hyperlink w:anchor="_Toc231819061" w:history="1">
             <w:r>
               <w:rPr>
                 <w:rStyle w:val="Hipervnculo"/>
@@ -4812,7 +4950,7 @@
                 <w:noProof/>
                 <w:webHidden/>
               </w:rPr>
-              <w:instrText xml:space="preserve"> PAGEREF _Toc230024417 \h </w:instrText>
+              <w:instrText xml:space="preserve"> PAGEREF _Toc231819061 \h </w:instrText>
             </w:r>
             <w:r>
               <w:rPr>
@@ -4832,7 +4970,7 @@
                 <w:noProof/>
                 <w:webHidden/>
               </w:rPr>
-              <w:t>33</w:t>
+              <w:t>35</w:t>
             </w:r>
             <w:r>
               <w:rPr>
@@ -4855,7 +4993,7 @@
               <w:lang w:val="es-AR" w:eastAsia="es-AR"/>
             </w:rPr>
           </w:pPr>
-          <w:hyperlink w:anchor="_Toc230024418" w:history="1">
+          <w:hyperlink w:anchor="_Toc231819062" w:history="1">
             <w:r>
               <w:rPr>
                 <w:rStyle w:val="Hipervnculo"/>
@@ -4882,7 +5020,7 @@
                 <w:noProof/>
                 <w:webHidden/>
               </w:rPr>
-              <w:instrText xml:space="preserve"> PAGEREF _Toc230024418 \h </w:instrText>
+              <w:instrText xml:space="preserve"> PAGEREF _Toc231819062 \h </w:instrText>
             </w:r>
             <w:r>
               <w:rPr>
@@ -4902,7 +5040,7 @@
                 <w:noProof/>
                 <w:webHidden/>
               </w:rPr>
-              <w:t>33</w:t>
+              <w:t>35</w:t>
             </w:r>
             <w:r>
               <w:rPr>
@@ -4925,7 +5063,7 @@
               <w:lang w:val="es-AR" w:eastAsia="es-AR"/>
             </w:rPr>
           </w:pPr>
-          <w:hyperlink w:anchor="_Toc230024419" w:history="1">
+          <w:hyperlink w:anchor="_Toc231819063" w:history="1">
             <w:r>
               <w:rPr>
                 <w:rStyle w:val="Hipervnculo"/>
@@ -5020,7 +5158,7 @@
                 <w:noProof/>
                 <w:webHidden/>
               </w:rPr>
-              <w:instrText xml:space="preserve"> PAGEREF _Toc230024419 \h </w:instrText>
+              <w:instrText xml:space="preserve"> PAGEREF _Toc231819063 \h </w:instrText>
             </w:r>
             <w:r>
               <w:rPr>
@@ -5040,7 +5178,7 @@
                 <w:noProof/>
                 <w:webHidden/>
               </w:rPr>
-              <w:t>34</w:t>
+              <w:t>36</w:t>
             </w:r>
             <w:r>
               <w:rPr>
@@ -5065,7 +5203,7 @@
               <w:lang w:val="es-AR" w:eastAsia="es-AR"/>
             </w:rPr>
           </w:pPr>
-          <w:hyperlink w:anchor="_Toc230024420" w:history="1">
+          <w:hyperlink w:anchor="_Toc231819064" w:history="1">
             <w:r>
               <w:rPr>
                 <w:rStyle w:val="Hipervnculo"/>
@@ -5092,7 +5230,7 @@
                 <w:noProof/>
                 <w:webHidden/>
               </w:rPr>
-              <w:instrText xml:space="preserve"> PAGEREF _Toc230024420 \h </w:instrText>
+              <w:instrText xml:space="preserve"> PAGEREF _Toc231819064 \h </w:instrText>
             </w:r>
             <w:r>
               <w:rPr>
@@ -5112,7 +5250,7 @@
                 <w:noProof/>
                 <w:webHidden/>
               </w:rPr>
-              <w:t>35</w:t>
+              <w:t>37</w:t>
             </w:r>
             <w:r>
               <w:rPr>
@@ -5135,7 +5273,7 @@
               <w:lang w:val="es-AR" w:eastAsia="es-AR"/>
             </w:rPr>
           </w:pPr>
-          <w:hyperlink w:anchor="_Toc230024421" w:history="1">
+          <w:hyperlink w:anchor="_Toc231819065" w:history="1">
             <w:r>
               <w:rPr>
                 <w:rStyle w:val="Hipervnculo"/>
@@ -5162,7 +5300,7 @@
                 <w:noProof/>
                 <w:webHidden/>
               </w:rPr>
-              <w:instrText xml:space="preserve"> PAGEREF _Toc230024421 \h </w:instrText>
+              <w:instrText xml:space="preserve"> PAGEREF _Toc231819065 \h </w:instrText>
             </w:r>
             <w:r>
               <w:rPr>
@@ -5182,7 +5320,7 @@
                 <w:noProof/>
                 <w:webHidden/>
               </w:rPr>
-              <w:t>35</w:t>
+              <w:t>37</w:t>
             </w:r>
             <w:r>
               <w:rPr>
@@ -5205,7 +5343,7 @@
               <w:lang w:val="es-AR" w:eastAsia="es-AR"/>
             </w:rPr>
           </w:pPr>
-          <w:hyperlink w:anchor="_Toc230024422" w:history="1">
+          <w:hyperlink w:anchor="_Toc231819066" w:history="1">
             <w:r>
               <w:rPr>
                 <w:rStyle w:val="Hipervnculo"/>
@@ -5232,7 +5370,7 @@
                 <w:noProof/>
                 <w:webHidden/>
               </w:rPr>
-              <w:instrText xml:space="preserve"> PAGEREF _Toc230024422 \h </w:instrText>
+              <w:instrText xml:space="preserve"> PAGEREF _Toc231819066 \h </w:instrText>
             </w:r>
             <w:r>
               <w:rPr>
@@ -5252,7 +5390,7 @@
                 <w:noProof/>
                 <w:webHidden/>
               </w:rPr>
-              <w:t>35</w:t>
+              <w:t>37</w:t>
             </w:r>
             <w:r>
               <w:rPr>
@@ -5275,7 +5413,7 @@
               <w:lang w:val="es-AR" w:eastAsia="es-AR"/>
             </w:rPr>
           </w:pPr>
-          <w:hyperlink w:anchor="_Toc230024423" w:history="1">
+          <w:hyperlink w:anchor="_Toc231819067" w:history="1">
             <w:r>
               <w:rPr>
                 <w:rStyle w:val="Hipervnculo"/>
@@ -5302,7 +5440,7 @@
                 <w:noProof/>
                 <w:webHidden/>
               </w:rPr>
-              <w:instrText xml:space="preserve"> PAGEREF _Toc230024423 \h </w:instrText>
+              <w:instrText xml:space="preserve"> PAGEREF _Toc231819067 \h </w:instrText>
             </w:r>
             <w:r>
               <w:rPr>
@@ -5322,7 +5460,7 @@
                 <w:noProof/>
                 <w:webHidden/>
               </w:rPr>
-              <w:t>35</w:t>
+              <w:t>37</w:t>
             </w:r>
             <w:r>
               <w:rPr>
@@ -5345,7 +5483,7 @@
               <w:lang w:val="es-AR" w:eastAsia="es-AR"/>
             </w:rPr>
           </w:pPr>
-          <w:hyperlink w:anchor="_Toc230024424" w:history="1">
+          <w:hyperlink w:anchor="_Toc231819068" w:history="1">
             <w:r>
               <w:rPr>
                 <w:rStyle w:val="Hipervnculo"/>
@@ -5372,7 +5510,7 @@
                 <w:noProof/>
                 <w:webHidden/>
               </w:rPr>
-              <w:instrText xml:space="preserve"> PAGEREF _Toc230024424 \h </w:instrText>
+              <w:instrText xml:space="preserve"> PAGEREF _Toc231819068 \h </w:instrText>
             </w:r>
             <w:r>
               <w:rPr>
@@ -5392,7 +5530,7 @@
                 <w:noProof/>
                 <w:webHidden/>
               </w:rPr>
-              <w:t>36</w:t>
+              <w:t>38</w:t>
             </w:r>
             <w:r>
               <w:rPr>
@@ -5415,7 +5553,7 @@
               <w:lang w:val="es-AR" w:eastAsia="es-AR"/>
             </w:rPr>
           </w:pPr>
-          <w:hyperlink w:anchor="_Toc230024425" w:history="1">
+          <w:hyperlink w:anchor="_Toc231819069" w:history="1">
             <w:r>
               <w:rPr>
                 <w:rStyle w:val="Hipervnculo"/>
@@ -5442,7 +5580,7 @@
                 <w:noProof/>
                 <w:webHidden/>
               </w:rPr>
-              <w:instrText xml:space="preserve"> PAGEREF _Toc230024425 \h </w:instrText>
+              <w:instrText xml:space="preserve"> PAGEREF _Toc231819069 \h </w:instrText>
             </w:r>
             <w:r>
               <w:rPr>
@@ -5462,7 +5600,7 @@
                 <w:noProof/>
                 <w:webHidden/>
               </w:rPr>
-              <w:t>36</w:t>
+              <w:t>38</w:t>
             </w:r>
             <w:r>
               <w:rPr>
@@ -5485,7 +5623,7 @@
               <w:lang w:val="es-AR" w:eastAsia="es-AR"/>
             </w:rPr>
           </w:pPr>
-          <w:hyperlink w:anchor="_Toc230024426" w:history="1">
+          <w:hyperlink w:anchor="_Toc231819070" w:history="1">
             <w:r>
               <w:rPr>
                 <w:rStyle w:val="Hipervnculo"/>
@@ -5513,7 +5651,7 @@
                 <w:noProof/>
                 <w:webHidden/>
               </w:rPr>
-              <w:instrText xml:space="preserve"> PAGEREF _Toc230024426 \h </w:instrText>
+              <w:instrText xml:space="preserve"> PAGEREF _Toc231819070 \h </w:instrText>
             </w:r>
             <w:r>
               <w:rPr>
@@ -5533,7 +5671,7 @@
                 <w:noProof/>
                 <w:webHidden/>
               </w:rPr>
-              <w:t>36</w:t>
+              <w:t>38</w:t>
             </w:r>
             <w:r>
               <w:rPr>
@@ -5556,7 +5694,7 @@
               <w:lang w:val="es-AR" w:eastAsia="es-AR"/>
             </w:rPr>
           </w:pPr>
-          <w:hyperlink w:anchor="_Toc230024427" w:history="1">
+          <w:hyperlink w:anchor="_Toc231819071" w:history="1">
             <w:r>
               <w:rPr>
                 <w:rStyle w:val="Hipervnculo"/>
@@ -5584,7 +5722,7 @@
                 <w:noProof/>
                 <w:webHidden/>
               </w:rPr>
-              <w:instrText xml:space="preserve"> PAGEREF _Toc230024427 \h </w:instrText>
+              <w:instrText xml:space="preserve"> PAGEREF _Toc231819071 \h </w:instrText>
             </w:r>
             <w:r>
               <w:rPr>
@@ -5604,7 +5742,7 @@
                 <w:noProof/>
                 <w:webHidden/>
               </w:rPr>
-              <w:t>38</w:t>
+              <w:t>40</w:t>
             </w:r>
             <w:r>
               <w:rPr>
@@ -5627,7 +5765,7 @@
               <w:lang w:val="es-AR" w:eastAsia="es-AR"/>
             </w:rPr>
           </w:pPr>
-          <w:hyperlink w:anchor="_Toc230024428" w:history="1">
+          <w:hyperlink w:anchor="_Toc231819072" w:history="1">
             <w:r>
               <w:rPr>
                 <w:rStyle w:val="Hipervnculo"/>
@@ -5654,7 +5792,7 @@
                 <w:noProof/>
                 <w:webHidden/>
               </w:rPr>
-              <w:instrText xml:space="preserve"> PAGEREF _Toc230024428 \h </w:instrText>
+              <w:instrText xml:space="preserve"> PAGEREF _Toc231819072 \h </w:instrText>
             </w:r>
             <w:r>
               <w:rPr>
@@ -5674,7 +5812,7 @@
                 <w:noProof/>
                 <w:webHidden/>
               </w:rPr>
-              <w:t>38</w:t>
+              <w:t>40</w:t>
             </w:r>
             <w:r>
               <w:rPr>
@@ -5697,7 +5835,7 @@
               <w:lang w:val="es-AR" w:eastAsia="es-AR"/>
             </w:rPr>
           </w:pPr>
-          <w:hyperlink w:anchor="_Toc230024429" w:history="1">
+          <w:hyperlink w:anchor="_Toc231819073" w:history="1">
             <w:r>
               <w:rPr>
                 <w:rStyle w:val="Hipervnculo"/>
@@ -5724,7 +5862,7 @@
                 <w:noProof/>
                 <w:webHidden/>
               </w:rPr>
-              <w:instrText xml:space="preserve"> PAGEREF _Toc230024429 \h </w:instrText>
+              <w:instrText xml:space="preserve"> PAGEREF _Toc231819073 \h </w:instrText>
             </w:r>
             <w:r>
               <w:rPr>
@@ -5744,7 +5882,7 @@
                 <w:noProof/>
                 <w:webHidden/>
               </w:rPr>
-              <w:t>38</w:t>
+              <w:t>40</w:t>
             </w:r>
             <w:r>
               <w:rPr>
@@ -5767,7 +5905,7 @@
               <w:lang w:val="es-AR" w:eastAsia="es-AR"/>
             </w:rPr>
           </w:pPr>
-          <w:hyperlink w:anchor="_Toc230024430" w:history="1">
+          <w:hyperlink w:anchor="_Toc231819074" w:history="1">
             <w:r>
               <w:rPr>
                 <w:rStyle w:val="Hipervnculo"/>
@@ -5795,7 +5933,7 @@
                 <w:noProof/>
                 <w:webHidden/>
               </w:rPr>
-              <w:instrText xml:space="preserve"> PAGEREF _Toc230024430 \h </w:instrText>
+              <w:instrText xml:space="preserve"> PAGEREF _Toc231819074 \h </w:instrText>
             </w:r>
             <w:r>
               <w:rPr>
@@ -5815,7 +5953,7 @@
                 <w:noProof/>
                 <w:webHidden/>
               </w:rPr>
-              <w:t>38</w:t>
+              <w:t>41</w:t>
             </w:r>
             <w:r>
               <w:rPr>
@@ -5838,7 +5976,7 @@
               <w:lang w:val="es-AR" w:eastAsia="es-AR"/>
             </w:rPr>
           </w:pPr>
-          <w:hyperlink w:anchor="_Toc230024431" w:history="1">
+          <w:hyperlink w:anchor="_Toc231819075" w:history="1">
             <w:r>
               <w:rPr>
                 <w:rStyle w:val="Hipervnculo"/>
@@ -5866,7 +6004,7 @@
                 <w:noProof/>
                 <w:webHidden/>
               </w:rPr>
-              <w:instrText xml:space="preserve"> PAGEREF _Toc230024431 \h </w:instrText>
+              <w:instrText xml:space="preserve"> PAGEREF _Toc231819075 \h </w:instrText>
             </w:r>
             <w:r>
               <w:rPr>
@@ -5886,7 +6024,7 @@
                 <w:noProof/>
                 <w:webHidden/>
               </w:rPr>
-              <w:t>39</w:t>
+              <w:t>41</w:t>
             </w:r>
             <w:r>
               <w:rPr>
@@ -5909,7 +6047,7 @@
               <w:lang w:val="es-AR" w:eastAsia="es-AR"/>
             </w:rPr>
           </w:pPr>
-          <w:hyperlink w:anchor="_Toc230024432" w:history="1">
+          <w:hyperlink w:anchor="_Toc231819076" w:history="1">
             <w:r>
               <w:rPr>
                 <w:rStyle w:val="Hipervnculo"/>
@@ -5936,7 +6074,7 @@
                 <w:noProof/>
                 <w:webHidden/>
               </w:rPr>
-              <w:instrText xml:space="preserve"> PAGEREF _Toc230024432 \h </w:instrText>
+              <w:instrText xml:space="preserve"> PAGEREF _Toc231819076 \h </w:instrText>
             </w:r>
             <w:r>
               <w:rPr>
@@ -5956,7 +6094,7 @@
                 <w:noProof/>
                 <w:webHidden/>
               </w:rPr>
-              <w:t>39</w:t>
+              <w:t>42</w:t>
             </w:r>
             <w:r>
               <w:rPr>
@@ -5981,7 +6119,7 @@
               <w:lang w:val="es-AR" w:eastAsia="es-AR"/>
             </w:rPr>
           </w:pPr>
-          <w:hyperlink w:anchor="_Toc230024433" w:history="1">
+          <w:hyperlink w:anchor="_Toc231819077" w:history="1">
             <w:r>
               <w:rPr>
                 <w:rStyle w:val="Hipervnculo"/>
@@ -6009,7 +6147,7 @@
                 <w:noProof/>
                 <w:webHidden/>
               </w:rPr>
-              <w:instrText xml:space="preserve"> PAGEREF _Toc230024433 \h </w:instrText>
+              <w:instrText xml:space="preserve"> PAGEREF _Toc231819077 \h </w:instrText>
             </w:r>
             <w:r>
               <w:rPr>
@@ -6029,7 +6167,7 @@
                 <w:noProof/>
                 <w:webHidden/>
               </w:rPr>
-              <w:t>40</w:t>
+              <w:t>42</w:t>
             </w:r>
             <w:r>
               <w:rPr>
@@ -6052,7 +6190,7 @@
               <w:lang w:val="es-AR" w:eastAsia="es-AR"/>
             </w:rPr>
           </w:pPr>
-          <w:hyperlink w:anchor="_Toc230024434" w:history="1">
+          <w:hyperlink w:anchor="_Toc231819078" w:history="1">
             <w:r>
               <w:rPr>
                 <w:rStyle w:val="Hipervnculo"/>
@@ -6080,7 +6218,7 @@
                 <w:noProof/>
                 <w:webHidden/>
               </w:rPr>
-              <w:instrText xml:space="preserve"> PAGEREF _Toc230024434 \h </w:instrText>
+              <w:instrText xml:space="preserve"> PAGEREF _Toc231819078 \h </w:instrText>
             </w:r>
             <w:r>
               <w:rPr>
@@ -6100,7 +6238,7 @@
                 <w:noProof/>
                 <w:webHidden/>
               </w:rPr>
-              <w:t>40</w:t>
+              <w:t>42</w:t>
             </w:r>
             <w:r>
               <w:rPr>
@@ -6123,7 +6261,7 @@
               <w:lang w:val="es-AR" w:eastAsia="es-AR"/>
             </w:rPr>
           </w:pPr>
-          <w:hyperlink w:anchor="_Toc230024435" w:history="1">
+          <w:hyperlink w:anchor="_Toc231819079" w:history="1">
             <w:r>
               <w:rPr>
                 <w:rStyle w:val="Hipervnculo"/>
@@ -6151,7 +6289,7 @@
                 <w:noProof/>
                 <w:webHidden/>
               </w:rPr>
-              <w:instrText xml:space="preserve"> PAGEREF _Toc230024435 \h </w:instrText>
+              <w:instrText xml:space="preserve"> PAGEREF _Toc231819079 \h </w:instrText>
             </w:r>
             <w:r>
               <w:rPr>
@@ -6171,7 +6309,7 @@
                 <w:noProof/>
                 <w:webHidden/>
               </w:rPr>
-              <w:t>40</w:t>
+              <w:t>42</w:t>
             </w:r>
             <w:r>
               <w:rPr>
@@ -6194,7 +6332,7 @@
               <w:lang w:val="es-AR" w:eastAsia="es-AR"/>
             </w:rPr>
           </w:pPr>
-          <w:hyperlink w:anchor="_Toc230024436" w:history="1">
+          <w:hyperlink w:anchor="_Toc231819080" w:history="1">
             <w:r>
               <w:rPr>
                 <w:rStyle w:val="Hipervnculo"/>
@@ -6221,7 +6359,7 @@
                 <w:noProof/>
                 <w:webHidden/>
               </w:rPr>
-              <w:instrText xml:space="preserve"> PAGEREF _Toc230024436 \h </w:instrText>
+              <w:instrText xml:space="preserve"> PAGEREF _Toc231819080 \h </w:instrText>
             </w:r>
             <w:r>
               <w:rPr>
@@ -6241,7 +6379,7 @@
                 <w:noProof/>
                 <w:webHidden/>
               </w:rPr>
-              <w:t>40</w:t>
+              <w:t>43</w:t>
             </w:r>
             <w:r>
               <w:rPr>
@@ -6264,7 +6402,7 @@
               <w:lang w:val="es-AR" w:eastAsia="es-AR"/>
             </w:rPr>
           </w:pPr>
-          <w:hyperlink w:anchor="_Toc230024437" w:history="1">
+          <w:hyperlink w:anchor="_Toc231819081" w:history="1">
             <w:r>
               <w:rPr>
                 <w:rStyle w:val="Hipervnculo"/>
@@ -6292,7 +6430,7 @@
                 <w:noProof/>
                 <w:webHidden/>
               </w:rPr>
-              <w:instrText xml:space="preserve"> PAGEREF _Toc230024437 \h </w:instrText>
+              <w:instrText xml:space="preserve"> PAGEREF _Toc231819081 \h </w:instrText>
             </w:r>
             <w:r>
               <w:rPr>
@@ -6312,7 +6450,7 @@
                 <w:noProof/>
                 <w:webHidden/>
               </w:rPr>
-              <w:t>40</w:t>
+              <w:t>43</w:t>
             </w:r>
             <w:r>
               <w:rPr>
@@ -6335,7 +6473,7 @@
               <w:lang w:val="es-AR" w:eastAsia="es-AR"/>
             </w:rPr>
           </w:pPr>
-          <w:hyperlink w:anchor="_Toc230024438" w:history="1">
+          <w:hyperlink w:anchor="_Toc231819082" w:history="1">
             <w:r>
               <w:rPr>
                 <w:rStyle w:val="Hipervnculo"/>
@@ -6363,7 +6501,7 @@
                 <w:noProof/>
                 <w:webHidden/>
               </w:rPr>
-              <w:instrText xml:space="preserve"> PAGEREF _Toc230024438 \h </w:instrText>
+              <w:instrText xml:space="preserve"> PAGEREF _Toc231819082 \h </w:instrText>
             </w:r>
             <w:r>
               <w:rPr>
@@ -6383,7 +6521,7 @@
                 <w:noProof/>
                 <w:webHidden/>
               </w:rPr>
-              <w:t>40</w:t>
+              <w:t>43</w:t>
             </w:r>
             <w:r>
               <w:rPr>
@@ -6406,7 +6544,7 @@
               <w:lang w:val="es-AR" w:eastAsia="es-AR"/>
             </w:rPr>
           </w:pPr>
-          <w:hyperlink w:anchor="_Toc230024439" w:history="1">
+          <w:hyperlink w:anchor="_Toc231819083" w:history="1">
             <w:r>
               <w:rPr>
                 <w:rStyle w:val="Hipervnculo"/>
@@ -6434,7 +6572,7 @@
                 <w:noProof/>
                 <w:webHidden/>
               </w:rPr>
-              <w:instrText xml:space="preserve"> PAGEREF _Toc230024439 \h </w:instrText>
+              <w:instrText xml:space="preserve"> PAGEREF _Toc231819083 \h </w:instrText>
             </w:r>
             <w:r>
               <w:rPr>
@@ -6454,7 +6592,7 @@
                 <w:noProof/>
                 <w:webHidden/>
               </w:rPr>
-              <w:t>41</w:t>
+              <w:t>43</w:t>
             </w:r>
             <w:r>
               <w:rPr>
@@ -6477,7 +6615,7 @@
               <w:lang w:val="es-AR" w:eastAsia="es-AR"/>
             </w:rPr>
           </w:pPr>
-          <w:hyperlink w:anchor="_Toc230024440" w:history="1">
+          <w:hyperlink w:anchor="_Toc231819084" w:history="1">
             <w:r>
               <w:rPr>
                 <w:rStyle w:val="Hipervnculo"/>
@@ -6505,7 +6643,7 @@
                 <w:noProof/>
                 <w:webHidden/>
               </w:rPr>
-              <w:instrText xml:space="preserve"> PAGEREF _Toc230024440 \h </w:instrText>
+              <w:instrText xml:space="preserve"> PAGEREF _Toc231819084 \h </w:instrText>
             </w:r>
             <w:r>
               <w:rPr>
@@ -6525,7 +6663,7 @@
                 <w:noProof/>
                 <w:webHidden/>
               </w:rPr>
-              <w:t>41</w:t>
+              <w:t>43</w:t>
             </w:r>
             <w:r>
               <w:rPr>
@@ -6548,7 +6686,7 @@
               <w:lang w:val="es-AR" w:eastAsia="es-AR"/>
             </w:rPr>
           </w:pPr>
-          <w:hyperlink w:anchor="_Toc230024441" w:history="1">
+          <w:hyperlink w:anchor="_Toc231819085" w:history="1">
             <w:r>
               <w:rPr>
                 <w:rStyle w:val="Hipervnculo"/>
@@ -6576,7 +6714,7 @@
                 <w:noProof/>
                 <w:webHidden/>
               </w:rPr>
-              <w:instrText xml:space="preserve"> PAGEREF _Toc230024441 \h </w:instrText>
+              <w:instrText xml:space="preserve"> PAGEREF _Toc231819085 \h </w:instrText>
             </w:r>
             <w:r>
               <w:rPr>
@@ -6596,7 +6734,7 @@
                 <w:noProof/>
                 <w:webHidden/>
               </w:rPr>
-              <w:t>41</w:t>
+              <w:t>44</w:t>
             </w:r>
             <w:r>
               <w:rPr>
@@ -6620,7 +6758,7 @@
               <w:lang w:val="es-AR" w:eastAsia="es-AR"/>
             </w:rPr>
           </w:pPr>
-          <w:hyperlink w:anchor="_Toc230024442" w:history="1">
+          <w:hyperlink w:anchor="_Toc231819086" w:history="1">
             <w:r>
               <w:rPr>
                 <w:rStyle w:val="Hipervnculo"/>
@@ -6663,7 +6801,7 @@
                 <w:noProof/>
                 <w:webHidden/>
               </w:rPr>
-              <w:instrText xml:space="preserve"> PAGEREF _Toc230024442 \h </w:instrText>
+              <w:instrText xml:space="preserve"> PAGEREF _Toc231819086 \h </w:instrText>
             </w:r>
             <w:r>
               <w:rPr>
@@ -6683,7 +6821,7 @@
                 <w:noProof/>
                 <w:webHidden/>
               </w:rPr>
-              <w:t>42</w:t>
+              <w:t>45</w:t>
             </w:r>
             <w:r>
               <w:rPr>
@@ -6708,7 +6846,7 @@
               <w:lang w:val="es-AR" w:eastAsia="es-AR"/>
             </w:rPr>
           </w:pPr>
-          <w:hyperlink w:anchor="_Toc230024443" w:history="1">
+          <w:hyperlink w:anchor="_Toc231819087" w:history="1">
             <w:r>
               <w:rPr>
                 <w:rStyle w:val="Hipervnculo"/>
@@ -6736,7 +6874,7 @@
                 <w:noProof/>
                 <w:webHidden/>
               </w:rPr>
-              <w:instrText xml:space="preserve"> PAGEREF _Toc230024443 \h </w:instrText>
+              <w:instrText xml:space="preserve"> PAGEREF _Toc231819087 \h </w:instrText>
             </w:r>
             <w:r>
               <w:rPr>
@@ -6756,7 +6894,7 @@
                 <w:noProof/>
                 <w:webHidden/>
               </w:rPr>
-              <w:t>43</w:t>
+              <w:t>46</w:t>
             </w:r>
             <w:r>
               <w:rPr>
@@ -6779,7 +6917,7 @@
               <w:lang w:val="es-AR" w:eastAsia="es-AR"/>
             </w:rPr>
           </w:pPr>
-          <w:hyperlink w:anchor="_Toc230024444" w:history="1">
+          <w:hyperlink w:anchor="_Toc231819088" w:history="1">
             <w:r>
               <w:rPr>
                 <w:rStyle w:val="Hipervnculo"/>
@@ -6807,7 +6945,7 @@
                 <w:noProof/>
                 <w:webHidden/>
               </w:rPr>
-              <w:instrText xml:space="preserve"> PAGEREF _Toc230024444 \h </w:instrText>
+              <w:instrText xml:space="preserve"> PAGEREF _Toc231819088 \h </w:instrText>
             </w:r>
             <w:r>
               <w:rPr>
@@ -6827,7 +6965,7 @@
                 <w:noProof/>
                 <w:webHidden/>
               </w:rPr>
-              <w:t>43</w:t>
+              <w:t>46</w:t>
             </w:r>
             <w:r>
               <w:rPr>
@@ -6850,7 +6988,7 @@
               <w:lang w:val="es-AR" w:eastAsia="es-AR"/>
             </w:rPr>
           </w:pPr>
-          <w:hyperlink w:anchor="_Toc230024445" w:history="1">
+          <w:hyperlink w:anchor="_Toc231819089" w:history="1">
             <w:r>
               <w:rPr>
                 <w:rStyle w:val="Hipervnculo"/>
@@ -6878,7 +7016,7 @@
                 <w:noProof/>
                 <w:webHidden/>
               </w:rPr>
-              <w:instrText xml:space="preserve"> PAGEREF _Toc230024445 \h </w:instrText>
+              <w:instrText xml:space="preserve"> PAGEREF _Toc231819089 \h </w:instrText>
             </w:r>
             <w:r>
               <w:rPr>
@@ -6898,7 +7036,7 @@
                 <w:noProof/>
                 <w:webHidden/>
               </w:rPr>
-              <w:t>43</w:t>
+              <w:t>46</w:t>
             </w:r>
             <w:r>
               <w:rPr>
@@ -6921,7 +7059,7 @@
               <w:lang w:val="es-AR" w:eastAsia="es-AR"/>
             </w:rPr>
           </w:pPr>
-          <w:hyperlink w:anchor="_Toc230024446" w:history="1">
+          <w:hyperlink w:anchor="_Toc231819090" w:history="1">
             <w:r>
               <w:rPr>
                 <w:rStyle w:val="Hipervnculo"/>
@@ -6949,7 +7087,7 @@
                 <w:noProof/>
                 <w:webHidden/>
               </w:rPr>
-              <w:instrText xml:space="preserve"> PAGEREF _Toc230024446 \h </w:instrText>
+              <w:instrText xml:space="preserve"> PAGEREF _Toc231819090 \h </w:instrText>
             </w:r>
             <w:r>
               <w:rPr>
@@ -6969,7 +7107,7 @@
                 <w:noProof/>
                 <w:webHidden/>
               </w:rPr>
-              <w:t>43</w:t>
+              <w:t>46</w:t>
             </w:r>
             <w:r>
               <w:rPr>
@@ -6992,7 +7130,7 @@
               <w:lang w:val="es-AR" w:eastAsia="es-AR"/>
             </w:rPr>
           </w:pPr>
-          <w:hyperlink w:anchor="_Toc230024447" w:history="1">
+          <w:hyperlink w:anchor="_Toc231819091" w:history="1">
             <w:r>
               <w:rPr>
                 <w:rStyle w:val="Hipervnculo"/>
@@ -7020,7 +7158,7 @@
                 <w:noProof/>
                 <w:webHidden/>
               </w:rPr>
-              <w:instrText xml:space="preserve"> PAGEREF _Toc230024447 \h </w:instrText>
+              <w:instrText xml:space="preserve"> PAGEREF _Toc231819091 \h </w:instrText>
             </w:r>
             <w:r>
               <w:rPr>
@@ -7040,7 +7178,7 @@
                 <w:noProof/>
                 <w:webHidden/>
               </w:rPr>
-              <w:t>44</w:t>
+              <w:t>47</w:t>
             </w:r>
             <w:r>
               <w:rPr>
@@ -7063,7 +7201,7 @@
               <w:lang w:val="es-AR" w:eastAsia="es-AR"/>
             </w:rPr>
           </w:pPr>
-          <w:hyperlink w:anchor="_Toc230024448" w:history="1">
+          <w:hyperlink w:anchor="_Toc231819092" w:history="1">
             <w:r>
               <w:rPr>
                 <w:rStyle w:val="Hipervnculo"/>
@@ -7091,7 +7229,7 @@
                 <w:noProof/>
                 <w:webHidden/>
               </w:rPr>
-              <w:instrText xml:space="preserve"> PAGEREF _Toc230024448 \h </w:instrText>
+              <w:instrText xml:space="preserve"> PAGEREF _Toc231819092 \h </w:instrText>
             </w:r>
             <w:r>
               <w:rPr>
@@ -7111,7 +7249,7 @@
                 <w:noProof/>
                 <w:webHidden/>
               </w:rPr>
-              <w:t>44</w:t>
+              <w:t>47</w:t>
             </w:r>
             <w:r>
               <w:rPr>
@@ -7134,7 +7272,7 @@
               <w:lang w:val="es-AR" w:eastAsia="es-AR"/>
             </w:rPr>
           </w:pPr>
-          <w:hyperlink w:anchor="_Toc230024449" w:history="1">
+          <w:hyperlink w:anchor="_Toc231819093" w:history="1">
             <w:r>
               <w:rPr>
                 <w:rStyle w:val="Hipervnculo"/>
@@ -7162,7 +7300,7 @@
                 <w:noProof/>
                 <w:webHidden/>
               </w:rPr>
-              <w:instrText xml:space="preserve"> PAGEREF _Toc230024449 \h </w:instrText>
+              <w:instrText xml:space="preserve"> PAGEREF _Toc231819093 \h </w:instrText>
             </w:r>
             <w:r>
               <w:rPr>
@@ -7182,7 +7320,7 @@
                 <w:noProof/>
                 <w:webHidden/>
               </w:rPr>
-              <w:t>44</w:t>
+              <w:t>47</w:t>
             </w:r>
             <w:r>
               <w:rPr>
@@ -7205,7 +7343,7 @@
               <w:lang w:val="es-AR" w:eastAsia="es-AR"/>
             </w:rPr>
           </w:pPr>
-          <w:hyperlink w:anchor="_Toc230024450" w:history="1">
+          <w:hyperlink w:anchor="_Toc231819094" w:history="1">
             <w:r>
               <w:rPr>
                 <w:rStyle w:val="Hipervnculo"/>
@@ -7233,7 +7371,7 @@
                 <w:noProof/>
                 <w:webHidden/>
               </w:rPr>
-              <w:instrText xml:space="preserve"> PAGEREF _Toc230024450 \h </w:instrText>
+              <w:instrText xml:space="preserve"> PAGEREF _Toc231819094 \h </w:instrText>
             </w:r>
             <w:r>
               <w:rPr>
@@ -7253,7 +7391,7 @@
                 <w:noProof/>
                 <w:webHidden/>
               </w:rPr>
-              <w:t>44</w:t>
+              <w:t>47</w:t>
             </w:r>
             <w:r>
               <w:rPr>
@@ -7276,7 +7414,7 @@
               <w:lang w:val="es-AR" w:eastAsia="es-AR"/>
             </w:rPr>
           </w:pPr>
-          <w:hyperlink w:anchor="_Toc230024451" w:history="1">
+          <w:hyperlink w:anchor="_Toc231819095" w:history="1">
             <w:r>
               <w:rPr>
                 <w:rStyle w:val="Hipervnculo"/>
@@ -7304,7 +7442,7 @@
                 <w:noProof/>
                 <w:webHidden/>
               </w:rPr>
-              <w:instrText xml:space="preserve"> PAGEREF _Toc230024451 \h </w:instrText>
+              <w:instrText xml:space="preserve"> PAGEREF _Toc231819095 \h </w:instrText>
             </w:r>
             <w:r>
               <w:rPr>
@@ -7324,7 +7462,7 @@
                 <w:noProof/>
                 <w:webHidden/>
               </w:rPr>
-              <w:t>45</w:t>
+              <w:t>48</w:t>
             </w:r>
             <w:r>
               <w:rPr>
@@ -7347,7 +7485,7 @@
               <w:lang w:val="es-AR" w:eastAsia="es-AR"/>
             </w:rPr>
           </w:pPr>
-          <w:hyperlink w:anchor="_Toc230024452" w:history="1">
+          <w:hyperlink w:anchor="_Toc231819096" w:history="1">
             <w:r>
               <w:rPr>
                 <w:rStyle w:val="Hipervnculo"/>
@@ -7375,7 +7513,7 @@
                 <w:noProof/>
                 <w:webHidden/>
               </w:rPr>
-              <w:instrText xml:space="preserve"> PAGEREF _Toc230024452 \h </w:instrText>
+              <w:instrText xml:space="preserve"> PAGEREF _Toc231819096 \h </w:instrText>
             </w:r>
             <w:r>
               <w:rPr>
@@ -7395,7 +7533,7 @@
                 <w:noProof/>
                 <w:webHidden/>
               </w:rPr>
-              <w:t>45</w:t>
+              <w:t>48</w:t>
             </w:r>
             <w:r>
               <w:rPr>
@@ -7418,7 +7556,7 @@
               <w:lang w:val="es-AR" w:eastAsia="es-AR"/>
             </w:rPr>
           </w:pPr>
-          <w:hyperlink w:anchor="_Toc230024453" w:history="1">
+          <w:hyperlink w:anchor="_Toc231819097" w:history="1">
             <w:r>
               <w:rPr>
                 <w:rStyle w:val="Hipervnculo"/>
@@ -7446,7 +7584,7 @@
                 <w:noProof/>
                 <w:webHidden/>
               </w:rPr>
-              <w:instrText xml:space="preserve"> PAGEREF _Toc230024453 \h </w:instrText>
+              <w:instrText xml:space="preserve"> PAGEREF _Toc231819097 \h </w:instrText>
             </w:r>
             <w:r>
               <w:rPr>
@@ -7466,7 +7604,7 @@
                 <w:noProof/>
                 <w:webHidden/>
               </w:rPr>
-              <w:t>45</w:t>
+              <w:t>48</w:t>
             </w:r>
             <w:r>
               <w:rPr>
@@ -7489,7 +7627,7 @@
               <w:lang w:val="es-AR" w:eastAsia="es-AR"/>
             </w:rPr>
           </w:pPr>
-          <w:hyperlink w:anchor="_Toc230024454" w:history="1">
+          <w:hyperlink w:anchor="_Toc231819098" w:history="1">
             <w:r>
               <w:rPr>
                 <w:rStyle w:val="Hipervnculo"/>
@@ -7517,7 +7655,7 @@
                 <w:noProof/>
                 <w:webHidden/>
               </w:rPr>
-              <w:instrText xml:space="preserve"> PAGEREF _Toc230024454 \h </w:instrText>
+              <w:instrText xml:space="preserve"> PAGEREF _Toc231819098 \h </w:instrText>
             </w:r>
             <w:r>
               <w:rPr>
@@ -7537,7 +7675,7 @@
                 <w:noProof/>
                 <w:webHidden/>
               </w:rPr>
-              <w:t>45</w:t>
+              <w:t>48</w:t>
             </w:r>
             <w:r>
               <w:rPr>
@@ -7560,7 +7698,7 @@
               <w:lang w:val="es-AR" w:eastAsia="es-AR"/>
             </w:rPr>
           </w:pPr>
-          <w:hyperlink w:anchor="_Toc230024455" w:history="1">
+          <w:hyperlink w:anchor="_Toc231819099" w:history="1">
             <w:r>
               <w:rPr>
                 <w:rStyle w:val="Hipervnculo"/>
@@ -7588,7 +7726,7 @@
                 <w:noProof/>
                 <w:webHidden/>
               </w:rPr>
-              <w:instrText xml:space="preserve"> PAGEREF _Toc230024455 \h </w:instrText>
+              <w:instrText xml:space="preserve"> PAGEREF _Toc231819099 \h </w:instrText>
             </w:r>
             <w:r>
               <w:rPr>
@@ -7608,7 +7746,7 @@
                 <w:noProof/>
                 <w:webHidden/>
               </w:rPr>
-              <w:t>46</w:t>
+              <w:t>49</w:t>
             </w:r>
             <w:r>
               <w:rPr>
@@ -7631,7 +7769,7 @@
               <w:lang w:val="es-AR" w:eastAsia="es-AR"/>
             </w:rPr>
           </w:pPr>
-          <w:hyperlink w:anchor="_Toc230024456" w:history="1">
+          <w:hyperlink w:anchor="_Toc231819100" w:history="1">
             <w:r>
               <w:rPr>
                 <w:rStyle w:val="Hipervnculo"/>
@@ -7659,7 +7797,7 @@
                 <w:noProof/>
                 <w:webHidden/>
               </w:rPr>
-              <w:instrText xml:space="preserve"> PAGEREF _Toc230024456 \h </w:instrText>
+              <w:instrText xml:space="preserve"> PAGEREF _Toc231819100 \h </w:instrText>
             </w:r>
             <w:r>
               <w:rPr>
@@ -7679,7 +7817,7 @@
                 <w:noProof/>
                 <w:webHidden/>
               </w:rPr>
-              <w:t>46</w:t>
+              <w:t>49</w:t>
             </w:r>
             <w:r>
               <w:rPr>
@@ -7702,7 +7840,7 @@
               <w:lang w:val="es-AR" w:eastAsia="es-AR"/>
             </w:rPr>
           </w:pPr>
-          <w:hyperlink w:anchor="_Toc230024457" w:history="1">
+          <w:hyperlink w:anchor="_Toc231819101" w:history="1">
             <w:r>
               <w:rPr>
                 <w:rStyle w:val="Hipervnculo"/>
@@ -7730,7 +7868,7 @@
                 <w:noProof/>
                 <w:webHidden/>
               </w:rPr>
-              <w:instrText xml:space="preserve"> PAGEREF _Toc230024457 \h </w:instrText>
+              <w:instrText xml:space="preserve"> PAGEREF _Toc231819101 \h </w:instrText>
             </w:r>
             <w:r>
               <w:rPr>
@@ -7750,7 +7888,7 @@
                 <w:noProof/>
                 <w:webHidden/>
               </w:rPr>
-              <w:t>46</w:t>
+              <w:t>49</w:t>
             </w:r>
             <w:r>
               <w:rPr>
@@ -7775,7 +7913,7 @@
               <w:lang w:val="es-AR" w:eastAsia="es-AR"/>
             </w:rPr>
           </w:pPr>
-          <w:hyperlink w:anchor="_Toc230024458" w:history="1">
+          <w:hyperlink w:anchor="_Toc231819102" w:history="1">
             <w:r>
               <w:rPr>
                 <w:rStyle w:val="Hipervnculo"/>
@@ -7803,7 +7941,7 @@
                 <w:noProof/>
                 <w:webHidden/>
               </w:rPr>
-              <w:instrText xml:space="preserve"> PAGEREF _Toc230024458 \h </w:instrText>
+              <w:instrText xml:space="preserve"> PAGEREF _Toc231819102 \h </w:instrText>
             </w:r>
             <w:r>
               <w:rPr>
@@ -7823,7 +7961,7 @@
                 <w:noProof/>
                 <w:webHidden/>
               </w:rPr>
-              <w:t>47</w:t>
+              <w:t>50</w:t>
             </w:r>
             <w:r>
               <w:rPr>
@@ -7846,7 +7984,7 @@
               <w:lang w:val="es-AR" w:eastAsia="es-AR"/>
             </w:rPr>
           </w:pPr>
-          <w:hyperlink w:anchor="_Toc230024459" w:history="1">
+          <w:hyperlink w:anchor="_Toc231819103" w:history="1">
             <w:r>
               <w:rPr>
                 <w:rStyle w:val="Hipervnculo"/>
@@ -7874,7 +8012,7 @@
                 <w:noProof/>
                 <w:webHidden/>
               </w:rPr>
-              <w:instrText xml:space="preserve"> PAGEREF _Toc230024459 \h </w:instrText>
+              <w:instrText xml:space="preserve"> PAGEREF _Toc231819103 \h </w:instrText>
             </w:r>
             <w:r>
               <w:rPr>
@@ -7894,7 +8032,7 @@
                 <w:noProof/>
                 <w:webHidden/>
               </w:rPr>
-              <w:t>47</w:t>
+              <w:t>50</w:t>
             </w:r>
             <w:r>
               <w:rPr>
@@ -7917,7 +8055,7 @@
               <w:lang w:val="es-AR" w:eastAsia="es-AR"/>
             </w:rPr>
           </w:pPr>
-          <w:hyperlink w:anchor="_Toc230024460" w:history="1">
+          <w:hyperlink w:anchor="_Toc231819104" w:history="1">
             <w:r>
               <w:rPr>
                 <w:rStyle w:val="Hipervnculo"/>
@@ -7946,7 +8084,7 @@
                 <w:noProof/>
                 <w:webHidden/>
               </w:rPr>
-              <w:instrText xml:space="preserve"> PAGEREF _Toc230024460 \h </w:instrText>
+              <w:instrText xml:space="preserve"> PAGEREF _Toc231819104 \h </w:instrText>
             </w:r>
             <w:r>
               <w:rPr>
@@ -7966,7 +8104,7 @@
                 <w:noProof/>
                 <w:webHidden/>
               </w:rPr>
-              <w:t>47</w:t>
+              <w:t>50</w:t>
             </w:r>
             <w:r>
               <w:rPr>
@@ -7989,7 +8127,7 @@
               <w:lang w:val="es-AR" w:eastAsia="es-AR"/>
             </w:rPr>
           </w:pPr>
-          <w:hyperlink w:anchor="_Toc230024461" w:history="1">
+          <w:hyperlink w:anchor="_Toc231819105" w:history="1">
             <w:r>
               <w:rPr>
                 <w:rStyle w:val="Hipervnculo"/>
@@ -8017,7 +8155,7 @@
                 <w:noProof/>
                 <w:webHidden/>
               </w:rPr>
-              <w:instrText xml:space="preserve"> PAGEREF _Toc230024461 \h </w:instrText>
+              <w:instrText xml:space="preserve"> PAGEREF _Toc231819105 \h </w:instrText>
             </w:r>
             <w:r>
               <w:rPr>
@@ -8037,7 +8175,7 @@
                 <w:noProof/>
                 <w:webHidden/>
               </w:rPr>
-              <w:t>48</w:t>
+              <w:t>51</w:t>
             </w:r>
             <w:r>
               <w:rPr>
@@ -8061,7 +8199,7 @@
               <w:lang w:val="es-AR" w:eastAsia="es-AR"/>
             </w:rPr>
           </w:pPr>
-          <w:hyperlink w:anchor="_Toc230024462" w:history="1">
+          <w:hyperlink w:anchor="_Toc231819106" w:history="1">
             <w:r>
               <w:rPr>
                 <w:rStyle w:val="Hipervnculo"/>
@@ -8106,7 +8244,7 @@
                 <w:noProof/>
                 <w:webHidden/>
               </w:rPr>
-              <w:instrText xml:space="preserve"> PAGEREF _Toc230024462 \h </w:instrText>
+              <w:instrText xml:space="preserve"> PAGEREF _Toc231819106 \h </w:instrText>
             </w:r>
             <w:r>
               <w:rPr>
@@ -8126,7 +8264,7 @@
                 <w:noProof/>
                 <w:webHidden/>
               </w:rPr>
-              <w:t>48</w:t>
+              <w:t>51</w:t>
             </w:r>
             <w:r>
               <w:rPr>
@@ -8360,9 +8498,8 @@
           <w:u w:val="single"/>
         </w:rPr>
       </w:pPr>
-      <w:bookmarkStart w:id="2" w:name="_Toc230024365"/>
-      <w:r>
-        <w:lastRenderedPageBreak/>
+      <w:bookmarkStart w:id="2" w:name="_Toc231819007"/>
+      <w:r>
         <w:t>Índice de figuras y tablas</w:t>
       </w:r>
       <w:bookmarkEnd w:id="2"/>
@@ -8376,7 +8513,7 @@
           <w:rFonts w:eastAsia="Calibri" w:cs="Arial"/>
         </w:rPr>
       </w:pPr>
-      <w:bookmarkStart w:id="3" w:name="_Toc230024366"/>
+      <w:bookmarkStart w:id="3" w:name="_Toc231819008"/>
       <w:r>
         <w:rPr>
           <w:rFonts w:eastAsia="Calibri" w:cs="Arial"/>
@@ -8574,7 +8711,7 @@
         </w:rPr>
       </w:pPr>
       <w:bookmarkStart w:id="4" w:name="_bookmark4"/>
-      <w:bookmarkStart w:id="5" w:name="_Toc230024367"/>
+      <w:bookmarkStart w:id="5" w:name="_Toc231819009"/>
       <w:bookmarkEnd w:id="4"/>
       <w:r>
         <w:rPr>
@@ -9080,7 +9217,7 @@
         <w:ind w:left="0"/>
         <w:jc w:val="both"/>
       </w:pPr>
-      <w:bookmarkStart w:id="6" w:name="_Toc230024368"/>
+      <w:bookmarkStart w:id="6" w:name="_Toc231819010"/>
       <w:r>
         <w:rPr>
           <w:spacing w:val="-2"/>
@@ -9190,7 +9327,7 @@
         <w:ind w:left="165"/>
         <w:jc w:val="both"/>
       </w:pPr>
-      <w:bookmarkStart w:id="7" w:name="_Toc230024369"/>
+      <w:bookmarkStart w:id="7" w:name="_Toc231819011"/>
       <w:r>
         <w:rPr>
           <w:spacing w:val="-2"/>
@@ -12068,7 +12205,7 @@
         <w:ind w:left="0"/>
         <w:jc w:val="both"/>
       </w:pPr>
-      <w:bookmarkStart w:id="8" w:name="_Toc230024370"/>
+      <w:bookmarkStart w:id="8" w:name="_Toc231819012"/>
       <w:r>
         <w:lastRenderedPageBreak/>
         <w:t>Glosario</w:t>
@@ -13029,7 +13166,7 @@
         <w:ind w:left="0"/>
         <w:jc w:val="both"/>
       </w:pPr>
-      <w:bookmarkStart w:id="9" w:name="_Toc230024371"/>
+      <w:bookmarkStart w:id="9" w:name="_Toc231819013"/>
       <w:r>
         <w:lastRenderedPageBreak/>
         <w:t>Declaración</w:t>
@@ -13252,7 +13389,7 @@
         <w:ind w:left="0"/>
         <w:jc w:val="both"/>
       </w:pPr>
-      <w:bookmarkStart w:id="10" w:name="_Toc230024372"/>
+      <w:bookmarkStart w:id="10" w:name="_Toc231819014"/>
       <w:r>
         <w:rPr>
           <w:spacing w:val="-2"/>
@@ -13504,7 +13641,7 @@
           <w:spacing w:val="-2"/>
         </w:rPr>
       </w:pPr>
-      <w:bookmarkStart w:id="11" w:name="_Toc230024373"/>
+      <w:bookmarkStart w:id="11" w:name="_Toc231819015"/>
       <w:r>
         <w:rPr>
           <w:spacing w:val="-2"/>
@@ -13555,7 +13692,7 @@
           <w:rFonts w:cs="Arial"/>
         </w:rPr>
       </w:pPr>
-      <w:bookmarkStart w:id="12" w:name="_Toc230024374"/>
+      <w:bookmarkStart w:id="12" w:name="_Toc231819016"/>
       <w:r>
         <w:rPr>
           <w:rFonts w:cs="Arial"/>
@@ -14373,7 +14510,7 @@
           <w:rFonts w:cs="Arial"/>
         </w:rPr>
       </w:pPr>
-      <w:bookmarkStart w:id="13" w:name="_Toc230024375"/>
+      <w:bookmarkStart w:id="13" w:name="_Toc231819017"/>
       <w:r>
         <w:rPr>
           <w:rFonts w:cs="Arial"/>
@@ -14838,7 +14975,7 @@
         <w:ind w:left="0"/>
         <w:jc w:val="both"/>
       </w:pPr>
-      <w:bookmarkStart w:id="14" w:name="_Toc230024376"/>
+      <w:bookmarkStart w:id="14" w:name="_Toc231819018"/>
       <w:r>
         <w:lastRenderedPageBreak/>
         <w:t>Limitaciones</w:t>
@@ -15168,7 +15305,7 @@
           <w:u w:val="single"/>
         </w:rPr>
       </w:pPr>
-      <w:bookmarkStart w:id="15" w:name="_Toc230024377"/>
+      <w:bookmarkStart w:id="15" w:name="_Toc231819019"/>
       <w:r>
         <w:lastRenderedPageBreak/>
         <w:t xml:space="preserve">Arquitectura </w:t>
@@ -15241,7 +15378,7 @@
           <w:rFonts w:cs="Arial"/>
         </w:rPr>
       </w:pPr>
-      <w:bookmarkStart w:id="16" w:name="_Toc230024378"/>
+      <w:bookmarkStart w:id="16" w:name="_Toc231819020"/>
       <w:r>
         <w:rPr>
           <w:rFonts w:cs="Arial"/>
@@ -15618,7 +15755,7 @@
           <w:lang w:val="es-AR"/>
         </w:rPr>
       </w:pPr>
-      <w:bookmarkStart w:id="17" w:name="_Toc230024379"/>
+      <w:bookmarkStart w:id="17" w:name="_Toc231819021"/>
       <w:r>
         <w:rPr>
           <w:rFonts w:cs="Arial"/>
@@ -15933,7 +16070,7 @@
           <w:rFonts w:cs="Arial"/>
         </w:rPr>
       </w:pPr>
-      <w:bookmarkStart w:id="18" w:name="_Toc230024380"/>
+      <w:bookmarkStart w:id="18" w:name="_Toc231819022"/>
       <w:r>
         <w:rPr>
           <w:rFonts w:cs="Arial"/>
@@ -16097,7 +16234,7 @@
           <w:rFonts w:cs="Arial"/>
         </w:rPr>
       </w:pPr>
-      <w:bookmarkStart w:id="19" w:name="_Toc230024381"/>
+      <w:bookmarkStart w:id="19" w:name="_Toc231819023"/>
       <w:r>
         <w:rPr>
           <w:rFonts w:cs="Arial"/>
@@ -16110,82 +16247,473 @@
       <w:pPr>
         <w:spacing w:line="480" w:lineRule="auto"/>
         <w:ind w:left="360" w:firstLine="360"/>
-        <w:jc w:val="both"/>
-        <w:rPr>
-          <w:rFonts w:ascii="Arial" w:hAnsi="Arial" w:cs="Arial"/>
-        </w:rPr>
-      </w:pPr>
-      <w:r>
-        <w:rPr>
-          <w:rFonts w:ascii="Arial" w:hAnsi="Arial" w:cs="Arial"/>
-        </w:rPr>
-        <w:t>InvestLab se integra con servicios externos para la obtención de información financiera:</w:t>
-      </w:r>
-    </w:p>
-    <w:p>
-      <w:pPr>
+      </w:pPr>
+      <w:r>
+        <w:t>InvestLab se integra con servicios externos para obtener información financiera y realizar el envío de notificaciones a los usuarios. Estas integraciones fueron diseñadas de forma desacoplada, permitiendo reemplazar o incorporar proveedores sin modificar la lógica principal del negocio.</w:t>
+      </w:r>
+    </w:p>
+    <w:p>
+      <w:pPr>
+        <w:spacing w:line="480" w:lineRule="auto"/>
+        <w:ind w:left="360"/>
+      </w:pPr>
+    </w:p>
+    <w:p>
+      <w:pPr>
+        <w:spacing w:line="480" w:lineRule="auto"/>
+        <w:ind w:left="360"/>
+      </w:pPr>
+      <w:r>
+        <w:t>Las integraciones externas contempladas son:</w:t>
+      </w:r>
+    </w:p>
+    <w:p>
+      <w:pPr>
+        <w:spacing w:line="480" w:lineRule="auto"/>
+        <w:ind w:left="360"/>
+      </w:pPr>
+    </w:p>
+    <w:p>
+      <w:pPr>
+        <w:pStyle w:val="Prrafodelista"/>
         <w:numPr>
           <w:ilvl w:val="0"/>
-          <w:numId w:val="15"/>
+          <w:numId w:val="80"/>
         </w:numPr>
         <w:spacing w:line="480" w:lineRule="auto"/>
-        <w:jc w:val="both"/>
-        <w:rPr>
-          <w:rFonts w:ascii="Arial" w:hAnsi="Arial" w:cs="Arial"/>
-        </w:rPr>
-      </w:pPr>
-      <w:r>
-        <w:rPr>
-          <w:rFonts w:ascii="Arial" w:hAnsi="Arial" w:cs="Arial"/>
-        </w:rPr>
-        <w:t>Uso de API</w:t>
-      </w:r>
-      <w:r>
-        <w:rPr>
-          <w:rFonts w:ascii="Arial" w:hAnsi="Arial" w:cs="Arial"/>
-        </w:rPr>
-        <w:t xml:space="preserve"> </w:t>
-      </w:r>
-      <w:r>
-        <w:rPr>
-          <w:rFonts w:ascii="Arial" w:hAnsi="Arial" w:cs="Arial"/>
+        <w:ind w:left="1440"/>
+      </w:pPr>
+      <w:r>
+        <w:rPr>
           <w:b/>
-          <w:color w:val="404040" w:themeColor="text1" w:themeTint="BF"/>
-        </w:rPr>
-        <w:t>Yahoo Finance</w:t>
-      </w:r>
-      <w:r>
-        <w:rPr>
-          <w:rFonts w:ascii="Arial" w:hAnsi="Arial" w:cs="Arial"/>
-          <w:color w:val="404040" w:themeColor="text1" w:themeTint="BF"/>
-        </w:rPr>
-        <w:t xml:space="preserve"> </w:t>
-      </w:r>
-      <w:r>
-        <w:rPr>
-          <w:rFonts w:ascii="Arial" w:hAnsi="Arial" w:cs="Arial"/>
-        </w:rPr>
-        <w:t>para la consulta de precios y datos de mercado en tiempo real.</w:t>
-      </w:r>
-    </w:p>
-    <w:p>
-      <w:pPr>
+        </w:rPr>
+        <w:t>Yahoo Finance:</w:t>
+      </w:r>
+      <w:r>
+        <w:t xml:space="preserve"> utilizado como proveedor principal para la consulta de precios, variaciones y datos de mercado.</w:t>
+      </w:r>
+    </w:p>
+    <w:p>
+      <w:pPr>
+        <w:pStyle w:val="Prrafodelista"/>
         <w:numPr>
           <w:ilvl w:val="0"/>
-          <w:numId w:val="15"/>
+          <w:numId w:val="80"/>
         </w:numPr>
         <w:spacing w:line="480" w:lineRule="auto"/>
-        <w:jc w:val="both"/>
-        <w:rPr>
-          <w:rFonts w:ascii="Arial" w:hAnsi="Arial" w:cs="Arial"/>
-        </w:rPr>
-      </w:pPr>
-      <w:r>
-        <w:rPr>
-          <w:rFonts w:ascii="Arial" w:hAnsi="Arial" w:cs="Arial"/>
-        </w:rPr>
-        <w:t>Procesamiento y adaptación de datos para su uso dentro del sistema.</w:t>
-      </w:r>
+        <w:ind w:left="1440"/>
+      </w:pPr>
+      <w:r>
+        <w:rPr>
+          <w:b/>
+        </w:rPr>
+        <w:t xml:space="preserve">EOD </w:t>
+      </w:r>
+      <w:proofErr w:type="spellStart"/>
+      <w:r>
+        <w:rPr>
+          <w:b/>
+        </w:rPr>
+        <w:t>Historical</w:t>
+      </w:r>
+      <w:proofErr w:type="spellEnd"/>
+      <w:r>
+        <w:rPr>
+          <w:b/>
+        </w:rPr>
+        <w:t xml:space="preserve"> Data (EODHD):</w:t>
+      </w:r>
+      <w:r>
+        <w:t xml:space="preserve"> contemplado como proveedor alternativo para una posible evolución productiva del sistema.</w:t>
+      </w:r>
+    </w:p>
+    <w:p>
+      <w:pPr>
+        <w:pStyle w:val="Prrafodelista"/>
+        <w:numPr>
+          <w:ilvl w:val="0"/>
+          <w:numId w:val="80"/>
+        </w:numPr>
+        <w:spacing w:line="480" w:lineRule="auto"/>
+        <w:ind w:left="1440"/>
+      </w:pPr>
+      <w:r>
+        <w:rPr>
+          <w:b/>
+        </w:rPr>
+        <w:t>SMTP de Gmail:</w:t>
+      </w:r>
+      <w:r>
+        <w:t xml:space="preserve"> utilizado como mecanismo principal para el envío de notificaciones por correo electrónico.</w:t>
+      </w:r>
+    </w:p>
+    <w:p>
+      <w:pPr>
+        <w:pStyle w:val="Prrafodelista"/>
+        <w:numPr>
+          <w:ilvl w:val="0"/>
+          <w:numId w:val="80"/>
+        </w:numPr>
+        <w:spacing w:line="480" w:lineRule="auto"/>
+        <w:ind w:left="1440"/>
+      </w:pPr>
+      <w:proofErr w:type="spellStart"/>
+      <w:r>
+        <w:rPr>
+          <w:b/>
+        </w:rPr>
+        <w:t>Resend</w:t>
+      </w:r>
+      <w:proofErr w:type="spellEnd"/>
+      <w:r>
+        <w:t>: contemplado como alternativa futura para el envío de correos en un escenario productivo.</w:t>
+      </w:r>
+    </w:p>
+    <w:p>
+      <w:pPr>
+        <w:pStyle w:val="Prrafodelista"/>
+        <w:numPr>
+          <w:ilvl w:val="0"/>
+          <w:numId w:val="80"/>
+        </w:numPr>
+        <w:spacing w:line="480" w:lineRule="auto"/>
+        <w:ind w:left="1440"/>
+      </w:pPr>
+      <w:r>
+        <w:rPr>
+          <w:b/>
+        </w:rPr>
+        <w:t>Procesamiento y adaptación de datos</w:t>
+      </w:r>
+      <w:r>
+        <w:t>: las respuestas obtenidas desde los servicios externos son transformadas al formato interno utilizado por InvestLab.</w:t>
+      </w:r>
+    </w:p>
+    <w:p>
+      <w:pPr>
+        <w:spacing w:line="480" w:lineRule="auto"/>
+      </w:pPr>
+    </w:p>
+    <w:p>
+      <w:pPr>
+        <w:pStyle w:val="Ttulo3"/>
+        <w:spacing w:line="480" w:lineRule="auto"/>
+        <w:ind w:left="720"/>
+      </w:pPr>
+      <w:bookmarkStart w:id="20" w:name="_Toc231819024"/>
+      <w:r>
+        <w:t>Proveedores de datos de mercado</w:t>
+      </w:r>
+      <w:bookmarkEnd w:id="20"/>
+    </w:p>
+    <w:p>
+      <w:pPr>
+        <w:spacing w:line="480" w:lineRule="auto"/>
+        <w:ind w:left="720"/>
+      </w:pPr>
+    </w:p>
+    <w:p>
+      <w:pPr>
+        <w:spacing w:line="480" w:lineRule="auto"/>
+        <w:ind w:left="720" w:firstLine="720"/>
+      </w:pPr>
+      <w:r>
+        <w:t xml:space="preserve">Actualmente, InvestLab utiliza </w:t>
+      </w:r>
+      <w:r>
+        <w:rPr>
+          <w:b/>
+        </w:rPr>
+        <w:t>Yahoo Finance</w:t>
+      </w:r>
+      <w:r>
+        <w:t xml:space="preserve"> como proveedor principal para la consulta de precios, variaciones y datos de mercado. Esta elección se debe a que permite obtener información suficiente para el alcance académico del sistema sin generar costos operativos.</w:t>
+      </w:r>
+    </w:p>
+    <w:p>
+      <w:pPr>
+        <w:spacing w:line="480" w:lineRule="auto"/>
+        <w:ind w:left="720"/>
+      </w:pPr>
+    </w:p>
+    <w:p>
+      <w:pPr>
+        <w:spacing w:line="480" w:lineRule="auto"/>
+        <w:ind w:left="720" w:firstLine="720"/>
+      </w:pPr>
+      <w:r>
+        <w:t>Con el objetivo de optimizar el consumo de datos provenientes del proveedor externo, el sistema incorpora una capa de caché intermedia. De esta manera, las consultas frecuentes de mercado no se realizan directamente contra Yahoo Finance en cada solicitud, sino que se resuelven desde la caché interna del sistema.</w:t>
+      </w:r>
+    </w:p>
+    <w:p>
+      <w:pPr>
+        <w:spacing w:line="480" w:lineRule="auto"/>
+        <w:ind w:left="720" w:firstLine="720"/>
+      </w:pPr>
+      <w:r>
+        <w:t xml:space="preserve">La caché se actualiza periódicamente mediante un intervalo configurable, actualmente establecido en 3 minutos. Esto permite reducir la cantidad de llamadas al </w:t>
+      </w:r>
+      <w:r>
+        <w:lastRenderedPageBreak/>
+        <w:t>proveedor externo, mejorar la performance general del sistema y ajustar la frecuencia de actualización según las necesidades de rendimiento o consumo.</w:t>
+      </w:r>
+    </w:p>
+    <w:p>
+      <w:pPr>
+        <w:spacing w:line="480" w:lineRule="auto"/>
+        <w:ind w:left="720" w:firstLine="720"/>
+      </w:pPr>
+      <w:r>
+        <w:t>Cabe destacar que las operaciones críticas, como la compra y venta de activos, no utilizan esta caché. En estos casos, el sistema consulta siempre datos actualizados directamente al proveedor externo, garantizando mayor consistencia en la información utilizada al momento de ejecutar la transacción.</w:t>
+      </w:r>
+    </w:p>
+    <w:p>
+      <w:pPr>
+        <w:spacing w:line="480" w:lineRule="auto"/>
+        <w:ind w:left="720"/>
+      </w:pPr>
+    </w:p>
+    <w:p>
+      <w:pPr>
+        <w:spacing w:line="480" w:lineRule="auto"/>
+        <w:ind w:left="720" w:firstLine="720"/>
+      </w:pPr>
+      <w:r>
+        <w:t>A nivel arquitectónico, InvestLab cuenta con una capa de abstracción para el proveedor de datos de mercado. Esto permite cambiar el origen de la información financiera sin modificar la lógica principal del sistema.</w:t>
+      </w:r>
+    </w:p>
+    <w:p>
+      <w:pPr>
+        <w:spacing w:line="480" w:lineRule="auto"/>
+        <w:ind w:left="720" w:firstLine="720"/>
+      </w:pPr>
+      <w:r>
+        <w:t xml:space="preserve">Actualmente se utiliza </w:t>
+      </w:r>
+      <w:r>
+        <w:rPr>
+          <w:b/>
+        </w:rPr>
+        <w:t>Yahoo Finance</w:t>
+      </w:r>
+      <w:r>
+        <w:t xml:space="preserve"> como proveedor principal, ya que cubre las necesidades del proyecto académico sin generar costos. Además, el sistema deja preparada la integración con </w:t>
+      </w:r>
+      <w:r>
+        <w:rPr>
+          <w:b/>
+        </w:rPr>
+        <w:t xml:space="preserve">EOD </w:t>
+      </w:r>
+      <w:proofErr w:type="spellStart"/>
+      <w:r>
+        <w:rPr>
+          <w:b/>
+        </w:rPr>
+        <w:t>Historical</w:t>
+      </w:r>
+      <w:proofErr w:type="spellEnd"/>
+      <w:r>
+        <w:rPr>
+          <w:b/>
+        </w:rPr>
+        <w:t xml:space="preserve"> Data (EODHD)</w:t>
+      </w:r>
+      <w:r>
+        <w:t>, que fue seleccionado como alternativa futura por ofrecer una buena relación entre precio, prestaciones y facilidad de integración.</w:t>
+      </w:r>
+    </w:p>
+    <w:p>
+      <w:pPr>
+        <w:spacing w:line="480" w:lineRule="auto"/>
+        <w:ind w:left="720"/>
+      </w:pPr>
+    </w:p>
+    <w:p>
+      <w:pPr>
+        <w:spacing w:line="480" w:lineRule="auto"/>
+        <w:ind w:left="720" w:firstLine="720"/>
+      </w:pPr>
+      <w:r>
+        <w:t xml:space="preserve">También se evaluaron otros proveedores, como </w:t>
+      </w:r>
+      <w:proofErr w:type="spellStart"/>
+      <w:r>
+        <w:t>Financial</w:t>
+      </w:r>
+      <w:proofErr w:type="spellEnd"/>
+      <w:r>
+        <w:t xml:space="preserve"> </w:t>
+      </w:r>
+      <w:proofErr w:type="spellStart"/>
+      <w:r>
+        <w:t>Modeling</w:t>
+      </w:r>
+      <w:proofErr w:type="spellEnd"/>
+      <w:r>
+        <w:t xml:space="preserve"> </w:t>
+      </w:r>
+      <w:proofErr w:type="spellStart"/>
+      <w:r>
+        <w:t>Prep</w:t>
+      </w:r>
+      <w:proofErr w:type="spellEnd"/>
+      <w:r>
+        <w:t xml:space="preserve">, </w:t>
+      </w:r>
+      <w:proofErr w:type="spellStart"/>
+      <w:r>
+        <w:t>Twelve</w:t>
+      </w:r>
+      <w:proofErr w:type="spellEnd"/>
+      <w:r>
+        <w:t xml:space="preserve"> Data, Alpha </w:t>
+      </w:r>
+      <w:proofErr w:type="spellStart"/>
+      <w:r>
+        <w:t>Vantage</w:t>
+      </w:r>
+      <w:proofErr w:type="spellEnd"/>
+      <w:r>
+        <w:t xml:space="preserve">, </w:t>
+      </w:r>
+      <w:proofErr w:type="spellStart"/>
+      <w:r>
+        <w:t>Tiingo</w:t>
+      </w:r>
+      <w:proofErr w:type="spellEnd"/>
+      <w:r>
+        <w:t xml:space="preserve">, </w:t>
+      </w:r>
+      <w:proofErr w:type="spellStart"/>
+      <w:r>
+        <w:t>Polygon</w:t>
+      </w:r>
+      <w:proofErr w:type="spellEnd"/>
+      <w:r>
+        <w:t>/</w:t>
+      </w:r>
+      <w:proofErr w:type="spellStart"/>
+      <w:r>
+        <w:t>Massive</w:t>
+      </w:r>
+      <w:proofErr w:type="spellEnd"/>
+      <w:r>
+        <w:t xml:space="preserve"> y </w:t>
+      </w:r>
+      <w:proofErr w:type="spellStart"/>
+      <w:r>
+        <w:t>Finnhub</w:t>
+      </w:r>
+      <w:proofErr w:type="spellEnd"/>
+      <w:r>
+        <w:t xml:space="preserve">. Sin embargo, EODHD se consideró la opción más conveniente para una posible versión productiva. </w:t>
+      </w:r>
+      <w:proofErr w:type="spellStart"/>
+      <w:r>
+        <w:t>Finnhub</w:t>
+      </w:r>
+      <w:proofErr w:type="spellEnd"/>
+      <w:r>
+        <w:t xml:space="preserve"> fue descartado por las limitaciones de su plan gratuito y el alto costo de sus planes pagos.</w:t>
+      </w:r>
+    </w:p>
+    <w:p>
+      <w:pPr>
+        <w:spacing w:line="480" w:lineRule="auto"/>
+        <w:ind w:left="720"/>
+      </w:pPr>
+    </w:p>
+    <w:p>
+      <w:pPr>
+        <w:pStyle w:val="Ttulo3"/>
+        <w:spacing w:line="480" w:lineRule="auto"/>
+        <w:ind w:left="720"/>
+      </w:pPr>
+      <w:bookmarkStart w:id="21" w:name="_Toc231819025"/>
+      <w:r>
+        <w:t>Proveedores de envío de correo electrónico</w:t>
+      </w:r>
+      <w:bookmarkEnd w:id="21"/>
+    </w:p>
+    <w:p>
+      <w:pPr>
+        <w:spacing w:line="480" w:lineRule="auto"/>
+        <w:ind w:left="720"/>
+      </w:pPr>
+    </w:p>
+    <w:p>
+      <w:pPr>
+        <w:spacing w:line="480" w:lineRule="auto"/>
+        <w:ind w:left="720" w:firstLine="720"/>
+      </w:pPr>
+      <w:r>
+        <w:t xml:space="preserve">InvestLab cuenta con integración para el envío de notificaciones por correo electrónico. Actualmente utiliza </w:t>
+      </w:r>
+      <w:r>
+        <w:rPr>
+          <w:b/>
+        </w:rPr>
+        <w:t>SMTP de Gmail</w:t>
+      </w:r>
+      <w:r>
+        <w:t xml:space="preserve"> como mecanismo principal, ya que resulta suficiente para el alcance académico del proyecto y es simple de configurar.</w:t>
+      </w:r>
+    </w:p>
+    <w:p>
+      <w:pPr>
+        <w:spacing w:line="480" w:lineRule="auto"/>
+        <w:ind w:left="720"/>
+      </w:pPr>
+    </w:p>
+    <w:p>
+      <w:pPr>
+        <w:spacing w:line="480" w:lineRule="auto"/>
+        <w:ind w:left="720" w:firstLine="720"/>
+      </w:pPr>
+      <w:r>
+        <w:lastRenderedPageBreak/>
+        <w:t xml:space="preserve">Además, el sistema deja contemplada la integración con </w:t>
+      </w:r>
+      <w:proofErr w:type="spellStart"/>
+      <w:r>
+        <w:rPr>
+          <w:b/>
+        </w:rPr>
+        <w:t>Resend</w:t>
+      </w:r>
+      <w:proofErr w:type="spellEnd"/>
+      <w:r>
+        <w:t xml:space="preserve"> como alternativa futura para un escenario productivo. Esto permitiría utilizar un proveedor especializado en envío de correos, sin modificar la lógica principal de notificaciones.</w:t>
+      </w:r>
+    </w:p>
+    <w:p>
+      <w:pPr>
+        <w:spacing w:line="480" w:lineRule="auto"/>
+        <w:ind w:left="720" w:firstLine="720"/>
+      </w:pPr>
+    </w:p>
+    <w:p>
+      <w:pPr>
+        <w:spacing w:line="480" w:lineRule="auto"/>
+        <w:ind w:left="720" w:firstLine="720"/>
+      </w:pPr>
+      <w:r>
+        <w:t xml:space="preserve">De esta manera, el sistema mantiene una integración simple para el contexto actual, pero conserva la posibilidad de escalar hacia servicios externos más adecuados para ambientes productivos, donde se requiera mayor trazabilidad, control de </w:t>
+      </w:r>
+      <w:proofErr w:type="spellStart"/>
+      <w:r>
+        <w:t>entregabilidad</w:t>
+      </w:r>
+      <w:proofErr w:type="spellEnd"/>
+      <w:r>
+        <w:t>, métricas de envío o administración avanzada de correos.</w:t>
+      </w:r>
+    </w:p>
+    <w:p>
+      <w:pPr>
+        <w:spacing w:line="360" w:lineRule="auto"/>
+      </w:pPr>
     </w:p>
     <w:p>
       <w:pPr>
@@ -16200,12 +16728,11 @@
           <w:rFonts w:eastAsia="Calibri" w:cs="Arial"/>
         </w:rPr>
       </w:pPr>
-      <w:bookmarkStart w:id="20" w:name="_Toc230024382"/>
+      <w:bookmarkStart w:id="22" w:name="_Toc231819026"/>
       <w:r>
         <w:rPr>
           <w:rFonts w:eastAsia="Calibri" w:cs="Arial"/>
         </w:rPr>
-        <w:lastRenderedPageBreak/>
         <w:t>Control</w:t>
       </w:r>
       <w:r>
@@ -16234,7 +16761,7 @@
         </w:rPr>
         <w:t>Versiones</w:t>
       </w:r>
-      <w:bookmarkEnd w:id="20"/>
+      <w:bookmarkEnd w:id="22"/>
     </w:p>
     <w:p>
       <w:pPr>
@@ -16323,14 +16850,14 @@
           <w:rFonts w:cs="Arial"/>
         </w:rPr>
       </w:pPr>
-      <w:bookmarkStart w:id="21" w:name="_Toc230024383"/>
+      <w:bookmarkStart w:id="23" w:name="_Toc231819027"/>
       <w:r>
         <w:rPr>
           <w:rFonts w:cs="Arial"/>
         </w:rPr>
         <w:t>Pruebas y Documentación</w:t>
       </w:r>
-      <w:bookmarkEnd w:id="21"/>
+      <w:bookmarkEnd w:id="23"/>
     </w:p>
     <w:p>
       <w:pPr>
@@ -16466,11 +16993,12 @@
           <w:spacing w:val="-2"/>
         </w:rPr>
       </w:pPr>
-      <w:bookmarkStart w:id="22" w:name="_Toc230024384"/>
+      <w:bookmarkStart w:id="24" w:name="_Toc231819028"/>
       <w:r>
         <w:rPr>
           <w:rFonts w:cs="Arial"/>
         </w:rPr>
+        <w:lastRenderedPageBreak/>
         <w:t>Infraestructura</w:t>
       </w:r>
       <w:r>
@@ -16499,7 +17027,7 @@
         </w:rPr>
         <w:t>Despliegue</w:t>
       </w:r>
-      <w:bookmarkEnd w:id="22"/>
+      <w:bookmarkEnd w:id="24"/>
     </w:p>
     <w:p>
       <w:pPr>
@@ -16597,9 +17125,8 @@
           <w:spacing w:val="-2"/>
         </w:rPr>
       </w:pPr>
-      <w:bookmarkStart w:id="23" w:name="_Toc230024385"/>
-      <w:r>
-        <w:lastRenderedPageBreak/>
+      <w:bookmarkStart w:id="25" w:name="_Toc231819029"/>
+      <w:r>
         <w:t>Criterios</w:t>
       </w:r>
       <w:r>
@@ -16623,7 +17150,7 @@
         </w:rPr>
         <w:t>aceptación</w:t>
       </w:r>
-      <w:bookmarkEnd w:id="23"/>
+      <w:bookmarkEnd w:id="25"/>
     </w:p>
     <w:p>
       <w:pPr>
@@ -16675,14 +17202,14 @@
           <w:rFonts w:cs="Arial"/>
         </w:rPr>
       </w:pPr>
-      <w:bookmarkStart w:id="24" w:name="_Toc230024386"/>
+      <w:bookmarkStart w:id="26" w:name="_Toc231819030"/>
       <w:r>
         <w:rPr>
           <w:rFonts w:cs="Arial"/>
         </w:rPr>
         <w:t>1. Acceso y uso del sistema</w:t>
       </w:r>
-      <w:bookmarkEnd w:id="24"/>
+      <w:bookmarkEnd w:id="26"/>
     </w:p>
     <w:p>
       <w:pPr>
@@ -16801,7 +17328,7 @@
           <w:rFonts w:cs="Arial"/>
         </w:rPr>
       </w:pPr>
-      <w:bookmarkStart w:id="25" w:name="_Toc230024387"/>
+      <w:bookmarkStart w:id="27" w:name="_Toc231819031"/>
       <w:r>
         <w:rPr>
           <w:rFonts w:cs="Arial"/>
@@ -16814,7 +17341,7 @@
         </w:rPr>
         <w:t>o</w:t>
       </w:r>
-      <w:bookmarkEnd w:id="25"/>
+      <w:bookmarkEnd w:id="27"/>
     </w:p>
     <w:p>
       <w:pPr>
@@ -16852,6 +17379,7 @@
           <w:rFonts w:ascii="Arial" w:hAnsi="Arial" w:cs="Arial"/>
           <w:color w:val="404040" w:themeColor="text1" w:themeTint="BF"/>
         </w:rPr>
+        <w:lastRenderedPageBreak/>
         <w:t>El sistema debe permitir la búsqueda de activos financieros.</w:t>
       </w:r>
     </w:p>
@@ -16930,14 +17458,14 @@
           <w:rFonts w:cs="Arial"/>
         </w:rPr>
       </w:pPr>
-      <w:bookmarkStart w:id="26" w:name="_Toc230024388"/>
+      <w:bookmarkStart w:id="28" w:name="_Toc231819032"/>
       <w:r>
         <w:rPr>
           <w:rFonts w:cs="Arial"/>
         </w:rPr>
         <w:t>3. Administración del portafolio</w:t>
       </w:r>
-      <w:bookmarkEnd w:id="26"/>
+      <w:bookmarkEnd w:id="28"/>
     </w:p>
     <w:p>
       <w:pPr>
@@ -16973,7 +17501,6 @@
         <w:rPr>
           <w:rFonts w:ascii="Arial" w:hAnsi="Arial" w:cs="Arial"/>
         </w:rPr>
-        <w:lastRenderedPageBreak/>
         <w:t>El usuario debe poder registrar operaciones de compra y venta de activos.</w:t>
       </w:r>
     </w:p>
@@ -17057,14 +17584,14 @@
           <w:rFonts w:cs="Arial"/>
         </w:rPr>
       </w:pPr>
-      <w:bookmarkStart w:id="27" w:name="_Toc230024389"/>
+      <w:bookmarkStart w:id="29" w:name="_Toc231819033"/>
       <w:r>
         <w:rPr>
           <w:rFonts w:cs="Arial"/>
         </w:rPr>
         <w:t>4. Sistema de alertas y notificaciones</w:t>
       </w:r>
-      <w:bookmarkEnd w:id="27"/>
+      <w:bookmarkEnd w:id="29"/>
     </w:p>
     <w:p>
       <w:pPr>
@@ -17192,14 +17719,14 @@
           <w:rFonts w:cs="Arial"/>
         </w:rPr>
       </w:pPr>
-      <w:bookmarkStart w:id="28" w:name="_Toc230024390"/>
+      <w:bookmarkStart w:id="30" w:name="_Toc231819034"/>
       <w:r>
         <w:rPr>
           <w:rFonts w:cs="Arial"/>
         </w:rPr>
         <w:t>5. Experiencia de usuario e interfaz</w:t>
       </w:r>
-      <w:bookmarkEnd w:id="28"/>
+      <w:bookmarkEnd w:id="30"/>
     </w:p>
     <w:p>
       <w:pPr>
@@ -17269,6 +17796,7 @@
         <w:rPr>
           <w:rFonts w:ascii="Arial" w:hAnsi="Arial" w:cs="Arial"/>
         </w:rPr>
+        <w:lastRenderedPageBreak/>
         <w:t>La navegación debe ser intuitiva y permitir acceder fácilmente a todas las funcionalidades.</w:t>
       </w:r>
     </w:p>
@@ -17321,14 +17849,14 @@
           <w:rFonts w:cs="Arial"/>
         </w:rPr>
       </w:pPr>
-      <w:bookmarkStart w:id="29" w:name="_Toc230024391"/>
+      <w:bookmarkStart w:id="31" w:name="_Toc231819035"/>
       <w:r>
         <w:rPr>
           <w:rFonts w:cs="Arial"/>
         </w:rPr>
         <w:t>6. Gestión y persistencia de datos</w:t>
       </w:r>
-      <w:bookmarkEnd w:id="29"/>
+      <w:bookmarkEnd w:id="31"/>
     </w:p>
     <w:p>
       <w:pPr>
@@ -17384,7 +17912,6 @@
         <w:rPr>
           <w:rFonts w:ascii="Arial" w:hAnsi="Arial" w:cs="Arial"/>
         </w:rPr>
-        <w:lastRenderedPageBreak/>
         <w:t>Los datos históricos y de mercado deben gestionarse mediante MongoDB.</w:t>
       </w:r>
     </w:p>
@@ -17428,14 +17955,14 @@
           <w:rFonts w:cs="Arial"/>
         </w:rPr>
       </w:pPr>
-      <w:bookmarkStart w:id="30" w:name="_Toc230024392"/>
+      <w:bookmarkStart w:id="32" w:name="_Toc231819036"/>
       <w:r>
         <w:rPr>
           <w:rFonts w:cs="Arial"/>
         </w:rPr>
         <w:t>7. Seguridad y validación</w:t>
       </w:r>
-      <w:bookmarkEnd w:id="30"/>
+      <w:bookmarkEnd w:id="32"/>
     </w:p>
     <w:p>
       <w:pPr>
@@ -17701,12 +18228,11 @@
         <w:ind w:left="0"/>
         <w:jc w:val="both"/>
       </w:pPr>
-      <w:bookmarkStart w:id="31" w:name="_Toc230024393"/>
-      <w:r>
-        <w:lastRenderedPageBreak/>
+      <w:bookmarkStart w:id="33" w:name="_Toc231819037"/>
+      <w:r>
         <w:t>Metodologías</w:t>
       </w:r>
-      <w:bookmarkEnd w:id="31"/>
+      <w:bookmarkEnd w:id="33"/>
       <w:r>
         <w:rPr>
           <w:rFonts w:eastAsia="Times New Roman"/>
@@ -17811,15 +18337,16 @@
           <w:lang w:val="es-AR" w:eastAsia="es-AR"/>
         </w:rPr>
       </w:pPr>
-      <w:bookmarkStart w:id="32" w:name="_Toc230024394"/>
+      <w:bookmarkStart w:id="34" w:name="_Toc231819038"/>
       <w:r>
         <w:rPr>
           <w:rFonts w:eastAsia="Times New Roman" w:cs="Arial"/>
           <w:lang w:val="es-AR" w:eastAsia="es-AR"/>
         </w:rPr>
+        <w:lastRenderedPageBreak/>
         <w:t>Análisis y definición del sistema</w:t>
       </w:r>
-      <w:bookmarkEnd w:id="32"/>
+      <w:bookmarkEnd w:id="34"/>
     </w:p>
     <w:p>
       <w:pPr>
@@ -17959,16 +18486,15 @@
           <w:lang w:val="es-AR" w:eastAsia="es-AR"/>
         </w:rPr>
       </w:pPr>
-      <w:bookmarkStart w:id="33" w:name="_Toc230024395"/>
+      <w:bookmarkStart w:id="35" w:name="_Toc231819039"/>
       <w:r>
         <w:rPr>
           <w:rFonts w:eastAsia="Times New Roman" w:cs="Arial"/>
           <w:lang w:val="es-AR" w:eastAsia="es-AR"/>
         </w:rPr>
-        <w:lastRenderedPageBreak/>
         <w:t>Diseño de la solución</w:t>
       </w:r>
-      <w:bookmarkEnd w:id="33"/>
+      <w:bookmarkEnd w:id="35"/>
     </w:p>
     <w:p>
       <w:pPr>
@@ -18133,15 +18659,16 @@
           <w:lang w:val="es-AR" w:eastAsia="es-AR"/>
         </w:rPr>
       </w:pPr>
-      <w:bookmarkStart w:id="34" w:name="_Toc230024396"/>
+      <w:bookmarkStart w:id="36" w:name="_Toc231819040"/>
       <w:r>
         <w:rPr>
           <w:rFonts w:eastAsia="Times New Roman" w:cs="Arial"/>
           <w:lang w:val="es-AR" w:eastAsia="es-AR"/>
         </w:rPr>
+        <w:lastRenderedPageBreak/>
         <w:t>Desarrollo e implementación</w:t>
       </w:r>
-      <w:bookmarkEnd w:id="34"/>
+      <w:bookmarkEnd w:id="36"/>
     </w:p>
     <w:p>
       <w:pPr>
@@ -18289,7 +18816,6 @@
           <w:szCs w:val="24"/>
           <w:lang w:val="es-AR" w:eastAsia="es-AR"/>
         </w:rPr>
-        <w:lastRenderedPageBreak/>
         <w:t xml:space="preserve">Integración con servicios externos (Yahoo Finance). </w:t>
       </w:r>
     </w:p>
@@ -18340,7 +18866,7 @@
           <w:lang w:val="es-AR" w:eastAsia="es-AR"/>
         </w:rPr>
       </w:pPr>
-      <w:bookmarkStart w:id="35" w:name="_Toc230024397"/>
+      <w:bookmarkStart w:id="37" w:name="_Toc231819041"/>
       <w:r>
         <w:rPr>
           <w:rFonts w:eastAsia="Times New Roman" w:cs="Arial"/>
@@ -18348,7 +18874,7 @@
         </w:rPr>
         <w:t>Pruebas y validación</w:t>
       </w:r>
-      <w:bookmarkEnd w:id="35"/>
+      <w:bookmarkEnd w:id="37"/>
     </w:p>
     <w:p>
       <w:pPr>
@@ -18521,15 +19047,16 @@
           <w:lang w:val="es-AR" w:eastAsia="es-AR"/>
         </w:rPr>
       </w:pPr>
-      <w:bookmarkStart w:id="36" w:name="_Toc230024398"/>
+      <w:bookmarkStart w:id="38" w:name="_Toc231819042"/>
       <w:r>
         <w:rPr>
           <w:rFonts w:eastAsia="Times New Roman" w:cs="Arial"/>
           <w:lang w:val="es-AR" w:eastAsia="es-AR"/>
         </w:rPr>
+        <w:lastRenderedPageBreak/>
         <w:t>Documentación y cierre</w:t>
       </w:r>
-      <w:bookmarkEnd w:id="36"/>
+      <w:bookmarkEnd w:id="38"/>
     </w:p>
     <w:p>
       <w:pPr>
@@ -18695,15 +19222,14 @@
           <w:lang w:val="es-AR" w:eastAsia="es-AR"/>
         </w:rPr>
       </w:pPr>
-      <w:bookmarkStart w:id="37" w:name="_Toc230024399"/>
+      <w:bookmarkStart w:id="39" w:name="_Toc231819043"/>
       <w:r>
         <w:rPr>
           <w:lang w:val="es-AR" w:eastAsia="es-AR"/>
         </w:rPr>
-        <w:lastRenderedPageBreak/>
         <w:t>Diagrama de Estructura de Desglose de Trabajo (EDT)</w:t>
       </w:r>
-      <w:bookmarkEnd w:id="37"/>
+      <w:bookmarkEnd w:id="39"/>
     </w:p>
     <w:p>
       <w:pPr>
@@ -18718,18 +19244,18 @@
       <w:pPr>
         <w:pStyle w:val="Ttulo2"/>
       </w:pPr>
-      <w:bookmarkStart w:id="38" w:name="_Toc230024400"/>
+      <w:bookmarkStart w:id="40" w:name="_Toc231819044"/>
       <w:r>
         <w:t xml:space="preserve">1. </w:t>
       </w:r>
-      <w:bookmarkStart w:id="39" w:name="_Toc227613406"/>
-      <w:bookmarkStart w:id="40" w:name="_Toc227613489"/>
+      <w:bookmarkStart w:id="41" w:name="_Toc227613406"/>
+      <w:bookmarkStart w:id="42" w:name="_Toc227613489"/>
       <w:r>
         <w:t>Diagrama EDT</w:t>
       </w:r>
-      <w:bookmarkEnd w:id="38"/>
-      <w:bookmarkEnd w:id="39"/>
       <w:bookmarkEnd w:id="40"/>
+      <w:bookmarkEnd w:id="41"/>
+      <w:bookmarkEnd w:id="42"/>
     </w:p>
     <w:p>
       <w:pPr>
@@ -18786,6 +19312,7 @@
           <w:noProof/>
           <w:lang w:val="es-AR" w:eastAsia="es-AR"/>
         </w:rPr>
+        <w:lastRenderedPageBreak/>
         <w:drawing>
           <wp:anchor distT="0" distB="0" distL="114300" distR="114300" simplePos="0" relativeHeight="251655680" behindDoc="0" locked="0" layoutInCell="1" allowOverlap="1" wp14:anchorId="0D168C30">
             <wp:simplePos x="0" y="0"/>
@@ -18895,14 +19422,14 @@
         </w:rPr>
         <w:t xml:space="preserve"> </w:t>
       </w:r>
-      <w:bookmarkStart w:id="41" w:name="_Toc230024463"/>
+      <w:bookmarkStart w:id="43" w:name="_Toc230024463"/>
       <w:r>
         <w:rPr>
           <w:rFonts w:ascii="Arial" w:hAnsi="Arial" w:cs="Arial"/>
         </w:rPr>
         <w:t>- Diagrama EDT</w:t>
       </w:r>
-      <w:bookmarkEnd w:id="41"/>
+      <w:bookmarkEnd w:id="43"/>
     </w:p>
     <w:p>
       <w:pPr>
@@ -18921,8 +19448,8 @@
           <w:lang w:val="es-AR" w:eastAsia="es-AR"/>
         </w:rPr>
       </w:pPr>
-      <w:bookmarkStart w:id="42" w:name="_Toc227521470"/>
-      <w:bookmarkStart w:id="43" w:name="_Toc230024401"/>
+      <w:bookmarkStart w:id="44" w:name="_Toc227521470"/>
+      <w:bookmarkStart w:id="45" w:name="_Toc231819045"/>
       <w:r>
         <w:rPr>
           <w:rFonts w:cs="Arial"/>
@@ -18944,80 +19471,80 @@
         </w:rPr>
         <w:t xml:space="preserve"> EDT</w:t>
       </w:r>
-      <w:bookmarkEnd w:id="42"/>
-      <w:bookmarkEnd w:id="43"/>
-    </w:p>
-    <w:p>
-      <w:pPr>
-        <w:rPr>
-          <w:rFonts w:ascii="Arial" w:hAnsi="Arial" w:cs="Arial"/>
-          <w:lang w:val="es-AR" w:eastAsia="es-AR"/>
-        </w:rPr>
-      </w:pPr>
-    </w:p>
-    <w:p>
-      <w:pPr>
-        <w:pStyle w:val="Descripcin"/>
-        <w:rPr>
-          <w:rFonts w:ascii="Arial" w:hAnsi="Arial" w:cs="Arial"/>
-          <w:lang w:val="es-AR" w:eastAsia="es-AR"/>
-        </w:rPr>
-      </w:pPr>
-      <w:bookmarkStart w:id="44" w:name="_Toc227613683"/>
-      <w:bookmarkStart w:id="45" w:name="_Toc230024469"/>
-      <w:r>
-        <w:rPr>
-          <w:rFonts w:ascii="Arial" w:hAnsi="Arial" w:cs="Arial"/>
-        </w:rPr>
-        <w:t xml:space="preserve">Tabla </w:t>
-      </w:r>
-      <w:r>
-        <w:rPr>
-          <w:rFonts w:ascii="Arial" w:hAnsi="Arial" w:cs="Arial"/>
-        </w:rPr>
-        <w:fldChar w:fldCharType="begin"/>
-      </w:r>
-      <w:r>
-        <w:rPr>
-          <w:rFonts w:ascii="Arial" w:hAnsi="Arial" w:cs="Arial"/>
-        </w:rPr>
-        <w:instrText xml:space="preserve"> SEQ Tabla \* ARABIC </w:instrText>
-      </w:r>
-      <w:r>
-        <w:rPr>
-          <w:rFonts w:ascii="Arial" w:hAnsi="Arial" w:cs="Arial"/>
-        </w:rPr>
-        <w:fldChar w:fldCharType="separate"/>
-      </w:r>
-      <w:r>
-        <w:rPr>
-          <w:rFonts w:ascii="Arial" w:hAnsi="Arial" w:cs="Arial"/>
-          <w:noProof/>
-        </w:rPr>
-        <w:t>1</w:t>
-      </w:r>
-      <w:r>
-        <w:rPr>
-          <w:rFonts w:ascii="Arial" w:hAnsi="Arial" w:cs="Arial"/>
-        </w:rPr>
-        <w:fldChar w:fldCharType="end"/>
-      </w:r>
-      <w:r>
-        <w:rPr>
-          <w:rFonts w:ascii="Arial" w:hAnsi="Arial" w:cs="Arial"/>
-        </w:rPr>
-        <w:t xml:space="preserve"> </w:t>
-      </w:r>
-      <w:bookmarkStart w:id="46" w:name="_Toc227613680"/>
-      <w:r>
-        <w:rPr>
-          <w:rFonts w:ascii="Arial" w:hAnsi="Arial" w:cs="Arial"/>
-        </w:rPr>
-        <w:t>- Diccionario EDT</w:t>
-      </w:r>
       <w:bookmarkEnd w:id="44"/>
       <w:bookmarkEnd w:id="45"/>
+    </w:p>
+    <w:p>
+      <w:pPr>
+        <w:rPr>
+          <w:rFonts w:ascii="Arial" w:hAnsi="Arial" w:cs="Arial"/>
+          <w:lang w:val="es-AR" w:eastAsia="es-AR"/>
+        </w:rPr>
+      </w:pPr>
+    </w:p>
+    <w:p>
+      <w:pPr>
+        <w:pStyle w:val="Descripcin"/>
+        <w:rPr>
+          <w:rFonts w:ascii="Arial" w:hAnsi="Arial" w:cs="Arial"/>
+          <w:lang w:val="es-AR" w:eastAsia="es-AR"/>
+        </w:rPr>
+      </w:pPr>
+      <w:bookmarkStart w:id="46" w:name="_Toc227613683"/>
+      <w:bookmarkStart w:id="47" w:name="_Toc230024469"/>
+      <w:r>
+        <w:rPr>
+          <w:rFonts w:ascii="Arial" w:hAnsi="Arial" w:cs="Arial"/>
+        </w:rPr>
+        <w:t xml:space="preserve">Tabla </w:t>
+      </w:r>
+      <w:r>
+        <w:rPr>
+          <w:rFonts w:ascii="Arial" w:hAnsi="Arial" w:cs="Arial"/>
+        </w:rPr>
+        <w:fldChar w:fldCharType="begin"/>
+      </w:r>
+      <w:r>
+        <w:rPr>
+          <w:rFonts w:ascii="Arial" w:hAnsi="Arial" w:cs="Arial"/>
+        </w:rPr>
+        <w:instrText xml:space="preserve"> SEQ Tabla \* ARABIC </w:instrText>
+      </w:r>
+      <w:r>
+        <w:rPr>
+          <w:rFonts w:ascii="Arial" w:hAnsi="Arial" w:cs="Arial"/>
+        </w:rPr>
+        <w:fldChar w:fldCharType="separate"/>
+      </w:r>
+      <w:r>
+        <w:rPr>
+          <w:rFonts w:ascii="Arial" w:hAnsi="Arial" w:cs="Arial"/>
+          <w:noProof/>
+        </w:rPr>
+        <w:t>1</w:t>
+      </w:r>
+      <w:r>
+        <w:rPr>
+          <w:rFonts w:ascii="Arial" w:hAnsi="Arial" w:cs="Arial"/>
+        </w:rPr>
+        <w:fldChar w:fldCharType="end"/>
+      </w:r>
+      <w:r>
+        <w:rPr>
+          <w:rFonts w:ascii="Arial" w:hAnsi="Arial" w:cs="Arial"/>
+        </w:rPr>
+        <w:t xml:space="preserve"> </w:t>
+      </w:r>
+      <w:bookmarkStart w:id="48" w:name="_Toc227613680"/>
+      <w:r>
+        <w:rPr>
+          <w:rFonts w:ascii="Arial" w:hAnsi="Arial" w:cs="Arial"/>
+        </w:rPr>
+        <w:t>- Diccionario EDT</w:t>
+      </w:r>
       <w:bookmarkEnd w:id="46"/>
+      <w:bookmarkEnd w:id="47"/>
+      <w:bookmarkEnd w:id="48"/>
     </w:p>
     <w:tbl>
       <w:tblPr>
@@ -19603,15 +20130,7 @@
                 <w:rFonts w:ascii="Arial" w:hAnsi="Arial" w:cs="Arial"/>
                 <w:lang w:val="es-AR" w:eastAsia="es-AR"/>
               </w:rPr>
-              <w:t xml:space="preserve">Alcance del </w:t>
-            </w:r>
-            <w:r>
-              <w:rPr>
-                <w:rFonts w:ascii="Arial" w:hAnsi="Arial" w:cs="Arial"/>
-                <w:lang w:val="es-AR" w:eastAsia="es-AR"/>
-              </w:rPr>
-              <w:lastRenderedPageBreak/>
-              <w:t>sistema</w:t>
+              <w:t>Alcance del sistema</w:t>
             </w:r>
           </w:p>
         </w:tc>
@@ -19633,16 +20152,7 @@
                 <w:rFonts w:ascii="Arial" w:hAnsi="Arial" w:cs="Arial"/>
                 <w:lang w:val="es-AR" w:eastAsia="es-AR"/>
               </w:rPr>
-              <w:lastRenderedPageBreak/>
-              <w:t xml:space="preserve">Definición de los límites del </w:t>
-            </w:r>
-            <w:r>
-              <w:rPr>
-                <w:rFonts w:ascii="Arial" w:hAnsi="Arial" w:cs="Arial"/>
-                <w:lang w:val="es-AR" w:eastAsia="es-AR"/>
-              </w:rPr>
-              <w:lastRenderedPageBreak/>
-              <w:t>sistema y funcionalidades incluidas/excluidas.</w:t>
+              <w:t>Definición de los límites del sistema y funcionalidades incluidas/excluidas.</w:t>
             </w:r>
           </w:p>
         </w:tc>
@@ -19664,16 +20174,7 @@
                 <w:rFonts w:ascii="Arial" w:hAnsi="Arial" w:cs="Arial"/>
                 <w:lang w:val="es-AR" w:eastAsia="es-AR"/>
               </w:rPr>
-              <w:lastRenderedPageBreak/>
-              <w:t xml:space="preserve">Alcance documentado </w:t>
-            </w:r>
-            <w:r>
-              <w:rPr>
-                <w:rFonts w:ascii="Arial" w:hAnsi="Arial" w:cs="Arial"/>
-                <w:lang w:val="es-AR" w:eastAsia="es-AR"/>
-              </w:rPr>
-              <w:lastRenderedPageBreak/>
-              <w:t>y sin ambigüedades.</w:t>
+              <w:t>Alcance documentado y sin ambigüedades.</w:t>
             </w:r>
           </w:p>
         </w:tc>
@@ -19695,7 +20196,6 @@
                 <w:rFonts w:ascii="Arial" w:hAnsi="Arial" w:cs="Arial"/>
                 <w:lang w:val="es-AR" w:eastAsia="es-AR"/>
               </w:rPr>
-              <w:lastRenderedPageBreak/>
               <w:t>PM</w:t>
             </w:r>
           </w:p>
@@ -20100,6 +20600,7 @@
                 <w:rFonts w:ascii="Arial" w:hAnsi="Arial" w:cs="Arial"/>
                 <w:lang w:val="es-AR" w:eastAsia="es-AR"/>
               </w:rPr>
+              <w:lastRenderedPageBreak/>
               <w:t>4.1</w:t>
             </w:r>
           </w:p>
@@ -21326,12 +21827,11 @@
         <w:spacing w:line="480" w:lineRule="auto"/>
         <w:ind w:left="0"/>
       </w:pPr>
-      <w:bookmarkStart w:id="47" w:name="_Toc230024402"/>
-      <w:r>
-        <w:lastRenderedPageBreak/>
+      <w:bookmarkStart w:id="49" w:name="_Toc231819046"/>
+      <w:r>
         <w:t>Diagrama de Gantt</w:t>
       </w:r>
-      <w:bookmarkEnd w:id="47"/>
+      <w:bookmarkEnd w:id="49"/>
       <w:r>
         <w:t xml:space="preserve"> </w:t>
       </w:r>
@@ -21390,6 +21890,7 @@
           <w:rFonts w:ascii="Arial" w:hAnsi="Arial" w:cs="Arial"/>
           <w:noProof/>
         </w:rPr>
+        <w:lastRenderedPageBreak/>
         <w:drawing>
           <wp:anchor distT="0" distB="0" distL="114300" distR="114300" simplePos="0" relativeHeight="251668992" behindDoc="1" locked="0" layoutInCell="1" allowOverlap="1">
             <wp:simplePos x="0" y="0"/>
@@ -21507,14 +22008,14 @@
         </w:rPr>
         <w:t xml:space="preserve"> </w:t>
       </w:r>
-      <w:bookmarkStart w:id="48" w:name="_Toc230024464"/>
+      <w:bookmarkStart w:id="50" w:name="_Toc230024464"/>
       <w:r>
         <w:rPr>
           <w:rFonts w:ascii="Arial" w:hAnsi="Arial" w:cs="Arial"/>
         </w:rPr>
         <w:t>- Diagrama de Gantt</w:t>
       </w:r>
-      <w:bookmarkEnd w:id="48"/>
+      <w:bookmarkEnd w:id="50"/>
     </w:p>
     <w:p>
       <w:pPr>
@@ -21543,12 +22044,11 @@
         <w:spacing w:line="480" w:lineRule="auto"/>
         <w:ind w:left="0"/>
       </w:pPr>
-      <w:bookmarkStart w:id="49" w:name="_Toc230024403"/>
-      <w:r>
-        <w:lastRenderedPageBreak/>
+      <w:bookmarkStart w:id="51" w:name="_Toc231819047"/>
+      <w:r>
         <w:t>Solución Técnica</w:t>
       </w:r>
-      <w:bookmarkEnd w:id="49"/>
+      <w:bookmarkEnd w:id="51"/>
     </w:p>
     <w:p>
       <w:pPr>
@@ -21556,7 +22056,7 @@
         <w:spacing w:line="480" w:lineRule="auto"/>
         <w:ind w:left="0"/>
       </w:pPr>
-      <w:bookmarkStart w:id="50" w:name="_Toc230024404"/>
+      <w:bookmarkStart w:id="52" w:name="_Toc231819048"/>
       <w:r>
         <w:rPr>
           <w:rStyle w:val="Textoennegrita"/>
@@ -21573,7 +22073,7 @@
         </w:rPr>
         <w:t>Frontend</w:t>
       </w:r>
-      <w:bookmarkEnd w:id="50"/>
+      <w:bookmarkEnd w:id="52"/>
     </w:p>
     <w:p>
       <w:pPr>
@@ -21609,7 +22109,16 @@
           <w:sz w:val="22"/>
           <w:szCs w:val="22"/>
         </w:rPr>
-        <w:t xml:space="preserve"> se implementa como una aplicación web moderna basada en una arquitectura tipo SPA (Single Page Application), permitiendo una experiencia de usuario dinámica, fluida y sin recargas completas de página. La interfaz se encarga de la visualización de datos financieros, la interacción del usuario y la comunicación con el backend.</w:t>
+        <w:t xml:space="preserve"> se implementa como una aplicación web moderna basada en una arquitectura tipo SPA (Single Page Application), permitiendo una experiencia de </w:t>
+      </w:r>
+      <w:r>
+        <w:rPr>
+          <w:rFonts w:ascii="Arial" w:hAnsi="Arial" w:cs="Arial"/>
+          <w:sz w:val="22"/>
+          <w:szCs w:val="22"/>
+        </w:rPr>
+        <w:lastRenderedPageBreak/>
+        <w:t>usuario dinámica, fluida y sin recargas completas de página. La interfaz se encarga de la visualización de datos financieros, la interacción del usuario y la comunicación con el backend.</w:t>
       </w:r>
     </w:p>
     <w:p>
@@ -21617,7 +22126,7 @@
         <w:pStyle w:val="Ttulo3"/>
         <w:ind w:firstLine="720"/>
       </w:pPr>
-      <w:bookmarkStart w:id="51" w:name="_Toc230024405"/>
+      <w:bookmarkStart w:id="53" w:name="_Toc231819049"/>
       <w:r>
         <w:rPr>
           <w:rStyle w:val="Textoennegrita"/>
@@ -21626,7 +22135,7 @@
         </w:rPr>
         <w:t>Tecnologías principales:</w:t>
       </w:r>
-      <w:bookmarkEnd w:id="51"/>
+      <w:bookmarkEnd w:id="53"/>
     </w:p>
     <w:p>
       <w:pPr>
@@ -21789,7 +22298,7 @@
         <w:pStyle w:val="Ttulo3"/>
         <w:ind w:firstLine="720"/>
       </w:pPr>
-      <w:bookmarkStart w:id="52" w:name="_Toc230024406"/>
+      <w:bookmarkStart w:id="54" w:name="_Toc231819050"/>
       <w:r>
         <w:rPr>
           <w:rStyle w:val="Textoennegrita"/>
@@ -21798,7 +22307,7 @@
         </w:rPr>
         <w:t>Características del frontend:</w:t>
       </w:r>
-      <w:bookmarkEnd w:id="52"/>
+      <w:bookmarkEnd w:id="54"/>
     </w:p>
     <w:p>
       <w:pPr>
@@ -21967,17 +22476,16 @@
         <w:pStyle w:val="Ttulo3"/>
         <w:ind w:firstLine="720"/>
       </w:pPr>
-      <w:bookmarkStart w:id="53" w:name="_Toc230024407"/>
+      <w:bookmarkStart w:id="55" w:name="_Toc231819051"/>
       <w:r>
         <w:rPr>
           <w:rStyle w:val="Textoennegrita"/>
           <w:b/>
           <w:bCs w:val="0"/>
         </w:rPr>
-        <w:lastRenderedPageBreak/>
         <w:t>Interacción con la API:</w:t>
       </w:r>
-      <w:bookmarkEnd w:id="53"/>
+      <w:bookmarkEnd w:id="55"/>
     </w:p>
     <w:p>
       <w:pPr>
@@ -22013,13 +22521,14 @@
         <w:pStyle w:val="Ttulo2"/>
         <w:ind w:left="0"/>
       </w:pPr>
-      <w:bookmarkStart w:id="54" w:name="_Toc230024408"/>
+      <w:bookmarkStart w:id="56" w:name="_Toc231819052"/>
       <w:r>
         <w:rPr>
           <w:rStyle w:val="Textoennegrita"/>
           <w:b/>
           <w:bCs w:val="0"/>
         </w:rPr>
+        <w:lastRenderedPageBreak/>
         <w:t xml:space="preserve">2. </w:t>
       </w:r>
       <w:r>
@@ -22030,7 +22539,7 @@
         </w:rPr>
         <w:t>Backend</w:t>
       </w:r>
-      <w:bookmarkEnd w:id="54"/>
+      <w:bookmarkEnd w:id="56"/>
     </w:p>
     <w:p>
       <w:pPr>
@@ -22091,7 +22600,7 @@
         <w:pStyle w:val="Ttulo3"/>
         <w:ind w:firstLine="720"/>
       </w:pPr>
-      <w:bookmarkStart w:id="55" w:name="_Toc230024409"/>
+      <w:bookmarkStart w:id="57" w:name="_Toc231819053"/>
       <w:r>
         <w:rPr>
           <w:rStyle w:val="Textoennegrita"/>
@@ -22100,7 +22609,7 @@
         </w:rPr>
         <w:t>Tecnologías principales:</w:t>
       </w:r>
-      <w:bookmarkEnd w:id="55"/>
+      <w:bookmarkEnd w:id="57"/>
     </w:p>
     <w:p>
       <w:pPr>
@@ -22355,7 +22864,7 @@
         <w:pStyle w:val="Ttulo3"/>
         <w:ind w:firstLine="720"/>
       </w:pPr>
-      <w:bookmarkStart w:id="56" w:name="_Toc230024410"/>
+      <w:bookmarkStart w:id="58" w:name="_Toc231819054"/>
       <w:r>
         <w:rPr>
           <w:rStyle w:val="Textoennegrita"/>
@@ -22364,7 +22873,7 @@
         </w:rPr>
         <w:t>Arquitectura:</w:t>
       </w:r>
-      <w:bookmarkEnd w:id="56"/>
+      <w:bookmarkEnd w:id="58"/>
     </w:p>
     <w:p>
       <w:pPr>
@@ -22495,7 +23004,7 @@
           <w:szCs w:val="22"/>
         </w:rPr>
       </w:pPr>
-      <w:bookmarkStart w:id="57" w:name="_Toc230024411"/>
+      <w:bookmarkStart w:id="59" w:name="_Toc231819055"/>
       <w:r>
         <w:rPr>
           <w:rStyle w:val="Textoennegrita"/>
@@ -22505,10 +23014,9 @@
           <w:sz w:val="22"/>
           <w:szCs w:val="22"/>
         </w:rPr>
-        <w:lastRenderedPageBreak/>
         <w:t>Lógica de negocio:</w:t>
       </w:r>
-      <w:bookmarkEnd w:id="57"/>
+      <w:bookmarkEnd w:id="59"/>
     </w:p>
     <w:p>
       <w:pPr>
@@ -22657,7 +23165,8 @@
         <w:rPr>
           <w:rFonts w:ascii="Arial" w:hAnsi="Arial" w:cs="Arial"/>
         </w:rPr>
-        <w:t xml:space="preserve">Consumo de datos externos (Yahoo Finance) </w:t>
+        <w:lastRenderedPageBreak/>
+        <w:t>Consumo de datos externos (Yahoo Finance), a través de una capa de caché intermedia, salvo en operaciones críticas (compra/venta) que consultan datos en tiempo real</w:t>
       </w:r>
     </w:p>
     <w:p>
@@ -22665,7 +23174,7 @@
         <w:pStyle w:val="Ttulo2"/>
         <w:ind w:left="0"/>
       </w:pPr>
-      <w:bookmarkStart w:id="58" w:name="_Toc230024412"/>
+      <w:bookmarkStart w:id="60" w:name="_Toc231819056"/>
       <w:r>
         <w:rPr>
           <w:rStyle w:val="Textoennegrita"/>
@@ -22682,7 +23191,7 @@
         </w:rPr>
         <w:t>Base de Datos</w:t>
       </w:r>
-      <w:bookmarkEnd w:id="58"/>
+      <w:bookmarkEnd w:id="60"/>
     </w:p>
     <w:p>
       <w:pPr>
@@ -22790,7 +23299,7 @@
         <w:pStyle w:val="Ttulo2"/>
         <w:ind w:left="0"/>
       </w:pPr>
-      <w:bookmarkStart w:id="59" w:name="_Toc230024413"/>
+      <w:bookmarkStart w:id="61" w:name="_Toc231819057"/>
       <w:r>
         <w:rPr>
           <w:rStyle w:val="Textoennegrita"/>
@@ -22807,7 +23316,7 @@
         </w:rPr>
         <w:t>Infraestructura y Despliegue</w:t>
       </w:r>
-      <w:bookmarkEnd w:id="59"/>
+      <w:bookmarkEnd w:id="61"/>
     </w:p>
     <w:p>
       <w:pPr>
@@ -22840,7 +23349,7 @@
           <w:szCs w:val="22"/>
         </w:rPr>
       </w:pPr>
-      <w:bookmarkStart w:id="60" w:name="_Toc230024414"/>
+      <w:bookmarkStart w:id="62" w:name="_Toc231819058"/>
       <w:r>
         <w:rPr>
           <w:rStyle w:val="Textoennegrita"/>
@@ -22852,7 +23361,7 @@
         </w:rPr>
         <w:t>Tecnologías:</w:t>
       </w:r>
-      <w:bookmarkEnd w:id="60"/>
+      <w:bookmarkEnd w:id="62"/>
     </w:p>
     <w:p>
       <w:pPr>
@@ -22945,7 +23454,7 @@
           <w:szCs w:val="22"/>
         </w:rPr>
       </w:pPr>
-      <w:bookmarkStart w:id="61" w:name="_Toc230024415"/>
+      <w:bookmarkStart w:id="63" w:name="_Toc231819059"/>
       <w:r>
         <w:rPr>
           <w:rStyle w:val="Textoennegrita"/>
@@ -22955,10 +23464,9 @@
           <w:sz w:val="22"/>
           <w:szCs w:val="22"/>
         </w:rPr>
-        <w:lastRenderedPageBreak/>
         <w:t>Consideraciones:</w:t>
       </w:r>
-      <w:bookmarkEnd w:id="61"/>
+      <w:bookmarkEnd w:id="63"/>
     </w:p>
     <w:p>
       <w:pPr>
@@ -23017,13 +23525,14 @@
         <w:pStyle w:val="Ttulo2"/>
         <w:ind w:left="0"/>
       </w:pPr>
-      <w:bookmarkStart w:id="62" w:name="_Toc230024416"/>
+      <w:bookmarkStart w:id="64" w:name="_Toc231819060"/>
       <w:r>
         <w:rPr>
           <w:rStyle w:val="Textoennegrita"/>
           <w:b/>
           <w:bCs w:val="0"/>
         </w:rPr>
+        <w:lastRenderedPageBreak/>
         <w:t xml:space="preserve">5. </w:t>
       </w:r>
       <w:r>
@@ -23034,7 +23543,7 @@
         </w:rPr>
         <w:t>Seguridad</w:t>
       </w:r>
-      <w:bookmarkEnd w:id="62"/>
+      <w:bookmarkEnd w:id="64"/>
     </w:p>
     <w:p>
       <w:pPr>
@@ -23196,7 +23705,7 @@
         <w:pStyle w:val="Ttulo2"/>
         <w:ind w:left="0"/>
       </w:pPr>
-      <w:bookmarkStart w:id="63" w:name="_Toc230024417"/>
+      <w:bookmarkStart w:id="65" w:name="_Toc231819061"/>
       <w:r>
         <w:rPr>
           <w:rStyle w:val="Textoennegrita"/>
@@ -23213,7 +23722,7 @@
         </w:rPr>
         <w:t>Integraciones</w:t>
       </w:r>
-      <w:bookmarkEnd w:id="63"/>
+      <w:bookmarkEnd w:id="65"/>
     </w:p>
     <w:p>
       <w:pPr>
@@ -23287,11 +23796,50 @@
       </w:r>
     </w:p>
     <w:p>
+      <w:r>
+        <w:t>El consumo de esta API se realiza mediante llamadas HTTP desde el backend, a través de una capa de caché intermedia que se actualiza periódicamente (intervalo configurable, actualmente cada 3 minutos), lo que reduce la cantidad de llamadas al proveedor y mejora el rendimiento general del sistema. Las operaciones críticas de compra y venta de activos no utilizan esta caché: siempre consultan datos en tiempo real para garantizar la consistencia de la información.</w:t>
+      </w:r>
+    </w:p>
+    <w:p>
+      <w:r>
+        <w:t xml:space="preserve">EOD </w:t>
+      </w:r>
+      <w:proofErr w:type="spellStart"/>
+      <w:r>
+        <w:t>Historical</w:t>
+      </w:r>
+      <w:proofErr w:type="spellEnd"/>
+      <w:r>
+        <w:t xml:space="preserve"> Data (EODHD): Proveedor complementario utilizado para datos históricos y consultas de mayor volumen. Se trata de un servicio pago de bajo costo, que permite un volumen de hasta aproximadamente 100.000 </w:t>
+      </w:r>
+      <w:proofErr w:type="spellStart"/>
+      <w:r>
+        <w:t>requests</w:t>
+      </w:r>
+      <w:proofErr w:type="spellEnd"/>
+      <w:r>
+        <w:t xml:space="preserve"> diarios según el plan contratado, integrándose también mediante llamadas HTTP desde el backend.</w:t>
+      </w:r>
+    </w:p>
+    <w:p>
+      <w:r>
+        <w:t xml:space="preserve">El acceso a los datos de mercado se encuentra abstraído mediante una capa de </w:t>
+      </w:r>
+      <w:proofErr w:type="spellStart"/>
+      <w:r>
+        <w:t>providers</w:t>
+      </w:r>
+      <w:proofErr w:type="spellEnd"/>
+      <w:r>
+        <w:t>, lo que permite cambiar o agregar proveedores externos sin modificar la lógica de negocio del sistema. Esta abstracción aporta flexibilidad a la arquitectura y la prepara para escalar hacia entornos productivos.</w:t>
+      </w:r>
+    </w:p>
+    <w:p>
       <w:pPr>
         <w:pStyle w:val="Ttulo2"/>
         <w:ind w:left="0"/>
       </w:pPr>
-      <w:bookmarkStart w:id="64" w:name="_Toc230024418"/>
+      <w:bookmarkStart w:id="66" w:name="_Toc231819062"/>
       <w:r>
         <w:rPr>
           <w:rStyle w:val="Textoennegrita"/>
@@ -23308,7 +23856,7 @@
         </w:rPr>
         <w:t>Escalabilidad y Rendimiento</w:t>
       </w:r>
-      <w:bookmarkEnd w:id="64"/>
+      <w:bookmarkEnd w:id="66"/>
     </w:p>
     <w:p>
       <w:pPr>
@@ -23422,13 +23970,18 @@
       </w:r>
     </w:p>
     <w:p>
+      <w:r>
+        <w:lastRenderedPageBreak/>
+        <w:t>Uso de una capa de caché para los datos de mercado en tiempo real (precios, variaciones, etc.), reduciendo la cantidad de llamadas al proveedor externo (Yahoo Finance) y mejorando la performance general del sistema.</w:t>
+      </w:r>
+    </w:p>
+    <w:p>
       <w:pPr>
         <w:pStyle w:val="Ttulo2"/>
         <w:ind w:left="0"/>
       </w:pPr>
-      <w:bookmarkStart w:id="65" w:name="_Toc230024419"/>
-      <w:r>
-        <w:lastRenderedPageBreak/>
+      <w:bookmarkStart w:id="67" w:name="_Toc231819063"/>
+      <w:r>
         <w:t xml:space="preserve">8. </w:t>
       </w:r>
       <w:r>
@@ -23476,7 +24029,7 @@
         </w:rPr>
         <w:t>Solución</w:t>
       </w:r>
-      <w:bookmarkEnd w:id="65"/>
+      <w:bookmarkEnd w:id="67"/>
     </w:p>
     <w:p>
       <w:pPr>
@@ -23491,6 +24044,7 @@
       <w:r>
         <w:rPr>
           <w:rFonts w:ascii="Arial" w:hAnsi="Arial" w:cs="Arial"/>
+          <w:noProof/>
         </w:rPr>
         <w:drawing>
           <wp:inline distT="0" distB="0" distL="0" distR="0" wp14:anchorId="63FC3D59" wp14:editId="5197D098">
@@ -23557,14 +24111,14 @@
       <w:r>
         <w:t xml:space="preserve"> </w:t>
       </w:r>
-      <w:bookmarkStart w:id="66" w:name="_Toc230024465"/>
+      <w:bookmarkStart w:id="68" w:name="_Toc230024465"/>
       <w:r>
         <w:t xml:space="preserve">- </w:t>
       </w:r>
       <w:r>
         <w:t>Diagrama de Arquitectura de la Solución</w:t>
       </w:r>
-      <w:bookmarkEnd w:id="66"/>
+      <w:bookmarkEnd w:id="68"/>
     </w:p>
     <w:p/>
     <w:p/>
@@ -23612,17 +24166,16 @@
         <w:spacing w:line="480" w:lineRule="auto"/>
         <w:ind w:left="0"/>
       </w:pPr>
-      <w:bookmarkStart w:id="67" w:name="_Toc230024420"/>
+      <w:bookmarkStart w:id="69" w:name="_Toc231819064"/>
       <w:r>
         <w:rPr>
           <w:rStyle w:val="Textoennegrita"/>
           <w:b/>
           <w:bCs/>
         </w:rPr>
-        <w:lastRenderedPageBreak/>
         <w:t>Diseño de Alto Nivel (HLD)</w:t>
       </w:r>
-      <w:bookmarkEnd w:id="67"/>
+      <w:bookmarkEnd w:id="69"/>
       <w:r>
         <w:rPr>
           <w:rStyle w:val="Textoennegrita"/>
@@ -23636,7 +24189,7 @@
       <w:pPr>
         <w:pStyle w:val="Ttulo2"/>
       </w:pPr>
-      <w:bookmarkStart w:id="68" w:name="_Toc230024421"/>
+      <w:bookmarkStart w:id="70" w:name="_Toc231819065"/>
       <w:r>
         <w:rPr>
           <w:rStyle w:val="Textoennegrita"/>
@@ -23645,7 +24198,7 @@
         </w:rPr>
         <w:t>1. Visión General de la Arquitectura</w:t>
       </w:r>
-      <w:bookmarkEnd w:id="68"/>
+      <w:bookmarkEnd w:id="70"/>
     </w:p>
     <w:p>
       <w:pPr>
@@ -23654,11 +24207,15 @@
         <w:ind w:firstLine="720"/>
         <w:rPr>
           <w:rFonts w:ascii="Arial" w:hAnsi="Arial" w:cs="Arial"/>
-        </w:rPr>
-      </w:pPr>
-      <w:r>
-        <w:rPr>
-          <w:rFonts w:ascii="Arial" w:hAnsi="Arial" w:cs="Arial"/>
+          <w:sz w:val="22"/>
+          <w:szCs w:val="22"/>
+        </w:rPr>
+      </w:pPr>
+      <w:r>
+        <w:rPr>
+          <w:rFonts w:ascii="Arial" w:hAnsi="Arial" w:cs="Arial"/>
+          <w:sz w:val="22"/>
+          <w:szCs w:val="22"/>
         </w:rPr>
         <w:t xml:space="preserve">La arquitectura de </w:t>
       </w:r>
@@ -23666,12 +24223,16 @@
         <w:rPr>
           <w:rStyle w:val="nfasis"/>
           <w:rFonts w:ascii="Arial" w:hAnsi="Arial" w:cs="Arial"/>
+          <w:sz w:val="22"/>
+          <w:szCs w:val="22"/>
         </w:rPr>
         <w:t>InvestLab</w:t>
       </w:r>
       <w:r>
         <w:rPr>
           <w:rFonts w:ascii="Arial" w:hAnsi="Arial" w:cs="Arial"/>
+          <w:sz w:val="22"/>
+          <w:szCs w:val="22"/>
         </w:rPr>
         <w:t xml:space="preserve"> sigue un modelo Cliente-Servidor desacoplado basado en una API </w:t>
       </w:r>
@@ -23679,6 +24240,8 @@
       <w:r>
         <w:rPr>
           <w:rFonts w:ascii="Arial" w:hAnsi="Arial" w:cs="Arial"/>
+          <w:sz w:val="22"/>
+          <w:szCs w:val="22"/>
         </w:rPr>
         <w:t>RESTful</w:t>
       </w:r>
@@ -23686,6 +24249,8 @@
       <w:r>
         <w:rPr>
           <w:rFonts w:ascii="Arial" w:hAnsi="Arial" w:cs="Arial"/>
+          <w:sz w:val="22"/>
+          <w:szCs w:val="22"/>
         </w:rPr>
         <w:t>. El sistema se organiza en una arquitectura en capas, donde el frontend actúa como cliente consumidor de servicios y el backend centraliza la lógica de negocio, la seguridad y el acceso a datos.</w:t>
       </w:r>
@@ -23697,11 +24262,15 @@
         <w:ind w:firstLine="720"/>
         <w:rPr>
           <w:rFonts w:ascii="Arial" w:hAnsi="Arial" w:cs="Arial"/>
-        </w:rPr>
-      </w:pPr>
-      <w:r>
-        <w:rPr>
-          <w:rFonts w:ascii="Arial" w:hAnsi="Arial" w:cs="Arial"/>
+          <w:sz w:val="22"/>
+          <w:szCs w:val="22"/>
+        </w:rPr>
+      </w:pPr>
+      <w:r>
+        <w:rPr>
+          <w:rFonts w:ascii="Arial" w:hAnsi="Arial" w:cs="Arial"/>
+          <w:sz w:val="22"/>
+          <w:szCs w:val="22"/>
         </w:rPr>
         <w:t xml:space="preserve">El backend está desarrollado en </w:t>
       </w:r>
@@ -23709,12 +24278,16 @@
         <w:rPr>
           <w:rStyle w:val="Textoennegrita"/>
           <w:rFonts w:ascii="Arial" w:hAnsi="Arial" w:cs="Arial"/>
+          <w:sz w:val="22"/>
+          <w:szCs w:val="22"/>
         </w:rPr>
         <w:t>ASP.NET Core Web API (.NET 8)</w:t>
       </w:r>
       <w:r>
         <w:rPr>
           <w:rFonts w:ascii="Arial" w:hAnsi="Arial" w:cs="Arial"/>
+          <w:sz w:val="22"/>
+          <w:szCs w:val="22"/>
         </w:rPr>
         <w:t xml:space="preserve">, mientras que el frontend se implementa como una aplicación SPA utilizando Angular. La persistencia se basa en un modelo híbrido utilizando </w:t>
       </w:r>
@@ -23722,12 +24295,16 @@
         <w:rPr>
           <w:rStyle w:val="Textoennegrita"/>
           <w:rFonts w:ascii="Arial" w:hAnsi="Arial" w:cs="Arial"/>
+          <w:sz w:val="22"/>
+          <w:szCs w:val="22"/>
         </w:rPr>
         <w:t>PostgreSQL</w:t>
       </w:r>
       <w:r>
         <w:rPr>
           <w:rFonts w:ascii="Arial" w:hAnsi="Arial" w:cs="Arial"/>
+          <w:sz w:val="22"/>
+          <w:szCs w:val="22"/>
         </w:rPr>
         <w:t xml:space="preserve"> para datos transaccionales y </w:t>
       </w:r>
@@ -23735,12 +24312,16 @@
         <w:rPr>
           <w:rStyle w:val="Textoennegrita"/>
           <w:rFonts w:ascii="Arial" w:hAnsi="Arial" w:cs="Arial"/>
+          <w:sz w:val="22"/>
+          <w:szCs w:val="22"/>
         </w:rPr>
         <w:t>MongoDB</w:t>
       </w:r>
       <w:r>
         <w:rPr>
           <w:rFonts w:ascii="Arial" w:hAnsi="Arial" w:cs="Arial"/>
+          <w:sz w:val="22"/>
+          <w:szCs w:val="22"/>
         </w:rPr>
         <w:t xml:space="preserve"> para almacenamiento de históricos.</w:t>
       </w:r>
@@ -23749,7 +24330,7 @@
       <w:pPr>
         <w:pStyle w:val="Ttulo2"/>
       </w:pPr>
-      <w:bookmarkStart w:id="69" w:name="_Toc230024422"/>
+      <w:bookmarkStart w:id="71" w:name="_Toc231819066"/>
       <w:r>
         <w:rPr>
           <w:rStyle w:val="Textoennegrita"/>
@@ -23758,7 +24339,7 @@
         </w:rPr>
         <w:t>2. Capa de Presentación (Frontend)</w:t>
       </w:r>
-      <w:bookmarkEnd w:id="69"/>
+      <w:bookmarkEnd w:id="71"/>
     </w:p>
     <w:p>
       <w:pPr>
@@ -23767,11 +24348,15 @@
         <w:ind w:firstLine="720"/>
         <w:rPr>
           <w:rFonts w:ascii="Arial" w:hAnsi="Arial" w:cs="Arial"/>
-        </w:rPr>
-      </w:pPr>
-      <w:r>
-        <w:rPr>
-          <w:rFonts w:ascii="Arial" w:hAnsi="Arial" w:cs="Arial"/>
+          <w:sz w:val="22"/>
+          <w:szCs w:val="22"/>
+        </w:rPr>
+      </w:pPr>
+      <w:r>
+        <w:rPr>
+          <w:rFonts w:ascii="Arial" w:hAnsi="Arial" w:cs="Arial"/>
+          <w:sz w:val="22"/>
+          <w:szCs w:val="22"/>
         </w:rPr>
         <w:t>Es el punto de entrada para los usuarios y se ejecuta completamente en el navegador del cliente.</w:t>
       </w:r>
@@ -23837,7 +24422,7 @@
         <w:pStyle w:val="Ttulo3"/>
         <w:ind w:firstLine="720"/>
       </w:pPr>
-      <w:bookmarkStart w:id="70" w:name="_Toc230024423"/>
+      <w:bookmarkStart w:id="72" w:name="_Toc231819067"/>
       <w:r>
         <w:rPr>
           <w:rStyle w:val="Textoennegrita"/>
@@ -23846,7 +24431,7 @@
         </w:rPr>
         <w:t>Componentes:</w:t>
       </w:r>
-      <w:bookmarkEnd w:id="70"/>
+      <w:bookmarkEnd w:id="72"/>
     </w:p>
     <w:p>
       <w:pPr>
@@ -23858,24 +24443,32 @@
         <w:spacing w:line="480" w:lineRule="auto"/>
         <w:rPr>
           <w:rFonts w:ascii="Arial" w:hAnsi="Arial" w:cs="Arial"/>
+          <w:sz w:val="22"/>
+          <w:szCs w:val="22"/>
         </w:rPr>
       </w:pPr>
       <w:r>
         <w:rPr>
           <w:rStyle w:val="Textoennegrita"/>
           <w:rFonts w:ascii="Arial" w:hAnsi="Arial" w:cs="Arial"/>
+          <w:sz w:val="22"/>
+          <w:szCs w:val="22"/>
         </w:rPr>
         <w:t>Componentes de UI:</w:t>
       </w:r>
       <w:r>
         <w:rPr>
           <w:rFonts w:ascii="Arial" w:hAnsi="Arial" w:cs="Arial"/>
+          <w:sz w:val="22"/>
+          <w:szCs w:val="22"/>
         </w:rPr>
         <w:t xml:space="preserve"> </w:t>
       </w:r>
       <w:r>
         <w:rPr>
           <w:rFonts w:ascii="Arial" w:hAnsi="Arial" w:cs="Arial"/>
+          <w:sz w:val="22"/>
+          <w:szCs w:val="22"/>
         </w:rPr>
         <w:t xml:space="preserve">Implementados mediante componentes </w:t>
       </w:r>
@@ -23883,6 +24476,8 @@
       <w:r>
         <w:rPr>
           <w:rFonts w:ascii="Arial" w:hAnsi="Arial" w:cs="Arial"/>
+          <w:sz w:val="22"/>
+          <w:szCs w:val="22"/>
         </w:rPr>
         <w:t>standalone</w:t>
       </w:r>
@@ -23890,6 +24485,8 @@
       <w:r>
         <w:rPr>
           <w:rFonts w:ascii="Arial" w:hAnsi="Arial" w:cs="Arial"/>
+          <w:sz w:val="22"/>
+          <w:szCs w:val="22"/>
         </w:rPr>
         <w:t xml:space="preserve"> (</w:t>
       </w:r>
@@ -23897,6 +24494,8 @@
       <w:r>
         <w:rPr>
           <w:rFonts w:ascii="Arial" w:hAnsi="Arial" w:cs="Arial"/>
+          <w:sz w:val="22"/>
+          <w:szCs w:val="22"/>
         </w:rPr>
         <w:t>auth</w:t>
       </w:r>
@@ -23904,6 +24503,8 @@
       <w:r>
         <w:rPr>
           <w:rFonts w:ascii="Arial" w:hAnsi="Arial" w:cs="Arial"/>
+          <w:sz w:val="22"/>
+          <w:szCs w:val="22"/>
         </w:rPr>
         <w:t xml:space="preserve">, </w:t>
       </w:r>
@@ -23911,6 +24512,8 @@
       <w:r>
         <w:rPr>
           <w:rFonts w:ascii="Arial" w:hAnsi="Arial" w:cs="Arial"/>
+          <w:sz w:val="22"/>
+          <w:szCs w:val="22"/>
         </w:rPr>
         <w:t>dashboard</w:t>
       </w:r>
@@ -23918,6 +24521,8 @@
       <w:r>
         <w:rPr>
           <w:rFonts w:ascii="Arial" w:hAnsi="Arial" w:cs="Arial"/>
+          <w:sz w:val="22"/>
+          <w:szCs w:val="22"/>
         </w:rPr>
         <w:t xml:space="preserve">, </w:t>
       </w:r>
@@ -23925,6 +24530,8 @@
       <w:r>
         <w:rPr>
           <w:rFonts w:ascii="Arial" w:hAnsi="Arial" w:cs="Arial"/>
+          <w:sz w:val="22"/>
+          <w:szCs w:val="22"/>
         </w:rPr>
         <w:t>market</w:t>
       </w:r>
@@ -23932,6 +24539,8 @@
       <w:r>
         <w:rPr>
           <w:rFonts w:ascii="Arial" w:hAnsi="Arial" w:cs="Arial"/>
+          <w:sz w:val="22"/>
+          <w:szCs w:val="22"/>
         </w:rPr>
         <w:t xml:space="preserve">, portfolio, </w:t>
       </w:r>
@@ -23939,6 +24548,8 @@
       <w:r>
         <w:rPr>
           <w:rFonts w:ascii="Arial" w:hAnsi="Arial" w:cs="Arial"/>
+          <w:sz w:val="22"/>
+          <w:szCs w:val="22"/>
         </w:rPr>
         <w:t>alerts</w:t>
       </w:r>
@@ -23946,6 +24557,8 @@
       <w:r>
         <w:rPr>
           <w:rFonts w:ascii="Arial" w:hAnsi="Arial" w:cs="Arial"/>
+          <w:sz w:val="22"/>
+          <w:szCs w:val="22"/>
         </w:rPr>
         <w:t xml:space="preserve">, </w:t>
       </w:r>
@@ -23953,6 +24566,8 @@
       <w:r>
         <w:rPr>
           <w:rFonts w:ascii="Arial" w:hAnsi="Arial" w:cs="Arial"/>
+          <w:sz w:val="22"/>
+          <w:szCs w:val="22"/>
         </w:rPr>
         <w:t>settings</w:t>
       </w:r>
@@ -23960,6 +24575,8 @@
       <w:r>
         <w:rPr>
           <w:rFonts w:ascii="Arial" w:hAnsi="Arial" w:cs="Arial"/>
+          <w:sz w:val="22"/>
+          <w:szCs w:val="22"/>
         </w:rPr>
         <w:t>).</w:t>
       </w:r>
@@ -23974,24 +24591,32 @@
         <w:spacing w:line="480" w:lineRule="auto"/>
         <w:rPr>
           <w:rFonts w:ascii="Arial" w:hAnsi="Arial" w:cs="Arial"/>
+          <w:sz w:val="22"/>
+          <w:szCs w:val="22"/>
         </w:rPr>
       </w:pPr>
       <w:r>
         <w:rPr>
           <w:rStyle w:val="Textoennegrita"/>
           <w:rFonts w:ascii="Arial" w:hAnsi="Arial" w:cs="Arial"/>
+          <w:sz w:val="22"/>
+          <w:szCs w:val="22"/>
         </w:rPr>
         <w:t>Estilos:</w:t>
       </w:r>
       <w:r>
         <w:rPr>
           <w:rFonts w:ascii="Arial" w:hAnsi="Arial" w:cs="Arial"/>
+          <w:sz w:val="22"/>
+          <w:szCs w:val="22"/>
         </w:rPr>
         <w:t xml:space="preserve"> </w:t>
       </w:r>
       <w:r>
         <w:rPr>
           <w:rFonts w:ascii="Arial" w:hAnsi="Arial" w:cs="Arial"/>
+          <w:sz w:val="22"/>
+          <w:szCs w:val="22"/>
         </w:rPr>
         <w:t xml:space="preserve">Uso de Angular Material y CSS para diseño </w:t>
       </w:r>
@@ -23999,6 +24624,8 @@
       <w:r>
         <w:rPr>
           <w:rFonts w:ascii="Arial" w:hAnsi="Arial" w:cs="Arial"/>
+          <w:sz w:val="22"/>
+          <w:szCs w:val="22"/>
         </w:rPr>
         <w:t>responsive</w:t>
       </w:r>
@@ -24006,6 +24633,8 @@
       <w:r>
         <w:rPr>
           <w:rFonts w:ascii="Arial" w:hAnsi="Arial" w:cs="Arial"/>
+          <w:sz w:val="22"/>
+          <w:szCs w:val="22"/>
         </w:rPr>
         <w:t>.</w:t>
       </w:r>
@@ -24020,18 +24649,24 @@
         <w:spacing w:line="480" w:lineRule="auto"/>
         <w:rPr>
           <w:rFonts w:ascii="Arial" w:hAnsi="Arial" w:cs="Arial"/>
+          <w:sz w:val="22"/>
+          <w:szCs w:val="22"/>
         </w:rPr>
       </w:pPr>
       <w:r>
         <w:rPr>
           <w:rStyle w:val="Textoennegrita"/>
           <w:rFonts w:ascii="Arial" w:hAnsi="Arial" w:cs="Arial"/>
+          <w:sz w:val="22"/>
+          <w:szCs w:val="22"/>
         </w:rPr>
         <w:t>Lógica Cliente:</w:t>
       </w:r>
       <w:r>
         <w:rPr>
           <w:rFonts w:ascii="Arial" w:hAnsi="Arial" w:cs="Arial"/>
+          <w:sz w:val="22"/>
+          <w:szCs w:val="22"/>
         </w:rPr>
         <w:br/>
         <w:t>Servicios Angular que gestionan:</w:t>
@@ -24155,12 +24790,16 @@
         <w:spacing w:line="480" w:lineRule="auto"/>
         <w:rPr>
           <w:rFonts w:ascii="Arial" w:hAnsi="Arial" w:cs="Arial"/>
+          <w:sz w:val="22"/>
+          <w:szCs w:val="22"/>
         </w:rPr>
       </w:pPr>
       <w:r>
         <w:rPr>
           <w:rStyle w:val="Textoennegrita"/>
           <w:rFonts w:ascii="Arial" w:hAnsi="Arial" w:cs="Arial"/>
+          <w:sz w:val="22"/>
+          <w:szCs w:val="22"/>
         </w:rPr>
         <w:t>Interceptores HTTP:</w:t>
       </w:r>
@@ -24194,6 +24833,8 @@
         <w:rPr>
           <w:rStyle w:val="CdigoHTML"/>
           <w:rFonts w:ascii="Arial" w:eastAsia="Arial MT" w:hAnsi="Arial" w:cs="Arial"/>
+          <w:sz w:val="22"/>
+          <w:szCs w:val="22"/>
         </w:rPr>
         <w:t>Authorization</w:t>
       </w:r>
@@ -24202,6 +24843,8 @@
         <w:rPr>
           <w:rStyle w:val="CdigoHTML"/>
           <w:rFonts w:ascii="Arial" w:eastAsia="Arial MT" w:hAnsi="Arial" w:cs="Arial"/>
+          <w:sz w:val="22"/>
+          <w:szCs w:val="22"/>
         </w:rPr>
         <w:t xml:space="preserve">: </w:t>
       </w:r>
@@ -24210,6 +24853,8 @@
         <w:rPr>
           <w:rStyle w:val="CdigoHTML"/>
           <w:rFonts w:ascii="Arial" w:eastAsia="Arial MT" w:hAnsi="Arial" w:cs="Arial"/>
+          <w:sz w:val="22"/>
+          <w:szCs w:val="22"/>
         </w:rPr>
         <w:t>Bearer</w:t>
       </w:r>
@@ -24251,7 +24896,7 @@
         <w:pStyle w:val="Ttulo3"/>
         <w:ind w:firstLine="720"/>
       </w:pPr>
-      <w:bookmarkStart w:id="71" w:name="_Toc230024424"/>
+      <w:bookmarkStart w:id="73" w:name="_Toc231819068"/>
       <w:r>
         <w:rPr>
           <w:rStyle w:val="Textoennegrita"/>
@@ -24260,7 +24905,7 @@
         </w:rPr>
         <w:t>Comunicación:</w:t>
       </w:r>
-      <w:bookmarkEnd w:id="71"/>
+      <w:bookmarkEnd w:id="73"/>
     </w:p>
     <w:p>
       <w:pPr>
@@ -24269,11 +24914,15 @@
         <w:ind w:left="720" w:firstLine="720"/>
         <w:rPr>
           <w:rFonts w:ascii="Arial" w:hAnsi="Arial" w:cs="Arial"/>
-        </w:rPr>
-      </w:pPr>
-      <w:r>
-        <w:rPr>
-          <w:rFonts w:ascii="Arial" w:hAnsi="Arial" w:cs="Arial"/>
+          <w:sz w:val="22"/>
+          <w:szCs w:val="22"/>
+        </w:rPr>
+      </w:pPr>
+      <w:r>
+        <w:rPr>
+          <w:rFonts w:ascii="Arial" w:hAnsi="Arial" w:cs="Arial"/>
+          <w:sz w:val="22"/>
+          <w:szCs w:val="22"/>
         </w:rPr>
         <w:t xml:space="preserve">Utiliza </w:t>
       </w:r>
@@ -24281,6 +24930,8 @@
       <w:r>
         <w:rPr>
           <w:rFonts w:ascii="Arial" w:hAnsi="Arial" w:cs="Arial"/>
+          <w:sz w:val="22"/>
+          <w:szCs w:val="22"/>
         </w:rPr>
         <w:t>HttpClient</w:t>
       </w:r>
@@ -24288,6 +24939,8 @@
       <w:r>
         <w:rPr>
           <w:rFonts w:ascii="Arial" w:hAnsi="Arial" w:cs="Arial"/>
+          <w:sz w:val="22"/>
+          <w:szCs w:val="22"/>
         </w:rPr>
         <w:t xml:space="preserve"> para enviar solicitudes HTTP (GET, POST, PUT, DELETE) al backend y recibir respuestas en formato JSON.</w:t>
       </w:r>
@@ -24296,7 +24949,7 @@
       <w:pPr>
         <w:pStyle w:val="Ttulo2"/>
       </w:pPr>
-      <w:bookmarkStart w:id="72" w:name="_Toc230024425"/>
+      <w:bookmarkStart w:id="74" w:name="_Toc231819069"/>
       <w:r>
         <w:rPr>
           <w:rStyle w:val="Textoennegrita"/>
@@ -24305,7 +24958,7 @@
         </w:rPr>
         <w:t>3. Capa de Lógica de Negocio (Backend)</w:t>
       </w:r>
-      <w:bookmarkEnd w:id="72"/>
+      <w:bookmarkEnd w:id="74"/>
     </w:p>
     <w:p>
       <w:pPr>
@@ -24314,11 +24967,15 @@
         <w:ind w:firstLine="720"/>
         <w:rPr>
           <w:rFonts w:ascii="Arial" w:hAnsi="Arial" w:cs="Arial"/>
-        </w:rPr>
-      </w:pPr>
-      <w:r>
-        <w:rPr>
-          <w:rFonts w:ascii="Arial" w:hAnsi="Arial" w:cs="Arial"/>
+          <w:sz w:val="22"/>
+          <w:szCs w:val="22"/>
+        </w:rPr>
+      </w:pPr>
+      <w:r>
+        <w:rPr>
+          <w:rFonts w:ascii="Arial" w:hAnsi="Arial" w:cs="Arial"/>
+          <w:sz w:val="22"/>
+          <w:szCs w:val="22"/>
         </w:rPr>
         <w:t>Es el núcleo del sistema, encargado de procesar solicitudes, aplicar reglas de negocio y gestionar la seguridad.</w:t>
       </w:r>
@@ -24370,7 +25027,7 @@
         <w:pStyle w:val="Ttulo3"/>
         <w:ind w:firstLine="720"/>
       </w:pPr>
-      <w:bookmarkStart w:id="73" w:name="_Toc230024426"/>
+      <w:bookmarkStart w:id="75" w:name="_Toc231819070"/>
       <w:r>
         <w:rPr>
           <w:rStyle w:val="Textoennegrita"/>
@@ -24380,7 +25037,7 @@
         </w:rPr>
         <w:t>Módulos Principales:</w:t>
       </w:r>
-      <w:bookmarkEnd w:id="73"/>
+      <w:bookmarkEnd w:id="75"/>
     </w:p>
     <w:p>
       <w:pPr>
@@ -24392,6 +25049,8 @@
         <w:spacing w:line="480" w:lineRule="auto"/>
         <w:rPr>
           <w:rFonts w:ascii="Arial" w:hAnsi="Arial" w:cs="Arial"/>
+          <w:sz w:val="22"/>
+          <w:szCs w:val="22"/>
         </w:rPr>
       </w:pPr>
       <w:proofErr w:type="spellStart"/>
@@ -24399,6 +25058,8 @@
         <w:rPr>
           <w:rStyle w:val="Textoennegrita"/>
           <w:rFonts w:ascii="Arial" w:hAnsi="Arial" w:cs="Arial"/>
+          <w:sz w:val="22"/>
+          <w:szCs w:val="22"/>
         </w:rPr>
         <w:t>Routing</w:t>
       </w:r>
@@ -24407,18 +25068,24 @@
         <w:rPr>
           <w:rStyle w:val="Textoennegrita"/>
           <w:rFonts w:ascii="Arial" w:hAnsi="Arial" w:cs="Arial"/>
+          <w:sz w:val="22"/>
+          <w:szCs w:val="22"/>
         </w:rPr>
         <w:t xml:space="preserve"> y Controladores:</w:t>
       </w:r>
       <w:r>
         <w:rPr>
           <w:rFonts w:ascii="Arial" w:hAnsi="Arial" w:cs="Arial"/>
+          <w:sz w:val="22"/>
+          <w:szCs w:val="22"/>
         </w:rPr>
         <w:t xml:space="preserve"> </w:t>
       </w:r>
       <w:r>
         <w:rPr>
           <w:rFonts w:ascii="Arial" w:hAnsi="Arial" w:cs="Arial"/>
+          <w:sz w:val="22"/>
+          <w:szCs w:val="22"/>
         </w:rPr>
         <w:t>Uso de atributos (</w:t>
       </w:r>
@@ -24426,6 +25093,8 @@
         <w:rPr>
           <w:rStyle w:val="CdigoHTML"/>
           <w:rFonts w:ascii="Arial" w:hAnsi="Arial" w:cs="Arial"/>
+          <w:sz w:val="22"/>
+          <w:szCs w:val="22"/>
         </w:rPr>
         <w:t>[</w:t>
       </w:r>
@@ -24434,6 +25103,8 @@
         <w:rPr>
           <w:rStyle w:val="CdigoHTML"/>
           <w:rFonts w:ascii="Arial" w:hAnsi="Arial" w:cs="Arial"/>
+          <w:sz w:val="22"/>
+          <w:szCs w:val="22"/>
         </w:rPr>
         <w:t>ApiController</w:t>
       </w:r>
@@ -24442,12 +25113,16 @@
         <w:rPr>
           <w:rStyle w:val="CdigoHTML"/>
           <w:rFonts w:ascii="Arial" w:hAnsi="Arial" w:cs="Arial"/>
+          <w:sz w:val="22"/>
+          <w:szCs w:val="22"/>
         </w:rPr>
         <w:t>]</w:t>
       </w:r>
       <w:r>
         <w:rPr>
           <w:rFonts w:ascii="Arial" w:hAnsi="Arial" w:cs="Arial"/>
+          <w:sz w:val="22"/>
+          <w:szCs w:val="22"/>
         </w:rPr>
         <w:t xml:space="preserve">, </w:t>
       </w:r>
@@ -24455,6 +25130,8 @@
         <w:rPr>
           <w:rStyle w:val="CdigoHTML"/>
           <w:rFonts w:ascii="Arial" w:hAnsi="Arial" w:cs="Arial"/>
+          <w:sz w:val="22"/>
+          <w:szCs w:val="22"/>
         </w:rPr>
         <w:t>[</w:t>
       </w:r>
@@ -24463,6 +25140,8 @@
         <w:rPr>
           <w:rStyle w:val="CdigoHTML"/>
           <w:rFonts w:ascii="Arial" w:hAnsi="Arial" w:cs="Arial"/>
+          <w:sz w:val="22"/>
+          <w:szCs w:val="22"/>
         </w:rPr>
         <w:t>Route</w:t>
       </w:r>
@@ -24471,12 +25150,16 @@
         <w:rPr>
           <w:rStyle w:val="CdigoHTML"/>
           <w:rFonts w:ascii="Arial" w:hAnsi="Arial" w:cs="Arial"/>
+          <w:sz w:val="22"/>
+          <w:szCs w:val="22"/>
         </w:rPr>
         <w:t>]</w:t>
       </w:r>
       <w:r>
         <w:rPr>
           <w:rFonts w:ascii="Arial" w:hAnsi="Arial" w:cs="Arial"/>
+          <w:sz w:val="22"/>
+          <w:szCs w:val="22"/>
         </w:rPr>
         <w:t xml:space="preserve">) para mapear </w:t>
       </w:r>
@@ -24484,6 +25167,8 @@
       <w:r>
         <w:rPr>
           <w:rFonts w:ascii="Arial" w:hAnsi="Arial" w:cs="Arial"/>
+          <w:sz w:val="22"/>
+          <w:szCs w:val="22"/>
         </w:rPr>
         <w:t>endpoints</w:t>
       </w:r>
@@ -24491,6 +25176,8 @@
       <w:r>
         <w:rPr>
           <w:rFonts w:ascii="Arial" w:hAnsi="Arial" w:cs="Arial"/>
+          <w:sz w:val="22"/>
+          <w:szCs w:val="22"/>
         </w:rPr>
         <w:t xml:space="preserve"> hacia controladores.</w:t>
       </w:r>
@@ -24505,24 +25192,32 @@
         <w:spacing w:line="480" w:lineRule="auto"/>
         <w:rPr>
           <w:rFonts w:ascii="Arial" w:hAnsi="Arial" w:cs="Arial"/>
+          <w:sz w:val="22"/>
+          <w:szCs w:val="22"/>
         </w:rPr>
       </w:pPr>
       <w:r>
         <w:rPr>
           <w:rStyle w:val="Textoennegrita"/>
           <w:rFonts w:ascii="Arial" w:hAnsi="Arial" w:cs="Arial"/>
+          <w:sz w:val="22"/>
+          <w:szCs w:val="22"/>
         </w:rPr>
         <w:t>Pipeline de Middlewares:</w:t>
       </w:r>
       <w:r>
         <w:rPr>
           <w:rFonts w:ascii="Arial" w:hAnsi="Arial" w:cs="Arial"/>
+          <w:sz w:val="22"/>
+          <w:szCs w:val="22"/>
         </w:rPr>
         <w:t xml:space="preserve"> </w:t>
       </w:r>
       <w:r>
         <w:rPr>
           <w:rFonts w:ascii="Arial" w:hAnsi="Arial" w:cs="Arial"/>
+          <w:sz w:val="22"/>
+          <w:szCs w:val="22"/>
         </w:rPr>
         <w:t>Las solicitudes atraviesan una cadena de middlewares configurada en ASP.NET Core:</w:t>
       </w:r>
@@ -24556,6 +25251,8 @@
         <w:rPr>
           <w:rStyle w:val="CdigoHTML"/>
           <w:rFonts w:ascii="Arial" w:eastAsia="Arial MT" w:hAnsi="Arial" w:cs="Arial"/>
+          <w:sz w:val="22"/>
+          <w:szCs w:val="22"/>
         </w:rPr>
         <w:t>UseAuthentication</w:t>
       </w:r>
@@ -24596,6 +25293,8 @@
         <w:rPr>
           <w:rStyle w:val="CdigoHTML"/>
           <w:rFonts w:ascii="Arial" w:eastAsia="Arial MT" w:hAnsi="Arial" w:cs="Arial"/>
+          <w:sz w:val="22"/>
+          <w:szCs w:val="22"/>
         </w:rPr>
         <w:t>UseAuthorization</w:t>
       </w:r>
@@ -24689,19 +25388,24 @@
         <w:spacing w:line="480" w:lineRule="auto"/>
         <w:rPr>
           <w:rFonts w:ascii="Arial" w:hAnsi="Arial" w:cs="Arial"/>
+          <w:sz w:val="22"/>
+          <w:szCs w:val="22"/>
         </w:rPr>
       </w:pPr>
       <w:r>
         <w:rPr>
           <w:rStyle w:val="Textoennegrita"/>
           <w:rFonts w:ascii="Arial" w:hAnsi="Arial" w:cs="Arial"/>
-        </w:rPr>
-        <w:lastRenderedPageBreak/>
+          <w:sz w:val="22"/>
+          <w:szCs w:val="22"/>
+        </w:rPr>
         <w:t>Servicios (Lógica de Negocio):</w:t>
       </w:r>
       <w:r>
         <w:rPr>
           <w:rFonts w:ascii="Arial" w:hAnsi="Arial" w:cs="Arial"/>
+          <w:sz w:val="22"/>
+          <w:szCs w:val="22"/>
         </w:rPr>
         <w:br/>
         <w:t>Implementan la lógica del sistema:</w:t>
@@ -24729,6 +25433,7 @@
         <w:rPr>
           <w:rFonts w:ascii="Arial" w:hAnsi="Arial" w:cs="Arial"/>
         </w:rPr>
+        <w:lastRenderedPageBreak/>
         <w:t>V</w:t>
       </w:r>
       <w:r>
@@ -24841,18 +25546,24 @@
         <w:spacing w:line="480" w:lineRule="auto"/>
         <w:rPr>
           <w:rFonts w:ascii="Arial" w:hAnsi="Arial" w:cs="Arial"/>
+          <w:sz w:val="22"/>
+          <w:szCs w:val="22"/>
         </w:rPr>
       </w:pPr>
       <w:r>
         <w:rPr>
           <w:rStyle w:val="Textoennegrita"/>
           <w:rFonts w:ascii="Arial" w:hAnsi="Arial" w:cs="Arial"/>
+          <w:sz w:val="22"/>
+          <w:szCs w:val="22"/>
         </w:rPr>
         <w:t>Acceso a Datos mediante ORM:</w:t>
       </w:r>
       <w:r>
         <w:rPr>
           <w:rFonts w:ascii="Arial" w:hAnsi="Arial" w:cs="Arial"/>
+          <w:sz w:val="22"/>
+          <w:szCs w:val="22"/>
         </w:rPr>
         <w:br/>
         <w:t xml:space="preserve">Se utiliza </w:t>
@@ -24862,6 +25573,8 @@
         <w:rPr>
           <w:rStyle w:val="Textoennegrita"/>
           <w:rFonts w:ascii="Arial" w:hAnsi="Arial" w:cs="Arial"/>
+          <w:sz w:val="22"/>
+          <w:szCs w:val="22"/>
         </w:rPr>
         <w:t>Entity</w:t>
       </w:r>
@@ -24870,12 +25583,16 @@
         <w:rPr>
           <w:rStyle w:val="Textoennegrita"/>
           <w:rFonts w:ascii="Arial" w:hAnsi="Arial" w:cs="Arial"/>
+          <w:sz w:val="22"/>
+          <w:szCs w:val="22"/>
         </w:rPr>
         <w:t xml:space="preserve"> Framework Core</w:t>
       </w:r>
       <w:r>
         <w:rPr>
           <w:rFonts w:ascii="Arial" w:hAnsi="Arial" w:cs="Arial"/>
+          <w:sz w:val="22"/>
+          <w:szCs w:val="22"/>
         </w:rPr>
         <w:t xml:space="preserve"> como ORM para la interacción con la base de datos PostgreSQL, utilizando el proveedor </w:t>
       </w:r>
@@ -24884,6 +25601,8 @@
         <w:rPr>
           <w:rStyle w:val="Textoennegrita"/>
           <w:rFonts w:ascii="Arial" w:hAnsi="Arial" w:cs="Arial"/>
+          <w:sz w:val="22"/>
+          <w:szCs w:val="22"/>
         </w:rPr>
         <w:t>Npgsql</w:t>
       </w:r>
@@ -24891,6 +25610,8 @@
       <w:r>
         <w:rPr>
           <w:rFonts w:ascii="Arial" w:hAnsi="Arial" w:cs="Arial"/>
+          <w:sz w:val="22"/>
+          <w:szCs w:val="22"/>
         </w:rPr>
         <w:t>.</w:t>
       </w:r>
@@ -24924,6 +25645,8 @@
         <w:rPr>
           <w:rStyle w:val="CdigoHTML"/>
           <w:rFonts w:ascii="Arial" w:eastAsia="Arial MT" w:hAnsi="Arial" w:cs="Arial"/>
+          <w:sz w:val="22"/>
+          <w:szCs w:val="22"/>
         </w:rPr>
         <w:t>DbContext</w:t>
       </w:r>
@@ -24939,6 +25662,8 @@
         <w:rPr>
           <w:rStyle w:val="CdigoHTML"/>
           <w:rFonts w:ascii="Arial" w:eastAsia="Arial MT" w:hAnsi="Arial" w:cs="Arial"/>
+          <w:sz w:val="22"/>
+          <w:szCs w:val="22"/>
         </w:rPr>
         <w:t>DbSet</w:t>
       </w:r>
@@ -24947,6 +25672,8 @@
         <w:rPr>
           <w:rStyle w:val="CdigoHTML"/>
           <w:rFonts w:ascii="Arial" w:eastAsia="Arial MT" w:hAnsi="Arial" w:cs="Arial"/>
+          <w:sz w:val="22"/>
+          <w:szCs w:val="22"/>
         </w:rPr>
         <w:t>&lt;T&gt;</w:t>
       </w:r>
@@ -25017,24 +25744,32 @@
         <w:spacing w:line="480" w:lineRule="auto"/>
         <w:rPr>
           <w:rFonts w:ascii="Arial" w:hAnsi="Arial" w:cs="Arial"/>
+          <w:sz w:val="22"/>
+          <w:szCs w:val="22"/>
         </w:rPr>
       </w:pPr>
       <w:r>
         <w:rPr>
           <w:rStyle w:val="Textoennegrita"/>
           <w:rFonts w:ascii="Arial" w:hAnsi="Arial" w:cs="Arial"/>
+          <w:sz w:val="22"/>
+          <w:szCs w:val="22"/>
         </w:rPr>
         <w:t>Repositorios:</w:t>
       </w:r>
       <w:r>
         <w:rPr>
           <w:rFonts w:ascii="Arial" w:hAnsi="Arial" w:cs="Arial"/>
+          <w:sz w:val="22"/>
+          <w:szCs w:val="22"/>
         </w:rPr>
         <w:t xml:space="preserve"> </w:t>
       </w:r>
       <w:r>
         <w:rPr>
           <w:rFonts w:ascii="Arial" w:hAnsi="Arial" w:cs="Arial"/>
+          <w:sz w:val="22"/>
+          <w:szCs w:val="22"/>
         </w:rPr>
         <w:t>Encapsulan el acceso a datos, desacoplando la lógica de negocio de la persistencia.</w:t>
       </w:r>
@@ -25049,12 +25784,16 @@
         <w:spacing w:line="480" w:lineRule="auto"/>
         <w:rPr>
           <w:rFonts w:ascii="Arial" w:hAnsi="Arial" w:cs="Arial"/>
+          <w:sz w:val="22"/>
+          <w:szCs w:val="22"/>
         </w:rPr>
       </w:pPr>
       <w:r>
         <w:rPr>
           <w:rStyle w:val="Textoennegrita"/>
           <w:rFonts w:ascii="Arial" w:hAnsi="Arial" w:cs="Arial"/>
+          <w:sz w:val="22"/>
+          <w:szCs w:val="22"/>
         </w:rPr>
         <w:t xml:space="preserve">Servicios en Segundo Plano (Background </w:t>
       </w:r>
@@ -25063,6 +25802,8 @@
         <w:rPr>
           <w:rStyle w:val="Textoennegrita"/>
           <w:rFonts w:ascii="Arial" w:hAnsi="Arial" w:cs="Arial"/>
+          <w:sz w:val="22"/>
+          <w:szCs w:val="22"/>
         </w:rPr>
         <w:t>Services</w:t>
       </w:r>
@@ -25071,12 +25812,16 @@
         <w:rPr>
           <w:rStyle w:val="Textoennegrita"/>
           <w:rFonts w:ascii="Arial" w:hAnsi="Arial" w:cs="Arial"/>
+          <w:sz w:val="22"/>
+          <w:szCs w:val="22"/>
         </w:rPr>
         <w:t>):</w:t>
       </w:r>
       <w:r>
         <w:rPr>
           <w:rFonts w:ascii="Arial" w:hAnsi="Arial" w:cs="Arial"/>
+          <w:sz w:val="22"/>
+          <w:szCs w:val="22"/>
         </w:rPr>
         <w:br/>
         <w:t xml:space="preserve">Implementados mediante </w:t>
@@ -25086,6 +25831,8 @@
         <w:rPr>
           <w:rStyle w:val="CdigoHTML"/>
           <w:rFonts w:ascii="Arial" w:hAnsi="Arial" w:cs="Arial"/>
+          <w:sz w:val="22"/>
+          <w:szCs w:val="22"/>
         </w:rPr>
         <w:t>IHostedService</w:t>
       </w:r>
@@ -25093,6 +25840,8 @@
       <w:r>
         <w:rPr>
           <w:rFonts w:ascii="Arial" w:hAnsi="Arial" w:cs="Arial"/>
+          <w:sz w:val="22"/>
+          <w:szCs w:val="22"/>
         </w:rPr>
         <w:t>, permiten ejecutar tareas asincrónicas como:</w:t>
       </w:r>
@@ -25200,12 +25949,16 @@
         <w:spacing w:line="480" w:lineRule="auto"/>
         <w:rPr>
           <w:rFonts w:ascii="Arial" w:hAnsi="Arial" w:cs="Arial"/>
+          <w:sz w:val="22"/>
+          <w:szCs w:val="22"/>
         </w:rPr>
       </w:pPr>
       <w:r>
         <w:rPr>
           <w:rStyle w:val="Textoennegrita"/>
           <w:rFonts w:ascii="Arial" w:hAnsi="Arial" w:cs="Arial"/>
+          <w:sz w:val="22"/>
+          <w:szCs w:val="22"/>
         </w:rPr>
         <w:t>Integraciones Externas:</w:t>
       </w:r>
@@ -25213,19 +25966,25 @@
         <w:rPr>
           <w:rStyle w:val="Textoennegrita"/>
           <w:rFonts w:ascii="Arial" w:hAnsi="Arial" w:cs="Arial"/>
+          <w:sz w:val="22"/>
+          <w:szCs w:val="22"/>
         </w:rPr>
         <w:t xml:space="preserve"> </w:t>
       </w:r>
       <w:r>
         <w:rPr>
           <w:rFonts w:ascii="Arial" w:hAnsi="Arial" w:cs="Arial"/>
-        </w:rPr>
-        <w:t xml:space="preserve">Consumo de datos financieros mediante Yahoo Finance API utilizando </w:t>
+          <w:sz w:val="22"/>
+          <w:szCs w:val="22"/>
+        </w:rPr>
+        <w:t xml:space="preserve">consumo de datos financieros mediante Yahoo Finance como proveedor principal, utilizando </w:t>
       </w:r>
       <w:proofErr w:type="spellStart"/>
       <w:r>
         <w:rPr>
           <w:rFonts w:ascii="Arial" w:hAnsi="Arial" w:cs="Arial"/>
+          <w:sz w:val="22"/>
+          <w:szCs w:val="22"/>
         </w:rPr>
         <w:t>HttpClient</w:t>
       </w:r>
@@ -25233,15 +25992,74 @@
       <w:r>
         <w:rPr>
           <w:rFonts w:ascii="Arial" w:hAnsi="Arial" w:cs="Arial"/>
-        </w:rPr>
-        <w:t xml:space="preserve">. </w:t>
+          <w:sz w:val="22"/>
+          <w:szCs w:val="22"/>
+        </w:rPr>
+        <w:t xml:space="preserve">. El sistema también deja contemplada la integración con EOD </w:t>
+      </w:r>
+      <w:proofErr w:type="spellStart"/>
+      <w:r>
+        <w:rPr>
+          <w:rFonts w:ascii="Arial" w:hAnsi="Arial" w:cs="Arial"/>
+          <w:sz w:val="22"/>
+          <w:szCs w:val="22"/>
+        </w:rPr>
+        <w:t>Historical</w:t>
+      </w:r>
+      <w:proofErr w:type="spellEnd"/>
+      <w:r>
+        <w:rPr>
+          <w:rFonts w:ascii="Arial" w:hAnsi="Arial" w:cs="Arial"/>
+          <w:sz w:val="22"/>
+          <w:szCs w:val="22"/>
+        </w:rPr>
+        <w:t xml:space="preserve"> Data (EODHD) como proveedor alternativo configurable. </w:t>
+      </w:r>
+    </w:p>
+    <w:p>
+      <w:pPr>
+        <w:pStyle w:val="NormalWeb"/>
+        <w:spacing w:line="480" w:lineRule="auto"/>
+        <w:ind w:left="1440" w:firstLine="720"/>
+        <w:rPr>
+          <w:rFonts w:ascii="Arial" w:hAnsi="Arial" w:cs="Arial"/>
+          <w:sz w:val="22"/>
+          <w:szCs w:val="22"/>
+        </w:rPr>
+      </w:pPr>
+      <w:r>
+        <w:rPr>
+          <w:rFonts w:ascii="Arial" w:hAnsi="Arial" w:cs="Arial"/>
+          <w:sz w:val="22"/>
+          <w:szCs w:val="22"/>
+        </w:rPr>
+        <w:lastRenderedPageBreak/>
+        <w:t xml:space="preserve">Además, cuenta con envío de notificaciones por correo electrónico mediante SMTP de Gmail, dejando prevista la integración con </w:t>
+      </w:r>
+      <w:proofErr w:type="spellStart"/>
+      <w:r>
+        <w:rPr>
+          <w:rFonts w:ascii="Arial" w:hAnsi="Arial" w:cs="Arial"/>
+          <w:sz w:val="22"/>
+          <w:szCs w:val="22"/>
+        </w:rPr>
+        <w:t>Resend</w:t>
+      </w:r>
+      <w:proofErr w:type="spellEnd"/>
+      <w:r>
+        <w:rPr>
+          <w:rFonts w:ascii="Arial" w:hAnsi="Arial" w:cs="Arial"/>
+          <w:sz w:val="22"/>
+          <w:szCs w:val="22"/>
+        </w:rPr>
+        <w:t xml:space="preserve"> para un escenario productivo.</w:t>
       </w:r>
     </w:p>
     <w:p>
       <w:pPr>
         <w:pStyle w:val="Ttulo2"/>
       </w:pPr>
-      <w:bookmarkStart w:id="74" w:name="_Toc230024427"/>
+      <w:bookmarkStart w:id="76" w:name="_Toc231819071"/>
       <w:r>
         <w:rPr>
           <w:rStyle w:val="Textoennegrita"/>
@@ -25249,10 +26067,9 @@
           <w:b/>
           <w:bCs w:val="0"/>
         </w:rPr>
-        <w:lastRenderedPageBreak/>
         <w:t>4. Capa de Datos (Persistencia)</w:t>
       </w:r>
-      <w:bookmarkEnd w:id="74"/>
+      <w:bookmarkEnd w:id="76"/>
     </w:p>
     <w:p>
       <w:pPr>
@@ -25275,7 +26092,7 @@
         <w:pStyle w:val="Ttulo3"/>
         <w:ind w:left="717"/>
       </w:pPr>
-      <w:bookmarkStart w:id="75" w:name="_Toc230024428"/>
+      <w:bookmarkStart w:id="77" w:name="_Toc231819072"/>
       <w:r>
         <w:rPr>
           <w:rStyle w:val="Textoennegrita"/>
@@ -25284,7 +26101,7 @@
         </w:rPr>
         <w:t>Motores:</w:t>
       </w:r>
-      <w:bookmarkEnd w:id="75"/>
+      <w:bookmarkEnd w:id="77"/>
     </w:p>
     <w:p>
       <w:pPr>
@@ -25358,7 +26175,7 @@
         <w:spacing w:line="480" w:lineRule="auto"/>
         <w:ind w:left="720"/>
       </w:pPr>
-      <w:bookmarkStart w:id="76" w:name="_Toc230024429"/>
+      <w:bookmarkStart w:id="78" w:name="_Toc231819073"/>
       <w:r>
         <w:rPr>
           <w:rStyle w:val="Textoennegrita"/>
@@ -25367,7 +26184,7 @@
         </w:rPr>
         <w:t>Estructura (Nivel Alto):</w:t>
       </w:r>
-      <w:bookmarkEnd w:id="76"/>
+      <w:bookmarkEnd w:id="78"/>
     </w:p>
     <w:p>
       <w:pPr>
@@ -25664,7 +26481,7 @@
       <w:pPr>
         <w:pStyle w:val="Ttulo2"/>
       </w:pPr>
-      <w:bookmarkStart w:id="77" w:name="_Toc230024430"/>
+      <w:bookmarkStart w:id="79" w:name="_Toc231819074"/>
       <w:r>
         <w:rPr>
           <w:rStyle w:val="Textoennegrita"/>
@@ -25672,9 +26489,10 @@
           <w:b/>
           <w:bCs w:val="0"/>
         </w:rPr>
+        <w:lastRenderedPageBreak/>
         <w:t>5. Flujo de Datos Típico (Ej: Generación de Alerta)</w:t>
       </w:r>
-      <w:bookmarkEnd w:id="77"/>
+      <w:bookmarkEnd w:id="79"/>
     </w:p>
     <w:p>
       <w:pPr>
@@ -25779,7 +26597,6 @@
           <w:rStyle w:val="Textoennegrita"/>
           <w:rFonts w:ascii="Arial" w:hAnsi="Arial" w:cs="Arial"/>
         </w:rPr>
-        <w:lastRenderedPageBreak/>
         <w:t>Controlador:</w:t>
       </w:r>
       <w:r>
@@ -25979,7 +26796,7 @@
       <w:pPr>
         <w:pStyle w:val="Ttulo2"/>
       </w:pPr>
-      <w:bookmarkStart w:id="78" w:name="_Toc230024431"/>
+      <w:bookmarkStart w:id="80" w:name="_Toc231819075"/>
       <w:r>
         <w:rPr>
           <w:rStyle w:val="Textoennegrita"/>
@@ -25989,7 +26806,7 @@
         </w:rPr>
         <w:t>6. Infraestructura de Despliegue</w:t>
       </w:r>
-      <w:bookmarkEnd w:id="78"/>
+      <w:bookmarkEnd w:id="80"/>
     </w:p>
     <w:p>
       <w:pPr>
@@ -26151,17 +26968,21 @@
         <w:pStyle w:val="Ttulo2"/>
         <w:spacing w:line="480" w:lineRule="auto"/>
       </w:pPr>
-      <w:bookmarkStart w:id="79" w:name="_Toc230024432"/>
-      <w:r>
+      <w:bookmarkStart w:id="81" w:name="_Toc231819076"/>
+      <w:r>
+        <w:lastRenderedPageBreak/>
         <w:t xml:space="preserve">7. Diagrama </w:t>
       </w:r>
       <w:r>
         <w:t>HDL</w:t>
       </w:r>
-      <w:bookmarkEnd w:id="79"/>
-    </w:p>
-    <w:p>
-      <w:r>
+      <w:bookmarkEnd w:id="81"/>
+    </w:p>
+    <w:p>
+      <w:r>
+        <w:rPr>
+          <w:noProof/>
+        </w:rPr>
         <w:drawing>
           <wp:inline distT="0" distB="0" distL="0" distR="0" wp14:anchorId="4884D8F1" wp14:editId="2DF84554">
             <wp:extent cx="5949950" cy="3248025"/>
@@ -26230,14 +27051,14 @@
       <w:r>
         <w:t xml:space="preserve"> </w:t>
       </w:r>
-      <w:bookmarkStart w:id="80" w:name="_Toc230024466"/>
+      <w:bookmarkStart w:id="82" w:name="_Toc230024466"/>
       <w:r>
         <w:t xml:space="preserve">- </w:t>
       </w:r>
       <w:r>
         <w:t>Diagrama HDL</w:t>
       </w:r>
-      <w:bookmarkEnd w:id="80"/>
+      <w:bookmarkEnd w:id="82"/>
     </w:p>
     <w:p>
       <w:pPr>
@@ -26273,15 +27094,14 @@
           <w:lang w:val="es-AR"/>
         </w:rPr>
       </w:pPr>
-      <w:bookmarkStart w:id="81" w:name="_Toc230024433"/>
-      <w:r>
-        <w:rPr>
-          <w:lang w:val="es-AR"/>
-        </w:rPr>
-        <w:lastRenderedPageBreak/>
+      <w:bookmarkStart w:id="83" w:name="_Toc231819077"/>
+      <w:r>
+        <w:rPr>
+          <w:lang w:val="es-AR"/>
+        </w:rPr>
         <w:t>Modelo de Datos</w:t>
       </w:r>
-      <w:bookmarkEnd w:id="81"/>
+      <w:bookmarkEnd w:id="83"/>
     </w:p>
     <w:p>
       <w:pPr>
@@ -26292,7 +27112,7 @@
           <w:lang w:val="es-AR"/>
         </w:rPr>
       </w:pPr>
-      <w:bookmarkStart w:id="82" w:name="_Toc230024434"/>
+      <w:bookmarkStart w:id="84" w:name="_Toc231819078"/>
       <w:r>
         <w:rPr>
           <w:lang w:val="es-AR"/>
@@ -26319,7 +27139,7 @@
         </w:rPr>
         <w:t>)</w:t>
       </w:r>
-      <w:bookmarkEnd w:id="82"/>
+      <w:bookmarkEnd w:id="84"/>
     </w:p>
     <w:p>
       <w:pPr>
@@ -26330,14 +27150,14 @@
           <w:lang w:val="es-AR"/>
         </w:rPr>
       </w:pPr>
-      <w:bookmarkStart w:id="83" w:name="_Toc230024435"/>
+      <w:bookmarkStart w:id="85" w:name="_Toc231819079"/>
       <w:r>
         <w:rPr>
           <w:lang w:val="es-AR"/>
         </w:rPr>
         <w:t>Entidades Relacionales</w:t>
       </w:r>
-      <w:bookmarkEnd w:id="83"/>
+      <w:bookmarkEnd w:id="85"/>
       <w:r>
         <w:rPr>
           <w:lang w:val="es-AR"/>
@@ -26491,6 +27311,7 @@
           <w:bCs/>
           <w:lang w:val="es-AR"/>
         </w:rPr>
+        <w:lastRenderedPageBreak/>
         <w:t>TRANSACTIONS:</w:t>
       </w:r>
       <w:r>
@@ -26506,11 +27327,11 @@
         <w:pStyle w:val="Ttulo3"/>
         <w:ind w:firstLine="720"/>
       </w:pPr>
-      <w:bookmarkStart w:id="84" w:name="_Toc230024436"/>
+      <w:bookmarkStart w:id="86" w:name="_Toc231819080"/>
       <w:r>
         <w:t>Entidades de Configuración y Preferencias</w:t>
       </w:r>
-      <w:bookmarkEnd w:id="84"/>
+      <w:bookmarkEnd w:id="86"/>
     </w:p>
     <w:p>
       <w:pPr>
@@ -26553,14 +27374,14 @@
           <w:lang w:val="es-AR"/>
         </w:rPr>
       </w:pPr>
-      <w:bookmarkStart w:id="85" w:name="_Toc230024437"/>
+      <w:bookmarkStart w:id="87" w:name="_Toc231819081"/>
       <w:r>
         <w:rPr>
           <w:lang w:val="es-AR"/>
         </w:rPr>
         <w:t>Entidades de Seguimiento</w:t>
       </w:r>
-      <w:bookmarkEnd w:id="85"/>
+      <w:bookmarkEnd w:id="87"/>
     </w:p>
     <w:p>
       <w:pPr>
@@ -26611,14 +27432,14 @@
           <w:lang w:val="es-AR"/>
         </w:rPr>
       </w:pPr>
-      <w:bookmarkStart w:id="86" w:name="_Toc230024438"/>
+      <w:bookmarkStart w:id="88" w:name="_Toc231819082"/>
       <w:r>
         <w:rPr>
           <w:lang w:val="es-AR"/>
         </w:rPr>
         <w:t>Entidades de Alertas y Notificaciones</w:t>
       </w:r>
-      <w:bookmarkEnd w:id="86"/>
+      <w:bookmarkEnd w:id="88"/>
     </w:p>
     <w:p>
       <w:pPr>
@@ -26694,15 +27515,14 @@
           <w:lang w:val="es-AR"/>
         </w:rPr>
       </w:pPr>
-      <w:bookmarkStart w:id="87" w:name="_Toc230024439"/>
-      <w:r>
-        <w:rPr>
-          <w:lang w:val="es-AR"/>
-        </w:rPr>
-        <w:lastRenderedPageBreak/>
+      <w:bookmarkStart w:id="89" w:name="_Toc231819083"/>
+      <w:r>
+        <w:rPr>
+          <w:lang w:val="es-AR"/>
+        </w:rPr>
         <w:t>Entidades de Seguridad y Autenticación</w:t>
       </w:r>
-      <w:bookmarkEnd w:id="87"/>
+      <w:bookmarkEnd w:id="89"/>
     </w:p>
     <w:p>
       <w:pPr>
@@ -26778,14 +27598,14 @@
           <w:lang w:val="es-AR"/>
         </w:rPr>
       </w:pPr>
-      <w:bookmarkStart w:id="88" w:name="_Toc230024440"/>
+      <w:bookmarkStart w:id="90" w:name="_Toc231819084"/>
       <w:r>
         <w:rPr>
           <w:lang w:val="es-AR"/>
         </w:rPr>
         <w:t>Entidades Independientes</w:t>
       </w:r>
-      <w:bookmarkEnd w:id="88"/>
+      <w:bookmarkEnd w:id="90"/>
     </w:p>
     <w:p>
       <w:pPr>
@@ -26827,11 +27647,12 @@
           <w:lang w:val="es-AR"/>
         </w:rPr>
       </w:pPr>
-      <w:bookmarkStart w:id="89" w:name="_Toc230024441"/>
-      <w:r>
-        <w:rPr>
-          <w:lang w:val="es-AR"/>
-        </w:rPr>
+      <w:bookmarkStart w:id="91" w:name="_Toc231819085"/>
+      <w:r>
+        <w:rPr>
+          <w:lang w:val="es-AR"/>
+        </w:rPr>
+        <w:lastRenderedPageBreak/>
         <w:t xml:space="preserve">2. </w:t>
       </w:r>
       <w:r>
@@ -26840,7 +27661,7 @@
         </w:rPr>
         <w:t>Modelo No Relacional (MongoDB)</w:t>
       </w:r>
-      <w:bookmarkEnd w:id="89"/>
+      <w:bookmarkEnd w:id="91"/>
     </w:p>
     <w:p>
       <w:pPr>
@@ -26878,6 +27699,7 @@
           <w:lang w:val="es-AR"/>
         </w:rPr>
       </w:pPr>
+      <w:bookmarkStart w:id="92" w:name="_GoBack"/>
       <w:r>
         <w:rPr>
           <w:rFonts w:ascii="Arial" w:hAnsi="Arial" w:cs="Arial"/>
@@ -26904,6 +27726,7 @@
         <w:t>Almacena el histórico de precios de activos financieros.</w:t>
       </w:r>
     </w:p>
+    <w:bookmarkEnd w:id="92"/>
     <w:p>
       <w:pPr>
         <w:widowControl/>
@@ -27145,12 +27968,12 @@
           <w:numId w:val="70"/>
         </w:numPr>
       </w:pPr>
-      <w:bookmarkStart w:id="90" w:name="_Toc230024442"/>
+      <w:bookmarkStart w:id="93" w:name="_Toc231819086"/>
       <w:r>
         <w:lastRenderedPageBreak/>
         <w:t>Diagrama DER</w:t>
       </w:r>
-      <w:bookmarkEnd w:id="90"/>
+      <w:bookmarkEnd w:id="93"/>
     </w:p>
     <w:p>
       <w:pPr>
@@ -27241,14 +28064,14 @@
       <w:r>
         <w:t xml:space="preserve"> </w:t>
       </w:r>
-      <w:bookmarkStart w:id="91" w:name="_Toc230024467"/>
+      <w:bookmarkStart w:id="94" w:name="_Toc230024467"/>
       <w:r>
         <w:t xml:space="preserve">- </w:t>
       </w:r>
       <w:r>
         <w:t>Diagrama DER</w:t>
       </w:r>
-      <w:bookmarkEnd w:id="91"/>
+      <w:bookmarkEnd w:id="94"/>
     </w:p>
     <w:p>
       <w:pPr>
@@ -27267,7 +28090,7 @@
           <w:lang w:val="es-AR"/>
         </w:rPr>
       </w:pPr>
-      <w:bookmarkStart w:id="92" w:name="_Toc230024443"/>
+      <w:bookmarkStart w:id="95" w:name="_Toc231819087"/>
       <w:r>
         <w:rPr>
           <w:lang w:val="es-AR"/>
@@ -27275,7 +28098,7 @@
         <w:lastRenderedPageBreak/>
         <w:t>Costos del Proyecto</w:t>
       </w:r>
-      <w:bookmarkEnd w:id="92"/>
+      <w:bookmarkEnd w:id="95"/>
     </w:p>
     <w:p>
       <w:pPr>
@@ -27402,14 +28225,14 @@
           <w:lang w:val="es-AR"/>
         </w:rPr>
       </w:pPr>
-      <w:bookmarkStart w:id="93" w:name="_Toc230024444"/>
+      <w:bookmarkStart w:id="96" w:name="_Toc231819088"/>
       <w:r>
         <w:rPr>
           <w:lang w:val="es-AR"/>
         </w:rPr>
         <w:t>1. Costos de Desarrollo (Recursos Humanos)</w:t>
       </w:r>
-      <w:bookmarkEnd w:id="93"/>
+      <w:bookmarkEnd w:id="96"/>
     </w:p>
     <w:p>
       <w:pPr>
@@ -27437,7 +28260,7 @@
           <w:lang w:val="es-AR"/>
         </w:rPr>
       </w:pPr>
-      <w:bookmarkStart w:id="94" w:name="_Toc230024445"/>
+      <w:bookmarkStart w:id="97" w:name="_Toc231819089"/>
       <w:r>
         <w:rPr>
           <w:lang w:val="es-AR"/>
@@ -27450,7 +28273,7 @@
         </w:rPr>
         <w:t>Estimación de esfuerzo</w:t>
       </w:r>
-      <w:bookmarkEnd w:id="94"/>
+      <w:bookmarkEnd w:id="97"/>
     </w:p>
     <w:p>
       <w:pPr>
@@ -27512,7 +28335,7 @@
           <w:lang w:val="es-AR"/>
         </w:rPr>
       </w:pPr>
-      <w:bookmarkStart w:id="95" w:name="_Toc230024446"/>
+      <w:bookmarkStart w:id="98" w:name="_Toc231819090"/>
       <w:r>
         <w:rPr>
           <w:lang w:val="es-AR"/>
@@ -27525,7 +28348,7 @@
         </w:rPr>
         <w:t>Tarifa por hora</w:t>
       </w:r>
-      <w:bookmarkEnd w:id="95"/>
+      <w:bookmarkEnd w:id="98"/>
     </w:p>
     <w:p>
       <w:pPr>
@@ -27587,7 +28410,7 @@
           <w:lang w:val="es-AR"/>
         </w:rPr>
       </w:pPr>
-      <w:bookmarkStart w:id="96" w:name="_Toc230024447"/>
+      <w:bookmarkStart w:id="99" w:name="_Toc231819091"/>
       <w:r>
         <w:rPr>
           <w:lang w:val="es-AR"/>
@@ -27601,7 +28424,7 @@
         </w:rPr>
         <w:t>Cálculo del costo</w:t>
       </w:r>
-      <w:bookmarkEnd w:id="96"/>
+      <w:bookmarkEnd w:id="99"/>
     </w:p>
     <w:p>
       <w:pPr>
@@ -27719,14 +28542,14 @@
           <w:lang w:val="es-AR"/>
         </w:rPr>
       </w:pPr>
-      <w:bookmarkStart w:id="97" w:name="_Toc230024448"/>
+      <w:bookmarkStart w:id="100" w:name="_Toc231819092"/>
       <w:r>
         <w:rPr>
           <w:lang w:val="es-AR"/>
         </w:rPr>
         <w:t>2. Costos de Infraestructura y Operación</w:t>
       </w:r>
-      <w:bookmarkEnd w:id="97"/>
+      <w:bookmarkEnd w:id="100"/>
     </w:p>
     <w:p>
       <w:pPr>
@@ -27754,14 +28577,14 @@
           <w:lang w:val="es-AR"/>
         </w:rPr>
       </w:pPr>
-      <w:bookmarkStart w:id="98" w:name="_Toc230024449"/>
+      <w:bookmarkStart w:id="101" w:name="_Toc231819093"/>
       <w:r>
         <w:rPr>
           <w:lang w:val="es-AR"/>
         </w:rPr>
         <w:t>2.1 Hosting (Backend + API)</w:t>
       </w:r>
-      <w:bookmarkEnd w:id="98"/>
+      <w:bookmarkEnd w:id="101"/>
     </w:p>
     <w:p>
       <w:pPr>
@@ -28034,14 +28857,14 @@
           <w:lang w:val="es-AR"/>
         </w:rPr>
       </w:pPr>
-      <w:bookmarkStart w:id="99" w:name="_Toc230024450"/>
+      <w:bookmarkStart w:id="102" w:name="_Toc231819094"/>
       <w:r>
         <w:rPr>
           <w:lang w:val="es-AR"/>
         </w:rPr>
         <w:t>2.2 Base de Datos</w:t>
       </w:r>
-      <w:bookmarkEnd w:id="99"/>
+      <w:bookmarkEnd w:id="102"/>
     </w:p>
     <w:p>
       <w:pPr>
@@ -28330,7 +29153,7 @@
           <w:lang w:val="es-AR"/>
         </w:rPr>
       </w:pPr>
-      <w:bookmarkStart w:id="100" w:name="_Toc230024451"/>
+      <w:bookmarkStart w:id="103" w:name="_Toc231819095"/>
       <w:r>
         <w:rPr>
           <w:lang w:val="es-AR"/>
@@ -28338,7 +29161,7 @@
         <w:lastRenderedPageBreak/>
         <w:t>2.3 Dominio Web (opcional)</w:t>
       </w:r>
-      <w:bookmarkEnd w:id="100"/>
+      <w:bookmarkEnd w:id="103"/>
     </w:p>
     <w:p>
       <w:pPr>
@@ -28570,14 +29393,14 @@
           <w:lang w:val="es-AR"/>
         </w:rPr>
       </w:pPr>
-      <w:bookmarkStart w:id="101" w:name="_Toc230024452"/>
+      <w:bookmarkStart w:id="104" w:name="_Toc231819096"/>
       <w:r>
         <w:rPr>
           <w:lang w:val="es-AR"/>
         </w:rPr>
         <w:t>2.4 Herramientas y Software</w:t>
       </w:r>
-      <w:bookmarkEnd w:id="101"/>
+      <w:bookmarkEnd w:id="104"/>
     </w:p>
     <w:p>
       <w:pPr>
@@ -28762,14 +29585,14 @@
           <w:lang w:val="es-AR"/>
         </w:rPr>
       </w:pPr>
-      <w:bookmarkStart w:id="102" w:name="_Toc230024453"/>
+      <w:bookmarkStart w:id="105" w:name="_Toc231819097"/>
       <w:r>
         <w:rPr>
           <w:lang w:val="es-AR"/>
         </w:rPr>
         <w:t>3. Costos de Integraciones Externas</w:t>
       </w:r>
-      <w:bookmarkEnd w:id="102"/>
+      <w:bookmarkEnd w:id="105"/>
     </w:p>
     <w:p>
       <w:pPr>
@@ -28869,6 +29692,55 @@
       </w:r>
     </w:p>
     <w:p>
+      <w:r>
+        <w:t xml:space="preserve">EOD </w:t>
+      </w:r>
+      <w:proofErr w:type="spellStart"/>
+      <w:r>
+        <w:t>Historical</w:t>
+      </w:r>
+      <w:proofErr w:type="spellEnd"/>
+      <w:r>
+        <w:t xml:space="preserve"> Data (EODHD)</w:t>
+      </w:r>
+    </w:p>
+    <w:p>
+      <w:r>
+        <w:t>Descripción: Proveedor complementario utilizado para datos históricos y consultas de mayor volumen.</w:t>
+      </w:r>
+    </w:p>
+    <w:p>
+      <w:r>
+        <w:t xml:space="preserve">Modelo de uso: servicio pago de bajo costo, con planes que permiten un volumen de hasta aproximadamente 100.000 </w:t>
+      </w:r>
+      <w:proofErr w:type="spellStart"/>
+      <w:r>
+        <w:t>requests</w:t>
+      </w:r>
+      <w:proofErr w:type="spellEnd"/>
+      <w:r>
+        <w:t xml:space="preserve"> diarios según el nivel contratado.</w:t>
+      </w:r>
+    </w:p>
+    <w:p>
+      <w:r>
+        <w:t>Planes de referencia: Plan básico (~$19,99 USD/mes), Plan intradía (~$29,99 USD/mes), Plan completo (~$99,99 USD/mes).</w:t>
+      </w:r>
+    </w:p>
+    <w:p>
+      <w:r>
+        <w:t xml:space="preserve">Costo: actualmente el sistema utiliza Yahoo Finance sin costo como proveedor principal. EOD </w:t>
+      </w:r>
+      <w:proofErr w:type="spellStart"/>
+      <w:r>
+        <w:t>Historical</w:t>
+      </w:r>
+      <w:proofErr w:type="spellEnd"/>
+      <w:r>
+        <w:t xml:space="preserve"> Data representa un costo bajo y escalable, que dependerá del nivel de uso del sistema y del plan contratado en un escenario productivo.</w:t>
+      </w:r>
+    </w:p>
+    <w:p>
       <w:pPr>
         <w:pStyle w:val="Ttulo2"/>
         <w:spacing w:line="480" w:lineRule="auto"/>
@@ -28876,7 +29748,7 @@
           <w:lang w:val="es-AR"/>
         </w:rPr>
       </w:pPr>
-      <w:bookmarkStart w:id="103" w:name="_Toc230024454"/>
+      <w:bookmarkStart w:id="106" w:name="_Toc231819098"/>
       <w:r>
         <w:rPr>
           <w:lang w:val="es-AR"/>
@@ -28890,7 +29762,7 @@
         </w:rPr>
         <w:t>Contenerización</w:t>
       </w:r>
-      <w:bookmarkEnd w:id="103"/>
+      <w:bookmarkEnd w:id="106"/>
       <w:proofErr w:type="spellEnd"/>
     </w:p>
     <w:p>
@@ -28936,6 +29808,7 @@
           <w:rFonts w:ascii="Arial" w:hAnsi="Arial" w:cs="Arial"/>
           <w:lang w:val="es-AR"/>
         </w:rPr>
+        <w:lastRenderedPageBreak/>
         <w:t xml:space="preserve">Descripción: Utilizado para </w:t>
       </w:r>
       <w:proofErr w:type="spellStart"/>
@@ -29023,15 +29896,14 @@
           <w:lang w:val="es-AR"/>
         </w:rPr>
       </w:pPr>
-      <w:bookmarkStart w:id="104" w:name="_Toc230024455"/>
-      <w:r>
-        <w:rPr>
-          <w:lang w:val="es-AR"/>
-        </w:rPr>
-        <w:lastRenderedPageBreak/>
+      <w:bookmarkStart w:id="107" w:name="_Toc231819099"/>
+      <w:r>
+        <w:rPr>
+          <w:lang w:val="es-AR"/>
+        </w:rPr>
         <w:t>5. Costos de Contingencia</w:t>
       </w:r>
-      <w:bookmarkEnd w:id="104"/>
+      <w:bookmarkEnd w:id="107"/>
     </w:p>
     <w:p>
       <w:pPr>
@@ -29133,14 +30005,14 @@
           <w:lang w:val="es-AR"/>
         </w:rPr>
       </w:pPr>
-      <w:bookmarkStart w:id="105" w:name="_Toc230024456"/>
+      <w:bookmarkStart w:id="108" w:name="_Toc231819100"/>
       <w:r>
         <w:rPr>
           <w:lang w:val="es-AR"/>
         </w:rPr>
         <w:t>6. Resumen Económico</w:t>
       </w:r>
-      <w:bookmarkEnd w:id="105"/>
+      <w:bookmarkEnd w:id="108"/>
     </w:p>
     <w:tbl>
       <w:tblPr>
@@ -29647,7 +30519,7 @@
           <w:lang w:val="es-AR"/>
         </w:rPr>
       </w:pPr>
-      <w:bookmarkStart w:id="106" w:name="_Toc230024470"/>
+      <w:bookmarkStart w:id="109" w:name="_Toc230024470"/>
       <w:r>
         <w:t xml:space="preserve">Tabla </w:t>
       </w:r>
@@ -29675,7 +30547,7 @@
       <w:r>
         <w:t>Resumen Económico</w:t>
       </w:r>
-      <w:bookmarkEnd w:id="106"/>
+      <w:bookmarkEnd w:id="109"/>
     </w:p>
     <w:p>
       <w:pPr>
@@ -29685,14 +30557,14 @@
           <w:lang w:val="es-AR"/>
         </w:rPr>
       </w:pPr>
-      <w:bookmarkStart w:id="107" w:name="_Toc230024457"/>
+      <w:bookmarkStart w:id="110" w:name="_Toc231819101"/>
       <w:r>
         <w:rPr>
           <w:lang w:val="es-AR"/>
         </w:rPr>
         <w:t>7. Conclusión</w:t>
       </w:r>
-      <w:bookmarkEnd w:id="107"/>
+      <w:bookmarkEnd w:id="110"/>
     </w:p>
     <w:p>
       <w:pPr>
@@ -29755,7 +30627,15 @@
           <w:rFonts w:ascii="Arial" w:hAnsi="Arial" w:cs="Arial"/>
           <w:lang w:val="es-AR"/>
         </w:rPr>
-        <w:t>Esto evidencia que la arquitectura elegida no solo es adecuada desde el punto de vista técnico, sino también sostenible en términos económicos.</w:t>
+        <w:t xml:space="preserve">Esto evidencia que la arquitectura elegida no solo es adecuada desde el punto de vista técnico, </w:t>
+      </w:r>
+      <w:r>
+        <w:rPr>
+          <w:rFonts w:ascii="Arial" w:hAnsi="Arial" w:cs="Arial"/>
+          <w:lang w:val="es-AR"/>
+        </w:rPr>
+        <w:lastRenderedPageBreak/>
+        <w:t>sino también sostenible en términos económicos.</w:t>
       </w:r>
     </w:p>
     <w:p/>
@@ -29763,10 +30643,7 @@
     <w:p/>
     <w:p/>
     <w:p/>
-    <w:p>
-      <w:bookmarkStart w:id="108" w:name="_GoBack"/>
-      <w:bookmarkEnd w:id="108"/>
-    </w:p>
+    <w:p/>
     <w:p>
       <w:pPr>
         <w:pStyle w:val="Ttulo1"/>
@@ -29776,15 +30653,14 @@
           <w:lang w:val="es-AR"/>
         </w:rPr>
       </w:pPr>
-      <w:bookmarkStart w:id="109" w:name="_Toc230024458"/>
-      <w:r>
-        <w:rPr>
-          <w:lang w:val="es-AR"/>
-        </w:rPr>
-        <w:lastRenderedPageBreak/>
+      <w:bookmarkStart w:id="111" w:name="_Toc231819102"/>
+      <w:r>
+        <w:rPr>
+          <w:lang w:val="es-AR"/>
+        </w:rPr>
         <w:t>Especificación de Casos de Uso</w:t>
       </w:r>
-      <w:bookmarkEnd w:id="109"/>
+      <w:bookmarkEnd w:id="111"/>
     </w:p>
     <w:p>
       <w:pPr>
@@ -29811,14 +30687,14 @@
           <w:lang w:val="es-AR"/>
         </w:rPr>
       </w:pPr>
-      <w:bookmarkStart w:id="110" w:name="_Toc230024459"/>
+      <w:bookmarkStart w:id="112" w:name="_Toc231819103"/>
       <w:r>
         <w:rPr>
           <w:lang w:val="es-AR"/>
         </w:rPr>
         <w:t>1. Identificación de Actores</w:t>
       </w:r>
-      <w:bookmarkEnd w:id="110"/>
+      <w:bookmarkEnd w:id="112"/>
     </w:p>
     <w:p>
       <w:pPr>
@@ -29922,7 +30798,7 @@
           <w:lang w:val="es-AR"/>
         </w:rPr>
       </w:pPr>
-      <w:bookmarkStart w:id="111" w:name="_Toc230024460"/>
+      <w:bookmarkStart w:id="113" w:name="_Toc231819104"/>
       <w:r>
         <w:rPr>
           <w:bCs/>
@@ -29930,7 +30806,7 @@
         </w:rPr>
         <w:t>2. Listado de Casos de Uso por Actor</w:t>
       </w:r>
-      <w:bookmarkEnd w:id="111"/>
+      <w:bookmarkEnd w:id="113"/>
     </w:p>
     <w:p>
       <w:pPr>
@@ -30141,7 +31017,15 @@
           <w:rFonts w:ascii="Arial" w:hAnsi="Arial" w:cs="Arial"/>
           <w:lang w:val="es-AR"/>
         </w:rPr>
-        <w:t xml:space="preserve"> Permite buscar activos financieros y visualizar su información actual e histórica (integración con API externa y MongoDB).</w:t>
+        <w:t xml:space="preserve"> Permite buscar activos financieros y visualizar su </w:t>
+      </w:r>
+      <w:r>
+        <w:rPr>
+          <w:rFonts w:ascii="Arial" w:hAnsi="Arial" w:cs="Arial"/>
+          <w:lang w:val="es-AR"/>
+        </w:rPr>
+        <w:lastRenderedPageBreak/>
+        <w:t>información actual e histórica (integración con API externa y MongoDB).</w:t>
       </w:r>
     </w:p>
     <w:p>
@@ -30203,15 +31087,7 @@
           <w:rFonts w:ascii="Arial" w:hAnsi="Arial" w:cs="Arial"/>
           <w:lang w:val="es-AR"/>
         </w:rPr>
-        <w:t xml:space="preserve"> Permite comprar o vender activos financieros, </w:t>
-      </w:r>
-      <w:r>
-        <w:rPr>
-          <w:rFonts w:ascii="Arial" w:hAnsi="Arial" w:cs="Arial"/>
-          <w:lang w:val="es-AR"/>
-        </w:rPr>
-        <w:lastRenderedPageBreak/>
-        <w:t>generando registros en TRANSACTIONS y actualizando el portafolio.</w:t>
+        <w:t xml:space="preserve"> Permite comprar o vender activos financieros, generando registros en TRANSACTIONS y actualizando el portafolio.</w:t>
       </w:r>
     </w:p>
     <w:p>
@@ -30346,14 +31222,14 @@
           <w:lang w:val="es-AR"/>
         </w:rPr>
       </w:pPr>
-      <w:bookmarkStart w:id="112" w:name="_Toc230024461"/>
+      <w:bookmarkStart w:id="114" w:name="_Toc231819105"/>
       <w:r>
         <w:rPr>
           <w:lang w:val="es-AR"/>
         </w:rPr>
         <w:t>3. Relación entre Casos de Uso</w:t>
       </w:r>
-      <w:bookmarkEnd w:id="112"/>
+      <w:bookmarkEnd w:id="114"/>
     </w:p>
     <w:p>
       <w:pPr>
@@ -30468,20 +31344,23 @@
           <w:lang w:val="es-AR"/>
         </w:rPr>
       </w:pPr>
-      <w:bookmarkStart w:id="113" w:name="_Toc230024462"/>
+      <w:bookmarkStart w:id="115" w:name="_Toc231819106"/>
       <w:r>
         <w:rPr>
           <w:lang w:val="es-AR"/>
         </w:rPr>
         <w:t>Diagrama Casos de Uso</w:t>
       </w:r>
-      <w:bookmarkEnd w:id="113"/>
+      <w:bookmarkEnd w:id="115"/>
     </w:p>
     <w:p>
       <w:pPr>
         <w:spacing w:line="480" w:lineRule="auto"/>
       </w:pPr>
       <w:r>
+        <w:rPr>
+          <w:noProof/>
+        </w:rPr>
         <w:drawing>
           <wp:anchor distT="0" distB="0" distL="114300" distR="114300" simplePos="0" relativeHeight="251672064" behindDoc="0" locked="0" layoutInCell="1" allowOverlap="1" wp14:anchorId="7CDA66F3">
             <wp:simplePos x="0" y="0"/>
@@ -30614,14 +31493,14 @@
       <w:r>
         <w:t xml:space="preserve"> </w:t>
       </w:r>
-      <w:bookmarkStart w:id="114" w:name="_Toc230024468"/>
+      <w:bookmarkStart w:id="116" w:name="_Toc230024468"/>
       <w:r>
         <w:t xml:space="preserve">- </w:t>
       </w:r>
       <w:r>
         <w:t>Diagrama Casos de Uso</w:t>
       </w:r>
-      <w:bookmarkEnd w:id="114"/>
+      <w:bookmarkEnd w:id="116"/>
     </w:p>
     <w:sectPr>
       <w:pgSz w:w="11920" w:h="16840"/>
@@ -33063,6 +33942,119 @@
     </w:lvl>
   </w:abstractNum>
   <w:abstractNum w:abstractNumId="17" w15:restartNumberingAfterBreak="0">
+    <w:nsid w:val="22956E35"/>
+    <w:multiLevelType w:val="hybridMultilevel"/>
+    <w:tmpl w:val="550044BA"/>
+    <w:lvl w:ilvl="0" w:tplc="2C0A0001">
+      <w:start w:val="1"/>
+      <w:numFmt w:val="bullet"/>
+      <w:lvlText w:val=""/>
+      <w:lvlJc w:val="left"/>
+      <w:pPr>
+        <w:ind w:left="1080" w:hanging="360"/>
+      </w:pPr>
+      <w:rPr>
+        <w:rFonts w:ascii="Symbol" w:hAnsi="Symbol" w:hint="default"/>
+      </w:rPr>
+    </w:lvl>
+    <w:lvl w:ilvl="1" w:tplc="2C0A0003" w:tentative="1">
+      <w:start w:val="1"/>
+      <w:numFmt w:val="bullet"/>
+      <w:lvlText w:val="o"/>
+      <w:lvlJc w:val="left"/>
+      <w:pPr>
+        <w:ind w:left="1800" w:hanging="360"/>
+      </w:pPr>
+      <w:rPr>
+        <w:rFonts w:ascii="Courier New" w:hAnsi="Courier New" w:cs="Courier New" w:hint="default"/>
+      </w:rPr>
+    </w:lvl>
+    <w:lvl w:ilvl="2" w:tplc="2C0A0005" w:tentative="1">
+      <w:start w:val="1"/>
+      <w:numFmt w:val="bullet"/>
+      <w:lvlText w:val=""/>
+      <w:lvlJc w:val="left"/>
+      <w:pPr>
+        <w:ind w:left="2520" w:hanging="360"/>
+      </w:pPr>
+      <w:rPr>
+        <w:rFonts w:ascii="Wingdings" w:hAnsi="Wingdings" w:hint="default"/>
+      </w:rPr>
+    </w:lvl>
+    <w:lvl w:ilvl="3" w:tplc="2C0A0001" w:tentative="1">
+      <w:start w:val="1"/>
+      <w:numFmt w:val="bullet"/>
+      <w:lvlText w:val=""/>
+      <w:lvlJc w:val="left"/>
+      <w:pPr>
+        <w:ind w:left="3240" w:hanging="360"/>
+      </w:pPr>
+      <w:rPr>
+        <w:rFonts w:ascii="Symbol" w:hAnsi="Symbol" w:hint="default"/>
+      </w:rPr>
+    </w:lvl>
+    <w:lvl w:ilvl="4" w:tplc="2C0A0003" w:tentative="1">
+      <w:start w:val="1"/>
+      <w:numFmt w:val="bullet"/>
+      <w:lvlText w:val="o"/>
+      <w:lvlJc w:val="left"/>
+      <w:pPr>
+        <w:ind w:left="3960" w:hanging="360"/>
+      </w:pPr>
+      <w:rPr>
+        <w:rFonts w:ascii="Courier New" w:hAnsi="Courier New" w:cs="Courier New" w:hint="default"/>
+      </w:rPr>
+    </w:lvl>
+    <w:lvl w:ilvl="5" w:tplc="2C0A0005" w:tentative="1">
+      <w:start w:val="1"/>
+      <w:numFmt w:val="bullet"/>
+      <w:lvlText w:val=""/>
+      <w:lvlJc w:val="left"/>
+      <w:pPr>
+        <w:ind w:left="4680" w:hanging="360"/>
+      </w:pPr>
+      <w:rPr>
+        <w:rFonts w:ascii="Wingdings" w:hAnsi="Wingdings" w:hint="default"/>
+      </w:rPr>
+    </w:lvl>
+    <w:lvl w:ilvl="6" w:tplc="2C0A0001" w:tentative="1">
+      <w:start w:val="1"/>
+      <w:numFmt w:val="bullet"/>
+      <w:lvlText w:val=""/>
+      <w:lvlJc w:val="left"/>
+      <w:pPr>
+        <w:ind w:left="5400" w:hanging="360"/>
+      </w:pPr>
+      <w:rPr>
+        <w:rFonts w:ascii="Symbol" w:hAnsi="Symbol" w:hint="default"/>
+      </w:rPr>
+    </w:lvl>
+    <w:lvl w:ilvl="7" w:tplc="2C0A0003" w:tentative="1">
+      <w:start w:val="1"/>
+      <w:numFmt w:val="bullet"/>
+      <w:lvlText w:val="o"/>
+      <w:lvlJc w:val="left"/>
+      <w:pPr>
+        <w:ind w:left="6120" w:hanging="360"/>
+      </w:pPr>
+      <w:rPr>
+        <w:rFonts w:ascii="Courier New" w:hAnsi="Courier New" w:cs="Courier New" w:hint="default"/>
+      </w:rPr>
+    </w:lvl>
+    <w:lvl w:ilvl="8" w:tplc="2C0A0005" w:tentative="1">
+      <w:start w:val="1"/>
+      <w:numFmt w:val="bullet"/>
+      <w:lvlText w:val=""/>
+      <w:lvlJc w:val="left"/>
+      <w:pPr>
+        <w:ind w:left="6840" w:hanging="360"/>
+      </w:pPr>
+      <w:rPr>
+        <w:rFonts w:ascii="Wingdings" w:hAnsi="Wingdings" w:hint="default"/>
+      </w:rPr>
+    </w:lvl>
+  </w:abstractNum>
+  <w:abstractNum w:abstractNumId="18" w15:restartNumberingAfterBreak="0">
     <w:nsid w:val="23104261"/>
     <w:multiLevelType w:val="multilevel"/>
     <w:tmpl w:val="A1DC1AA6"/>
@@ -33211,7 +34203,7 @@
       </w:rPr>
     </w:lvl>
   </w:abstractNum>
-  <w:abstractNum w:abstractNumId="18" w15:restartNumberingAfterBreak="0">
+  <w:abstractNum w:abstractNumId="19" w15:restartNumberingAfterBreak="0">
     <w:nsid w:val="2A831B80"/>
     <w:multiLevelType w:val="hybridMultilevel"/>
     <w:tmpl w:val="E7C28B7C"/>
@@ -33301,7 +34293,7 @@
       </w:pPr>
     </w:lvl>
   </w:abstractNum>
-  <w:abstractNum w:abstractNumId="19" w15:restartNumberingAfterBreak="0">
+  <w:abstractNum w:abstractNumId="20" w15:restartNumberingAfterBreak="0">
     <w:nsid w:val="2AD731FF"/>
     <w:multiLevelType w:val="hybridMultilevel"/>
     <w:tmpl w:val="955C75B0"/>
@@ -33414,7 +34406,7 @@
       </w:rPr>
     </w:lvl>
   </w:abstractNum>
-  <w:abstractNum w:abstractNumId="20" w15:restartNumberingAfterBreak="0">
+  <w:abstractNum w:abstractNumId="21" w15:restartNumberingAfterBreak="0">
     <w:nsid w:val="2C8E7B92"/>
     <w:multiLevelType w:val="multilevel"/>
     <w:tmpl w:val="E24C27D2"/>
@@ -33563,7 +34555,7 @@
       </w:rPr>
     </w:lvl>
   </w:abstractNum>
-  <w:abstractNum w:abstractNumId="21" w15:restartNumberingAfterBreak="0">
+  <w:abstractNum w:abstractNumId="22" w15:restartNumberingAfterBreak="0">
     <w:nsid w:val="2E843C96"/>
     <w:multiLevelType w:val="multilevel"/>
     <w:tmpl w:val="0B38A4DC"/>
@@ -33712,7 +34704,7 @@
       </w:rPr>
     </w:lvl>
   </w:abstractNum>
-  <w:abstractNum w:abstractNumId="22" w15:restartNumberingAfterBreak="0">
+  <w:abstractNum w:abstractNumId="23" w15:restartNumberingAfterBreak="0">
     <w:nsid w:val="2F047857"/>
     <w:multiLevelType w:val="hybridMultilevel"/>
     <w:tmpl w:val="E376AEEE"/>
@@ -33825,7 +34817,7 @@
       </w:rPr>
     </w:lvl>
   </w:abstractNum>
-  <w:abstractNum w:abstractNumId="23" w15:restartNumberingAfterBreak="0">
+  <w:abstractNum w:abstractNumId="24" w15:restartNumberingAfterBreak="0">
     <w:nsid w:val="2FAE5FA3"/>
     <w:multiLevelType w:val="multilevel"/>
     <w:tmpl w:val="806040A8"/>
@@ -33974,7 +34966,7 @@
       </w:rPr>
     </w:lvl>
   </w:abstractNum>
-  <w:abstractNum w:abstractNumId="24" w15:restartNumberingAfterBreak="0">
+  <w:abstractNum w:abstractNumId="25" w15:restartNumberingAfterBreak="0">
     <w:nsid w:val="303B129E"/>
     <w:multiLevelType w:val="multilevel"/>
     <w:tmpl w:val="BC5CB4AE"/>
@@ -34123,7 +35115,7 @@
       </w:rPr>
     </w:lvl>
   </w:abstractNum>
-  <w:abstractNum w:abstractNumId="25" w15:restartNumberingAfterBreak="0">
+  <w:abstractNum w:abstractNumId="26" w15:restartNumberingAfterBreak="0">
     <w:nsid w:val="30666E07"/>
     <w:multiLevelType w:val="hybridMultilevel"/>
     <w:tmpl w:val="01F44EB6"/>
@@ -34235,7 +35227,7 @@
       </w:rPr>
     </w:lvl>
   </w:abstractNum>
-  <w:abstractNum w:abstractNumId="26" w15:restartNumberingAfterBreak="0">
+  <w:abstractNum w:abstractNumId="27" w15:restartNumberingAfterBreak="0">
     <w:nsid w:val="30BF5BE7"/>
     <w:multiLevelType w:val="hybridMultilevel"/>
     <w:tmpl w:val="05F4D570"/>
@@ -34348,7 +35340,7 @@
       </w:rPr>
     </w:lvl>
   </w:abstractNum>
-  <w:abstractNum w:abstractNumId="27" w15:restartNumberingAfterBreak="0">
+  <w:abstractNum w:abstractNumId="28" w15:restartNumberingAfterBreak="0">
     <w:nsid w:val="329E1662"/>
     <w:multiLevelType w:val="multilevel"/>
     <w:tmpl w:val="8D14BC04"/>
@@ -34497,7 +35489,7 @@
       </w:rPr>
     </w:lvl>
   </w:abstractNum>
-  <w:abstractNum w:abstractNumId="28" w15:restartNumberingAfterBreak="0">
+  <w:abstractNum w:abstractNumId="29" w15:restartNumberingAfterBreak="0">
     <w:nsid w:val="32EA6A51"/>
     <w:multiLevelType w:val="multilevel"/>
     <w:tmpl w:val="CFAA2292"/>
@@ -34646,7 +35638,7 @@
       </w:rPr>
     </w:lvl>
   </w:abstractNum>
-  <w:abstractNum w:abstractNumId="29" w15:restartNumberingAfterBreak="0">
+  <w:abstractNum w:abstractNumId="30" w15:restartNumberingAfterBreak="0">
     <w:nsid w:val="32EB2732"/>
     <w:multiLevelType w:val="multilevel"/>
     <w:tmpl w:val="E0C81336"/>
@@ -34795,7 +35787,7 @@
       </w:rPr>
     </w:lvl>
   </w:abstractNum>
-  <w:abstractNum w:abstractNumId="30" w15:restartNumberingAfterBreak="0">
+  <w:abstractNum w:abstractNumId="31" w15:restartNumberingAfterBreak="0">
     <w:nsid w:val="352F05D3"/>
     <w:multiLevelType w:val="multilevel"/>
     <w:tmpl w:val="49328DB2"/>
@@ -34944,7 +35936,7 @@
       </w:rPr>
     </w:lvl>
   </w:abstractNum>
-  <w:abstractNum w:abstractNumId="31" w15:restartNumberingAfterBreak="0">
+  <w:abstractNum w:abstractNumId="32" w15:restartNumberingAfterBreak="0">
     <w:nsid w:val="35C217F4"/>
     <w:multiLevelType w:val="hybridMultilevel"/>
     <w:tmpl w:val="4E800926"/>
@@ -35057,7 +36049,7 @@
       </w:rPr>
     </w:lvl>
   </w:abstractNum>
-  <w:abstractNum w:abstractNumId="32" w15:restartNumberingAfterBreak="0">
+  <w:abstractNum w:abstractNumId="33" w15:restartNumberingAfterBreak="0">
     <w:nsid w:val="36400375"/>
     <w:multiLevelType w:val="multilevel"/>
     <w:tmpl w:val="AB2A0AC6"/>
@@ -35206,7 +36198,7 @@
       </w:rPr>
     </w:lvl>
   </w:abstractNum>
-  <w:abstractNum w:abstractNumId="33" w15:restartNumberingAfterBreak="0">
+  <w:abstractNum w:abstractNumId="34" w15:restartNumberingAfterBreak="0">
     <w:nsid w:val="36A927D2"/>
     <w:multiLevelType w:val="hybridMultilevel"/>
     <w:tmpl w:val="A7AAA73E"/>
@@ -35319,7 +36311,7 @@
       </w:rPr>
     </w:lvl>
   </w:abstractNum>
-  <w:abstractNum w:abstractNumId="34" w15:restartNumberingAfterBreak="0">
+  <w:abstractNum w:abstractNumId="35" w15:restartNumberingAfterBreak="0">
     <w:nsid w:val="376559A3"/>
     <w:multiLevelType w:val="multilevel"/>
     <w:tmpl w:val="212E4D4A"/>
@@ -35468,7 +36460,7 @@
       </w:rPr>
     </w:lvl>
   </w:abstractNum>
-  <w:abstractNum w:abstractNumId="35" w15:restartNumberingAfterBreak="0">
+  <w:abstractNum w:abstractNumId="36" w15:restartNumberingAfterBreak="0">
     <w:nsid w:val="3A8D71FB"/>
     <w:multiLevelType w:val="multilevel"/>
     <w:tmpl w:val="EC1EFE60"/>
@@ -35617,7 +36609,7 @@
       </w:rPr>
     </w:lvl>
   </w:abstractNum>
-  <w:abstractNum w:abstractNumId="36" w15:restartNumberingAfterBreak="0">
+  <w:abstractNum w:abstractNumId="37" w15:restartNumberingAfterBreak="0">
     <w:nsid w:val="3B074E44"/>
     <w:multiLevelType w:val="multilevel"/>
     <w:tmpl w:val="A23C6206"/>
@@ -35766,7 +36758,7 @@
       </w:rPr>
     </w:lvl>
   </w:abstractNum>
-  <w:abstractNum w:abstractNumId="37" w15:restartNumberingAfterBreak="0">
+  <w:abstractNum w:abstractNumId="38" w15:restartNumberingAfterBreak="0">
     <w:nsid w:val="3B1964CB"/>
     <w:multiLevelType w:val="multilevel"/>
     <w:tmpl w:val="1FD82070"/>
@@ -35915,7 +36907,7 @@
       </w:rPr>
     </w:lvl>
   </w:abstractNum>
-  <w:abstractNum w:abstractNumId="38" w15:restartNumberingAfterBreak="0">
+  <w:abstractNum w:abstractNumId="39" w15:restartNumberingAfterBreak="0">
     <w:nsid w:val="3C8D1CA3"/>
     <w:multiLevelType w:val="multilevel"/>
     <w:tmpl w:val="AF721A46"/>
@@ -36064,7 +37056,7 @@
       </w:rPr>
     </w:lvl>
   </w:abstractNum>
-  <w:abstractNum w:abstractNumId="39" w15:restartNumberingAfterBreak="0">
+  <w:abstractNum w:abstractNumId="40" w15:restartNumberingAfterBreak="0">
     <w:nsid w:val="3E5628BC"/>
     <w:multiLevelType w:val="multilevel"/>
     <w:tmpl w:val="CEB23CEC"/>
@@ -36213,7 +37205,7 @@
       </w:rPr>
     </w:lvl>
   </w:abstractNum>
-  <w:abstractNum w:abstractNumId="40" w15:restartNumberingAfterBreak="0">
+  <w:abstractNum w:abstractNumId="41" w15:restartNumberingAfterBreak="0">
     <w:nsid w:val="40F41EFD"/>
     <w:multiLevelType w:val="multilevel"/>
     <w:tmpl w:val="16DC6A5E"/>
@@ -36362,7 +37354,7 @@
       </w:rPr>
     </w:lvl>
   </w:abstractNum>
-  <w:abstractNum w:abstractNumId="41" w15:restartNumberingAfterBreak="0">
+  <w:abstractNum w:abstractNumId="42" w15:restartNumberingAfterBreak="0">
     <w:nsid w:val="412C04D9"/>
     <w:multiLevelType w:val="multilevel"/>
     <w:tmpl w:val="4F12D20C"/>
@@ -36511,7 +37503,7 @@
       </w:rPr>
     </w:lvl>
   </w:abstractNum>
-  <w:abstractNum w:abstractNumId="42" w15:restartNumberingAfterBreak="0">
+  <w:abstractNum w:abstractNumId="43" w15:restartNumberingAfterBreak="0">
     <w:nsid w:val="416031D3"/>
     <w:multiLevelType w:val="hybridMultilevel"/>
     <w:tmpl w:val="623ADAF0"/>
@@ -36624,7 +37616,7 @@
       </w:rPr>
     </w:lvl>
   </w:abstractNum>
-  <w:abstractNum w:abstractNumId="43" w15:restartNumberingAfterBreak="0">
+  <w:abstractNum w:abstractNumId="44" w15:restartNumberingAfterBreak="0">
     <w:nsid w:val="42092477"/>
     <w:multiLevelType w:val="multilevel"/>
     <w:tmpl w:val="2988A0F4"/>
@@ -36773,7 +37765,7 @@
       </w:rPr>
     </w:lvl>
   </w:abstractNum>
-  <w:abstractNum w:abstractNumId="44" w15:restartNumberingAfterBreak="0">
+  <w:abstractNum w:abstractNumId="45" w15:restartNumberingAfterBreak="0">
     <w:nsid w:val="45896A5C"/>
     <w:multiLevelType w:val="hybridMultilevel"/>
     <w:tmpl w:val="514436BC"/>
@@ -36886,7 +37878,7 @@
       </w:rPr>
     </w:lvl>
   </w:abstractNum>
-  <w:abstractNum w:abstractNumId="45" w15:restartNumberingAfterBreak="0">
+  <w:abstractNum w:abstractNumId="46" w15:restartNumberingAfterBreak="0">
     <w:nsid w:val="47FB3068"/>
     <w:multiLevelType w:val="multilevel"/>
     <w:tmpl w:val="8702E582"/>
@@ -37035,7 +38027,7 @@
       </w:rPr>
     </w:lvl>
   </w:abstractNum>
-  <w:abstractNum w:abstractNumId="46" w15:restartNumberingAfterBreak="0">
+  <w:abstractNum w:abstractNumId="47" w15:restartNumberingAfterBreak="0">
     <w:nsid w:val="4974237B"/>
     <w:multiLevelType w:val="hybridMultilevel"/>
     <w:tmpl w:val="ACF84202"/>
@@ -37148,7 +38140,7 @@
       </w:rPr>
     </w:lvl>
   </w:abstractNum>
-  <w:abstractNum w:abstractNumId="47" w15:restartNumberingAfterBreak="0">
+  <w:abstractNum w:abstractNumId="48" w15:restartNumberingAfterBreak="0">
     <w:nsid w:val="49B61017"/>
     <w:multiLevelType w:val="hybridMultilevel"/>
     <w:tmpl w:val="FC0E4F4A"/>
@@ -37261,7 +38253,7 @@
       </w:rPr>
     </w:lvl>
   </w:abstractNum>
-  <w:abstractNum w:abstractNumId="48" w15:restartNumberingAfterBreak="0">
+  <w:abstractNum w:abstractNumId="49" w15:restartNumberingAfterBreak="0">
     <w:nsid w:val="4AE56B36"/>
     <w:multiLevelType w:val="multilevel"/>
     <w:tmpl w:val="8D14BC04"/>
@@ -37410,7 +38402,7 @@
       </w:rPr>
     </w:lvl>
   </w:abstractNum>
-  <w:abstractNum w:abstractNumId="49" w15:restartNumberingAfterBreak="0">
+  <w:abstractNum w:abstractNumId="50" w15:restartNumberingAfterBreak="0">
     <w:nsid w:val="4CA401AD"/>
     <w:multiLevelType w:val="hybridMultilevel"/>
     <w:tmpl w:val="EBC0EA88"/>
@@ -37523,7 +38515,7 @@
       </w:rPr>
     </w:lvl>
   </w:abstractNum>
-  <w:abstractNum w:abstractNumId="50" w15:restartNumberingAfterBreak="0">
+  <w:abstractNum w:abstractNumId="51" w15:restartNumberingAfterBreak="0">
     <w:nsid w:val="4CAC28F8"/>
     <w:multiLevelType w:val="multilevel"/>
     <w:tmpl w:val="E5A20080"/>
@@ -37672,7 +38664,7 @@
       </w:rPr>
     </w:lvl>
   </w:abstractNum>
-  <w:abstractNum w:abstractNumId="51" w15:restartNumberingAfterBreak="0">
+  <w:abstractNum w:abstractNumId="52" w15:restartNumberingAfterBreak="0">
     <w:nsid w:val="4E0C6FE7"/>
     <w:multiLevelType w:val="multilevel"/>
     <w:tmpl w:val="8D14BC04"/>
@@ -37821,7 +38813,7 @@
       </w:rPr>
     </w:lvl>
   </w:abstractNum>
-  <w:abstractNum w:abstractNumId="52" w15:restartNumberingAfterBreak="0">
+  <w:abstractNum w:abstractNumId="53" w15:restartNumberingAfterBreak="0">
     <w:nsid w:val="4EA43576"/>
     <w:multiLevelType w:val="hybridMultilevel"/>
     <w:tmpl w:val="60B2FD2A"/>
@@ -37934,7 +38926,7 @@
       </w:rPr>
     </w:lvl>
   </w:abstractNum>
-  <w:abstractNum w:abstractNumId="53" w15:restartNumberingAfterBreak="0">
+  <w:abstractNum w:abstractNumId="54" w15:restartNumberingAfterBreak="0">
     <w:nsid w:val="50587CF1"/>
     <w:multiLevelType w:val="multilevel"/>
     <w:tmpl w:val="083E9F38"/>
@@ -38083,7 +39075,7 @@
       </w:rPr>
     </w:lvl>
   </w:abstractNum>
-  <w:abstractNum w:abstractNumId="54" w15:restartNumberingAfterBreak="0">
+  <w:abstractNum w:abstractNumId="55" w15:restartNumberingAfterBreak="0">
     <w:nsid w:val="51740931"/>
     <w:multiLevelType w:val="multilevel"/>
     <w:tmpl w:val="8D14BC04"/>
@@ -38232,7 +39224,7 @@
       </w:rPr>
     </w:lvl>
   </w:abstractNum>
-  <w:abstractNum w:abstractNumId="55" w15:restartNumberingAfterBreak="0">
+  <w:abstractNum w:abstractNumId="56" w15:restartNumberingAfterBreak="0">
     <w:nsid w:val="53BA5FB4"/>
     <w:multiLevelType w:val="hybridMultilevel"/>
     <w:tmpl w:val="2F90F07E"/>
@@ -38321,7 +39313,7 @@
       </w:pPr>
     </w:lvl>
   </w:abstractNum>
-  <w:abstractNum w:abstractNumId="56" w15:restartNumberingAfterBreak="0">
+  <w:abstractNum w:abstractNumId="57" w15:restartNumberingAfterBreak="0">
     <w:nsid w:val="54725F14"/>
     <w:multiLevelType w:val="multilevel"/>
     <w:tmpl w:val="7E4CBC5C"/>
@@ -38470,7 +39462,7 @@
       </w:rPr>
     </w:lvl>
   </w:abstractNum>
-  <w:abstractNum w:abstractNumId="57" w15:restartNumberingAfterBreak="0">
+  <w:abstractNum w:abstractNumId="58" w15:restartNumberingAfterBreak="0">
     <w:nsid w:val="57F067CE"/>
     <w:multiLevelType w:val="multilevel"/>
     <w:tmpl w:val="121E6FEA"/>
@@ -38619,7 +39611,7 @@
       </w:rPr>
     </w:lvl>
   </w:abstractNum>
-  <w:abstractNum w:abstractNumId="58" w15:restartNumberingAfterBreak="0">
+  <w:abstractNum w:abstractNumId="59" w15:restartNumberingAfterBreak="0">
     <w:nsid w:val="58410408"/>
     <w:multiLevelType w:val="hybridMultilevel"/>
     <w:tmpl w:val="C3260044"/>
@@ -38732,7 +39724,7 @@
       </w:rPr>
     </w:lvl>
   </w:abstractNum>
-  <w:abstractNum w:abstractNumId="59" w15:restartNumberingAfterBreak="0">
+  <w:abstractNum w:abstractNumId="60" w15:restartNumberingAfterBreak="0">
     <w:nsid w:val="58D104F4"/>
     <w:multiLevelType w:val="multilevel"/>
     <w:tmpl w:val="6076FE32"/>
@@ -38881,7 +39873,7 @@
       </w:rPr>
     </w:lvl>
   </w:abstractNum>
-  <w:abstractNum w:abstractNumId="60" w15:restartNumberingAfterBreak="0">
+  <w:abstractNum w:abstractNumId="61" w15:restartNumberingAfterBreak="0">
     <w:nsid w:val="58EE7575"/>
     <w:multiLevelType w:val="multilevel"/>
     <w:tmpl w:val="B002D9DC"/>
@@ -39030,7 +40022,7 @@
       </w:rPr>
     </w:lvl>
   </w:abstractNum>
-  <w:abstractNum w:abstractNumId="61" w15:restartNumberingAfterBreak="0">
+  <w:abstractNum w:abstractNumId="62" w15:restartNumberingAfterBreak="0">
     <w:nsid w:val="5C9B7A8B"/>
     <w:multiLevelType w:val="multilevel"/>
     <w:tmpl w:val="E7100E96"/>
@@ -39175,7 +40167,7 @@
       </w:rPr>
     </w:lvl>
   </w:abstractNum>
-  <w:abstractNum w:abstractNumId="62" w15:restartNumberingAfterBreak="0">
+  <w:abstractNum w:abstractNumId="63" w15:restartNumberingAfterBreak="0">
     <w:nsid w:val="61AC613C"/>
     <w:multiLevelType w:val="hybridMultilevel"/>
     <w:tmpl w:val="005AB994"/>
@@ -39288,7 +40280,7 @@
       </w:rPr>
     </w:lvl>
   </w:abstractNum>
-  <w:abstractNum w:abstractNumId="63" w15:restartNumberingAfterBreak="0">
+  <w:abstractNum w:abstractNumId="64" w15:restartNumberingAfterBreak="0">
     <w:nsid w:val="64F60744"/>
     <w:multiLevelType w:val="multilevel"/>
     <w:tmpl w:val="DD129ED6"/>
@@ -39437,7 +40429,7 @@
       </w:rPr>
     </w:lvl>
   </w:abstractNum>
-  <w:abstractNum w:abstractNumId="64" w15:restartNumberingAfterBreak="0">
+  <w:abstractNum w:abstractNumId="65" w15:restartNumberingAfterBreak="0">
     <w:nsid w:val="664E0B73"/>
     <w:multiLevelType w:val="hybridMultilevel"/>
     <w:tmpl w:val="B9742BEC"/>
@@ -39526,7 +40518,7 @@
       </w:pPr>
     </w:lvl>
   </w:abstractNum>
-  <w:abstractNum w:abstractNumId="65" w15:restartNumberingAfterBreak="0">
+  <w:abstractNum w:abstractNumId="66" w15:restartNumberingAfterBreak="0">
     <w:nsid w:val="68EC0562"/>
     <w:multiLevelType w:val="hybridMultilevel"/>
     <w:tmpl w:val="77C649D2"/>
@@ -39639,7 +40631,7 @@
       </w:rPr>
     </w:lvl>
   </w:abstractNum>
-  <w:abstractNum w:abstractNumId="66" w15:restartNumberingAfterBreak="0">
+  <w:abstractNum w:abstractNumId="67" w15:restartNumberingAfterBreak="0">
     <w:nsid w:val="6A8F4C7C"/>
     <w:multiLevelType w:val="multilevel"/>
     <w:tmpl w:val="F2D46A7C"/>
@@ -39788,7 +40780,7 @@
       </w:rPr>
     </w:lvl>
   </w:abstractNum>
-  <w:abstractNum w:abstractNumId="67" w15:restartNumberingAfterBreak="0">
+  <w:abstractNum w:abstractNumId="68" w15:restartNumberingAfterBreak="0">
     <w:nsid w:val="6ACC6743"/>
     <w:multiLevelType w:val="hybridMultilevel"/>
     <w:tmpl w:val="72BAEB0A"/>
@@ -39901,7 +40893,7 @@
       </w:rPr>
     </w:lvl>
   </w:abstractNum>
-  <w:abstractNum w:abstractNumId="68" w15:restartNumberingAfterBreak="0">
+  <w:abstractNum w:abstractNumId="69" w15:restartNumberingAfterBreak="0">
     <w:nsid w:val="6BDD50E4"/>
     <w:multiLevelType w:val="multilevel"/>
     <w:tmpl w:val="055ABE4E"/>
@@ -40050,7 +41042,7 @@
       </w:rPr>
     </w:lvl>
   </w:abstractNum>
-  <w:abstractNum w:abstractNumId="69" w15:restartNumberingAfterBreak="0">
+  <w:abstractNum w:abstractNumId="70" w15:restartNumberingAfterBreak="0">
     <w:nsid w:val="705F4D44"/>
     <w:multiLevelType w:val="multilevel"/>
     <w:tmpl w:val="B9B25A68"/>
@@ -40199,7 +41191,7 @@
       </w:rPr>
     </w:lvl>
   </w:abstractNum>
-  <w:abstractNum w:abstractNumId="70" w15:restartNumberingAfterBreak="0">
+  <w:abstractNum w:abstractNumId="71" w15:restartNumberingAfterBreak="0">
     <w:nsid w:val="71CD1E7D"/>
     <w:multiLevelType w:val="hybridMultilevel"/>
     <w:tmpl w:val="81843CC2"/>
@@ -40288,7 +41280,7 @@
       </w:pPr>
     </w:lvl>
   </w:abstractNum>
-  <w:abstractNum w:abstractNumId="71" w15:restartNumberingAfterBreak="0">
+  <w:abstractNum w:abstractNumId="72" w15:restartNumberingAfterBreak="0">
     <w:nsid w:val="71D37666"/>
     <w:multiLevelType w:val="multilevel"/>
     <w:tmpl w:val="FAB204EE"/>
@@ -40437,7 +41429,7 @@
       </w:rPr>
     </w:lvl>
   </w:abstractNum>
-  <w:abstractNum w:abstractNumId="72" w15:restartNumberingAfterBreak="0">
+  <w:abstractNum w:abstractNumId="73" w15:restartNumberingAfterBreak="0">
     <w:nsid w:val="73E9765E"/>
     <w:multiLevelType w:val="hybridMultilevel"/>
     <w:tmpl w:val="7354CFCC"/>
@@ -40550,7 +41542,7 @@
       </w:rPr>
     </w:lvl>
   </w:abstractNum>
-  <w:abstractNum w:abstractNumId="73" w15:restartNumberingAfterBreak="0">
+  <w:abstractNum w:abstractNumId="74" w15:restartNumberingAfterBreak="0">
     <w:nsid w:val="73F42647"/>
     <w:multiLevelType w:val="hybridMultilevel"/>
     <w:tmpl w:val="6B7AAC98"/>
@@ -40663,7 +41655,7 @@
       </w:rPr>
     </w:lvl>
   </w:abstractNum>
-  <w:abstractNum w:abstractNumId="74" w15:restartNumberingAfterBreak="0">
+  <w:abstractNum w:abstractNumId="75" w15:restartNumberingAfterBreak="0">
     <w:nsid w:val="77DE61A0"/>
     <w:multiLevelType w:val="hybridMultilevel"/>
     <w:tmpl w:val="15386F64"/>
@@ -40776,7 +41768,7 @@
       </w:rPr>
     </w:lvl>
   </w:abstractNum>
-  <w:abstractNum w:abstractNumId="75" w15:restartNumberingAfterBreak="0">
+  <w:abstractNum w:abstractNumId="76" w15:restartNumberingAfterBreak="0">
     <w:nsid w:val="79446707"/>
     <w:multiLevelType w:val="multilevel"/>
     <w:tmpl w:val="927C4680"/>
@@ -40893,7 +41885,7 @@
       </w:pPr>
     </w:lvl>
   </w:abstractNum>
-  <w:abstractNum w:abstractNumId="76" w15:restartNumberingAfterBreak="0">
+  <w:abstractNum w:abstractNumId="77" w15:restartNumberingAfterBreak="0">
     <w:nsid w:val="7A48721C"/>
     <w:multiLevelType w:val="multilevel"/>
     <w:tmpl w:val="E1C03468"/>
@@ -41042,7 +42034,7 @@
       </w:rPr>
     </w:lvl>
   </w:abstractNum>
-  <w:abstractNum w:abstractNumId="77" w15:restartNumberingAfterBreak="0">
+  <w:abstractNum w:abstractNumId="78" w15:restartNumberingAfterBreak="0">
     <w:nsid w:val="7C0E6D62"/>
     <w:multiLevelType w:val="multilevel"/>
     <w:tmpl w:val="3794AC44"/>
@@ -41191,7 +42183,7 @@
       </w:rPr>
     </w:lvl>
   </w:abstractNum>
-  <w:abstractNum w:abstractNumId="78" w15:restartNumberingAfterBreak="0">
+  <w:abstractNum w:abstractNumId="79" w15:restartNumberingAfterBreak="0">
     <w:nsid w:val="7CA471B1"/>
     <w:multiLevelType w:val="hybridMultilevel"/>
     <w:tmpl w:val="C1080A6E"/>
@@ -41308,88 +42300,88 @@
     <w:abstractNumId w:val="14"/>
   </w:num>
   <w:num w:numId="2">
-    <w:abstractNumId w:val="22"/>
+    <w:abstractNumId w:val="23"/>
   </w:num>
   <w:num w:numId="3">
-    <w:abstractNumId w:val="62"/>
+    <w:abstractNumId w:val="63"/>
   </w:num>
   <w:num w:numId="4">
-    <w:abstractNumId w:val="65"/>
+    <w:abstractNumId w:val="66"/>
   </w:num>
   <w:num w:numId="5">
-    <w:abstractNumId w:val="72"/>
+    <w:abstractNumId w:val="73"/>
   </w:num>
   <w:num w:numId="6">
-    <w:abstractNumId w:val="42"/>
+    <w:abstractNumId w:val="43"/>
   </w:num>
   <w:num w:numId="7">
-    <w:abstractNumId w:val="55"/>
+    <w:abstractNumId w:val="56"/>
   </w:num>
   <w:num w:numId="8">
-    <w:abstractNumId w:val="73"/>
+    <w:abstractNumId w:val="74"/>
   </w:num>
   <w:num w:numId="9">
     <w:abstractNumId w:val="3"/>
   </w:num>
   <w:num w:numId="10">
-    <w:abstractNumId w:val="33"/>
+    <w:abstractNumId w:val="34"/>
   </w:num>
   <w:num w:numId="11">
     <w:abstractNumId w:val="7"/>
   </w:num>
   <w:num w:numId="12">
-    <w:abstractNumId w:val="25"/>
+    <w:abstractNumId w:val="26"/>
   </w:num>
   <w:num w:numId="13">
-    <w:abstractNumId w:val="46"/>
+    <w:abstractNumId w:val="47"/>
   </w:num>
   <w:num w:numId="14">
-    <w:abstractNumId w:val="52"/>
+    <w:abstractNumId w:val="53"/>
   </w:num>
   <w:num w:numId="15">
-    <w:abstractNumId w:val="19"/>
+    <w:abstractNumId w:val="20"/>
   </w:num>
   <w:num w:numId="16">
-    <w:abstractNumId w:val="26"/>
+    <w:abstractNumId w:val="27"/>
   </w:num>
   <w:num w:numId="17">
-    <w:abstractNumId w:val="78"/>
+    <w:abstractNumId w:val="79"/>
   </w:num>
   <w:num w:numId="18">
-    <w:abstractNumId w:val="49"/>
+    <w:abstractNumId w:val="50"/>
   </w:num>
   <w:num w:numId="19">
     <w:abstractNumId w:val="2"/>
   </w:num>
   <w:num w:numId="20">
-    <w:abstractNumId w:val="58"/>
+    <w:abstractNumId w:val="59"/>
   </w:num>
   <w:num w:numId="21">
-    <w:abstractNumId w:val="31"/>
+    <w:abstractNumId w:val="32"/>
   </w:num>
   <w:num w:numId="22">
     <w:abstractNumId w:val="16"/>
   </w:num>
   <w:num w:numId="23">
-    <w:abstractNumId w:val="44"/>
+    <w:abstractNumId w:val="45"/>
   </w:num>
   <w:num w:numId="24">
-    <w:abstractNumId w:val="64"/>
+    <w:abstractNumId w:val="65"/>
   </w:num>
   <w:num w:numId="25">
     <w:abstractNumId w:val="0"/>
   </w:num>
   <w:num w:numId="26">
+    <w:abstractNumId w:val="68"/>
+  </w:num>
+  <w:num w:numId="27">
+    <w:abstractNumId w:val="42"/>
+  </w:num>
+  <w:num w:numId="28">
     <w:abstractNumId w:val="67"/>
   </w:num>
-  <w:num w:numId="27">
-    <w:abstractNumId w:val="41"/>
-  </w:num>
-  <w:num w:numId="28">
-    <w:abstractNumId w:val="66"/>
-  </w:num>
   <w:num w:numId="29">
-    <w:abstractNumId w:val="43"/>
+    <w:abstractNumId w:val="44"/>
   </w:num>
   <w:num w:numId="30">
     <w:abstractNumId w:val="11"/>
@@ -41398,7 +42390,7 @@
     <w:abstractNumId w:val="10"/>
   </w:num>
   <w:num w:numId="32">
-    <w:abstractNumId w:val="70"/>
+    <w:abstractNumId w:val="71"/>
   </w:num>
   <w:num w:numId="33">
     <w:abstractNumId w:val="9"/>
@@ -41407,112 +42399,112 @@
     <w:abstractNumId w:val="6"/>
   </w:num>
   <w:num w:numId="35">
-    <w:abstractNumId w:val="61"/>
+    <w:abstractNumId w:val="62"/>
   </w:num>
   <w:num w:numId="36">
     <w:abstractNumId w:val="8"/>
   </w:num>
   <w:num w:numId="37">
-    <w:abstractNumId w:val="23"/>
+    <w:abstractNumId w:val="24"/>
   </w:num>
   <w:num w:numId="38">
-    <w:abstractNumId w:val="68"/>
+    <w:abstractNumId w:val="69"/>
   </w:num>
   <w:num w:numId="39">
-    <w:abstractNumId w:val="28"/>
+    <w:abstractNumId w:val="29"/>
   </w:num>
   <w:num w:numId="40">
-    <w:abstractNumId w:val="45"/>
+    <w:abstractNumId w:val="46"/>
   </w:num>
   <w:num w:numId="41">
-    <w:abstractNumId w:val="34"/>
+    <w:abstractNumId w:val="35"/>
   </w:num>
   <w:num w:numId="42">
-    <w:abstractNumId w:val="53"/>
+    <w:abstractNumId w:val="54"/>
   </w:num>
   <w:num w:numId="43">
-    <w:abstractNumId w:val="60"/>
+    <w:abstractNumId w:val="61"/>
   </w:num>
   <w:num w:numId="44">
-    <w:abstractNumId w:val="39"/>
+    <w:abstractNumId w:val="40"/>
   </w:num>
   <w:num w:numId="45">
-    <w:abstractNumId w:val="50"/>
+    <w:abstractNumId w:val="51"/>
   </w:num>
   <w:num w:numId="46">
-    <w:abstractNumId w:val="40"/>
+    <w:abstractNumId w:val="41"/>
   </w:num>
   <w:num w:numId="47">
-    <w:abstractNumId w:val="36"/>
+    <w:abstractNumId w:val="37"/>
   </w:num>
   <w:num w:numId="48">
     <w:abstractNumId w:val="1"/>
   </w:num>
   <w:num w:numId="49">
-    <w:abstractNumId w:val="17"/>
+    <w:abstractNumId w:val="18"/>
   </w:num>
   <w:num w:numId="50">
-    <w:abstractNumId w:val="56"/>
+    <w:abstractNumId w:val="57"/>
   </w:num>
   <w:num w:numId="51">
-    <w:abstractNumId w:val="57"/>
+    <w:abstractNumId w:val="58"/>
   </w:num>
   <w:num w:numId="52">
-    <w:abstractNumId w:val="69"/>
+    <w:abstractNumId w:val="70"/>
   </w:num>
   <w:num w:numId="53">
-    <w:abstractNumId w:val="59"/>
+    <w:abstractNumId w:val="60"/>
   </w:num>
   <w:num w:numId="54">
+    <w:abstractNumId w:val="31"/>
+  </w:num>
+  <w:num w:numId="55">
     <w:abstractNumId w:val="30"/>
   </w:num>
-  <w:num w:numId="55">
-    <w:abstractNumId w:val="29"/>
-  </w:num>
   <w:num w:numId="56">
-    <w:abstractNumId w:val="32"/>
+    <w:abstractNumId w:val="33"/>
   </w:num>
   <w:num w:numId="57">
-    <w:abstractNumId w:val="51"/>
+    <w:abstractNumId w:val="52"/>
   </w:num>
   <w:num w:numId="58">
-    <w:abstractNumId w:val="35"/>
+    <w:abstractNumId w:val="36"/>
   </w:num>
   <w:num w:numId="59">
-    <w:abstractNumId w:val="20"/>
+    <w:abstractNumId w:val="21"/>
   </w:num>
   <w:num w:numId="60">
-    <w:abstractNumId w:val="77"/>
+    <w:abstractNumId w:val="78"/>
   </w:num>
   <w:num w:numId="61">
-    <w:abstractNumId w:val="21"/>
+    <w:abstractNumId w:val="22"/>
   </w:num>
   <w:num w:numId="62">
     <w:abstractNumId w:val="5"/>
   </w:num>
   <w:num w:numId="63">
-    <w:abstractNumId w:val="24"/>
+    <w:abstractNumId w:val="25"/>
   </w:num>
   <w:num w:numId="64">
-    <w:abstractNumId w:val="71"/>
+    <w:abstractNumId w:val="72"/>
   </w:num>
   <w:num w:numId="65">
-    <w:abstractNumId w:val="37"/>
+    <w:abstractNumId w:val="38"/>
   </w:num>
   <w:num w:numId="66">
-    <w:abstractNumId w:val="63"/>
+    <w:abstractNumId w:val="64"/>
   </w:num>
   <w:num w:numId="67">
-    <w:abstractNumId w:val="76"/>
+    <w:abstractNumId w:val="77"/>
   </w:num>
   <w:num w:numId="68">
-    <w:abstractNumId w:val="75"/>
+    <w:abstractNumId w:val="76"/>
   </w:num>
   <w:num w:numId="69">
     <w:abstractNumId w:val="4"/>
   </w:num>
   <w:num w:numId="70">
-    <w:abstractNumId w:val="18"/>
+    <w:abstractNumId w:val="19"/>
   </w:num>
   <w:num w:numId="71">
     <w:abstractNumId w:val="15"/>
@@ -41521,25 +42513,28 @@
     <w:abstractNumId w:val="12"/>
   </w:num>
   <w:num w:numId="73">
-    <w:abstractNumId w:val="54"/>
+    <w:abstractNumId w:val="55"/>
   </w:num>
   <w:num w:numId="74">
-    <w:abstractNumId w:val="48"/>
+    <w:abstractNumId w:val="49"/>
   </w:num>
   <w:num w:numId="75">
-    <w:abstractNumId w:val="27"/>
+    <w:abstractNumId w:val="28"/>
   </w:num>
   <w:num w:numId="76">
-    <w:abstractNumId w:val="38"/>
+    <w:abstractNumId w:val="39"/>
   </w:num>
   <w:num w:numId="77">
-    <w:abstractNumId w:val="47"/>
+    <w:abstractNumId w:val="48"/>
   </w:num>
   <w:num w:numId="78">
     <w:abstractNumId w:val="13"/>
   </w:num>
   <w:num w:numId="79">
-    <w:abstractNumId w:val="74"/>
+    <w:abstractNumId w:val="75"/>
+  </w:num>
+  <w:num w:numId="80">
+    <w:abstractNumId w:val="17"/>
   </w:num>
   <w:numIdMacAtCleanup w:val="79"/>
 </w:numbering>
@@ -42063,6 +43058,7 @@
   <w:style w:type="character" w:default="1" w:styleId="Fuentedeprrafopredeter">
     <w:name w:val="Default Paragraph Font"/>
     <w:uiPriority w:val="1"/>
+    <w:semiHidden/>
     <w:unhideWhenUsed/>
   </w:style>
   <w:style w:type="table" w:default="1" w:styleId="Tablanormal">
@@ -42864,7 +43860,7 @@
 </file>
 
 <file path=customXml/itemProps1.xml><?xml version="1.0" encoding="utf-8"?>
-<ds:datastoreItem xmlns:ds="http://schemas.openxmlformats.org/officeDocument/2006/customXml" ds:itemID="{69E88F4B-37F3-47BC-BCC0-AA6651F4FB2F}">
+<ds:datastoreItem xmlns:ds="http://schemas.openxmlformats.org/officeDocument/2006/customXml" ds:itemID="{60AB62B4-167E-47BA-A37E-6A1B7FF4FC8C}">
   <ds:schemaRefs>
     <ds:schemaRef ds:uri="http://schemas.openxmlformats.org/officeDocument/2006/bibliography"/>
   </ds:schemaRefs>
